--- a/Java for base.docx
+++ b/Java for base.docx
@@ -16042,6 +16042,14 @@
       <w:pPr>
         <w:spacing w:before="240" w:after="240" w:line="240" w:lineRule="auto"/>
         <w:rPr>
+          <w:noProof/>
+        </w:rPr>
+      </w:pPr>
+    </w:p>
+    <w:p>
+      <w:pPr>
+        <w:spacing w:before="240" w:after="240" w:line="240" w:lineRule="auto"/>
+        <w:rPr>
           <w:rFonts w:ascii="Times New Roman" w:hAnsi="Times New Roman" w:cs="Times New Roman"/>
           <w:b/>
           <w:color w:val="FF0000"/>
@@ -16050,6 +16058,8 @@
           <w:u w:val="single"/>
         </w:rPr>
       </w:pPr>
+      <w:bookmarkStart w:id="0" w:name="_GoBack"/>
+      <w:bookmarkEnd w:id="0"/>
       <w:r>
         <w:rPr>
           <w:noProof/>
@@ -16453,17 +16463,7 @@
           <w:sz w:val="26"/>
           <w:szCs w:val="26"/>
         </w:rPr>
-        <w:t>Để xác định được giá trị của phần tử tại vị trí thứ i trong mảng a ta sử dụng cú pháp a[i]. Trong đó i g</w:t>
-      </w:r>
-      <w:bookmarkStart w:id="0" w:name="_GoBack"/>
-      <w:bookmarkEnd w:id="0"/>
-      <w:r>
-        <w:rPr>
-          <w:rFonts w:ascii="Times New Roman" w:hAnsi="Times New Roman" w:cs="Times New Roman"/>
-          <w:sz w:val="26"/>
-          <w:szCs w:val="26"/>
-        </w:rPr>
-        <w:t>ọi là chỉ số (index) và bắt đầu bằng số 0.</w:t>
+        <w:t>Để xác định được giá trị của phần tử tại vị trí thứ i trong mảng a ta sử dụng cú pháp a[i]. Trong đó i gọi là chỉ số (index) và bắt đầu bằng số 0.</w:t>
       </w:r>
     </w:p>
     <w:p>
@@ -18112,7 +18112,7 @@
 </file>
 
 <file path=customXml/itemProps1.xml><?xml version="1.0" encoding="utf-8"?>
-<ds:datastoreItem xmlns:ds="http://schemas.openxmlformats.org/officeDocument/2006/customXml" ds:itemID="{52EC8F84-2981-4FE5-B0F5-CFEE8440A67E}">
+<ds:datastoreItem xmlns:ds="http://schemas.openxmlformats.org/officeDocument/2006/customXml" ds:itemID="{AB30E895-E252-4FEA-BDF5-1B842EABCB33}">
   <ds:schemaRefs>
     <ds:schemaRef ds:uri="http://schemas.openxmlformats.org/officeDocument/2006/bibliography"/>
   </ds:schemaRefs>

--- a/Java for base.docx
+++ b/Java for base.docx
@@ -1,6 +1,6 @@
 
 <file path=word/document.xml><?xml version="1.0" encoding="utf-8"?>
-<w:document xmlns:wpc="http://schemas.microsoft.com/office/word/2010/wordprocessingCanvas" xmlns:cx="http://schemas.microsoft.com/office/drawing/2014/chartex" xmlns:mc="http://schemas.openxmlformats.org/markup-compatibility/2006" xmlns:o="urn:schemas-microsoft-com:office:office" xmlns:r="http://schemas.openxmlformats.org/officeDocument/2006/relationships" xmlns:m="http://schemas.openxmlformats.org/officeDocument/2006/math" xmlns:v="urn:schemas-microsoft-com:vml" xmlns:wp14="http://schemas.microsoft.com/office/word/2010/wordprocessingDrawing" xmlns:wp="http://schemas.openxmlformats.org/drawingml/2006/wordprocessingDrawing" xmlns:w10="urn:schemas-microsoft-com:office:word" xmlns:w="http://schemas.openxmlformats.org/wordprocessingml/2006/main" xmlns:w14="http://schemas.microsoft.com/office/word/2010/wordml" xmlns:w15="http://schemas.microsoft.com/office/word/2012/wordml" xmlns:w16se="http://schemas.microsoft.com/office/word/2015/wordml/symex" xmlns:wpg="http://schemas.microsoft.com/office/word/2010/wordprocessingGroup" xmlns:wpi="http://schemas.microsoft.com/office/word/2010/wordprocessingInk" xmlns:wne="http://schemas.microsoft.com/office/word/2006/wordml" xmlns:wps="http://schemas.microsoft.com/office/word/2010/wordprocessingShape" mc:Ignorable="w14 w15 w16se wp14">
+<w:document xmlns:wpc="http://schemas.microsoft.com/office/word/2010/wordprocessingCanvas" xmlns:mc="http://schemas.openxmlformats.org/markup-compatibility/2006" xmlns:o="urn:schemas-microsoft-com:office:office" xmlns:r="http://schemas.openxmlformats.org/officeDocument/2006/relationships" xmlns:m="http://schemas.openxmlformats.org/officeDocument/2006/math" xmlns:v="urn:schemas-microsoft-com:vml" xmlns:wp14="http://schemas.microsoft.com/office/word/2010/wordprocessingDrawing" xmlns:wp="http://schemas.openxmlformats.org/drawingml/2006/wordprocessingDrawing" xmlns:w10="urn:schemas-microsoft-com:office:word" xmlns:w="http://schemas.openxmlformats.org/wordprocessingml/2006/main" xmlns:w14="http://schemas.microsoft.com/office/word/2010/wordml" xmlns:wpg="http://schemas.microsoft.com/office/word/2010/wordprocessingGroup" xmlns:wpi="http://schemas.microsoft.com/office/word/2010/wordprocessingInk" xmlns:wne="http://schemas.microsoft.com/office/word/2006/wordml" xmlns:wps="http://schemas.microsoft.com/office/word/2010/wordprocessingShape" mc:Ignorable="w14 wp14">
   <w:body>
     <w:p>
       <w:pPr>
@@ -2815,2117 +2815,6 @@
             <wp:extent cx="5943600" cy="3225165"/>
             <wp:effectExtent l="0" t="0" r="0" b="0"/>
             <wp:docPr id="1" name="Picture 1"/>
-            <wp:cNvGraphicFramePr>
-              <a:graphicFrameLocks xmlns:a="http://schemas.openxmlformats.org/drawingml/2006/main" noChangeAspect="1"/>
-            </wp:cNvGraphicFramePr>
-            <a:graphic xmlns:a="http://schemas.openxmlformats.org/drawingml/2006/main">
-              <a:graphicData uri="http://schemas.openxmlformats.org/drawingml/2006/picture">
-                <pic:pic xmlns:pic="http://schemas.openxmlformats.org/drawingml/2006/picture">
-                  <pic:nvPicPr>
-                    <pic:cNvPr id="0" name=""/>
-                    <pic:cNvPicPr/>
-                  </pic:nvPicPr>
-                  <pic:blipFill>
-                    <a:blip r:embed="rId6"/>
-                    <a:stretch>
-                      <a:fillRect/>
-                    </a:stretch>
-                  </pic:blipFill>
-                  <pic:spPr>
-                    <a:xfrm>
-                      <a:off x="0" y="0"/>
-                      <a:ext cx="5943600" cy="3225165"/>
-                    </a:xfrm>
-                    <a:prstGeom prst="rect">
-                      <a:avLst/>
-                    </a:prstGeom>
-                  </pic:spPr>
-                </pic:pic>
-              </a:graphicData>
-            </a:graphic>
-          </wp:inline>
-        </w:drawing>
-      </w:r>
-    </w:p>
-    <w:p>
-      <w:pPr>
-        <w:pBdr>
-          <w:bottom w:val="single" w:sz="6" w:space="1" w:color="auto"/>
-        </w:pBdr>
-        <w:tabs>
-          <w:tab w:val="left" w:pos="993"/>
-        </w:tabs>
-        <w:spacing w:before="120" w:after="120"/>
-        <w:rPr>
-          <w:rFonts w:ascii="Times New Roman" w:hAnsi="Times New Roman" w:cs="Times New Roman"/>
-          <w:b/>
-          <w:bCs/>
-          <w:i/>
-          <w:color w:val="FF0000"/>
-          <w:sz w:val="26"/>
-          <w:szCs w:val="26"/>
-        </w:rPr>
-      </w:pPr>
-    </w:p>
-    <w:p>
-      <w:pPr>
-        <w:spacing w:before="240" w:after="240" w:line="240" w:lineRule="auto"/>
-        <w:jc w:val="center"/>
-        <w:rPr>
-          <w:rFonts w:ascii="Times New Roman" w:hAnsi="Times New Roman" w:cs="Times New Roman"/>
-          <w:b/>
-          <w:color w:val="FF0000"/>
-          <w:sz w:val="40"/>
-          <w:szCs w:val="40"/>
-          <w:u w:val="single"/>
-        </w:rPr>
-      </w:pPr>
-      <w:r>
-        <w:rPr>
-          <w:rFonts w:ascii="Times New Roman" w:hAnsi="Times New Roman" w:cs="Times New Roman"/>
-          <w:b/>
-          <w:color w:val="FF0000"/>
-          <w:sz w:val="40"/>
-          <w:szCs w:val="40"/>
-          <w:u w:val="single"/>
-        </w:rPr>
-        <w:t>2</w:t>
-      </w:r>
-      <w:r>
-        <w:rPr>
-          <w:rFonts w:ascii="Times New Roman" w:hAnsi="Times New Roman" w:cs="Times New Roman"/>
-          <w:b/>
-          <w:color w:val="FF0000"/>
-          <w:sz w:val="40"/>
-          <w:szCs w:val="40"/>
-          <w:u w:val="single"/>
-        </w:rPr>
-        <w:t>4</w:t>
-      </w:r>
-      <w:r>
-        <w:rPr>
-          <w:rFonts w:ascii="Times New Roman" w:hAnsi="Times New Roman" w:cs="Times New Roman"/>
-          <w:b/>
-          <w:color w:val="FF0000"/>
-          <w:sz w:val="40"/>
-          <w:szCs w:val="40"/>
-          <w:u w:val="single"/>
-        </w:rPr>
-        <w:t>/4/2024:</w:t>
-      </w:r>
-    </w:p>
-    <w:p>
-      <w:pPr>
-        <w:pStyle w:val="ListParagraph"/>
-        <w:numPr>
-          <w:ilvl w:val="0"/>
-          <w:numId w:val="3"/>
-        </w:numPr>
-        <w:spacing w:before="120" w:after="120"/>
-        <w:ind w:left="284" w:hanging="284"/>
-        <w:rPr>
-          <w:rFonts w:ascii="Times New Roman" w:hAnsi="Times New Roman" w:cs="Times New Roman"/>
-          <w:bCs/>
-          <w:sz w:val="26"/>
-          <w:szCs w:val="26"/>
-        </w:rPr>
-      </w:pPr>
-      <w:r>
-        <w:rPr>
-          <w:rFonts w:ascii="Times New Roman" w:hAnsi="Times New Roman" w:cs="Times New Roman"/>
-          <w:b/>
-          <w:color w:val="FF0000"/>
-          <w:sz w:val="26"/>
-          <w:szCs w:val="26"/>
-        </w:rPr>
-        <w:t>Cấu trúc điều kiện if else trong Java</w:t>
-      </w:r>
-      <w:r>
-        <w:rPr>
-          <w:rFonts w:ascii="Times New Roman" w:hAnsi="Times New Roman" w:cs="Times New Roman"/>
-          <w:b/>
-          <w:color w:val="FF0000"/>
-          <w:sz w:val="26"/>
-          <w:szCs w:val="26"/>
-        </w:rPr>
-        <w:t>:</w:t>
-      </w:r>
-      <w:r>
-        <w:rPr>
-          <w:rFonts w:ascii="Times New Roman" w:hAnsi="Times New Roman" w:cs="Times New Roman"/>
-          <w:bCs/>
-          <w:sz w:val="26"/>
-          <w:szCs w:val="26"/>
-        </w:rPr>
-        <w:t xml:space="preserve"> </w:t>
-      </w:r>
-    </w:p>
-    <w:p>
-      <w:pPr>
-        <w:pStyle w:val="ListParagraph"/>
-        <w:numPr>
-          <w:ilvl w:val="0"/>
-          <w:numId w:val="5"/>
-        </w:numPr>
-        <w:tabs>
-          <w:tab w:val="left" w:pos="993"/>
-        </w:tabs>
-        <w:spacing w:before="120" w:after="120"/>
-        <w:ind w:left="993" w:hanging="273"/>
-        <w:rPr>
-          <w:rFonts w:ascii="Times New Roman" w:hAnsi="Times New Roman" w:cs="Times New Roman"/>
-          <w:bCs/>
-          <w:sz w:val="26"/>
-          <w:szCs w:val="26"/>
-        </w:rPr>
-      </w:pPr>
-      <w:r>
-        <w:rPr>
-          <w:rFonts w:ascii="Times New Roman" w:hAnsi="Times New Roman" w:cs="Times New Roman"/>
-          <w:bCs/>
-          <w:sz w:val="26"/>
-          <w:szCs w:val="26"/>
-        </w:rPr>
-        <w:t>Nếu biểu thức điều kiện đúng (true) thì thực hiện trong if, ngược lại nếu biểu thức sai (false) và có else thì thực hiện trong else;</w:t>
-      </w:r>
-    </w:p>
-    <w:p>
-      <w:pPr>
-        <w:pStyle w:val="ListParagraph"/>
-        <w:numPr>
-          <w:ilvl w:val="0"/>
-          <w:numId w:val="5"/>
-        </w:numPr>
-        <w:tabs>
-          <w:tab w:val="left" w:pos="993"/>
-        </w:tabs>
-        <w:spacing w:before="120" w:after="120"/>
-        <w:ind w:left="993" w:hanging="273"/>
-        <w:rPr>
-          <w:rFonts w:ascii="Times New Roman" w:hAnsi="Times New Roman" w:cs="Times New Roman"/>
-          <w:bCs/>
-          <w:sz w:val="26"/>
-          <w:szCs w:val="26"/>
-        </w:rPr>
-      </w:pPr>
-      <w:r>
-        <w:rPr>
-          <w:rFonts w:ascii="Times New Roman" w:hAnsi="Times New Roman" w:cs="Times New Roman"/>
-          <w:bCs/>
-          <w:sz w:val="26"/>
-          <w:szCs w:val="26"/>
-        </w:rPr>
-        <w:t xml:space="preserve">Ví dụ: </w:t>
-      </w:r>
-    </w:p>
-    <w:p>
-      <w:pPr>
-        <w:pStyle w:val="ListParagraph"/>
-        <w:numPr>
-          <w:ilvl w:val="0"/>
-          <w:numId w:val="7"/>
-        </w:numPr>
-        <w:tabs>
-          <w:tab w:val="left" w:pos="1276"/>
-        </w:tabs>
-        <w:spacing w:before="120" w:after="120"/>
-        <w:ind w:left="1276" w:hanging="283"/>
-        <w:rPr>
-          <w:rFonts w:ascii="Times New Roman" w:hAnsi="Times New Roman" w:cs="Times New Roman"/>
-          <w:bCs/>
-          <w:sz w:val="26"/>
-          <w:szCs w:val="26"/>
-        </w:rPr>
-      </w:pPr>
-      <w:r>
-        <w:rPr>
-          <w:rFonts w:ascii="Times New Roman" w:hAnsi="Times New Roman" w:cs="Times New Roman"/>
-          <w:bCs/>
-          <w:sz w:val="26"/>
-          <w:szCs w:val="26"/>
-        </w:rPr>
-        <w:t>if(Đèn xanh)//true</w:t>
-      </w:r>
-    </w:p>
-    <w:p>
-      <w:pPr>
-        <w:pStyle w:val="ListParagraph"/>
-        <w:tabs>
-          <w:tab w:val="left" w:pos="1276"/>
-        </w:tabs>
-        <w:spacing w:before="120" w:after="120"/>
-        <w:ind w:left="1276"/>
-        <w:rPr>
-          <w:rFonts w:ascii="Times New Roman" w:hAnsi="Times New Roman" w:cs="Times New Roman"/>
-          <w:bCs/>
-          <w:sz w:val="26"/>
-          <w:szCs w:val="26"/>
-        </w:rPr>
-      </w:pPr>
-      <w:r>
-        <w:rPr>
-          <w:rFonts w:ascii="Times New Roman" w:hAnsi="Times New Roman" w:cs="Times New Roman"/>
-          <w:bCs/>
-          <w:sz w:val="26"/>
-          <w:szCs w:val="26"/>
-        </w:rPr>
-        <w:t>{</w:t>
-      </w:r>
-    </w:p>
-    <w:p>
-      <w:pPr>
-        <w:pStyle w:val="ListParagraph"/>
-        <w:tabs>
-          <w:tab w:val="left" w:pos="1276"/>
-        </w:tabs>
-        <w:spacing w:before="120" w:after="120"/>
-        <w:ind w:left="1276"/>
-        <w:rPr>
-          <w:rFonts w:ascii="Times New Roman" w:hAnsi="Times New Roman" w:cs="Times New Roman"/>
-          <w:bCs/>
-          <w:sz w:val="26"/>
-          <w:szCs w:val="26"/>
-        </w:rPr>
-      </w:pPr>
-      <w:r>
-        <w:rPr>
-          <w:rFonts w:ascii="Times New Roman" w:hAnsi="Times New Roman" w:cs="Times New Roman"/>
-          <w:bCs/>
-          <w:sz w:val="26"/>
-          <w:szCs w:val="26"/>
-        </w:rPr>
-        <w:tab/>
-        <w:t>Được phép đi</w:t>
-      </w:r>
-    </w:p>
-    <w:p>
-      <w:pPr>
-        <w:pStyle w:val="ListParagraph"/>
-        <w:tabs>
-          <w:tab w:val="left" w:pos="1276"/>
-        </w:tabs>
-        <w:spacing w:before="120" w:after="120"/>
-        <w:ind w:left="1276"/>
-        <w:rPr>
-          <w:rFonts w:ascii="Times New Roman" w:hAnsi="Times New Roman" w:cs="Times New Roman"/>
-          <w:bCs/>
-          <w:sz w:val="26"/>
-          <w:szCs w:val="26"/>
-        </w:rPr>
-      </w:pPr>
-      <w:r>
-        <w:rPr>
-          <w:rFonts w:ascii="Times New Roman" w:hAnsi="Times New Roman" w:cs="Times New Roman"/>
-          <w:bCs/>
-          <w:sz w:val="26"/>
-          <w:szCs w:val="26"/>
-        </w:rPr>
-        <w:t>}</w:t>
-      </w:r>
-    </w:p>
-    <w:p>
-      <w:pPr>
-        <w:pStyle w:val="ListParagraph"/>
-        <w:numPr>
-          <w:ilvl w:val="0"/>
-          <w:numId w:val="7"/>
-        </w:numPr>
-        <w:tabs>
-          <w:tab w:val="left" w:pos="1276"/>
-        </w:tabs>
-        <w:spacing w:before="120" w:after="120"/>
-        <w:ind w:left="1276" w:hanging="283"/>
-        <w:rPr>
-          <w:rFonts w:ascii="Times New Roman" w:hAnsi="Times New Roman" w:cs="Times New Roman"/>
-          <w:bCs/>
-          <w:sz w:val="26"/>
-          <w:szCs w:val="26"/>
-        </w:rPr>
-      </w:pPr>
-      <w:r>
-        <w:rPr>
-          <w:rFonts w:ascii="Times New Roman" w:hAnsi="Times New Roman" w:cs="Times New Roman"/>
-          <w:bCs/>
-          <w:sz w:val="26"/>
-          <w:szCs w:val="26"/>
-        </w:rPr>
-        <w:t>else</w:t>
-      </w:r>
-    </w:p>
-    <w:p>
-      <w:pPr>
-        <w:pStyle w:val="ListParagraph"/>
-        <w:tabs>
-          <w:tab w:val="left" w:pos="1276"/>
-        </w:tabs>
-        <w:spacing w:before="120" w:after="120"/>
-        <w:ind w:left="1276"/>
-        <w:rPr>
-          <w:rFonts w:ascii="Times New Roman" w:hAnsi="Times New Roman" w:cs="Times New Roman"/>
-          <w:bCs/>
-          <w:sz w:val="26"/>
-          <w:szCs w:val="26"/>
-        </w:rPr>
-      </w:pPr>
-      <w:r>
-        <w:rPr>
-          <w:rFonts w:ascii="Times New Roman" w:hAnsi="Times New Roman" w:cs="Times New Roman"/>
-          <w:bCs/>
-          <w:sz w:val="26"/>
-          <w:szCs w:val="26"/>
-        </w:rPr>
-        <w:t>{</w:t>
-      </w:r>
-    </w:p>
-    <w:p>
-      <w:pPr>
-        <w:pStyle w:val="ListParagraph"/>
-        <w:tabs>
-          <w:tab w:val="left" w:pos="1276"/>
-        </w:tabs>
-        <w:spacing w:before="120" w:after="120"/>
-        <w:ind w:left="1276"/>
-        <w:rPr>
-          <w:rFonts w:ascii="Times New Roman" w:hAnsi="Times New Roman" w:cs="Times New Roman"/>
-          <w:bCs/>
-          <w:sz w:val="26"/>
-          <w:szCs w:val="26"/>
-        </w:rPr>
-      </w:pPr>
-      <w:r>
-        <w:rPr>
-          <w:rFonts w:ascii="Times New Roman" w:hAnsi="Times New Roman" w:cs="Times New Roman"/>
-          <w:bCs/>
-          <w:sz w:val="26"/>
-          <w:szCs w:val="26"/>
-        </w:rPr>
-        <w:tab/>
-        <w:t>Dừng xe</w:t>
-      </w:r>
-    </w:p>
-    <w:p>
-      <w:pPr>
-        <w:pStyle w:val="ListParagraph"/>
-        <w:tabs>
-          <w:tab w:val="left" w:pos="1276"/>
-        </w:tabs>
-        <w:spacing w:before="120" w:after="120"/>
-        <w:ind w:left="1276"/>
-        <w:rPr>
-          <w:rFonts w:ascii="Times New Roman" w:hAnsi="Times New Roman" w:cs="Times New Roman"/>
-          <w:bCs/>
-          <w:sz w:val="26"/>
-          <w:szCs w:val="26"/>
-        </w:rPr>
-      </w:pPr>
-      <w:r>
-        <w:rPr>
-          <w:rFonts w:ascii="Times New Roman" w:hAnsi="Times New Roman" w:cs="Times New Roman"/>
-          <w:bCs/>
-          <w:sz w:val="26"/>
-          <w:szCs w:val="26"/>
-        </w:rPr>
-        <w:t>}</w:t>
-      </w:r>
-    </w:p>
-    <w:p>
-      <w:pPr>
-        <w:pBdr>
-          <w:bottom w:val="single" w:sz="6" w:space="1" w:color="auto"/>
-        </w:pBdr>
-        <w:tabs>
-          <w:tab w:val="left" w:pos="993"/>
-        </w:tabs>
-        <w:spacing w:before="120" w:after="120"/>
-        <w:rPr>
-          <w:rFonts w:ascii="Times New Roman" w:hAnsi="Times New Roman" w:cs="Times New Roman"/>
-          <w:b/>
-          <w:bCs/>
-          <w:i/>
-          <w:color w:val="FF0000"/>
-          <w:sz w:val="26"/>
-          <w:szCs w:val="26"/>
-        </w:rPr>
-      </w:pPr>
-    </w:p>
-    <w:p>
-      <w:pPr>
-        <w:spacing w:before="240" w:after="240" w:line="240" w:lineRule="auto"/>
-        <w:jc w:val="center"/>
-        <w:rPr>
-          <w:rFonts w:ascii="Times New Roman" w:hAnsi="Times New Roman" w:cs="Times New Roman"/>
-          <w:b/>
-          <w:color w:val="FF0000"/>
-          <w:sz w:val="40"/>
-          <w:szCs w:val="40"/>
-          <w:u w:val="single"/>
-        </w:rPr>
-      </w:pPr>
-      <w:r>
-        <w:rPr>
-          <w:rFonts w:ascii="Times New Roman" w:hAnsi="Times New Roman" w:cs="Times New Roman"/>
-          <w:b/>
-          <w:color w:val="FF0000"/>
-          <w:sz w:val="40"/>
-          <w:szCs w:val="40"/>
-          <w:u w:val="single"/>
-        </w:rPr>
-        <w:t>05</w:t>
-      </w:r>
-      <w:r>
-        <w:rPr>
-          <w:rFonts w:ascii="Times New Roman" w:hAnsi="Times New Roman" w:cs="Times New Roman"/>
-          <w:b/>
-          <w:color w:val="FF0000"/>
-          <w:sz w:val="40"/>
-          <w:szCs w:val="40"/>
-          <w:u w:val="single"/>
-        </w:rPr>
-        <w:t>/</w:t>
-      </w:r>
-      <w:r>
-        <w:rPr>
-          <w:rFonts w:ascii="Times New Roman" w:hAnsi="Times New Roman" w:cs="Times New Roman"/>
-          <w:b/>
-          <w:color w:val="FF0000"/>
-          <w:sz w:val="40"/>
-          <w:szCs w:val="40"/>
-          <w:u w:val="single"/>
-        </w:rPr>
-        <w:t>5</w:t>
-      </w:r>
-      <w:r>
-        <w:rPr>
-          <w:rFonts w:ascii="Times New Roman" w:hAnsi="Times New Roman" w:cs="Times New Roman"/>
-          <w:b/>
-          <w:color w:val="FF0000"/>
-          <w:sz w:val="40"/>
-          <w:szCs w:val="40"/>
-          <w:u w:val="single"/>
-        </w:rPr>
-        <w:t>/2024:</w:t>
-      </w:r>
-    </w:p>
-    <w:p>
-      <w:pPr>
-        <w:pStyle w:val="ListParagraph"/>
-        <w:numPr>
-          <w:ilvl w:val="0"/>
-          <w:numId w:val="3"/>
-        </w:numPr>
-        <w:spacing w:before="120" w:after="120"/>
-        <w:ind w:left="284" w:hanging="284"/>
-        <w:rPr>
-          <w:rFonts w:ascii="Times New Roman" w:hAnsi="Times New Roman" w:cs="Times New Roman"/>
-          <w:b/>
-          <w:color w:val="FF0000"/>
-          <w:sz w:val="26"/>
-          <w:szCs w:val="26"/>
-        </w:rPr>
-      </w:pPr>
-      <w:r>
-        <w:rPr>
-          <w:rFonts w:ascii="Times New Roman" w:hAnsi="Times New Roman" w:cs="Times New Roman"/>
-          <w:b/>
-          <w:color w:val="FF0000"/>
-          <w:sz w:val="26"/>
-          <w:szCs w:val="26"/>
-        </w:rPr>
-        <w:t>Declare an object to retrieve information from keyboard:</w:t>
-      </w:r>
-    </w:p>
-    <w:p>
-      <w:pPr>
-        <w:pStyle w:val="ListParagraph"/>
-        <w:numPr>
-          <w:ilvl w:val="0"/>
-          <w:numId w:val="5"/>
-        </w:numPr>
-        <w:tabs>
-          <w:tab w:val="left" w:pos="993"/>
-        </w:tabs>
-        <w:spacing w:before="120" w:after="120"/>
-        <w:ind w:left="993" w:hanging="273"/>
-        <w:rPr>
-          <w:rFonts w:ascii="Times New Roman" w:hAnsi="Times New Roman" w:cs="Times New Roman"/>
-          <w:sz w:val="26"/>
-          <w:szCs w:val="26"/>
-        </w:rPr>
-      </w:pPr>
-      <w:r>
-        <w:rPr>
-          <w:rFonts w:ascii="Times New Roman" w:hAnsi="Times New Roman" w:cs="Times New Roman"/>
-          <w:sz w:val="26"/>
-          <w:szCs w:val="26"/>
-        </w:rPr>
-        <w:lastRenderedPageBreak/>
-        <w:t>Scanner sc = new Scanner(System.in);</w:t>
-      </w:r>
-    </w:p>
-    <w:p>
-      <w:pPr>
-        <w:pStyle w:val="ListParagraph"/>
-        <w:numPr>
-          <w:ilvl w:val="0"/>
-          <w:numId w:val="3"/>
-        </w:numPr>
-        <w:spacing w:before="120" w:after="120"/>
-        <w:ind w:left="284" w:hanging="284"/>
-        <w:rPr>
-          <w:rFonts w:ascii="Times New Roman" w:hAnsi="Times New Roman" w:cs="Times New Roman"/>
-          <w:b/>
-          <w:color w:val="FF0000"/>
-          <w:sz w:val="26"/>
-          <w:szCs w:val="26"/>
-        </w:rPr>
-      </w:pPr>
-      <w:r>
-        <w:rPr>
-          <w:rFonts w:ascii="Times New Roman" w:hAnsi="Times New Roman" w:cs="Times New Roman"/>
-          <w:b/>
-          <w:color w:val="FF0000"/>
-          <w:sz w:val="26"/>
-          <w:szCs w:val="26"/>
-        </w:rPr>
-        <w:t>Declare a constant</w:t>
-      </w:r>
-      <w:r>
-        <w:rPr>
-          <w:rFonts w:ascii="Times New Roman" w:hAnsi="Times New Roman" w:cs="Times New Roman"/>
-          <w:b/>
-          <w:color w:val="FF0000"/>
-          <w:sz w:val="26"/>
-          <w:szCs w:val="26"/>
-        </w:rPr>
-        <w:t xml:space="preserve">: </w:t>
-      </w:r>
-    </w:p>
-    <w:p>
-      <w:pPr>
-        <w:pStyle w:val="ListParagraph"/>
-        <w:numPr>
-          <w:ilvl w:val="0"/>
-          <w:numId w:val="5"/>
-        </w:numPr>
-        <w:tabs>
-          <w:tab w:val="left" w:pos="993"/>
-        </w:tabs>
-        <w:spacing w:before="120" w:after="120"/>
-        <w:ind w:left="993" w:hanging="273"/>
-        <w:rPr>
-          <w:rFonts w:ascii="Times New Roman" w:hAnsi="Times New Roman" w:cs="Times New Roman"/>
-          <w:bCs/>
-          <w:sz w:val="26"/>
-          <w:szCs w:val="26"/>
-        </w:rPr>
-      </w:pPr>
-      <w:r>
-        <w:rPr>
-          <w:rFonts w:ascii="Times New Roman" w:hAnsi="Times New Roman" w:cs="Times New Roman"/>
-          <w:bCs/>
-          <w:sz w:val="26"/>
-          <w:szCs w:val="26"/>
-        </w:rPr>
-        <w:t>final double PI = 3.14;</w:t>
-      </w:r>
-    </w:p>
-    <w:p>
-      <w:pPr>
-        <w:pStyle w:val="ListParagraph"/>
-        <w:numPr>
-          <w:ilvl w:val="0"/>
-          <w:numId w:val="3"/>
-        </w:numPr>
-        <w:spacing w:before="120" w:after="120"/>
-        <w:ind w:left="284" w:hanging="284"/>
-        <w:rPr>
-          <w:rFonts w:ascii="Times New Roman" w:hAnsi="Times New Roman" w:cs="Times New Roman"/>
-          <w:b/>
-          <w:color w:val="FF0000"/>
-          <w:sz w:val="26"/>
-          <w:szCs w:val="26"/>
-        </w:rPr>
-      </w:pPr>
-      <w:r>
-        <w:rPr>
-          <w:rFonts w:ascii="Times New Roman" w:hAnsi="Times New Roman" w:cs="Times New Roman"/>
-          <w:b/>
-          <w:color w:val="FF0000"/>
-          <w:sz w:val="26"/>
-          <w:szCs w:val="26"/>
-        </w:rPr>
-        <w:t>Declare variables for a character</w:t>
-      </w:r>
-    </w:p>
-    <w:p>
-      <w:pPr>
-        <w:pStyle w:val="ListParagraph"/>
-        <w:numPr>
-          <w:ilvl w:val="0"/>
-          <w:numId w:val="5"/>
-        </w:numPr>
-        <w:tabs>
-          <w:tab w:val="left" w:pos="993"/>
-        </w:tabs>
-        <w:spacing w:before="120" w:after="120"/>
-        <w:ind w:left="993" w:hanging="273"/>
-        <w:rPr>
-          <w:rFonts w:ascii="Times New Roman" w:hAnsi="Times New Roman" w:cs="Times New Roman"/>
-          <w:sz w:val="26"/>
-          <w:szCs w:val="26"/>
-        </w:rPr>
-      </w:pPr>
-      <w:r>
-        <w:rPr>
-          <w:rFonts w:ascii="Times New Roman" w:hAnsi="Times New Roman" w:cs="Times New Roman"/>
-          <w:sz w:val="26"/>
-          <w:szCs w:val="26"/>
-        </w:rPr>
-        <w:t>Char kiTu;</w:t>
-      </w:r>
-    </w:p>
-    <w:p>
-      <w:pPr>
-        <w:pStyle w:val="ListParagraph"/>
-        <w:numPr>
-          <w:ilvl w:val="0"/>
-          <w:numId w:val="5"/>
-        </w:numPr>
-        <w:tabs>
-          <w:tab w:val="left" w:pos="993"/>
-        </w:tabs>
-        <w:spacing w:before="120" w:after="120"/>
-        <w:ind w:left="993" w:hanging="273"/>
-        <w:rPr>
-          <w:rFonts w:ascii="Times New Roman" w:hAnsi="Times New Roman" w:cs="Times New Roman"/>
-          <w:sz w:val="26"/>
-          <w:szCs w:val="26"/>
-        </w:rPr>
-      </w:pPr>
-      <w:r>
-        <w:rPr>
-          <w:rFonts w:ascii="Times New Roman" w:hAnsi="Times New Roman" w:cs="Times New Roman"/>
-          <w:sz w:val="26"/>
-          <w:szCs w:val="26"/>
-        </w:rPr>
-        <w:t>Enter a character: kiTu = sc.Next().charAt(0);</w:t>
-      </w:r>
-    </w:p>
-    <w:p>
-      <w:pPr>
-        <w:pStyle w:val="ListParagraph"/>
-        <w:numPr>
-          <w:ilvl w:val="0"/>
-          <w:numId w:val="3"/>
-        </w:numPr>
-        <w:spacing w:before="120" w:after="120"/>
-        <w:ind w:left="284" w:hanging="284"/>
-        <w:rPr>
-          <w:rFonts w:ascii="Times New Roman" w:hAnsi="Times New Roman" w:cs="Times New Roman"/>
-          <w:b/>
-          <w:color w:val="FF0000"/>
-          <w:sz w:val="26"/>
-          <w:szCs w:val="26"/>
-        </w:rPr>
-      </w:pPr>
-      <w:r>
-        <w:rPr>
-          <w:rFonts w:ascii="Times New Roman" w:hAnsi="Times New Roman" w:cs="Times New Roman"/>
-          <w:b/>
-          <w:color w:val="FF0000"/>
-          <w:sz w:val="26"/>
-          <w:szCs w:val="26"/>
-        </w:rPr>
-        <w:t>Convert Char to Int (ASCII):</w:t>
-      </w:r>
-    </w:p>
-    <w:p>
-      <w:pPr>
-        <w:pStyle w:val="ListParagraph"/>
-        <w:numPr>
-          <w:ilvl w:val="0"/>
-          <w:numId w:val="5"/>
-        </w:numPr>
-        <w:tabs>
-          <w:tab w:val="left" w:pos="993"/>
-        </w:tabs>
-        <w:spacing w:before="120" w:after="120"/>
-        <w:ind w:left="993" w:hanging="273"/>
-        <w:rPr>
-          <w:rFonts w:ascii="Times New Roman" w:hAnsi="Times New Roman" w:cs="Times New Roman"/>
-          <w:sz w:val="26"/>
-          <w:szCs w:val="26"/>
-        </w:rPr>
-      </w:pPr>
-      <w:r>
-        <w:rPr>
-          <w:rFonts w:ascii="Times New Roman" w:hAnsi="Times New Roman" w:cs="Times New Roman"/>
-          <w:sz w:val="26"/>
-          <w:szCs w:val="26"/>
-        </w:rPr>
-        <w:t>(int)kiTu</w:t>
-      </w:r>
-    </w:p>
-    <w:p>
-      <w:pPr>
-        <w:pStyle w:val="ListParagraph"/>
-        <w:numPr>
-          <w:ilvl w:val="0"/>
-          <w:numId w:val="3"/>
-        </w:numPr>
-        <w:spacing w:before="120" w:after="120"/>
-        <w:ind w:left="284" w:hanging="284"/>
-        <w:rPr>
-          <w:rFonts w:ascii="Times New Roman" w:hAnsi="Times New Roman" w:cs="Times New Roman"/>
-          <w:b/>
-          <w:color w:val="FF0000"/>
-          <w:sz w:val="26"/>
-          <w:szCs w:val="26"/>
-        </w:rPr>
-      </w:pPr>
-      <w:r>
-        <w:rPr>
-          <w:rFonts w:ascii="Times New Roman" w:hAnsi="Times New Roman" w:cs="Times New Roman"/>
-          <w:b/>
-          <w:color w:val="FF0000"/>
-          <w:sz w:val="26"/>
-          <w:szCs w:val="26"/>
-        </w:rPr>
-        <w:t>Convert String to Int</w:t>
-      </w:r>
-      <w:r>
-        <w:rPr>
-          <w:rFonts w:ascii="Times New Roman" w:hAnsi="Times New Roman" w:cs="Times New Roman"/>
-          <w:b/>
-          <w:color w:val="FF0000"/>
-          <w:sz w:val="26"/>
-          <w:szCs w:val="26"/>
-        </w:rPr>
-        <w:t xml:space="preserve"> (from character):</w:t>
-      </w:r>
-    </w:p>
-    <w:p>
-      <w:pPr>
-        <w:pStyle w:val="ListParagraph"/>
-        <w:numPr>
-          <w:ilvl w:val="0"/>
-          <w:numId w:val="5"/>
-        </w:numPr>
-        <w:tabs>
-          <w:tab w:val="left" w:pos="993"/>
-        </w:tabs>
-        <w:spacing w:before="120" w:after="120"/>
-        <w:ind w:left="993" w:hanging="273"/>
-        <w:rPr>
-          <w:rFonts w:ascii="Times New Roman" w:hAnsi="Times New Roman" w:cs="Times New Roman"/>
-          <w:sz w:val="26"/>
-          <w:szCs w:val="26"/>
-        </w:rPr>
-      </w:pPr>
-      <w:r>
-        <w:rPr>
-          <w:rFonts w:ascii="Times New Roman" w:hAnsi="Times New Roman" w:cs="Times New Roman"/>
-          <w:sz w:val="26"/>
-          <w:szCs w:val="26"/>
-        </w:rPr>
-        <w:t>String buffer = "</w:t>
-      </w:r>
-      <w:r>
-        <w:rPr>
-          <w:rFonts w:ascii="Times New Roman" w:hAnsi="Times New Roman" w:cs="Times New Roman"/>
-          <w:sz w:val="26"/>
-          <w:szCs w:val="26"/>
-        </w:rPr>
-        <w:t>ab</w:t>
-      </w:r>
-      <w:r>
-        <w:rPr>
-          <w:rFonts w:ascii="Times New Roman" w:hAnsi="Times New Roman" w:cs="Times New Roman"/>
-          <w:sz w:val="26"/>
-          <w:szCs w:val="26"/>
-        </w:rPr>
-        <w:t>c";</w:t>
-      </w:r>
-    </w:p>
-    <w:p>
-      <w:pPr>
-        <w:pStyle w:val="ListParagraph"/>
-        <w:numPr>
-          <w:ilvl w:val="0"/>
-          <w:numId w:val="5"/>
-        </w:numPr>
-        <w:tabs>
-          <w:tab w:val="left" w:pos="993"/>
-        </w:tabs>
-        <w:spacing w:before="120" w:after="120"/>
-        <w:ind w:left="993" w:hanging="273"/>
-        <w:rPr>
-          <w:rFonts w:ascii="Times New Roman" w:hAnsi="Times New Roman" w:cs="Times New Roman"/>
-          <w:sz w:val="26"/>
-          <w:szCs w:val="26"/>
-        </w:rPr>
-      </w:pPr>
-      <w:r>
-        <w:rPr>
-          <w:rFonts w:ascii="Times New Roman" w:hAnsi="Times New Roman" w:cs="Times New Roman"/>
-          <w:sz w:val="26"/>
-          <w:szCs w:val="26"/>
-        </w:rPr>
-        <w:t>char ch = buffer.charAt(</w:t>
-      </w:r>
-      <w:r>
-        <w:rPr>
-          <w:rFonts w:ascii="Times New Roman" w:hAnsi="Times New Roman" w:cs="Times New Roman"/>
-          <w:sz w:val="26"/>
-          <w:szCs w:val="26"/>
-        </w:rPr>
-        <w:t>0/</w:t>
-      </w:r>
-      <w:r>
-        <w:rPr>
-          <w:rFonts w:ascii="Times New Roman" w:hAnsi="Times New Roman" w:cs="Times New Roman"/>
-          <w:sz w:val="26"/>
-          <w:szCs w:val="26"/>
-        </w:rPr>
-        <w:t>1</w:t>
-      </w:r>
-      <w:r>
-        <w:rPr>
-          <w:rFonts w:ascii="Times New Roman" w:hAnsi="Times New Roman" w:cs="Times New Roman"/>
-          <w:sz w:val="26"/>
-          <w:szCs w:val="26"/>
-        </w:rPr>
-        <w:t>/</w:t>
-      </w:r>
-      <w:r>
-        <w:rPr>
-          <w:rFonts w:ascii="Times New Roman" w:hAnsi="Times New Roman" w:cs="Times New Roman"/>
-          <w:sz w:val="26"/>
-          <w:szCs w:val="26"/>
-        </w:rPr>
-        <w:t>2</w:t>
-      </w:r>
-      <w:r>
-        <w:rPr>
-          <w:rFonts w:ascii="Times New Roman" w:hAnsi="Times New Roman" w:cs="Times New Roman"/>
-          <w:sz w:val="26"/>
-          <w:szCs w:val="26"/>
-        </w:rPr>
-        <w:t>);</w:t>
-      </w:r>
-      <w:r>
-        <w:rPr>
-          <w:rFonts w:ascii="Times New Roman" w:hAnsi="Times New Roman" w:cs="Times New Roman"/>
-          <w:sz w:val="26"/>
-          <w:szCs w:val="26"/>
-        </w:rPr>
-        <w:t xml:space="preserve"> (0=a), (1=b), (2=c)</w:t>
-      </w:r>
-      <w:r>
-        <w:rPr>
-          <w:rFonts w:ascii="Times New Roman" w:hAnsi="Times New Roman" w:cs="Times New Roman"/>
-          <w:sz w:val="26"/>
-          <w:szCs w:val="26"/>
-        </w:rPr>
-        <w:t xml:space="preserve"> (only choose one)</w:t>
-      </w:r>
-    </w:p>
-    <w:p>
-      <w:pPr>
-        <w:pStyle w:val="ListParagraph"/>
-        <w:numPr>
-          <w:ilvl w:val="0"/>
-          <w:numId w:val="5"/>
-        </w:numPr>
-        <w:tabs>
-          <w:tab w:val="left" w:pos="993"/>
-        </w:tabs>
-        <w:spacing w:before="120" w:after="120"/>
-        <w:ind w:left="993" w:hanging="273"/>
-        <w:rPr>
-          <w:rFonts w:ascii="Times New Roman" w:hAnsi="Times New Roman" w:cs="Times New Roman"/>
-          <w:sz w:val="26"/>
-          <w:szCs w:val="26"/>
-        </w:rPr>
-      </w:pPr>
-      <w:r>
-        <w:rPr>
-          <w:rFonts w:ascii="Times New Roman" w:hAnsi="Times New Roman" w:cs="Times New Roman"/>
-          <w:sz w:val="26"/>
-          <w:szCs w:val="26"/>
-        </w:rPr>
-        <w:t xml:space="preserve">System.out.println((int)ch); </w:t>
-      </w:r>
-    </w:p>
-    <w:p>
-      <w:pPr>
-        <w:pStyle w:val="ListParagraph"/>
-        <w:numPr>
-          <w:ilvl w:val="0"/>
-          <w:numId w:val="3"/>
-        </w:numPr>
-        <w:spacing w:before="120" w:after="120"/>
-        <w:ind w:left="284" w:hanging="284"/>
-        <w:rPr>
-          <w:rFonts w:ascii="Times New Roman" w:hAnsi="Times New Roman" w:cs="Times New Roman"/>
-          <w:b/>
-          <w:color w:val="FF0000"/>
-          <w:sz w:val="26"/>
-          <w:szCs w:val="26"/>
-        </w:rPr>
-      </w:pPr>
-      <w:r>
-        <w:rPr>
-          <w:rFonts w:ascii="Times New Roman" w:hAnsi="Times New Roman" w:cs="Times New Roman"/>
-          <w:b/>
-          <w:color w:val="FF0000"/>
-          <w:sz w:val="26"/>
-          <w:szCs w:val="26"/>
-        </w:rPr>
-        <w:t>Convert String to Int, Double:</w:t>
-      </w:r>
-    </w:p>
-    <w:p>
-      <w:pPr>
-        <w:pStyle w:val="ListParagraph"/>
-        <w:numPr>
-          <w:ilvl w:val="0"/>
-          <w:numId w:val="5"/>
-        </w:numPr>
-        <w:tabs>
-          <w:tab w:val="left" w:pos="993"/>
-        </w:tabs>
-        <w:spacing w:before="120" w:after="120"/>
-        <w:ind w:left="993" w:hanging="273"/>
-        <w:rPr>
-          <w:rFonts w:ascii="Times New Roman" w:hAnsi="Times New Roman" w:cs="Times New Roman"/>
-          <w:sz w:val="26"/>
-          <w:szCs w:val="26"/>
-        </w:rPr>
-      </w:pPr>
-      <w:r>
-        <w:rPr>
-          <w:rFonts w:ascii="Times New Roman" w:hAnsi="Times New Roman" w:cs="Times New Roman"/>
-          <w:sz w:val="26"/>
-          <w:szCs w:val="26"/>
-        </w:rPr>
-        <w:t xml:space="preserve">String </w:t>
-      </w:r>
-      <w:r>
-        <w:rPr>
-          <w:rFonts w:ascii="Times New Roman" w:hAnsi="Times New Roman" w:cs="Times New Roman"/>
-          <w:sz w:val="26"/>
-          <w:szCs w:val="26"/>
-        </w:rPr>
-        <w:t xml:space="preserve">strTuoi = ""; </w:t>
-      </w:r>
-      <w:r>
-        <w:rPr>
-          <w:rFonts w:ascii="Times New Roman" w:hAnsi="Times New Roman" w:cs="Times New Roman"/>
-          <w:sz w:val="26"/>
-          <w:szCs w:val="26"/>
-          <w:highlight w:val="yellow"/>
-        </w:rPr>
-        <w:t>(String must be entered as digits, not characters)</w:t>
-      </w:r>
-    </w:p>
-    <w:p>
-      <w:pPr>
-        <w:pStyle w:val="ListParagraph"/>
-        <w:numPr>
-          <w:ilvl w:val="0"/>
-          <w:numId w:val="5"/>
-        </w:numPr>
-        <w:tabs>
-          <w:tab w:val="left" w:pos="993"/>
-        </w:tabs>
-        <w:spacing w:before="120" w:after="120"/>
-        <w:ind w:left="993" w:hanging="273"/>
-        <w:rPr>
-          <w:rFonts w:ascii="Times New Roman" w:hAnsi="Times New Roman" w:cs="Times New Roman"/>
-          <w:sz w:val="26"/>
-          <w:szCs w:val="26"/>
-        </w:rPr>
-      </w:pPr>
-      <w:r>
-        <w:rPr>
-          <w:rFonts w:ascii="Times New Roman" w:hAnsi="Times New Roman" w:cs="Times New Roman"/>
-          <w:sz w:val="26"/>
-          <w:szCs w:val="26"/>
-        </w:rPr>
-        <w:t>int tuoi = 0;</w:t>
-      </w:r>
-    </w:p>
-    <w:p>
-      <w:pPr>
-        <w:pStyle w:val="ListParagraph"/>
-        <w:numPr>
-          <w:ilvl w:val="0"/>
-          <w:numId w:val="5"/>
-        </w:numPr>
-        <w:tabs>
-          <w:tab w:val="left" w:pos="993"/>
-        </w:tabs>
-        <w:spacing w:before="120" w:after="120"/>
-        <w:ind w:left="993" w:hanging="273"/>
-        <w:rPr>
-          <w:rFonts w:ascii="Times New Roman" w:hAnsi="Times New Roman" w:cs="Times New Roman"/>
-          <w:sz w:val="26"/>
-          <w:szCs w:val="26"/>
-        </w:rPr>
-      </w:pPr>
-      <w:r>
-        <w:rPr>
-          <w:rFonts w:ascii="Times New Roman" w:hAnsi="Times New Roman" w:cs="Times New Roman"/>
-          <w:sz w:val="26"/>
-          <w:szCs w:val="26"/>
-        </w:rPr>
-        <w:t>double tuoi  = 0;</w:t>
-      </w:r>
-    </w:p>
-    <w:p>
-      <w:pPr>
-        <w:pStyle w:val="ListParagraph"/>
-        <w:numPr>
-          <w:ilvl w:val="0"/>
-          <w:numId w:val="5"/>
-        </w:numPr>
-        <w:tabs>
-          <w:tab w:val="left" w:pos="993"/>
-        </w:tabs>
-        <w:spacing w:before="120" w:after="120"/>
-        <w:rPr>
-          <w:rFonts w:ascii="Times New Roman" w:hAnsi="Times New Roman" w:cs="Times New Roman"/>
-          <w:sz w:val="26"/>
-          <w:szCs w:val="26"/>
-        </w:rPr>
-      </w:pPr>
-      <w:r>
-        <w:rPr>
-          <w:rFonts w:ascii="Times New Roman" w:hAnsi="Times New Roman" w:cs="Times New Roman"/>
-          <w:sz w:val="26"/>
-          <w:szCs w:val="26"/>
-        </w:rPr>
-        <w:t>tuoi = Integer.parseInt(strTuoi);</w:t>
-      </w:r>
-    </w:p>
-    <w:p>
-      <w:pPr>
-        <w:pStyle w:val="ListParagraph"/>
-        <w:numPr>
-          <w:ilvl w:val="0"/>
-          <w:numId w:val="5"/>
-        </w:numPr>
-        <w:tabs>
-          <w:tab w:val="left" w:pos="993"/>
-        </w:tabs>
-        <w:spacing w:before="120" w:after="120"/>
-        <w:rPr>
-          <w:rFonts w:ascii="Times New Roman" w:hAnsi="Times New Roman" w:cs="Times New Roman"/>
-          <w:sz w:val="26"/>
-          <w:szCs w:val="26"/>
-        </w:rPr>
-      </w:pPr>
-      <w:r>
-        <w:rPr>
-          <w:rFonts w:ascii="Times New Roman" w:hAnsi="Times New Roman" w:cs="Times New Roman"/>
-          <w:sz w:val="26"/>
-          <w:szCs w:val="26"/>
-        </w:rPr>
-        <w:t xml:space="preserve">tuoi = </w:t>
-      </w:r>
-      <w:r>
-        <w:rPr>
-          <w:rFonts w:ascii="Times New Roman" w:hAnsi="Times New Roman" w:cs="Times New Roman"/>
-          <w:sz w:val="26"/>
-          <w:szCs w:val="26"/>
-        </w:rPr>
-        <w:t>Double.parseDouble(str</w:t>
-      </w:r>
-      <w:r>
-        <w:rPr>
-          <w:rFonts w:ascii="Times New Roman" w:hAnsi="Times New Roman" w:cs="Times New Roman"/>
-          <w:sz w:val="26"/>
-          <w:szCs w:val="26"/>
-        </w:rPr>
-        <w:t>Tuoi</w:t>
-      </w:r>
-      <w:r>
-        <w:rPr>
-          <w:rFonts w:ascii="Times New Roman" w:hAnsi="Times New Roman" w:cs="Times New Roman"/>
-          <w:sz w:val="26"/>
-          <w:szCs w:val="26"/>
-        </w:rPr>
-        <w:t>);</w:t>
-      </w:r>
-    </w:p>
-    <w:p>
-      <w:pPr>
-        <w:pStyle w:val="ListParagraph"/>
-        <w:numPr>
-          <w:ilvl w:val="0"/>
-          <w:numId w:val="3"/>
-        </w:numPr>
-        <w:spacing w:before="120" w:after="120"/>
-        <w:ind w:left="284" w:hanging="284"/>
-        <w:rPr>
-          <w:rFonts w:ascii="Times New Roman" w:hAnsi="Times New Roman" w:cs="Times New Roman"/>
-          <w:b/>
-          <w:color w:val="FF0000"/>
-          <w:sz w:val="26"/>
-          <w:szCs w:val="26"/>
-        </w:rPr>
-      </w:pPr>
-      <w:r>
-        <w:rPr>
-          <w:rFonts w:ascii="Times New Roman" w:hAnsi="Times New Roman" w:cs="Times New Roman"/>
-          <w:b/>
-          <w:color w:val="FF0000"/>
-          <w:sz w:val="26"/>
-          <w:szCs w:val="26"/>
-        </w:rPr>
-        <w:t>Convert String to Int, Double (other method):</w:t>
-      </w:r>
-    </w:p>
-    <w:p>
-      <w:pPr>
-        <w:pStyle w:val="ListParagraph"/>
-        <w:numPr>
-          <w:ilvl w:val="0"/>
-          <w:numId w:val="5"/>
-        </w:numPr>
-        <w:tabs>
-          <w:tab w:val="left" w:pos="993"/>
-        </w:tabs>
-        <w:spacing w:before="120" w:after="120"/>
-        <w:ind w:left="993" w:hanging="273"/>
-        <w:rPr>
-          <w:rFonts w:ascii="Times New Roman" w:hAnsi="Times New Roman" w:cs="Times New Roman"/>
-          <w:sz w:val="26"/>
-          <w:szCs w:val="26"/>
-        </w:rPr>
-      </w:pPr>
-      <w:r>
-        <w:rPr>
-          <w:rFonts w:ascii="Times New Roman" w:hAnsi="Times New Roman" w:cs="Times New Roman"/>
-          <w:sz w:val="26"/>
-          <w:szCs w:val="26"/>
-        </w:rPr>
-        <w:t xml:space="preserve">String </w:t>
-      </w:r>
-      <w:r>
-        <w:rPr>
-          <w:rFonts w:ascii="Times New Roman" w:hAnsi="Times New Roman" w:cs="Times New Roman"/>
-          <w:sz w:val="26"/>
-          <w:szCs w:val="26"/>
-        </w:rPr>
-        <w:t xml:space="preserve">strTuoi = ""; </w:t>
-      </w:r>
-    </w:p>
-    <w:p>
-      <w:pPr>
-        <w:pStyle w:val="ListParagraph"/>
-        <w:numPr>
-          <w:ilvl w:val="0"/>
-          <w:numId w:val="5"/>
-        </w:numPr>
-        <w:tabs>
-          <w:tab w:val="left" w:pos="993"/>
-        </w:tabs>
-        <w:spacing w:before="120" w:after="120"/>
-        <w:rPr>
-          <w:rFonts w:ascii="Times New Roman" w:hAnsi="Times New Roman" w:cs="Times New Roman"/>
-          <w:sz w:val="26"/>
-          <w:szCs w:val="26"/>
-        </w:rPr>
-      </w:pPr>
-      <w:r>
-        <w:rPr>
-          <w:rFonts w:ascii="Times New Roman" w:hAnsi="Times New Roman" w:cs="Times New Roman"/>
-          <w:sz w:val="26"/>
-          <w:szCs w:val="26"/>
-        </w:rPr>
-        <w:t>tuoi = Integer.parseInt(strTuoi</w:t>
-      </w:r>
-      <w:r>
-        <w:rPr>
-          <w:rFonts w:ascii="Times New Roman" w:hAnsi="Times New Roman" w:cs="Times New Roman"/>
-          <w:sz w:val="26"/>
-          <w:szCs w:val="26"/>
-        </w:rPr>
-        <w:t>,16/8</w:t>
-      </w:r>
-      <w:r>
-        <w:rPr>
-          <w:rFonts w:ascii="Times New Roman" w:hAnsi="Times New Roman" w:cs="Times New Roman"/>
-          <w:sz w:val="26"/>
-          <w:szCs w:val="26"/>
-        </w:rPr>
-        <w:t>);</w:t>
-      </w:r>
-      <w:r>
-        <w:rPr>
-          <w:rFonts w:ascii="Times New Roman" w:hAnsi="Times New Roman" w:cs="Times New Roman"/>
-          <w:sz w:val="26"/>
-          <w:szCs w:val="26"/>
-        </w:rPr>
-        <w:t xml:space="preserve"> </w:t>
-      </w:r>
-      <w:r>
-        <w:rPr>
-          <w:rFonts w:ascii="Times New Roman" w:hAnsi="Times New Roman" w:cs="Times New Roman"/>
-          <w:sz w:val="26"/>
-          <w:szCs w:val="26"/>
-          <w:highlight w:val="yellow"/>
-        </w:rPr>
-        <w:t>(convert from String (16=hexa,8=octal) to integer tuoi (decimal))</w:t>
-      </w:r>
-    </w:p>
-    <w:p>
-      <w:pPr>
-        <w:pStyle w:val="ListParagraph"/>
-        <w:numPr>
-          <w:ilvl w:val="0"/>
-          <w:numId w:val="3"/>
-        </w:numPr>
-        <w:spacing w:before="120" w:after="120"/>
-        <w:ind w:left="284" w:hanging="284"/>
-        <w:rPr>
-          <w:rFonts w:ascii="Times New Roman" w:hAnsi="Times New Roman" w:cs="Times New Roman"/>
-          <w:b/>
-          <w:color w:val="FF0000"/>
-          <w:sz w:val="26"/>
-          <w:szCs w:val="26"/>
-        </w:rPr>
-      </w:pPr>
-      <w:r>
-        <w:rPr>
-          <w:rFonts w:ascii="Times New Roman" w:hAnsi="Times New Roman" w:cs="Times New Roman"/>
-          <w:b/>
-          <w:color w:val="FF0000"/>
-          <w:sz w:val="26"/>
-          <w:szCs w:val="26"/>
-        </w:rPr>
-        <w:t>Method to catch error, use:</w:t>
-      </w:r>
-    </w:p>
-    <w:p>
-      <w:pPr>
-        <w:pStyle w:val="ListParagraph"/>
-        <w:numPr>
-          <w:ilvl w:val="0"/>
-          <w:numId w:val="5"/>
-        </w:numPr>
-        <w:tabs>
-          <w:tab w:val="left" w:pos="993"/>
-        </w:tabs>
-        <w:spacing w:before="120" w:after="120"/>
-        <w:rPr>
-          <w:rFonts w:ascii="Times New Roman" w:hAnsi="Times New Roman" w:cs="Times New Roman"/>
-          <w:sz w:val="26"/>
-          <w:szCs w:val="26"/>
-        </w:rPr>
-      </w:pPr>
-      <w:r>
-        <w:rPr>
-          <w:rFonts w:ascii="Times New Roman" w:hAnsi="Times New Roman" w:cs="Times New Roman"/>
-          <w:sz w:val="26"/>
-          <w:szCs w:val="26"/>
-        </w:rPr>
-        <w:t>Try {Content needed to be entered correctly}</w:t>
-      </w:r>
-    </w:p>
-    <w:p>
-      <w:pPr>
-        <w:pStyle w:val="ListParagraph"/>
-        <w:numPr>
-          <w:ilvl w:val="0"/>
-          <w:numId w:val="5"/>
-        </w:numPr>
-        <w:tabs>
-          <w:tab w:val="left" w:pos="993"/>
-        </w:tabs>
-        <w:spacing w:before="120" w:after="120"/>
-        <w:rPr>
-          <w:rFonts w:ascii="Times New Roman" w:hAnsi="Times New Roman" w:cs="Times New Roman"/>
-          <w:sz w:val="26"/>
-          <w:szCs w:val="26"/>
-        </w:rPr>
-      </w:pPr>
-      <w:r>
-        <w:rPr>
-          <w:rFonts w:ascii="Times New Roman" w:hAnsi="Times New Roman" w:cs="Times New Roman"/>
-          <w:sz w:val="26"/>
-          <w:szCs w:val="26"/>
-        </w:rPr>
-        <w:t>Catch (NumberFormatException ex)</w:t>
-      </w:r>
-    </w:p>
-    <w:p>
-      <w:pPr>
-        <w:pStyle w:val="ListParagraph"/>
-        <w:tabs>
-          <w:tab w:val="left" w:pos="993"/>
-        </w:tabs>
-        <w:spacing w:before="120" w:after="120"/>
-        <w:ind w:left="1080"/>
-        <w:rPr>
-          <w:rFonts w:ascii="Times New Roman" w:hAnsi="Times New Roman" w:cs="Times New Roman"/>
-          <w:sz w:val="26"/>
-          <w:szCs w:val="26"/>
-        </w:rPr>
-      </w:pPr>
-      <w:r>
-        <w:rPr>
-          <w:rFonts w:ascii="Times New Roman" w:hAnsi="Times New Roman" w:cs="Times New Roman"/>
-          <w:sz w:val="26"/>
-          <w:szCs w:val="26"/>
-        </w:rPr>
-        <w:t>{If the content entered is incorrect, catch will operate)</w:t>
-      </w:r>
-    </w:p>
-    <w:p>
-      <w:pPr>
-        <w:pStyle w:val="ListParagraph"/>
-        <w:numPr>
-          <w:ilvl w:val="0"/>
-          <w:numId w:val="3"/>
-        </w:numPr>
-        <w:spacing w:before="120" w:after="120"/>
-        <w:ind w:left="284" w:hanging="284"/>
-        <w:rPr>
-          <w:rFonts w:ascii="Times New Roman" w:hAnsi="Times New Roman" w:cs="Times New Roman"/>
-          <w:b/>
-          <w:color w:val="FF0000"/>
-          <w:sz w:val="26"/>
-          <w:szCs w:val="26"/>
-        </w:rPr>
-      </w:pPr>
-      <w:r>
-        <w:rPr>
-          <w:rFonts w:ascii="Times New Roman" w:hAnsi="Times New Roman" w:cs="Times New Roman"/>
-          <w:b/>
-          <w:color w:val="FF0000"/>
-          <w:sz w:val="26"/>
-          <w:szCs w:val="26"/>
-        </w:rPr>
-        <w:t>Covnert Int to String (2: Binary, 08: Octal, 10: Decimal, 16: Hexa …)</w:t>
-      </w:r>
-    </w:p>
-    <w:p>
-      <w:pPr>
-        <w:pStyle w:val="ListParagraph"/>
-        <w:numPr>
-          <w:ilvl w:val="0"/>
-          <w:numId w:val="5"/>
-        </w:numPr>
-        <w:tabs>
-          <w:tab w:val="left" w:pos="993"/>
-        </w:tabs>
-        <w:spacing w:before="120" w:after="120"/>
-        <w:rPr>
-          <w:rFonts w:ascii="Times New Roman" w:hAnsi="Times New Roman" w:cs="Times New Roman"/>
-          <w:sz w:val="26"/>
-          <w:szCs w:val="26"/>
-        </w:rPr>
-      </w:pPr>
-      <w:r>
-        <w:rPr>
-          <w:rFonts w:ascii="Times New Roman" w:hAnsi="Times New Roman" w:cs="Times New Roman"/>
-          <w:sz w:val="26"/>
-          <w:szCs w:val="26"/>
-        </w:rPr>
-        <w:t>int i = 32;</w:t>
-      </w:r>
-    </w:p>
-    <w:p>
-      <w:pPr>
-        <w:pStyle w:val="ListParagraph"/>
-        <w:numPr>
-          <w:ilvl w:val="0"/>
-          <w:numId w:val="5"/>
-        </w:numPr>
-        <w:tabs>
-          <w:tab w:val="left" w:pos="993"/>
-        </w:tabs>
-        <w:spacing w:before="120" w:after="120"/>
-        <w:rPr>
-          <w:rFonts w:ascii="Times New Roman" w:hAnsi="Times New Roman" w:cs="Times New Roman"/>
-          <w:sz w:val="26"/>
-          <w:szCs w:val="26"/>
-        </w:rPr>
-      </w:pPr>
-      <w:r>
-        <w:rPr>
-          <w:rFonts w:ascii="Times New Roman" w:hAnsi="Times New Roman" w:cs="Times New Roman"/>
-          <w:sz w:val="26"/>
-          <w:szCs w:val="26"/>
-        </w:rPr>
-        <w:t>String a = "";</w:t>
-      </w:r>
-    </w:p>
-    <w:p>
-      <w:pPr>
-        <w:pStyle w:val="ListParagraph"/>
-        <w:numPr>
-          <w:ilvl w:val="0"/>
-          <w:numId w:val="5"/>
-        </w:numPr>
-        <w:tabs>
-          <w:tab w:val="left" w:pos="993"/>
-        </w:tabs>
-        <w:spacing w:before="120" w:after="120"/>
-        <w:rPr>
-          <w:rFonts w:ascii="Times New Roman" w:hAnsi="Times New Roman" w:cs="Times New Roman"/>
-          <w:sz w:val="26"/>
-          <w:szCs w:val="26"/>
-        </w:rPr>
-      </w:pPr>
-      <w:r>
-        <w:rPr>
-          <w:rFonts w:ascii="Times New Roman" w:hAnsi="Times New Roman" w:cs="Times New Roman"/>
-          <w:sz w:val="26"/>
-          <w:szCs w:val="26"/>
-        </w:rPr>
-        <w:t>a = Integer.toString(i,2);</w:t>
-      </w:r>
-    </w:p>
-    <w:p>
-      <w:pPr>
-        <w:pStyle w:val="ListParagraph"/>
-        <w:tabs>
-          <w:tab w:val="left" w:pos="993"/>
-        </w:tabs>
-        <w:spacing w:before="120" w:after="120"/>
-        <w:ind w:left="1080"/>
-        <w:rPr>
-          <w:rFonts w:ascii="Times New Roman" w:hAnsi="Times New Roman" w:cs="Times New Roman"/>
-          <w:sz w:val="26"/>
-          <w:szCs w:val="26"/>
-        </w:rPr>
-      </w:pPr>
-    </w:p>
-    <w:p>
-      <w:pPr>
-        <w:pBdr>
-          <w:bottom w:val="single" w:sz="6" w:space="1" w:color="auto"/>
-        </w:pBdr>
-        <w:tabs>
-          <w:tab w:val="left" w:pos="993"/>
-        </w:tabs>
-        <w:spacing w:before="120" w:after="120"/>
-        <w:rPr>
-          <w:rFonts w:ascii="Times New Roman" w:hAnsi="Times New Roman" w:cs="Times New Roman"/>
-          <w:b/>
-          <w:bCs/>
-          <w:i/>
-          <w:color w:val="FF0000"/>
-          <w:sz w:val="26"/>
-          <w:szCs w:val="26"/>
-        </w:rPr>
-      </w:pPr>
-    </w:p>
-    <w:p>
-      <w:pPr>
-        <w:spacing w:before="240" w:after="240" w:line="240" w:lineRule="auto"/>
-        <w:jc w:val="center"/>
-        <w:rPr>
-          <w:rFonts w:ascii="Times New Roman" w:hAnsi="Times New Roman" w:cs="Times New Roman"/>
-          <w:b/>
-          <w:color w:val="FF0000"/>
-          <w:sz w:val="40"/>
-          <w:szCs w:val="40"/>
-          <w:u w:val="single"/>
-        </w:rPr>
-      </w:pPr>
-      <w:r>
-        <w:rPr>
-          <w:rFonts w:ascii="Times New Roman" w:hAnsi="Times New Roman" w:cs="Times New Roman"/>
-          <w:b/>
-          <w:color w:val="FF0000"/>
-          <w:sz w:val="40"/>
-          <w:szCs w:val="40"/>
-          <w:u w:val="single"/>
-        </w:rPr>
-        <w:t>06</w:t>
-      </w:r>
-      <w:r>
-        <w:rPr>
-          <w:rFonts w:ascii="Times New Roman" w:hAnsi="Times New Roman" w:cs="Times New Roman"/>
-          <w:b/>
-          <w:color w:val="FF0000"/>
-          <w:sz w:val="40"/>
-          <w:szCs w:val="40"/>
-          <w:u w:val="single"/>
-        </w:rPr>
-        <w:t>/</w:t>
-      </w:r>
-      <w:r>
-        <w:rPr>
-          <w:rFonts w:ascii="Times New Roman" w:hAnsi="Times New Roman" w:cs="Times New Roman"/>
-          <w:b/>
-          <w:color w:val="FF0000"/>
-          <w:sz w:val="40"/>
-          <w:szCs w:val="40"/>
-          <w:u w:val="single"/>
-        </w:rPr>
-        <w:t>5</w:t>
-      </w:r>
-      <w:r>
-        <w:rPr>
-          <w:rFonts w:ascii="Times New Roman" w:hAnsi="Times New Roman" w:cs="Times New Roman"/>
-          <w:b/>
-          <w:color w:val="FF0000"/>
-          <w:sz w:val="40"/>
-          <w:szCs w:val="40"/>
-          <w:u w:val="single"/>
-        </w:rPr>
-        <w:t>/2024:</w:t>
-      </w:r>
-    </w:p>
-    <w:p>
-      <w:pPr>
-        <w:pStyle w:val="ListParagraph"/>
-        <w:numPr>
-          <w:ilvl w:val="0"/>
-          <w:numId w:val="3"/>
-        </w:numPr>
-        <w:spacing w:before="120" w:after="120"/>
-        <w:ind w:left="284" w:hanging="284"/>
-        <w:rPr>
-          <w:rFonts w:ascii="Times New Roman" w:hAnsi="Times New Roman" w:cs="Times New Roman"/>
-          <w:b/>
-          <w:color w:val="FF0000"/>
-          <w:sz w:val="26"/>
-          <w:szCs w:val="26"/>
-        </w:rPr>
-      </w:pPr>
-      <w:r>
-        <w:rPr>
-          <w:rFonts w:ascii="Times New Roman" w:hAnsi="Times New Roman" w:cs="Times New Roman"/>
-          <w:b/>
-          <w:color w:val="FF0000"/>
-          <w:sz w:val="26"/>
-          <w:szCs w:val="26"/>
-        </w:rPr>
-        <w:lastRenderedPageBreak/>
-        <w:t>[txtMatKhau.getPassword()] will return an array, so use new String() to convert an array to String.</w:t>
-      </w:r>
-    </w:p>
-    <w:p>
-      <w:pPr>
-        <w:pStyle w:val="ListParagraph"/>
-        <w:numPr>
-          <w:ilvl w:val="0"/>
-          <w:numId w:val="5"/>
-        </w:numPr>
-        <w:tabs>
-          <w:tab w:val="left" w:pos="993"/>
-        </w:tabs>
-        <w:spacing w:before="120" w:after="120"/>
-        <w:rPr>
-          <w:rFonts w:ascii="Times New Roman" w:hAnsi="Times New Roman" w:cs="Times New Roman"/>
-          <w:sz w:val="26"/>
-          <w:szCs w:val="26"/>
-          <w:highlight w:val="yellow"/>
-        </w:rPr>
-      </w:pPr>
-      <w:r>
-        <w:rPr>
-          <w:rFonts w:ascii="Times New Roman" w:hAnsi="Times New Roman" w:cs="Times New Roman"/>
-          <w:sz w:val="26"/>
-          <w:szCs w:val="26"/>
-          <w:highlight w:val="yellow"/>
-        </w:rPr>
-        <w:t>//Declare variables</w:t>
-      </w:r>
-    </w:p>
-    <w:p>
-      <w:pPr>
-        <w:pStyle w:val="ListParagraph"/>
-        <w:numPr>
-          <w:ilvl w:val="0"/>
-          <w:numId w:val="7"/>
-        </w:numPr>
-        <w:tabs>
-          <w:tab w:val="left" w:pos="1276"/>
-        </w:tabs>
-        <w:spacing w:before="120" w:after="120"/>
-        <w:ind w:left="1276" w:hanging="283"/>
-        <w:rPr>
-          <w:rFonts w:ascii="Times New Roman" w:hAnsi="Times New Roman" w:cs="Times New Roman"/>
-          <w:sz w:val="26"/>
-          <w:szCs w:val="26"/>
-        </w:rPr>
-      </w:pPr>
-      <w:r>
-        <w:rPr>
-          <w:rFonts w:ascii="Times New Roman" w:hAnsi="Times New Roman" w:cs="Times New Roman"/>
-          <w:sz w:val="26"/>
-          <w:szCs w:val="26"/>
-        </w:rPr>
-        <w:t>String matKhau = "";</w:t>
-      </w:r>
-    </w:p>
-    <w:p>
-      <w:pPr>
-        <w:pStyle w:val="ListParagraph"/>
-        <w:numPr>
-          <w:ilvl w:val="0"/>
-          <w:numId w:val="5"/>
-        </w:numPr>
-        <w:tabs>
-          <w:tab w:val="left" w:pos="993"/>
-        </w:tabs>
-        <w:spacing w:before="120" w:after="120"/>
-        <w:rPr>
-          <w:rFonts w:ascii="Times New Roman" w:hAnsi="Times New Roman" w:cs="Times New Roman"/>
-          <w:sz w:val="26"/>
-          <w:szCs w:val="26"/>
-          <w:highlight w:val="yellow"/>
-        </w:rPr>
-      </w:pPr>
-      <w:r>
-        <w:rPr>
-          <w:rFonts w:ascii="Times New Roman" w:hAnsi="Times New Roman" w:cs="Times New Roman"/>
-          <w:sz w:val="26"/>
-          <w:szCs w:val="26"/>
-          <w:highlight w:val="yellow"/>
-        </w:rPr>
-        <w:t>Take user information entered on the interface</w:t>
-      </w:r>
-    </w:p>
-    <w:p>
-      <w:pPr>
-        <w:pStyle w:val="ListParagraph"/>
-        <w:numPr>
-          <w:ilvl w:val="0"/>
-          <w:numId w:val="7"/>
-        </w:numPr>
-        <w:tabs>
-          <w:tab w:val="left" w:pos="1276"/>
-        </w:tabs>
-        <w:spacing w:before="120" w:after="120"/>
-        <w:ind w:left="1276" w:hanging="283"/>
-        <w:rPr>
-          <w:rFonts w:ascii="Times New Roman" w:hAnsi="Times New Roman" w:cs="Times New Roman"/>
-          <w:bCs/>
-          <w:sz w:val="26"/>
-          <w:szCs w:val="26"/>
-        </w:rPr>
-      </w:pPr>
-      <w:r>
-        <w:rPr>
-          <w:rFonts w:ascii="Times New Roman" w:hAnsi="Times New Roman" w:cs="Times New Roman"/>
-          <w:sz w:val="26"/>
-          <w:szCs w:val="26"/>
-        </w:rPr>
-        <w:t>matKhau = new String (txtMatKhau.getPassword());</w:t>
-      </w:r>
-    </w:p>
-    <w:p>
-      <w:pPr>
-        <w:pStyle w:val="ListParagraph"/>
-        <w:numPr>
-          <w:ilvl w:val="0"/>
-          <w:numId w:val="3"/>
-        </w:numPr>
-        <w:spacing w:before="120" w:after="120"/>
-        <w:ind w:left="284" w:hanging="284"/>
-        <w:rPr>
-          <w:rFonts w:ascii="Times New Roman" w:hAnsi="Times New Roman" w:cs="Times New Roman"/>
-          <w:b/>
-          <w:color w:val="FF0000"/>
-          <w:sz w:val="26"/>
-          <w:szCs w:val="26"/>
-        </w:rPr>
-      </w:pPr>
-      <w:r>
-        <w:rPr>
-          <w:rFonts w:ascii="Times New Roman" w:hAnsi="Times New Roman" w:cs="Times New Roman"/>
-          <w:b/>
-          <w:color w:val="FF0000"/>
-          <w:sz w:val="26"/>
-          <w:szCs w:val="26"/>
-        </w:rPr>
-        <w:t xml:space="preserve">[getSelectedItem()] will return an object, so use </w:t>
-      </w:r>
-      <w:r>
-        <w:rPr>
-          <w:rFonts w:ascii="Times New Roman" w:hAnsi="Times New Roman" w:cs="Times New Roman"/>
-          <w:color w:val="FF0000"/>
-          <w:sz w:val="26"/>
-          <w:szCs w:val="26"/>
-        </w:rPr>
-        <w:t>""</w:t>
-      </w:r>
-      <w:r>
-        <w:rPr>
-          <w:rFonts w:ascii="Times New Roman" w:hAnsi="Times New Roman" w:cs="Times New Roman"/>
-          <w:b/>
-          <w:color w:val="FF0000"/>
-          <w:sz w:val="26"/>
-          <w:szCs w:val="26"/>
-        </w:rPr>
-        <w:t xml:space="preserve"> + cboPhepTinh.getSelectedItem() to convert an object to String.</w:t>
-      </w:r>
-    </w:p>
-    <w:p>
-      <w:pPr>
-        <w:pStyle w:val="ListParagraph"/>
-        <w:numPr>
-          <w:ilvl w:val="0"/>
-          <w:numId w:val="5"/>
-        </w:numPr>
-        <w:tabs>
-          <w:tab w:val="left" w:pos="993"/>
-        </w:tabs>
-        <w:spacing w:before="120" w:after="120"/>
-        <w:rPr>
-          <w:rFonts w:ascii="Times New Roman" w:hAnsi="Times New Roman" w:cs="Times New Roman"/>
-          <w:sz w:val="26"/>
-          <w:szCs w:val="26"/>
-          <w:highlight w:val="yellow"/>
-        </w:rPr>
-      </w:pPr>
-      <w:r>
-        <w:rPr>
-          <w:rFonts w:ascii="Times New Roman" w:hAnsi="Times New Roman" w:cs="Times New Roman"/>
-          <w:sz w:val="26"/>
-          <w:szCs w:val="26"/>
-          <w:highlight w:val="yellow"/>
-        </w:rPr>
-        <w:t>//Declare variables</w:t>
-      </w:r>
-    </w:p>
-    <w:p>
-      <w:pPr>
-        <w:pStyle w:val="ListParagraph"/>
-        <w:numPr>
-          <w:ilvl w:val="0"/>
-          <w:numId w:val="7"/>
-        </w:numPr>
-        <w:tabs>
-          <w:tab w:val="left" w:pos="1276"/>
-        </w:tabs>
-        <w:spacing w:before="120" w:after="120"/>
-        <w:ind w:left="1276" w:hanging="283"/>
-        <w:rPr>
-          <w:rFonts w:ascii="Times New Roman" w:hAnsi="Times New Roman" w:cs="Times New Roman"/>
-          <w:sz w:val="26"/>
-          <w:szCs w:val="26"/>
-        </w:rPr>
-      </w:pPr>
-      <w:r>
-        <w:rPr>
-          <w:rFonts w:ascii="Times New Roman" w:hAnsi="Times New Roman" w:cs="Times New Roman"/>
-          <w:sz w:val="26"/>
-          <w:szCs w:val="26"/>
-        </w:rPr>
-        <w:t>String phepTinh = "";</w:t>
-      </w:r>
-    </w:p>
-    <w:p>
-      <w:pPr>
-        <w:pStyle w:val="ListParagraph"/>
-        <w:numPr>
-          <w:ilvl w:val="0"/>
-          <w:numId w:val="5"/>
-        </w:numPr>
-        <w:tabs>
-          <w:tab w:val="left" w:pos="993"/>
-        </w:tabs>
-        <w:spacing w:before="120" w:after="120"/>
-        <w:rPr>
-          <w:rFonts w:ascii="Times New Roman" w:hAnsi="Times New Roman" w:cs="Times New Roman"/>
-          <w:sz w:val="26"/>
-          <w:szCs w:val="26"/>
-          <w:highlight w:val="yellow"/>
-        </w:rPr>
-      </w:pPr>
-      <w:r>
-        <w:rPr>
-          <w:rFonts w:ascii="Times New Roman" w:hAnsi="Times New Roman" w:cs="Times New Roman"/>
-          <w:sz w:val="26"/>
-          <w:szCs w:val="26"/>
-          <w:highlight w:val="yellow"/>
-        </w:rPr>
-        <w:t>//Take user information entered from keyboard</w:t>
-      </w:r>
-    </w:p>
-    <w:p>
-      <w:pPr>
-        <w:pStyle w:val="ListParagraph"/>
-        <w:numPr>
-          <w:ilvl w:val="0"/>
-          <w:numId w:val="7"/>
-        </w:numPr>
-        <w:tabs>
-          <w:tab w:val="left" w:pos="1276"/>
-        </w:tabs>
-        <w:spacing w:before="120" w:after="120"/>
-        <w:ind w:left="1276" w:hanging="283"/>
-        <w:rPr>
-          <w:rFonts w:ascii="Times New Roman" w:hAnsi="Times New Roman" w:cs="Times New Roman"/>
-          <w:sz w:val="26"/>
-          <w:szCs w:val="26"/>
-        </w:rPr>
-      </w:pPr>
-      <w:r>
-        <w:rPr>
-          <w:rFonts w:ascii="Times New Roman" w:hAnsi="Times New Roman" w:cs="Times New Roman"/>
-          <w:sz w:val="26"/>
-          <w:szCs w:val="26"/>
-        </w:rPr>
-        <w:t>phepTinh = "" + cboPhepTinh.getSelectedItem();</w:t>
-      </w:r>
-    </w:p>
-    <w:p>
-      <w:pPr>
-        <w:pStyle w:val="ListParagraph"/>
-        <w:numPr>
-          <w:ilvl w:val="0"/>
-          <w:numId w:val="3"/>
-        </w:numPr>
-        <w:spacing w:before="120" w:after="120"/>
-        <w:ind w:left="284" w:hanging="284"/>
-        <w:rPr>
-          <w:rFonts w:ascii="Times New Roman" w:hAnsi="Times New Roman" w:cs="Times New Roman"/>
-          <w:b/>
-          <w:color w:val="FF0000"/>
-          <w:sz w:val="26"/>
-          <w:szCs w:val="26"/>
-        </w:rPr>
-      </w:pPr>
-      <w:r>
-        <w:rPr>
-          <w:rFonts w:ascii="Times New Roman" w:hAnsi="Times New Roman" w:cs="Times New Roman"/>
-          <w:b/>
-          <w:color w:val="FF0000"/>
-          <w:sz w:val="26"/>
-          <w:szCs w:val="26"/>
-        </w:rPr>
-        <w:t>Convert Decimal to Octal, Hexa, Binary …</w:t>
-      </w:r>
-    </w:p>
-    <w:p>
-      <w:pPr>
-        <w:pStyle w:val="ListParagraph"/>
-        <w:tabs>
-          <w:tab w:val="left" w:pos="1276"/>
-        </w:tabs>
-        <w:spacing w:before="120" w:after="120"/>
-        <w:ind w:left="1276"/>
-        <w:rPr>
-          <w:rFonts w:ascii="Times New Roman" w:hAnsi="Times New Roman" w:cs="Times New Roman"/>
-          <w:sz w:val="26"/>
-          <w:szCs w:val="26"/>
-        </w:rPr>
-      </w:pPr>
-    </w:p>
-    <w:p>
-      <w:pPr>
-        <w:tabs>
-          <w:tab w:val="left" w:pos="1276"/>
-        </w:tabs>
-        <w:spacing w:before="120" w:after="120"/>
-        <w:rPr>
-          <w:rFonts w:ascii="Times New Roman" w:hAnsi="Times New Roman" w:cs="Times New Roman"/>
-          <w:sz w:val="26"/>
-          <w:szCs w:val="26"/>
-        </w:rPr>
-      </w:pPr>
-    </w:p>
-    <w:p>
-      <w:pPr>
-        <w:tabs>
-          <w:tab w:val="left" w:pos="1276"/>
-        </w:tabs>
-        <w:spacing w:before="120" w:after="120"/>
-        <w:rPr>
-          <w:rFonts w:ascii="Times New Roman" w:hAnsi="Times New Roman" w:cs="Times New Roman"/>
-          <w:sz w:val="26"/>
-          <w:szCs w:val="26"/>
-        </w:rPr>
-      </w:pPr>
-    </w:p>
-    <w:p>
-      <w:pPr>
-        <w:tabs>
-          <w:tab w:val="left" w:pos="1276"/>
-        </w:tabs>
-        <w:spacing w:before="120" w:after="120"/>
-        <w:rPr>
-          <w:rFonts w:ascii="Times New Roman" w:hAnsi="Times New Roman" w:cs="Times New Roman"/>
-          <w:sz w:val="26"/>
-          <w:szCs w:val="26"/>
-        </w:rPr>
-      </w:pPr>
-    </w:p>
-    <w:p>
-      <w:pPr>
-        <w:tabs>
-          <w:tab w:val="left" w:pos="1276"/>
-        </w:tabs>
-        <w:spacing w:before="120" w:after="120"/>
-        <w:rPr>
-          <w:rFonts w:ascii="Times New Roman" w:hAnsi="Times New Roman" w:cs="Times New Roman"/>
-          <w:sz w:val="26"/>
-          <w:szCs w:val="26"/>
-        </w:rPr>
-      </w:pPr>
-    </w:p>
-    <w:p>
-      <w:pPr>
-        <w:tabs>
-          <w:tab w:val="left" w:pos="1276"/>
-        </w:tabs>
-        <w:spacing w:before="120" w:after="120"/>
-        <w:rPr>
-          <w:rFonts w:ascii="Times New Roman" w:hAnsi="Times New Roman" w:cs="Times New Roman"/>
-          <w:sz w:val="26"/>
-          <w:szCs w:val="26"/>
-        </w:rPr>
-      </w:pPr>
-    </w:p>
-    <w:p>
-      <w:pPr>
-        <w:tabs>
-          <w:tab w:val="left" w:pos="1276"/>
-        </w:tabs>
-        <w:spacing w:before="120" w:after="120"/>
-        <w:rPr>
-          <w:rFonts w:ascii="Times New Roman" w:hAnsi="Times New Roman" w:cs="Times New Roman"/>
-          <w:sz w:val="26"/>
-          <w:szCs w:val="26"/>
-        </w:rPr>
-      </w:pPr>
-    </w:p>
-    <w:p>
-      <w:pPr>
-        <w:tabs>
-          <w:tab w:val="left" w:pos="1276"/>
-        </w:tabs>
-        <w:spacing w:before="120" w:after="120"/>
-        <w:rPr>
-          <w:rFonts w:ascii="Times New Roman" w:hAnsi="Times New Roman" w:cs="Times New Roman"/>
-          <w:sz w:val="26"/>
-          <w:szCs w:val="26"/>
-        </w:rPr>
-      </w:pPr>
-    </w:p>
-    <w:p>
-      <w:pPr>
-        <w:tabs>
-          <w:tab w:val="left" w:pos="1276"/>
-        </w:tabs>
-        <w:spacing w:before="120" w:after="120"/>
-        <w:rPr>
-          <w:rFonts w:ascii="Times New Roman" w:hAnsi="Times New Roman" w:cs="Times New Roman"/>
-          <w:sz w:val="26"/>
-          <w:szCs w:val="26"/>
-        </w:rPr>
-      </w:pPr>
-    </w:p>
-    <w:p>
-      <w:pPr>
-        <w:tabs>
-          <w:tab w:val="left" w:pos="1276"/>
-        </w:tabs>
-        <w:spacing w:before="120" w:after="120"/>
-        <w:rPr>
-          <w:rFonts w:ascii="Times New Roman" w:hAnsi="Times New Roman" w:cs="Times New Roman"/>
-          <w:sz w:val="26"/>
-          <w:szCs w:val="26"/>
-        </w:rPr>
-      </w:pPr>
-    </w:p>
-    <w:p>
-      <w:pPr>
-        <w:tabs>
-          <w:tab w:val="left" w:pos="1276"/>
-        </w:tabs>
-        <w:spacing w:before="120" w:after="120"/>
-        <w:rPr>
-          <w:rFonts w:ascii="Times New Roman" w:hAnsi="Times New Roman" w:cs="Times New Roman"/>
-          <w:sz w:val="26"/>
-          <w:szCs w:val="26"/>
-        </w:rPr>
-      </w:pPr>
-    </w:p>
-    <w:p>
-      <w:pPr>
-        <w:tabs>
-          <w:tab w:val="left" w:pos="1276"/>
-        </w:tabs>
-        <w:spacing w:before="120" w:after="120"/>
-        <w:rPr>
-          <w:rFonts w:ascii="Times New Roman" w:hAnsi="Times New Roman" w:cs="Times New Roman"/>
-          <w:sz w:val="26"/>
-          <w:szCs w:val="26"/>
-        </w:rPr>
-      </w:pPr>
-    </w:p>
-    <w:p>
-      <w:pPr>
-        <w:tabs>
-          <w:tab w:val="left" w:pos="1276"/>
-        </w:tabs>
-        <w:spacing w:before="120" w:after="120"/>
-        <w:rPr>
-          <w:rFonts w:ascii="Times New Roman" w:hAnsi="Times New Roman" w:cs="Times New Roman"/>
-          <w:sz w:val="26"/>
-          <w:szCs w:val="26"/>
-        </w:rPr>
-      </w:pPr>
-    </w:p>
-    <w:p>
-      <w:pPr>
-        <w:tabs>
-          <w:tab w:val="left" w:pos="1276"/>
-        </w:tabs>
-        <w:spacing w:before="120" w:after="120"/>
-        <w:rPr>
-          <w:rFonts w:ascii="Times New Roman" w:hAnsi="Times New Roman" w:cs="Times New Roman"/>
-          <w:sz w:val="26"/>
-          <w:szCs w:val="26"/>
-        </w:rPr>
-      </w:pPr>
-    </w:p>
-    <w:p>
-      <w:pPr>
-        <w:tabs>
-          <w:tab w:val="left" w:pos="1276"/>
-        </w:tabs>
-        <w:spacing w:before="120" w:after="120"/>
-        <w:rPr>
-          <w:rFonts w:ascii="Times New Roman" w:hAnsi="Times New Roman" w:cs="Times New Roman"/>
-          <w:sz w:val="26"/>
-          <w:szCs w:val="26"/>
-        </w:rPr>
-      </w:pPr>
-    </w:p>
-    <w:p>
-      <w:pPr>
-        <w:pStyle w:val="ListParagraph"/>
-        <w:spacing w:before="120" w:after="120"/>
-        <w:ind w:left="0"/>
-        <w:rPr>
-          <w:rFonts w:ascii="Times New Roman" w:hAnsi="Times New Roman" w:cs="Times New Roman"/>
-          <w:sz w:val="26"/>
-          <w:szCs w:val="26"/>
-        </w:rPr>
-      </w:pPr>
-      <w:r>
-        <w:rPr>
-          <w:noProof/>
-        </w:rPr>
-        <w:lastRenderedPageBreak/>
-        <w:drawing>
-          <wp:inline distT="0" distB="0" distL="0" distR="0" wp14:anchorId="1F019297" wp14:editId="79192465">
-            <wp:extent cx="5943600" cy="3343275"/>
-            <wp:effectExtent l="0" t="0" r="0" b="9525"/>
-            <wp:docPr id="2" name="Picture 2"/>
             <wp:cNvGraphicFramePr>
               <a:graphicFrameLocks xmlns:a="http://schemas.openxmlformats.org/drawingml/2006/main" noChangeAspect="1"/>
             </wp:cNvGraphicFramePr>
@@ -4945,7 +2834,7 @@
                   <pic:spPr>
                     <a:xfrm>
                       <a:off x="0" y="0"/>
-                      <a:ext cx="5943600" cy="3343275"/>
+                      <a:ext cx="5943600" cy="3225165"/>
                     </a:xfrm>
                     <a:prstGeom prst="rect">
                       <a:avLst/>
@@ -4960,14 +2849,19 @@
     </w:p>
     <w:p>
       <w:pPr>
-        <w:pStyle w:val="ListParagraph"/>
+        <w:pBdr>
+          <w:bottom w:val="single" w:sz="6" w:space="1" w:color="auto"/>
+        </w:pBdr>
         <w:tabs>
           <w:tab w:val="left" w:pos="993"/>
         </w:tabs>
         <w:spacing w:before="120" w:after="120"/>
-        <w:ind w:left="993"/>
-        <w:rPr>
-          <w:rFonts w:ascii="Times New Roman" w:hAnsi="Times New Roman" w:cs="Times New Roman"/>
+        <w:rPr>
+          <w:rFonts w:ascii="Times New Roman" w:hAnsi="Times New Roman" w:cs="Times New Roman"/>
+          <w:b/>
+          <w:bCs/>
+          <w:i/>
+          <w:color w:val="FF0000"/>
           <w:sz w:val="26"/>
           <w:szCs w:val="26"/>
         </w:rPr>
@@ -4988,13 +2882,2050 @@
       </w:pPr>
       <w:r>
         <w:rPr>
+          <w:rFonts w:ascii="Times New Roman" w:hAnsi="Times New Roman" w:cs="Times New Roman"/>
+          <w:b/>
+          <w:color w:val="FF0000"/>
+          <w:sz w:val="40"/>
+          <w:szCs w:val="40"/>
+          <w:u w:val="single"/>
+        </w:rPr>
+        <w:t>2</w:t>
+      </w:r>
+      <w:r>
+        <w:rPr>
+          <w:rFonts w:ascii="Times New Roman" w:hAnsi="Times New Roman" w:cs="Times New Roman"/>
+          <w:b/>
+          <w:color w:val="FF0000"/>
+          <w:sz w:val="40"/>
+          <w:szCs w:val="40"/>
+          <w:u w:val="single"/>
+        </w:rPr>
+        <w:t>4</w:t>
+      </w:r>
+      <w:r>
+        <w:rPr>
+          <w:rFonts w:ascii="Times New Roman" w:hAnsi="Times New Roman" w:cs="Times New Roman"/>
+          <w:b/>
+          <w:color w:val="FF0000"/>
+          <w:sz w:val="40"/>
+          <w:szCs w:val="40"/>
+          <w:u w:val="single"/>
+        </w:rPr>
+        <w:t>/4/2024:</w:t>
+      </w:r>
+    </w:p>
+    <w:p>
+      <w:pPr>
+        <w:pStyle w:val="ListParagraph"/>
+        <w:numPr>
+          <w:ilvl w:val="0"/>
+          <w:numId w:val="3"/>
+        </w:numPr>
+        <w:spacing w:before="120" w:after="120"/>
+        <w:ind w:left="284" w:hanging="284"/>
+        <w:rPr>
+          <w:rFonts w:ascii="Times New Roman" w:hAnsi="Times New Roman" w:cs="Times New Roman"/>
+          <w:bCs/>
+          <w:sz w:val="26"/>
+          <w:szCs w:val="26"/>
+        </w:rPr>
+      </w:pPr>
+      <w:r>
+        <w:rPr>
+          <w:rFonts w:ascii="Times New Roman" w:hAnsi="Times New Roman" w:cs="Times New Roman"/>
+          <w:b/>
+          <w:color w:val="FF0000"/>
+          <w:sz w:val="26"/>
+          <w:szCs w:val="26"/>
+        </w:rPr>
+        <w:t>Cấu trúc điều kiện if else trong Java</w:t>
+      </w:r>
+      <w:r>
+        <w:rPr>
+          <w:rFonts w:ascii="Times New Roman" w:hAnsi="Times New Roman" w:cs="Times New Roman"/>
+          <w:b/>
+          <w:color w:val="FF0000"/>
+          <w:sz w:val="26"/>
+          <w:szCs w:val="26"/>
+        </w:rPr>
+        <w:t>:</w:t>
+      </w:r>
+      <w:r>
+        <w:rPr>
+          <w:rFonts w:ascii="Times New Roman" w:hAnsi="Times New Roman" w:cs="Times New Roman"/>
+          <w:bCs/>
+          <w:sz w:val="26"/>
+          <w:szCs w:val="26"/>
+        </w:rPr>
+        <w:t xml:space="preserve"> </w:t>
+      </w:r>
+    </w:p>
+    <w:p>
+      <w:pPr>
+        <w:pStyle w:val="ListParagraph"/>
+        <w:numPr>
+          <w:ilvl w:val="0"/>
+          <w:numId w:val="5"/>
+        </w:numPr>
+        <w:tabs>
+          <w:tab w:val="left" w:pos="993"/>
+        </w:tabs>
+        <w:spacing w:before="120" w:after="120"/>
+        <w:ind w:left="993" w:hanging="273"/>
+        <w:rPr>
+          <w:rFonts w:ascii="Times New Roman" w:hAnsi="Times New Roman" w:cs="Times New Roman"/>
+          <w:bCs/>
+          <w:sz w:val="26"/>
+          <w:szCs w:val="26"/>
+        </w:rPr>
+      </w:pPr>
+      <w:r>
+        <w:rPr>
+          <w:rFonts w:ascii="Times New Roman" w:hAnsi="Times New Roman" w:cs="Times New Roman"/>
+          <w:bCs/>
+          <w:sz w:val="26"/>
+          <w:szCs w:val="26"/>
+        </w:rPr>
+        <w:t>Nếu biểu thức điều kiện đúng (true) thì thực hiện trong if, ngược lại nếu biểu thức sai (false) và có else thì thực hiện trong else;</w:t>
+      </w:r>
+    </w:p>
+    <w:p>
+      <w:pPr>
+        <w:pStyle w:val="ListParagraph"/>
+        <w:numPr>
+          <w:ilvl w:val="0"/>
+          <w:numId w:val="5"/>
+        </w:numPr>
+        <w:tabs>
+          <w:tab w:val="left" w:pos="993"/>
+        </w:tabs>
+        <w:spacing w:before="120" w:after="120"/>
+        <w:ind w:left="993" w:hanging="273"/>
+        <w:rPr>
+          <w:rFonts w:ascii="Times New Roman" w:hAnsi="Times New Roman" w:cs="Times New Roman"/>
+          <w:bCs/>
+          <w:sz w:val="26"/>
+          <w:szCs w:val="26"/>
+        </w:rPr>
+      </w:pPr>
+      <w:r>
+        <w:rPr>
+          <w:rFonts w:ascii="Times New Roman" w:hAnsi="Times New Roman" w:cs="Times New Roman"/>
+          <w:bCs/>
+          <w:sz w:val="26"/>
+          <w:szCs w:val="26"/>
+        </w:rPr>
+        <w:t xml:space="preserve">Ví dụ: </w:t>
+      </w:r>
+    </w:p>
+    <w:p>
+      <w:pPr>
+        <w:pStyle w:val="ListParagraph"/>
+        <w:numPr>
+          <w:ilvl w:val="0"/>
+          <w:numId w:val="7"/>
+        </w:numPr>
+        <w:tabs>
+          <w:tab w:val="left" w:pos="1276"/>
+        </w:tabs>
+        <w:spacing w:before="120" w:after="120"/>
+        <w:ind w:left="1276" w:hanging="283"/>
+        <w:rPr>
+          <w:rFonts w:ascii="Times New Roman" w:hAnsi="Times New Roman" w:cs="Times New Roman"/>
+          <w:bCs/>
+          <w:sz w:val="26"/>
+          <w:szCs w:val="26"/>
+        </w:rPr>
+      </w:pPr>
+      <w:r>
+        <w:rPr>
+          <w:rFonts w:ascii="Times New Roman" w:hAnsi="Times New Roman" w:cs="Times New Roman"/>
+          <w:bCs/>
+          <w:sz w:val="26"/>
+          <w:szCs w:val="26"/>
+        </w:rPr>
+        <w:t>if(Đèn xanh)//true</w:t>
+      </w:r>
+    </w:p>
+    <w:p>
+      <w:pPr>
+        <w:pStyle w:val="ListParagraph"/>
+        <w:tabs>
+          <w:tab w:val="left" w:pos="1276"/>
+        </w:tabs>
+        <w:spacing w:before="120" w:after="120"/>
+        <w:ind w:left="1276"/>
+        <w:rPr>
+          <w:rFonts w:ascii="Times New Roman" w:hAnsi="Times New Roman" w:cs="Times New Roman"/>
+          <w:bCs/>
+          <w:sz w:val="26"/>
+          <w:szCs w:val="26"/>
+        </w:rPr>
+      </w:pPr>
+      <w:r>
+        <w:rPr>
+          <w:rFonts w:ascii="Times New Roman" w:hAnsi="Times New Roman" w:cs="Times New Roman"/>
+          <w:bCs/>
+          <w:sz w:val="26"/>
+          <w:szCs w:val="26"/>
+        </w:rPr>
+        <w:t>{</w:t>
+      </w:r>
+    </w:p>
+    <w:p>
+      <w:pPr>
+        <w:pStyle w:val="ListParagraph"/>
+        <w:tabs>
+          <w:tab w:val="left" w:pos="1276"/>
+        </w:tabs>
+        <w:spacing w:before="120" w:after="120"/>
+        <w:ind w:left="1276"/>
+        <w:rPr>
+          <w:rFonts w:ascii="Times New Roman" w:hAnsi="Times New Roman" w:cs="Times New Roman"/>
+          <w:bCs/>
+          <w:sz w:val="26"/>
+          <w:szCs w:val="26"/>
+        </w:rPr>
+      </w:pPr>
+      <w:r>
+        <w:rPr>
+          <w:rFonts w:ascii="Times New Roman" w:hAnsi="Times New Roman" w:cs="Times New Roman"/>
+          <w:bCs/>
+          <w:sz w:val="26"/>
+          <w:szCs w:val="26"/>
+        </w:rPr>
+        <w:tab/>
+        <w:t>Được phép đi</w:t>
+      </w:r>
+    </w:p>
+    <w:p>
+      <w:pPr>
+        <w:pStyle w:val="ListParagraph"/>
+        <w:tabs>
+          <w:tab w:val="left" w:pos="1276"/>
+        </w:tabs>
+        <w:spacing w:before="120" w:after="120"/>
+        <w:ind w:left="1276"/>
+        <w:rPr>
+          <w:rFonts w:ascii="Times New Roman" w:hAnsi="Times New Roman" w:cs="Times New Roman"/>
+          <w:bCs/>
+          <w:sz w:val="26"/>
+          <w:szCs w:val="26"/>
+        </w:rPr>
+      </w:pPr>
+      <w:r>
+        <w:rPr>
+          <w:rFonts w:ascii="Times New Roman" w:hAnsi="Times New Roman" w:cs="Times New Roman"/>
+          <w:bCs/>
+          <w:sz w:val="26"/>
+          <w:szCs w:val="26"/>
+        </w:rPr>
+        <w:t>}</w:t>
+      </w:r>
+    </w:p>
+    <w:p>
+      <w:pPr>
+        <w:pStyle w:val="ListParagraph"/>
+        <w:numPr>
+          <w:ilvl w:val="0"/>
+          <w:numId w:val="7"/>
+        </w:numPr>
+        <w:tabs>
+          <w:tab w:val="left" w:pos="1276"/>
+        </w:tabs>
+        <w:spacing w:before="120" w:after="120"/>
+        <w:ind w:left="1276" w:hanging="283"/>
+        <w:rPr>
+          <w:rFonts w:ascii="Times New Roman" w:hAnsi="Times New Roman" w:cs="Times New Roman"/>
+          <w:bCs/>
+          <w:sz w:val="26"/>
+          <w:szCs w:val="26"/>
+        </w:rPr>
+      </w:pPr>
+      <w:r>
+        <w:rPr>
+          <w:rFonts w:ascii="Times New Roman" w:hAnsi="Times New Roman" w:cs="Times New Roman"/>
+          <w:bCs/>
+          <w:sz w:val="26"/>
+          <w:szCs w:val="26"/>
+        </w:rPr>
+        <w:t>else</w:t>
+      </w:r>
+    </w:p>
+    <w:p>
+      <w:pPr>
+        <w:pStyle w:val="ListParagraph"/>
+        <w:tabs>
+          <w:tab w:val="left" w:pos="1276"/>
+        </w:tabs>
+        <w:spacing w:before="120" w:after="120"/>
+        <w:ind w:left="1276"/>
+        <w:rPr>
+          <w:rFonts w:ascii="Times New Roman" w:hAnsi="Times New Roman" w:cs="Times New Roman"/>
+          <w:bCs/>
+          <w:sz w:val="26"/>
+          <w:szCs w:val="26"/>
+        </w:rPr>
+      </w:pPr>
+      <w:r>
+        <w:rPr>
+          <w:rFonts w:ascii="Times New Roman" w:hAnsi="Times New Roman" w:cs="Times New Roman"/>
+          <w:bCs/>
+          <w:sz w:val="26"/>
+          <w:szCs w:val="26"/>
+        </w:rPr>
+        <w:t>{</w:t>
+      </w:r>
+    </w:p>
+    <w:p>
+      <w:pPr>
+        <w:pStyle w:val="ListParagraph"/>
+        <w:tabs>
+          <w:tab w:val="left" w:pos="1276"/>
+        </w:tabs>
+        <w:spacing w:before="120" w:after="120"/>
+        <w:ind w:left="1276"/>
+        <w:rPr>
+          <w:rFonts w:ascii="Times New Roman" w:hAnsi="Times New Roman" w:cs="Times New Roman"/>
+          <w:bCs/>
+          <w:sz w:val="26"/>
+          <w:szCs w:val="26"/>
+        </w:rPr>
+      </w:pPr>
+      <w:r>
+        <w:rPr>
+          <w:rFonts w:ascii="Times New Roman" w:hAnsi="Times New Roman" w:cs="Times New Roman"/>
+          <w:bCs/>
+          <w:sz w:val="26"/>
+          <w:szCs w:val="26"/>
+        </w:rPr>
+        <w:tab/>
+        <w:t>Dừng xe</w:t>
+      </w:r>
+    </w:p>
+    <w:p>
+      <w:pPr>
+        <w:pStyle w:val="ListParagraph"/>
+        <w:tabs>
+          <w:tab w:val="left" w:pos="1276"/>
+        </w:tabs>
+        <w:spacing w:before="120" w:after="120"/>
+        <w:ind w:left="1276"/>
+        <w:rPr>
+          <w:rFonts w:ascii="Times New Roman" w:hAnsi="Times New Roman" w:cs="Times New Roman"/>
+          <w:bCs/>
+          <w:sz w:val="26"/>
+          <w:szCs w:val="26"/>
+        </w:rPr>
+      </w:pPr>
+      <w:r>
+        <w:rPr>
+          <w:rFonts w:ascii="Times New Roman" w:hAnsi="Times New Roman" w:cs="Times New Roman"/>
+          <w:bCs/>
+          <w:sz w:val="26"/>
+          <w:szCs w:val="26"/>
+        </w:rPr>
+        <w:t>}</w:t>
+      </w:r>
+    </w:p>
+    <w:p>
+      <w:pPr>
+        <w:pBdr>
+          <w:bottom w:val="single" w:sz="6" w:space="1" w:color="auto"/>
+        </w:pBdr>
+        <w:tabs>
+          <w:tab w:val="left" w:pos="993"/>
+        </w:tabs>
+        <w:spacing w:before="120" w:after="120"/>
+        <w:rPr>
+          <w:rFonts w:ascii="Times New Roman" w:hAnsi="Times New Roman" w:cs="Times New Roman"/>
+          <w:b/>
+          <w:bCs/>
+          <w:i/>
+          <w:color w:val="FF0000"/>
+          <w:sz w:val="26"/>
+          <w:szCs w:val="26"/>
+        </w:rPr>
+      </w:pPr>
+    </w:p>
+    <w:p>
+      <w:pPr>
+        <w:spacing w:before="240" w:after="240" w:line="240" w:lineRule="auto"/>
+        <w:jc w:val="center"/>
+        <w:rPr>
+          <w:rFonts w:ascii="Times New Roman" w:hAnsi="Times New Roman" w:cs="Times New Roman"/>
+          <w:b/>
+          <w:color w:val="FF0000"/>
+          <w:sz w:val="40"/>
+          <w:szCs w:val="40"/>
+          <w:u w:val="single"/>
+        </w:rPr>
+      </w:pPr>
+      <w:r>
+        <w:rPr>
+          <w:rFonts w:ascii="Times New Roman" w:hAnsi="Times New Roman" w:cs="Times New Roman"/>
+          <w:b/>
+          <w:color w:val="FF0000"/>
+          <w:sz w:val="40"/>
+          <w:szCs w:val="40"/>
+          <w:u w:val="single"/>
+        </w:rPr>
+        <w:t>05</w:t>
+      </w:r>
+      <w:r>
+        <w:rPr>
+          <w:rFonts w:ascii="Times New Roman" w:hAnsi="Times New Roman" w:cs="Times New Roman"/>
+          <w:b/>
+          <w:color w:val="FF0000"/>
+          <w:sz w:val="40"/>
+          <w:szCs w:val="40"/>
+          <w:u w:val="single"/>
+        </w:rPr>
+        <w:t>/</w:t>
+      </w:r>
+      <w:r>
+        <w:rPr>
+          <w:rFonts w:ascii="Times New Roman" w:hAnsi="Times New Roman" w:cs="Times New Roman"/>
+          <w:b/>
+          <w:color w:val="FF0000"/>
+          <w:sz w:val="40"/>
+          <w:szCs w:val="40"/>
+          <w:u w:val="single"/>
+        </w:rPr>
+        <w:t>5</w:t>
+      </w:r>
+      <w:r>
+        <w:rPr>
+          <w:rFonts w:ascii="Times New Roman" w:hAnsi="Times New Roman" w:cs="Times New Roman"/>
+          <w:b/>
+          <w:color w:val="FF0000"/>
+          <w:sz w:val="40"/>
+          <w:szCs w:val="40"/>
+          <w:u w:val="single"/>
+        </w:rPr>
+        <w:t>/2024:</w:t>
+      </w:r>
+    </w:p>
+    <w:p>
+      <w:pPr>
+        <w:pStyle w:val="ListParagraph"/>
+        <w:numPr>
+          <w:ilvl w:val="0"/>
+          <w:numId w:val="3"/>
+        </w:numPr>
+        <w:spacing w:before="120" w:after="120"/>
+        <w:ind w:left="284" w:hanging="284"/>
+        <w:rPr>
+          <w:rFonts w:ascii="Times New Roman" w:hAnsi="Times New Roman" w:cs="Times New Roman"/>
+          <w:b/>
+          <w:color w:val="FF0000"/>
+          <w:sz w:val="26"/>
+          <w:szCs w:val="26"/>
+        </w:rPr>
+      </w:pPr>
+      <w:r>
+        <w:rPr>
+          <w:rFonts w:ascii="Times New Roman" w:hAnsi="Times New Roman" w:cs="Times New Roman"/>
+          <w:b/>
+          <w:color w:val="FF0000"/>
+          <w:sz w:val="26"/>
+          <w:szCs w:val="26"/>
+        </w:rPr>
+        <w:t>Declare an object to retrieve information from keyboard:</w:t>
+      </w:r>
+    </w:p>
+    <w:p>
+      <w:pPr>
+        <w:pStyle w:val="ListParagraph"/>
+        <w:numPr>
+          <w:ilvl w:val="0"/>
+          <w:numId w:val="5"/>
+        </w:numPr>
+        <w:tabs>
+          <w:tab w:val="left" w:pos="993"/>
+        </w:tabs>
+        <w:spacing w:before="120" w:after="120"/>
+        <w:ind w:left="993" w:hanging="273"/>
+        <w:rPr>
+          <w:rFonts w:ascii="Times New Roman" w:hAnsi="Times New Roman" w:cs="Times New Roman"/>
+          <w:sz w:val="26"/>
+          <w:szCs w:val="26"/>
+        </w:rPr>
+      </w:pPr>
+      <w:r>
+        <w:rPr>
+          <w:rFonts w:ascii="Times New Roman" w:hAnsi="Times New Roman" w:cs="Times New Roman"/>
+          <w:sz w:val="26"/>
+          <w:szCs w:val="26"/>
+        </w:rPr>
+        <w:lastRenderedPageBreak/>
+        <w:t>Scanner sc = new Scanner(System.in);</w:t>
+      </w:r>
+    </w:p>
+    <w:p>
+      <w:pPr>
+        <w:pStyle w:val="ListParagraph"/>
+        <w:numPr>
+          <w:ilvl w:val="0"/>
+          <w:numId w:val="3"/>
+        </w:numPr>
+        <w:spacing w:before="120" w:after="120"/>
+        <w:ind w:left="284" w:hanging="284"/>
+        <w:rPr>
+          <w:rFonts w:ascii="Times New Roman" w:hAnsi="Times New Roman" w:cs="Times New Roman"/>
+          <w:b/>
+          <w:color w:val="FF0000"/>
+          <w:sz w:val="26"/>
+          <w:szCs w:val="26"/>
+        </w:rPr>
+      </w:pPr>
+      <w:r>
+        <w:rPr>
+          <w:rFonts w:ascii="Times New Roman" w:hAnsi="Times New Roman" w:cs="Times New Roman"/>
+          <w:b/>
+          <w:color w:val="FF0000"/>
+          <w:sz w:val="26"/>
+          <w:szCs w:val="26"/>
+        </w:rPr>
+        <w:t>Declare a constant</w:t>
+      </w:r>
+      <w:r>
+        <w:rPr>
+          <w:rFonts w:ascii="Times New Roman" w:hAnsi="Times New Roman" w:cs="Times New Roman"/>
+          <w:b/>
+          <w:color w:val="FF0000"/>
+          <w:sz w:val="26"/>
+          <w:szCs w:val="26"/>
+        </w:rPr>
+        <w:t xml:space="preserve">: </w:t>
+      </w:r>
+    </w:p>
+    <w:p>
+      <w:pPr>
+        <w:pStyle w:val="ListParagraph"/>
+        <w:numPr>
+          <w:ilvl w:val="0"/>
+          <w:numId w:val="5"/>
+        </w:numPr>
+        <w:tabs>
+          <w:tab w:val="left" w:pos="993"/>
+        </w:tabs>
+        <w:spacing w:before="120" w:after="120"/>
+        <w:ind w:left="993" w:hanging="273"/>
+        <w:rPr>
+          <w:rFonts w:ascii="Times New Roman" w:hAnsi="Times New Roman" w:cs="Times New Roman"/>
+          <w:bCs/>
+          <w:sz w:val="26"/>
+          <w:szCs w:val="26"/>
+        </w:rPr>
+      </w:pPr>
+      <w:r>
+        <w:rPr>
+          <w:rFonts w:ascii="Times New Roman" w:hAnsi="Times New Roman" w:cs="Times New Roman"/>
+          <w:bCs/>
+          <w:sz w:val="26"/>
+          <w:szCs w:val="26"/>
+        </w:rPr>
+        <w:t>final double PI = 3.14;</w:t>
+      </w:r>
+    </w:p>
+    <w:p>
+      <w:pPr>
+        <w:pStyle w:val="ListParagraph"/>
+        <w:numPr>
+          <w:ilvl w:val="0"/>
+          <w:numId w:val="3"/>
+        </w:numPr>
+        <w:spacing w:before="120" w:after="120"/>
+        <w:ind w:left="284" w:hanging="284"/>
+        <w:rPr>
+          <w:rFonts w:ascii="Times New Roman" w:hAnsi="Times New Roman" w:cs="Times New Roman"/>
+          <w:b/>
+          <w:color w:val="FF0000"/>
+          <w:sz w:val="26"/>
+          <w:szCs w:val="26"/>
+        </w:rPr>
+      </w:pPr>
+      <w:r>
+        <w:rPr>
+          <w:rFonts w:ascii="Times New Roman" w:hAnsi="Times New Roman" w:cs="Times New Roman"/>
+          <w:b/>
+          <w:color w:val="FF0000"/>
+          <w:sz w:val="26"/>
+          <w:szCs w:val="26"/>
+        </w:rPr>
+        <w:t>Declare variables for a character</w:t>
+      </w:r>
+    </w:p>
+    <w:p>
+      <w:pPr>
+        <w:pStyle w:val="ListParagraph"/>
+        <w:numPr>
+          <w:ilvl w:val="0"/>
+          <w:numId w:val="5"/>
+        </w:numPr>
+        <w:tabs>
+          <w:tab w:val="left" w:pos="993"/>
+        </w:tabs>
+        <w:spacing w:before="120" w:after="120"/>
+        <w:ind w:left="993" w:hanging="273"/>
+        <w:rPr>
+          <w:rFonts w:ascii="Times New Roman" w:hAnsi="Times New Roman" w:cs="Times New Roman"/>
+          <w:sz w:val="26"/>
+          <w:szCs w:val="26"/>
+        </w:rPr>
+      </w:pPr>
+      <w:r>
+        <w:rPr>
+          <w:rFonts w:ascii="Times New Roman" w:hAnsi="Times New Roman" w:cs="Times New Roman"/>
+          <w:sz w:val="26"/>
+          <w:szCs w:val="26"/>
+        </w:rPr>
+        <w:t>Char kiTu;</w:t>
+      </w:r>
+    </w:p>
+    <w:p>
+      <w:pPr>
+        <w:pStyle w:val="ListParagraph"/>
+        <w:numPr>
+          <w:ilvl w:val="0"/>
+          <w:numId w:val="5"/>
+        </w:numPr>
+        <w:tabs>
+          <w:tab w:val="left" w:pos="993"/>
+        </w:tabs>
+        <w:spacing w:before="120" w:after="120"/>
+        <w:ind w:left="993" w:hanging="273"/>
+        <w:rPr>
+          <w:rFonts w:ascii="Times New Roman" w:hAnsi="Times New Roman" w:cs="Times New Roman"/>
+          <w:sz w:val="26"/>
+          <w:szCs w:val="26"/>
+        </w:rPr>
+      </w:pPr>
+      <w:r>
+        <w:rPr>
+          <w:rFonts w:ascii="Times New Roman" w:hAnsi="Times New Roman" w:cs="Times New Roman"/>
+          <w:sz w:val="26"/>
+          <w:szCs w:val="26"/>
+        </w:rPr>
+        <w:t>Enter a character: kiTu = sc.Next().charAt(0);</w:t>
+      </w:r>
+    </w:p>
+    <w:p>
+      <w:pPr>
+        <w:pStyle w:val="ListParagraph"/>
+        <w:numPr>
+          <w:ilvl w:val="0"/>
+          <w:numId w:val="3"/>
+        </w:numPr>
+        <w:spacing w:before="120" w:after="120"/>
+        <w:ind w:left="284" w:hanging="284"/>
+        <w:rPr>
+          <w:rFonts w:ascii="Times New Roman" w:hAnsi="Times New Roman" w:cs="Times New Roman"/>
+          <w:b/>
+          <w:color w:val="FF0000"/>
+          <w:sz w:val="26"/>
+          <w:szCs w:val="26"/>
+        </w:rPr>
+      </w:pPr>
+      <w:r>
+        <w:rPr>
+          <w:rFonts w:ascii="Times New Roman" w:hAnsi="Times New Roman" w:cs="Times New Roman"/>
+          <w:b/>
+          <w:color w:val="FF0000"/>
+          <w:sz w:val="26"/>
+          <w:szCs w:val="26"/>
+        </w:rPr>
+        <w:t>Convert Char to Int (ASCII):</w:t>
+      </w:r>
+    </w:p>
+    <w:p>
+      <w:pPr>
+        <w:pStyle w:val="ListParagraph"/>
+        <w:numPr>
+          <w:ilvl w:val="0"/>
+          <w:numId w:val="5"/>
+        </w:numPr>
+        <w:tabs>
+          <w:tab w:val="left" w:pos="993"/>
+        </w:tabs>
+        <w:spacing w:before="120" w:after="120"/>
+        <w:ind w:left="993" w:hanging="273"/>
+        <w:rPr>
+          <w:rFonts w:ascii="Times New Roman" w:hAnsi="Times New Roman" w:cs="Times New Roman"/>
+          <w:sz w:val="26"/>
+          <w:szCs w:val="26"/>
+        </w:rPr>
+      </w:pPr>
+      <w:r>
+        <w:rPr>
+          <w:rFonts w:ascii="Times New Roman" w:hAnsi="Times New Roman" w:cs="Times New Roman"/>
+          <w:sz w:val="26"/>
+          <w:szCs w:val="26"/>
+        </w:rPr>
+        <w:t>(int)kiTu</w:t>
+      </w:r>
+    </w:p>
+    <w:p>
+      <w:pPr>
+        <w:pStyle w:val="ListParagraph"/>
+        <w:numPr>
+          <w:ilvl w:val="0"/>
+          <w:numId w:val="3"/>
+        </w:numPr>
+        <w:spacing w:before="120" w:after="120"/>
+        <w:ind w:left="284" w:hanging="284"/>
+        <w:rPr>
+          <w:rFonts w:ascii="Times New Roman" w:hAnsi="Times New Roman" w:cs="Times New Roman"/>
+          <w:b/>
+          <w:color w:val="FF0000"/>
+          <w:sz w:val="26"/>
+          <w:szCs w:val="26"/>
+        </w:rPr>
+      </w:pPr>
+      <w:r>
+        <w:rPr>
+          <w:rFonts w:ascii="Times New Roman" w:hAnsi="Times New Roman" w:cs="Times New Roman"/>
+          <w:b/>
+          <w:color w:val="FF0000"/>
+          <w:sz w:val="26"/>
+          <w:szCs w:val="26"/>
+        </w:rPr>
+        <w:t>Convert String to Int</w:t>
+      </w:r>
+      <w:r>
+        <w:rPr>
+          <w:rFonts w:ascii="Times New Roman" w:hAnsi="Times New Roman" w:cs="Times New Roman"/>
+          <w:b/>
+          <w:color w:val="FF0000"/>
+          <w:sz w:val="26"/>
+          <w:szCs w:val="26"/>
+        </w:rPr>
+        <w:t xml:space="preserve"> (from character):</w:t>
+      </w:r>
+    </w:p>
+    <w:p>
+      <w:pPr>
+        <w:pStyle w:val="ListParagraph"/>
+        <w:numPr>
+          <w:ilvl w:val="0"/>
+          <w:numId w:val="5"/>
+        </w:numPr>
+        <w:tabs>
+          <w:tab w:val="left" w:pos="993"/>
+        </w:tabs>
+        <w:spacing w:before="120" w:after="120"/>
+        <w:ind w:left="993" w:hanging="273"/>
+        <w:rPr>
+          <w:rFonts w:ascii="Times New Roman" w:hAnsi="Times New Roman" w:cs="Times New Roman"/>
+          <w:sz w:val="26"/>
+          <w:szCs w:val="26"/>
+        </w:rPr>
+      </w:pPr>
+      <w:r>
+        <w:rPr>
+          <w:rFonts w:ascii="Times New Roman" w:hAnsi="Times New Roman" w:cs="Times New Roman"/>
+          <w:sz w:val="26"/>
+          <w:szCs w:val="26"/>
+        </w:rPr>
+        <w:t>String buffer = "</w:t>
+      </w:r>
+      <w:r>
+        <w:rPr>
+          <w:rFonts w:ascii="Times New Roman" w:hAnsi="Times New Roman" w:cs="Times New Roman"/>
+          <w:sz w:val="26"/>
+          <w:szCs w:val="26"/>
+        </w:rPr>
+        <w:t>ab</w:t>
+      </w:r>
+      <w:r>
+        <w:rPr>
+          <w:rFonts w:ascii="Times New Roman" w:hAnsi="Times New Roman" w:cs="Times New Roman"/>
+          <w:sz w:val="26"/>
+          <w:szCs w:val="26"/>
+        </w:rPr>
+        <w:t>c";</w:t>
+      </w:r>
+    </w:p>
+    <w:p>
+      <w:pPr>
+        <w:pStyle w:val="ListParagraph"/>
+        <w:numPr>
+          <w:ilvl w:val="0"/>
+          <w:numId w:val="5"/>
+        </w:numPr>
+        <w:tabs>
+          <w:tab w:val="left" w:pos="993"/>
+        </w:tabs>
+        <w:spacing w:before="120" w:after="120"/>
+        <w:ind w:left="993" w:hanging="273"/>
+        <w:rPr>
+          <w:rFonts w:ascii="Times New Roman" w:hAnsi="Times New Roman" w:cs="Times New Roman"/>
+          <w:sz w:val="26"/>
+          <w:szCs w:val="26"/>
+        </w:rPr>
+      </w:pPr>
+      <w:r>
+        <w:rPr>
+          <w:rFonts w:ascii="Times New Roman" w:hAnsi="Times New Roman" w:cs="Times New Roman"/>
+          <w:sz w:val="26"/>
+          <w:szCs w:val="26"/>
+        </w:rPr>
+        <w:t>char ch = buffer.charAt(</w:t>
+      </w:r>
+      <w:r>
+        <w:rPr>
+          <w:rFonts w:ascii="Times New Roman" w:hAnsi="Times New Roman" w:cs="Times New Roman"/>
+          <w:sz w:val="26"/>
+          <w:szCs w:val="26"/>
+        </w:rPr>
+        <w:t>0/</w:t>
+      </w:r>
+      <w:r>
+        <w:rPr>
+          <w:rFonts w:ascii="Times New Roman" w:hAnsi="Times New Roman" w:cs="Times New Roman"/>
+          <w:sz w:val="26"/>
+          <w:szCs w:val="26"/>
+        </w:rPr>
+        <w:t>1</w:t>
+      </w:r>
+      <w:r>
+        <w:rPr>
+          <w:rFonts w:ascii="Times New Roman" w:hAnsi="Times New Roman" w:cs="Times New Roman"/>
+          <w:sz w:val="26"/>
+          <w:szCs w:val="26"/>
+        </w:rPr>
+        <w:t>/</w:t>
+      </w:r>
+      <w:r>
+        <w:rPr>
+          <w:rFonts w:ascii="Times New Roman" w:hAnsi="Times New Roman" w:cs="Times New Roman"/>
+          <w:sz w:val="26"/>
+          <w:szCs w:val="26"/>
+        </w:rPr>
+        <w:t>2</w:t>
+      </w:r>
+      <w:r>
+        <w:rPr>
+          <w:rFonts w:ascii="Times New Roman" w:hAnsi="Times New Roman" w:cs="Times New Roman"/>
+          <w:sz w:val="26"/>
+          <w:szCs w:val="26"/>
+        </w:rPr>
+        <w:t>);</w:t>
+      </w:r>
+      <w:r>
+        <w:rPr>
+          <w:rFonts w:ascii="Times New Roman" w:hAnsi="Times New Roman" w:cs="Times New Roman"/>
+          <w:sz w:val="26"/>
+          <w:szCs w:val="26"/>
+        </w:rPr>
+        <w:t xml:space="preserve"> (0=a), (1=b), (2=c)</w:t>
+      </w:r>
+      <w:r>
+        <w:rPr>
+          <w:rFonts w:ascii="Times New Roman" w:hAnsi="Times New Roman" w:cs="Times New Roman"/>
+          <w:sz w:val="26"/>
+          <w:szCs w:val="26"/>
+        </w:rPr>
+        <w:t xml:space="preserve"> (only choose one)</w:t>
+      </w:r>
+    </w:p>
+    <w:p>
+      <w:pPr>
+        <w:pStyle w:val="ListParagraph"/>
+        <w:numPr>
+          <w:ilvl w:val="0"/>
+          <w:numId w:val="5"/>
+        </w:numPr>
+        <w:tabs>
+          <w:tab w:val="left" w:pos="993"/>
+        </w:tabs>
+        <w:spacing w:before="120" w:after="120"/>
+        <w:ind w:left="993" w:hanging="273"/>
+        <w:rPr>
+          <w:rFonts w:ascii="Times New Roman" w:hAnsi="Times New Roman" w:cs="Times New Roman"/>
+          <w:sz w:val="26"/>
+          <w:szCs w:val="26"/>
+        </w:rPr>
+      </w:pPr>
+      <w:r>
+        <w:rPr>
+          <w:rFonts w:ascii="Times New Roman" w:hAnsi="Times New Roman" w:cs="Times New Roman"/>
+          <w:sz w:val="26"/>
+          <w:szCs w:val="26"/>
+        </w:rPr>
+        <w:t xml:space="preserve">System.out.println((int)ch); </w:t>
+      </w:r>
+    </w:p>
+    <w:p>
+      <w:pPr>
+        <w:pStyle w:val="ListParagraph"/>
+        <w:numPr>
+          <w:ilvl w:val="0"/>
+          <w:numId w:val="3"/>
+        </w:numPr>
+        <w:spacing w:before="120" w:after="120"/>
+        <w:ind w:left="284" w:hanging="284"/>
+        <w:rPr>
+          <w:rFonts w:ascii="Times New Roman" w:hAnsi="Times New Roman" w:cs="Times New Roman"/>
+          <w:b/>
+          <w:color w:val="FF0000"/>
+          <w:sz w:val="26"/>
+          <w:szCs w:val="26"/>
+        </w:rPr>
+      </w:pPr>
+      <w:r>
+        <w:rPr>
+          <w:rFonts w:ascii="Times New Roman" w:hAnsi="Times New Roman" w:cs="Times New Roman"/>
+          <w:b/>
+          <w:color w:val="FF0000"/>
+          <w:sz w:val="26"/>
+          <w:szCs w:val="26"/>
+        </w:rPr>
+        <w:t>Convert String to Int, Double:</w:t>
+      </w:r>
+    </w:p>
+    <w:p>
+      <w:pPr>
+        <w:pStyle w:val="ListParagraph"/>
+        <w:numPr>
+          <w:ilvl w:val="0"/>
+          <w:numId w:val="5"/>
+        </w:numPr>
+        <w:tabs>
+          <w:tab w:val="left" w:pos="993"/>
+        </w:tabs>
+        <w:spacing w:before="120" w:after="120"/>
+        <w:ind w:left="993" w:hanging="273"/>
+        <w:rPr>
+          <w:rFonts w:ascii="Times New Roman" w:hAnsi="Times New Roman" w:cs="Times New Roman"/>
+          <w:sz w:val="26"/>
+          <w:szCs w:val="26"/>
+        </w:rPr>
+      </w:pPr>
+      <w:r>
+        <w:rPr>
+          <w:rFonts w:ascii="Times New Roman" w:hAnsi="Times New Roman" w:cs="Times New Roman"/>
+          <w:sz w:val="26"/>
+          <w:szCs w:val="26"/>
+        </w:rPr>
+        <w:t xml:space="preserve">String </w:t>
+      </w:r>
+      <w:r>
+        <w:rPr>
+          <w:rFonts w:ascii="Times New Roman" w:hAnsi="Times New Roman" w:cs="Times New Roman"/>
+          <w:sz w:val="26"/>
+          <w:szCs w:val="26"/>
+        </w:rPr>
+        <w:t xml:space="preserve">strTuoi = ""; </w:t>
+      </w:r>
+      <w:r>
+        <w:rPr>
+          <w:rFonts w:ascii="Times New Roman" w:hAnsi="Times New Roman" w:cs="Times New Roman"/>
+          <w:sz w:val="26"/>
+          <w:szCs w:val="26"/>
+          <w:highlight w:val="yellow"/>
+        </w:rPr>
+        <w:t>(String must be entered as digits, not characters)</w:t>
+      </w:r>
+    </w:p>
+    <w:p>
+      <w:pPr>
+        <w:pStyle w:val="ListParagraph"/>
+        <w:numPr>
+          <w:ilvl w:val="0"/>
+          <w:numId w:val="5"/>
+        </w:numPr>
+        <w:tabs>
+          <w:tab w:val="left" w:pos="993"/>
+        </w:tabs>
+        <w:spacing w:before="120" w:after="120"/>
+        <w:ind w:left="993" w:hanging="273"/>
+        <w:rPr>
+          <w:rFonts w:ascii="Times New Roman" w:hAnsi="Times New Roman" w:cs="Times New Roman"/>
+          <w:sz w:val="26"/>
+          <w:szCs w:val="26"/>
+        </w:rPr>
+      </w:pPr>
+      <w:r>
+        <w:rPr>
+          <w:rFonts w:ascii="Times New Roman" w:hAnsi="Times New Roman" w:cs="Times New Roman"/>
+          <w:sz w:val="26"/>
+          <w:szCs w:val="26"/>
+        </w:rPr>
+        <w:t>int tuoi = 0;</w:t>
+      </w:r>
+    </w:p>
+    <w:p>
+      <w:pPr>
+        <w:pStyle w:val="ListParagraph"/>
+        <w:numPr>
+          <w:ilvl w:val="0"/>
+          <w:numId w:val="5"/>
+        </w:numPr>
+        <w:tabs>
+          <w:tab w:val="left" w:pos="993"/>
+        </w:tabs>
+        <w:spacing w:before="120" w:after="120"/>
+        <w:ind w:left="993" w:hanging="273"/>
+        <w:rPr>
+          <w:rFonts w:ascii="Times New Roman" w:hAnsi="Times New Roman" w:cs="Times New Roman"/>
+          <w:sz w:val="26"/>
+          <w:szCs w:val="26"/>
+        </w:rPr>
+      </w:pPr>
+      <w:r>
+        <w:rPr>
+          <w:rFonts w:ascii="Times New Roman" w:hAnsi="Times New Roman" w:cs="Times New Roman"/>
+          <w:sz w:val="26"/>
+          <w:szCs w:val="26"/>
+        </w:rPr>
+        <w:t>double tuoi  = 0;</w:t>
+      </w:r>
+    </w:p>
+    <w:p>
+      <w:pPr>
+        <w:pStyle w:val="ListParagraph"/>
+        <w:numPr>
+          <w:ilvl w:val="0"/>
+          <w:numId w:val="5"/>
+        </w:numPr>
+        <w:tabs>
+          <w:tab w:val="left" w:pos="993"/>
+        </w:tabs>
+        <w:spacing w:before="120" w:after="120"/>
+        <w:rPr>
+          <w:rFonts w:ascii="Times New Roman" w:hAnsi="Times New Roman" w:cs="Times New Roman"/>
+          <w:sz w:val="26"/>
+          <w:szCs w:val="26"/>
+        </w:rPr>
+      </w:pPr>
+      <w:r>
+        <w:rPr>
+          <w:rFonts w:ascii="Times New Roman" w:hAnsi="Times New Roman" w:cs="Times New Roman"/>
+          <w:sz w:val="26"/>
+          <w:szCs w:val="26"/>
+        </w:rPr>
+        <w:t>tuoi = Integer.parseInt(strTuoi);</w:t>
+      </w:r>
+    </w:p>
+    <w:p>
+      <w:pPr>
+        <w:pStyle w:val="ListParagraph"/>
+        <w:numPr>
+          <w:ilvl w:val="0"/>
+          <w:numId w:val="5"/>
+        </w:numPr>
+        <w:tabs>
+          <w:tab w:val="left" w:pos="993"/>
+        </w:tabs>
+        <w:spacing w:before="120" w:after="120"/>
+        <w:rPr>
+          <w:rFonts w:ascii="Times New Roman" w:hAnsi="Times New Roman" w:cs="Times New Roman"/>
+          <w:sz w:val="26"/>
+          <w:szCs w:val="26"/>
+        </w:rPr>
+      </w:pPr>
+      <w:r>
+        <w:rPr>
+          <w:rFonts w:ascii="Times New Roman" w:hAnsi="Times New Roman" w:cs="Times New Roman"/>
+          <w:sz w:val="26"/>
+          <w:szCs w:val="26"/>
+        </w:rPr>
+        <w:t xml:space="preserve">tuoi = </w:t>
+      </w:r>
+      <w:r>
+        <w:rPr>
+          <w:rFonts w:ascii="Times New Roman" w:hAnsi="Times New Roman" w:cs="Times New Roman"/>
+          <w:sz w:val="26"/>
+          <w:szCs w:val="26"/>
+        </w:rPr>
+        <w:t>Double.parseDouble(str</w:t>
+      </w:r>
+      <w:r>
+        <w:rPr>
+          <w:rFonts w:ascii="Times New Roman" w:hAnsi="Times New Roman" w:cs="Times New Roman"/>
+          <w:sz w:val="26"/>
+          <w:szCs w:val="26"/>
+        </w:rPr>
+        <w:t>Tuoi</w:t>
+      </w:r>
+      <w:r>
+        <w:rPr>
+          <w:rFonts w:ascii="Times New Roman" w:hAnsi="Times New Roman" w:cs="Times New Roman"/>
+          <w:sz w:val="26"/>
+          <w:szCs w:val="26"/>
+        </w:rPr>
+        <w:t>);</w:t>
+      </w:r>
+    </w:p>
+    <w:p>
+      <w:pPr>
+        <w:pStyle w:val="ListParagraph"/>
+        <w:numPr>
+          <w:ilvl w:val="0"/>
+          <w:numId w:val="3"/>
+        </w:numPr>
+        <w:spacing w:before="120" w:after="120"/>
+        <w:ind w:left="284" w:hanging="284"/>
+        <w:rPr>
+          <w:rFonts w:ascii="Times New Roman" w:hAnsi="Times New Roman" w:cs="Times New Roman"/>
+          <w:b/>
+          <w:color w:val="FF0000"/>
+          <w:sz w:val="26"/>
+          <w:szCs w:val="26"/>
+        </w:rPr>
+      </w:pPr>
+      <w:r>
+        <w:rPr>
+          <w:rFonts w:ascii="Times New Roman" w:hAnsi="Times New Roman" w:cs="Times New Roman"/>
+          <w:b/>
+          <w:color w:val="FF0000"/>
+          <w:sz w:val="26"/>
+          <w:szCs w:val="26"/>
+        </w:rPr>
+        <w:t>Convert String to Int, Double (other method):</w:t>
+      </w:r>
+    </w:p>
+    <w:p>
+      <w:pPr>
+        <w:pStyle w:val="ListParagraph"/>
+        <w:numPr>
+          <w:ilvl w:val="0"/>
+          <w:numId w:val="5"/>
+        </w:numPr>
+        <w:tabs>
+          <w:tab w:val="left" w:pos="993"/>
+        </w:tabs>
+        <w:spacing w:before="120" w:after="120"/>
+        <w:ind w:left="993" w:hanging="273"/>
+        <w:rPr>
+          <w:rFonts w:ascii="Times New Roman" w:hAnsi="Times New Roman" w:cs="Times New Roman"/>
+          <w:sz w:val="26"/>
+          <w:szCs w:val="26"/>
+        </w:rPr>
+      </w:pPr>
+      <w:r>
+        <w:rPr>
+          <w:rFonts w:ascii="Times New Roman" w:hAnsi="Times New Roman" w:cs="Times New Roman"/>
+          <w:sz w:val="26"/>
+          <w:szCs w:val="26"/>
+        </w:rPr>
+        <w:t xml:space="preserve">String </w:t>
+      </w:r>
+      <w:r>
+        <w:rPr>
+          <w:rFonts w:ascii="Times New Roman" w:hAnsi="Times New Roman" w:cs="Times New Roman"/>
+          <w:sz w:val="26"/>
+          <w:szCs w:val="26"/>
+        </w:rPr>
+        <w:t xml:space="preserve">strTuoi = ""; </w:t>
+      </w:r>
+    </w:p>
+    <w:p>
+      <w:pPr>
+        <w:pStyle w:val="ListParagraph"/>
+        <w:numPr>
+          <w:ilvl w:val="0"/>
+          <w:numId w:val="5"/>
+        </w:numPr>
+        <w:tabs>
+          <w:tab w:val="left" w:pos="993"/>
+        </w:tabs>
+        <w:spacing w:before="120" w:after="120"/>
+        <w:rPr>
+          <w:rFonts w:ascii="Times New Roman" w:hAnsi="Times New Roman" w:cs="Times New Roman"/>
+          <w:sz w:val="26"/>
+          <w:szCs w:val="26"/>
+        </w:rPr>
+      </w:pPr>
+      <w:r>
+        <w:rPr>
+          <w:rFonts w:ascii="Times New Roman" w:hAnsi="Times New Roman" w:cs="Times New Roman"/>
+          <w:sz w:val="26"/>
+          <w:szCs w:val="26"/>
+        </w:rPr>
+        <w:t>tuoi = Integer.parseInt(strTuoi</w:t>
+      </w:r>
+      <w:r>
+        <w:rPr>
+          <w:rFonts w:ascii="Times New Roman" w:hAnsi="Times New Roman" w:cs="Times New Roman"/>
+          <w:sz w:val="26"/>
+          <w:szCs w:val="26"/>
+        </w:rPr>
+        <w:t>,16/8</w:t>
+      </w:r>
+      <w:r>
+        <w:rPr>
+          <w:rFonts w:ascii="Times New Roman" w:hAnsi="Times New Roman" w:cs="Times New Roman"/>
+          <w:sz w:val="26"/>
+          <w:szCs w:val="26"/>
+        </w:rPr>
+        <w:t>);</w:t>
+      </w:r>
+      <w:r>
+        <w:rPr>
+          <w:rFonts w:ascii="Times New Roman" w:hAnsi="Times New Roman" w:cs="Times New Roman"/>
+          <w:sz w:val="26"/>
+          <w:szCs w:val="26"/>
+        </w:rPr>
+        <w:t xml:space="preserve"> </w:t>
+      </w:r>
+      <w:r>
+        <w:rPr>
+          <w:rFonts w:ascii="Times New Roman" w:hAnsi="Times New Roman" w:cs="Times New Roman"/>
+          <w:sz w:val="26"/>
+          <w:szCs w:val="26"/>
+          <w:highlight w:val="yellow"/>
+        </w:rPr>
+        <w:t>(convert from String (16=hexa,8=octal) to integer tuoi (decimal))</w:t>
+      </w:r>
+    </w:p>
+    <w:p>
+      <w:pPr>
+        <w:pStyle w:val="ListParagraph"/>
+        <w:numPr>
+          <w:ilvl w:val="0"/>
+          <w:numId w:val="3"/>
+        </w:numPr>
+        <w:spacing w:before="120" w:after="120"/>
+        <w:ind w:left="284" w:hanging="284"/>
+        <w:rPr>
+          <w:rFonts w:ascii="Times New Roman" w:hAnsi="Times New Roman" w:cs="Times New Roman"/>
+          <w:b/>
+          <w:color w:val="FF0000"/>
+          <w:sz w:val="26"/>
+          <w:szCs w:val="26"/>
+        </w:rPr>
+      </w:pPr>
+      <w:r>
+        <w:rPr>
+          <w:rFonts w:ascii="Times New Roman" w:hAnsi="Times New Roman" w:cs="Times New Roman"/>
+          <w:b/>
+          <w:color w:val="FF0000"/>
+          <w:sz w:val="26"/>
+          <w:szCs w:val="26"/>
+        </w:rPr>
+        <w:t>Method to catch error, use:</w:t>
+      </w:r>
+    </w:p>
+    <w:p>
+      <w:pPr>
+        <w:pStyle w:val="ListParagraph"/>
+        <w:numPr>
+          <w:ilvl w:val="0"/>
+          <w:numId w:val="5"/>
+        </w:numPr>
+        <w:tabs>
+          <w:tab w:val="left" w:pos="993"/>
+        </w:tabs>
+        <w:spacing w:before="120" w:after="120"/>
+        <w:rPr>
+          <w:rFonts w:ascii="Times New Roman" w:hAnsi="Times New Roman" w:cs="Times New Roman"/>
+          <w:sz w:val="26"/>
+          <w:szCs w:val="26"/>
+        </w:rPr>
+      </w:pPr>
+      <w:r>
+        <w:rPr>
+          <w:rFonts w:ascii="Times New Roman" w:hAnsi="Times New Roman" w:cs="Times New Roman"/>
+          <w:sz w:val="26"/>
+          <w:szCs w:val="26"/>
+        </w:rPr>
+        <w:t>Try {Content needed to be entered correctly}</w:t>
+      </w:r>
+    </w:p>
+    <w:p>
+      <w:pPr>
+        <w:pStyle w:val="ListParagraph"/>
+        <w:numPr>
+          <w:ilvl w:val="0"/>
+          <w:numId w:val="5"/>
+        </w:numPr>
+        <w:tabs>
+          <w:tab w:val="left" w:pos="993"/>
+        </w:tabs>
+        <w:spacing w:before="120" w:after="120"/>
+        <w:rPr>
+          <w:rFonts w:ascii="Times New Roman" w:hAnsi="Times New Roman" w:cs="Times New Roman"/>
+          <w:sz w:val="26"/>
+          <w:szCs w:val="26"/>
+        </w:rPr>
+      </w:pPr>
+      <w:r>
+        <w:rPr>
+          <w:rFonts w:ascii="Times New Roman" w:hAnsi="Times New Roman" w:cs="Times New Roman"/>
+          <w:sz w:val="26"/>
+          <w:szCs w:val="26"/>
+        </w:rPr>
+        <w:t>Catch (NumberFormatException ex)</w:t>
+      </w:r>
+    </w:p>
+    <w:p>
+      <w:pPr>
+        <w:pStyle w:val="ListParagraph"/>
+        <w:tabs>
+          <w:tab w:val="left" w:pos="993"/>
+        </w:tabs>
+        <w:spacing w:before="120" w:after="120"/>
+        <w:ind w:left="1080"/>
+        <w:rPr>
+          <w:rFonts w:ascii="Times New Roman" w:hAnsi="Times New Roman" w:cs="Times New Roman"/>
+          <w:sz w:val="26"/>
+          <w:szCs w:val="26"/>
+        </w:rPr>
+      </w:pPr>
+      <w:r>
+        <w:rPr>
+          <w:rFonts w:ascii="Times New Roman" w:hAnsi="Times New Roman" w:cs="Times New Roman"/>
+          <w:sz w:val="26"/>
+          <w:szCs w:val="26"/>
+        </w:rPr>
+        <w:t>{If the content entered is incorrect, catch will operate)</w:t>
+      </w:r>
+    </w:p>
+    <w:p>
+      <w:pPr>
+        <w:pStyle w:val="ListParagraph"/>
+        <w:numPr>
+          <w:ilvl w:val="0"/>
+          <w:numId w:val="3"/>
+        </w:numPr>
+        <w:spacing w:before="120" w:after="120"/>
+        <w:ind w:left="284" w:hanging="284"/>
+        <w:rPr>
+          <w:rFonts w:ascii="Times New Roman" w:hAnsi="Times New Roman" w:cs="Times New Roman"/>
+          <w:b/>
+          <w:color w:val="FF0000"/>
+          <w:sz w:val="26"/>
+          <w:szCs w:val="26"/>
+        </w:rPr>
+      </w:pPr>
+      <w:r>
+        <w:rPr>
+          <w:rFonts w:ascii="Times New Roman" w:hAnsi="Times New Roman" w:cs="Times New Roman"/>
+          <w:b/>
+          <w:color w:val="FF0000"/>
+          <w:sz w:val="26"/>
+          <w:szCs w:val="26"/>
+        </w:rPr>
+        <w:t>Covnert Int to String (2: Binary, 08: Octal, 10: Decimal, 16: Hexa …)</w:t>
+      </w:r>
+    </w:p>
+    <w:p>
+      <w:pPr>
+        <w:pStyle w:val="ListParagraph"/>
+        <w:numPr>
+          <w:ilvl w:val="0"/>
+          <w:numId w:val="5"/>
+        </w:numPr>
+        <w:tabs>
+          <w:tab w:val="left" w:pos="993"/>
+        </w:tabs>
+        <w:spacing w:before="120" w:after="120"/>
+        <w:rPr>
+          <w:rFonts w:ascii="Times New Roman" w:hAnsi="Times New Roman" w:cs="Times New Roman"/>
+          <w:sz w:val="26"/>
+          <w:szCs w:val="26"/>
+        </w:rPr>
+      </w:pPr>
+      <w:r>
+        <w:rPr>
+          <w:rFonts w:ascii="Times New Roman" w:hAnsi="Times New Roman" w:cs="Times New Roman"/>
+          <w:sz w:val="26"/>
+          <w:szCs w:val="26"/>
+        </w:rPr>
+        <w:t>int i = 32;</w:t>
+      </w:r>
+    </w:p>
+    <w:p>
+      <w:pPr>
+        <w:pStyle w:val="ListParagraph"/>
+        <w:numPr>
+          <w:ilvl w:val="0"/>
+          <w:numId w:val="5"/>
+        </w:numPr>
+        <w:tabs>
+          <w:tab w:val="left" w:pos="993"/>
+        </w:tabs>
+        <w:spacing w:before="120" w:after="120"/>
+        <w:rPr>
+          <w:rFonts w:ascii="Times New Roman" w:hAnsi="Times New Roman" w:cs="Times New Roman"/>
+          <w:sz w:val="26"/>
+          <w:szCs w:val="26"/>
+        </w:rPr>
+      </w:pPr>
+      <w:r>
+        <w:rPr>
+          <w:rFonts w:ascii="Times New Roman" w:hAnsi="Times New Roman" w:cs="Times New Roman"/>
+          <w:sz w:val="26"/>
+          <w:szCs w:val="26"/>
+        </w:rPr>
+        <w:t>String a = "";</w:t>
+      </w:r>
+    </w:p>
+    <w:p>
+      <w:pPr>
+        <w:pStyle w:val="ListParagraph"/>
+        <w:numPr>
+          <w:ilvl w:val="0"/>
+          <w:numId w:val="5"/>
+        </w:numPr>
+        <w:tabs>
+          <w:tab w:val="left" w:pos="993"/>
+        </w:tabs>
+        <w:spacing w:before="120" w:after="120"/>
+        <w:rPr>
+          <w:rFonts w:ascii="Times New Roman" w:hAnsi="Times New Roman" w:cs="Times New Roman"/>
+          <w:sz w:val="26"/>
+          <w:szCs w:val="26"/>
+        </w:rPr>
+      </w:pPr>
+      <w:r>
+        <w:rPr>
+          <w:rFonts w:ascii="Times New Roman" w:hAnsi="Times New Roman" w:cs="Times New Roman"/>
+          <w:sz w:val="26"/>
+          <w:szCs w:val="26"/>
+        </w:rPr>
+        <w:t>a = Integer.toString(i,2);</w:t>
+      </w:r>
+    </w:p>
+    <w:p>
+      <w:pPr>
+        <w:pStyle w:val="ListParagraph"/>
+        <w:tabs>
+          <w:tab w:val="left" w:pos="993"/>
+        </w:tabs>
+        <w:spacing w:before="120" w:after="120"/>
+        <w:ind w:left="1080"/>
+        <w:rPr>
+          <w:rFonts w:ascii="Times New Roman" w:hAnsi="Times New Roman" w:cs="Times New Roman"/>
+          <w:sz w:val="26"/>
+          <w:szCs w:val="26"/>
+        </w:rPr>
+      </w:pPr>
+    </w:p>
+    <w:p>
+      <w:pPr>
+        <w:pBdr>
+          <w:bottom w:val="single" w:sz="6" w:space="1" w:color="auto"/>
+        </w:pBdr>
+        <w:tabs>
+          <w:tab w:val="left" w:pos="993"/>
+        </w:tabs>
+        <w:spacing w:before="120" w:after="120"/>
+        <w:rPr>
+          <w:rFonts w:ascii="Times New Roman" w:hAnsi="Times New Roman" w:cs="Times New Roman"/>
+          <w:b/>
+          <w:bCs/>
+          <w:i/>
+          <w:color w:val="FF0000"/>
+          <w:sz w:val="26"/>
+          <w:szCs w:val="26"/>
+        </w:rPr>
+      </w:pPr>
+    </w:p>
+    <w:p>
+      <w:pPr>
+        <w:spacing w:before="240" w:after="240" w:line="240" w:lineRule="auto"/>
+        <w:jc w:val="center"/>
+        <w:rPr>
+          <w:rFonts w:ascii="Times New Roman" w:hAnsi="Times New Roman" w:cs="Times New Roman"/>
+          <w:b/>
+          <w:color w:val="FF0000"/>
+          <w:sz w:val="40"/>
+          <w:szCs w:val="40"/>
+          <w:u w:val="single"/>
+        </w:rPr>
+      </w:pPr>
+      <w:r>
+        <w:rPr>
+          <w:rFonts w:ascii="Times New Roman" w:hAnsi="Times New Roman" w:cs="Times New Roman"/>
+          <w:b/>
+          <w:color w:val="FF0000"/>
+          <w:sz w:val="40"/>
+          <w:szCs w:val="40"/>
+          <w:u w:val="single"/>
+        </w:rPr>
+        <w:t>06</w:t>
+      </w:r>
+      <w:r>
+        <w:rPr>
+          <w:rFonts w:ascii="Times New Roman" w:hAnsi="Times New Roman" w:cs="Times New Roman"/>
+          <w:b/>
+          <w:color w:val="FF0000"/>
+          <w:sz w:val="40"/>
+          <w:szCs w:val="40"/>
+          <w:u w:val="single"/>
+        </w:rPr>
+        <w:t>/</w:t>
+      </w:r>
+      <w:r>
+        <w:rPr>
+          <w:rFonts w:ascii="Times New Roman" w:hAnsi="Times New Roman" w:cs="Times New Roman"/>
+          <w:b/>
+          <w:color w:val="FF0000"/>
+          <w:sz w:val="40"/>
+          <w:szCs w:val="40"/>
+          <w:u w:val="single"/>
+        </w:rPr>
+        <w:t>5</w:t>
+      </w:r>
+      <w:r>
+        <w:rPr>
+          <w:rFonts w:ascii="Times New Roman" w:hAnsi="Times New Roman" w:cs="Times New Roman"/>
+          <w:b/>
+          <w:color w:val="FF0000"/>
+          <w:sz w:val="40"/>
+          <w:szCs w:val="40"/>
+          <w:u w:val="single"/>
+        </w:rPr>
+        <w:t>/2024:</w:t>
+      </w:r>
+    </w:p>
+    <w:p>
+      <w:pPr>
+        <w:pStyle w:val="ListParagraph"/>
+        <w:numPr>
+          <w:ilvl w:val="0"/>
+          <w:numId w:val="3"/>
+        </w:numPr>
+        <w:spacing w:before="120" w:after="120"/>
+        <w:ind w:left="284" w:hanging="284"/>
+        <w:rPr>
+          <w:rFonts w:ascii="Times New Roman" w:hAnsi="Times New Roman" w:cs="Times New Roman"/>
+          <w:b/>
+          <w:color w:val="FF0000"/>
+          <w:sz w:val="26"/>
+          <w:szCs w:val="26"/>
+        </w:rPr>
+      </w:pPr>
+      <w:r>
+        <w:rPr>
+          <w:rFonts w:ascii="Times New Roman" w:hAnsi="Times New Roman" w:cs="Times New Roman"/>
+          <w:b/>
+          <w:color w:val="FF0000"/>
+          <w:sz w:val="26"/>
+          <w:szCs w:val="26"/>
+        </w:rPr>
+        <w:lastRenderedPageBreak/>
+        <w:t>[txtMatKhau.getPassword()] will return an array, so use new String() to convert an array to String.</w:t>
+      </w:r>
+    </w:p>
+    <w:p>
+      <w:pPr>
+        <w:pStyle w:val="ListParagraph"/>
+        <w:numPr>
+          <w:ilvl w:val="0"/>
+          <w:numId w:val="5"/>
+        </w:numPr>
+        <w:tabs>
+          <w:tab w:val="left" w:pos="993"/>
+        </w:tabs>
+        <w:spacing w:before="120" w:after="120"/>
+        <w:rPr>
+          <w:rFonts w:ascii="Times New Roman" w:hAnsi="Times New Roman" w:cs="Times New Roman"/>
+          <w:sz w:val="26"/>
+          <w:szCs w:val="26"/>
+          <w:highlight w:val="yellow"/>
+        </w:rPr>
+      </w:pPr>
+      <w:r>
+        <w:rPr>
+          <w:rFonts w:ascii="Times New Roman" w:hAnsi="Times New Roman" w:cs="Times New Roman"/>
+          <w:sz w:val="26"/>
+          <w:szCs w:val="26"/>
+          <w:highlight w:val="yellow"/>
+        </w:rPr>
+        <w:t>//Declare variables</w:t>
+      </w:r>
+    </w:p>
+    <w:p>
+      <w:pPr>
+        <w:pStyle w:val="ListParagraph"/>
+        <w:numPr>
+          <w:ilvl w:val="0"/>
+          <w:numId w:val="7"/>
+        </w:numPr>
+        <w:tabs>
+          <w:tab w:val="left" w:pos="1276"/>
+        </w:tabs>
+        <w:spacing w:before="120" w:after="120"/>
+        <w:ind w:left="1276" w:hanging="283"/>
+        <w:rPr>
+          <w:rFonts w:ascii="Times New Roman" w:hAnsi="Times New Roman" w:cs="Times New Roman"/>
+          <w:sz w:val="26"/>
+          <w:szCs w:val="26"/>
+        </w:rPr>
+      </w:pPr>
+      <w:r>
+        <w:rPr>
+          <w:rFonts w:ascii="Times New Roman" w:hAnsi="Times New Roman" w:cs="Times New Roman"/>
+          <w:sz w:val="26"/>
+          <w:szCs w:val="26"/>
+        </w:rPr>
+        <w:t>String matKhau = "";</w:t>
+      </w:r>
+    </w:p>
+    <w:p>
+      <w:pPr>
+        <w:pStyle w:val="ListParagraph"/>
+        <w:numPr>
+          <w:ilvl w:val="0"/>
+          <w:numId w:val="5"/>
+        </w:numPr>
+        <w:tabs>
+          <w:tab w:val="left" w:pos="993"/>
+        </w:tabs>
+        <w:spacing w:before="120" w:after="120"/>
+        <w:rPr>
+          <w:rFonts w:ascii="Times New Roman" w:hAnsi="Times New Roman" w:cs="Times New Roman"/>
+          <w:sz w:val="26"/>
+          <w:szCs w:val="26"/>
+          <w:highlight w:val="yellow"/>
+        </w:rPr>
+      </w:pPr>
+      <w:r>
+        <w:rPr>
+          <w:rFonts w:ascii="Times New Roman" w:hAnsi="Times New Roman" w:cs="Times New Roman"/>
+          <w:sz w:val="26"/>
+          <w:szCs w:val="26"/>
+          <w:highlight w:val="yellow"/>
+        </w:rPr>
+        <w:t>Take user information entered on the interface</w:t>
+      </w:r>
+    </w:p>
+    <w:p>
+      <w:pPr>
+        <w:pStyle w:val="ListParagraph"/>
+        <w:numPr>
+          <w:ilvl w:val="0"/>
+          <w:numId w:val="7"/>
+        </w:numPr>
+        <w:tabs>
+          <w:tab w:val="left" w:pos="1276"/>
+        </w:tabs>
+        <w:spacing w:before="120" w:after="120"/>
+        <w:ind w:left="1276" w:hanging="283"/>
+        <w:rPr>
+          <w:rFonts w:ascii="Times New Roman" w:hAnsi="Times New Roman" w:cs="Times New Roman"/>
+          <w:bCs/>
+          <w:sz w:val="26"/>
+          <w:szCs w:val="26"/>
+        </w:rPr>
+      </w:pPr>
+      <w:r>
+        <w:rPr>
+          <w:rFonts w:ascii="Times New Roman" w:hAnsi="Times New Roman" w:cs="Times New Roman"/>
+          <w:sz w:val="26"/>
+          <w:szCs w:val="26"/>
+        </w:rPr>
+        <w:t>matKhau = new String (txtMatKhau.getPassword());</w:t>
+      </w:r>
+    </w:p>
+    <w:p>
+      <w:pPr>
+        <w:pStyle w:val="ListParagraph"/>
+        <w:numPr>
+          <w:ilvl w:val="0"/>
+          <w:numId w:val="3"/>
+        </w:numPr>
+        <w:spacing w:before="120" w:after="120"/>
+        <w:ind w:left="284" w:hanging="284"/>
+        <w:rPr>
+          <w:rFonts w:ascii="Times New Roman" w:hAnsi="Times New Roman" w:cs="Times New Roman"/>
+          <w:b/>
+          <w:color w:val="FF0000"/>
+          <w:sz w:val="26"/>
+          <w:szCs w:val="26"/>
+        </w:rPr>
+      </w:pPr>
+      <w:r>
+        <w:rPr>
+          <w:rFonts w:ascii="Times New Roman" w:hAnsi="Times New Roman" w:cs="Times New Roman"/>
+          <w:b/>
+          <w:color w:val="FF0000"/>
+          <w:sz w:val="26"/>
+          <w:szCs w:val="26"/>
+        </w:rPr>
+        <w:t xml:space="preserve">[getSelectedItem()] will return an object, so use </w:t>
+      </w:r>
+      <w:r>
+        <w:rPr>
+          <w:rFonts w:ascii="Times New Roman" w:hAnsi="Times New Roman" w:cs="Times New Roman"/>
+          <w:color w:val="FF0000"/>
+          <w:sz w:val="26"/>
+          <w:szCs w:val="26"/>
+        </w:rPr>
+        <w:t>""</w:t>
+      </w:r>
+      <w:r>
+        <w:rPr>
+          <w:rFonts w:ascii="Times New Roman" w:hAnsi="Times New Roman" w:cs="Times New Roman"/>
+          <w:b/>
+          <w:color w:val="FF0000"/>
+          <w:sz w:val="26"/>
+          <w:szCs w:val="26"/>
+        </w:rPr>
+        <w:t xml:space="preserve"> + cboPhepTinh.getSelectedItem() to convert an object to String.</w:t>
+      </w:r>
+    </w:p>
+    <w:p>
+      <w:pPr>
+        <w:pStyle w:val="ListParagraph"/>
+        <w:numPr>
+          <w:ilvl w:val="0"/>
+          <w:numId w:val="5"/>
+        </w:numPr>
+        <w:tabs>
+          <w:tab w:val="left" w:pos="993"/>
+        </w:tabs>
+        <w:spacing w:before="120" w:after="120"/>
+        <w:rPr>
+          <w:rFonts w:ascii="Times New Roman" w:hAnsi="Times New Roman" w:cs="Times New Roman"/>
+          <w:sz w:val="26"/>
+          <w:szCs w:val="26"/>
+          <w:highlight w:val="yellow"/>
+        </w:rPr>
+      </w:pPr>
+      <w:r>
+        <w:rPr>
+          <w:rFonts w:ascii="Times New Roman" w:hAnsi="Times New Roman" w:cs="Times New Roman"/>
+          <w:sz w:val="26"/>
+          <w:szCs w:val="26"/>
+          <w:highlight w:val="yellow"/>
+        </w:rPr>
+        <w:t>//Declare variables</w:t>
+      </w:r>
+    </w:p>
+    <w:p>
+      <w:pPr>
+        <w:pStyle w:val="ListParagraph"/>
+        <w:numPr>
+          <w:ilvl w:val="0"/>
+          <w:numId w:val="7"/>
+        </w:numPr>
+        <w:tabs>
+          <w:tab w:val="left" w:pos="1276"/>
+        </w:tabs>
+        <w:spacing w:before="120" w:after="120"/>
+        <w:ind w:left="1276" w:hanging="283"/>
+        <w:rPr>
+          <w:rFonts w:ascii="Times New Roman" w:hAnsi="Times New Roman" w:cs="Times New Roman"/>
+          <w:sz w:val="26"/>
+          <w:szCs w:val="26"/>
+        </w:rPr>
+      </w:pPr>
+      <w:r>
+        <w:rPr>
+          <w:rFonts w:ascii="Times New Roman" w:hAnsi="Times New Roman" w:cs="Times New Roman"/>
+          <w:sz w:val="26"/>
+          <w:szCs w:val="26"/>
+        </w:rPr>
+        <w:t>String phepTinh = "";</w:t>
+      </w:r>
+    </w:p>
+    <w:p>
+      <w:pPr>
+        <w:pStyle w:val="ListParagraph"/>
+        <w:numPr>
+          <w:ilvl w:val="0"/>
+          <w:numId w:val="5"/>
+        </w:numPr>
+        <w:tabs>
+          <w:tab w:val="left" w:pos="993"/>
+        </w:tabs>
+        <w:spacing w:before="120" w:after="120"/>
+        <w:rPr>
+          <w:rFonts w:ascii="Times New Roman" w:hAnsi="Times New Roman" w:cs="Times New Roman"/>
+          <w:sz w:val="26"/>
+          <w:szCs w:val="26"/>
+          <w:highlight w:val="yellow"/>
+        </w:rPr>
+      </w:pPr>
+      <w:r>
+        <w:rPr>
+          <w:rFonts w:ascii="Times New Roman" w:hAnsi="Times New Roman" w:cs="Times New Roman"/>
+          <w:sz w:val="26"/>
+          <w:szCs w:val="26"/>
+          <w:highlight w:val="yellow"/>
+        </w:rPr>
+        <w:t>//Take user information entered from keyboard</w:t>
+      </w:r>
+    </w:p>
+    <w:p>
+      <w:pPr>
+        <w:pStyle w:val="ListParagraph"/>
+        <w:numPr>
+          <w:ilvl w:val="0"/>
+          <w:numId w:val="7"/>
+        </w:numPr>
+        <w:tabs>
+          <w:tab w:val="left" w:pos="1276"/>
+        </w:tabs>
+        <w:spacing w:before="120" w:after="120"/>
+        <w:ind w:left="1276" w:hanging="283"/>
+        <w:rPr>
+          <w:rFonts w:ascii="Times New Roman" w:hAnsi="Times New Roman" w:cs="Times New Roman"/>
+          <w:sz w:val="26"/>
+          <w:szCs w:val="26"/>
+        </w:rPr>
+      </w:pPr>
+      <w:r>
+        <w:rPr>
+          <w:rFonts w:ascii="Times New Roman" w:hAnsi="Times New Roman" w:cs="Times New Roman"/>
+          <w:sz w:val="26"/>
+          <w:szCs w:val="26"/>
+        </w:rPr>
+        <w:t>phepTinh = "" + cboPhepTinh.getSelectedItem();</w:t>
+      </w:r>
+    </w:p>
+    <w:p>
+      <w:pPr>
+        <w:pStyle w:val="ListParagraph"/>
+        <w:numPr>
+          <w:ilvl w:val="0"/>
+          <w:numId w:val="3"/>
+        </w:numPr>
+        <w:spacing w:before="120" w:after="120"/>
+        <w:ind w:left="284" w:hanging="284"/>
+        <w:rPr>
+          <w:rFonts w:ascii="Times New Roman" w:hAnsi="Times New Roman" w:cs="Times New Roman"/>
+          <w:b/>
+          <w:color w:val="FF0000"/>
+          <w:sz w:val="26"/>
+          <w:szCs w:val="26"/>
+        </w:rPr>
+      </w:pPr>
+      <w:r>
+        <w:rPr>
+          <w:rFonts w:ascii="Times New Roman" w:hAnsi="Times New Roman" w:cs="Times New Roman"/>
+          <w:b/>
+          <w:color w:val="FF0000"/>
+          <w:sz w:val="26"/>
+          <w:szCs w:val="26"/>
+        </w:rPr>
+        <w:t>Convert Decimal to Octal, Hexa, Binary …</w:t>
+      </w:r>
+    </w:p>
+    <w:p>
+      <w:pPr>
+        <w:pStyle w:val="ListParagraph"/>
+        <w:tabs>
+          <w:tab w:val="left" w:pos="1276"/>
+        </w:tabs>
+        <w:spacing w:before="120" w:after="120"/>
+        <w:ind w:left="1276"/>
+        <w:rPr>
+          <w:rFonts w:ascii="Times New Roman" w:hAnsi="Times New Roman" w:cs="Times New Roman"/>
+          <w:sz w:val="26"/>
+          <w:szCs w:val="26"/>
+        </w:rPr>
+      </w:pPr>
+    </w:p>
+    <w:p>
+      <w:pPr>
+        <w:tabs>
+          <w:tab w:val="left" w:pos="1276"/>
+        </w:tabs>
+        <w:spacing w:before="120" w:after="120"/>
+        <w:rPr>
+          <w:rFonts w:ascii="Times New Roman" w:hAnsi="Times New Roman" w:cs="Times New Roman"/>
+          <w:sz w:val="26"/>
+          <w:szCs w:val="26"/>
+        </w:rPr>
+      </w:pPr>
+    </w:p>
+    <w:p>
+      <w:pPr>
+        <w:tabs>
+          <w:tab w:val="left" w:pos="1276"/>
+        </w:tabs>
+        <w:spacing w:before="120" w:after="120"/>
+        <w:rPr>
+          <w:rFonts w:ascii="Times New Roman" w:hAnsi="Times New Roman" w:cs="Times New Roman"/>
+          <w:sz w:val="26"/>
+          <w:szCs w:val="26"/>
+        </w:rPr>
+      </w:pPr>
+    </w:p>
+    <w:p>
+      <w:pPr>
+        <w:tabs>
+          <w:tab w:val="left" w:pos="1276"/>
+        </w:tabs>
+        <w:spacing w:before="120" w:after="120"/>
+        <w:rPr>
+          <w:rFonts w:ascii="Times New Roman" w:hAnsi="Times New Roman" w:cs="Times New Roman"/>
+          <w:sz w:val="26"/>
+          <w:szCs w:val="26"/>
+        </w:rPr>
+      </w:pPr>
+    </w:p>
+    <w:p>
+      <w:pPr>
+        <w:tabs>
+          <w:tab w:val="left" w:pos="1276"/>
+        </w:tabs>
+        <w:spacing w:before="120" w:after="120"/>
+        <w:rPr>
+          <w:rFonts w:ascii="Times New Roman" w:hAnsi="Times New Roman" w:cs="Times New Roman"/>
+          <w:sz w:val="26"/>
+          <w:szCs w:val="26"/>
+        </w:rPr>
+      </w:pPr>
+    </w:p>
+    <w:p>
+      <w:pPr>
+        <w:tabs>
+          <w:tab w:val="left" w:pos="1276"/>
+        </w:tabs>
+        <w:spacing w:before="120" w:after="120"/>
+        <w:rPr>
+          <w:rFonts w:ascii="Times New Roman" w:hAnsi="Times New Roman" w:cs="Times New Roman"/>
+          <w:sz w:val="26"/>
+          <w:szCs w:val="26"/>
+        </w:rPr>
+      </w:pPr>
+    </w:p>
+    <w:p>
+      <w:pPr>
+        <w:tabs>
+          <w:tab w:val="left" w:pos="1276"/>
+        </w:tabs>
+        <w:spacing w:before="120" w:after="120"/>
+        <w:rPr>
+          <w:rFonts w:ascii="Times New Roman" w:hAnsi="Times New Roman" w:cs="Times New Roman"/>
+          <w:sz w:val="26"/>
+          <w:szCs w:val="26"/>
+        </w:rPr>
+      </w:pPr>
+    </w:p>
+    <w:p>
+      <w:pPr>
+        <w:tabs>
+          <w:tab w:val="left" w:pos="1276"/>
+        </w:tabs>
+        <w:spacing w:before="120" w:after="120"/>
+        <w:rPr>
+          <w:rFonts w:ascii="Times New Roman" w:hAnsi="Times New Roman" w:cs="Times New Roman"/>
+          <w:sz w:val="26"/>
+          <w:szCs w:val="26"/>
+        </w:rPr>
+      </w:pPr>
+    </w:p>
+    <w:p>
+      <w:pPr>
+        <w:tabs>
+          <w:tab w:val="left" w:pos="1276"/>
+        </w:tabs>
+        <w:spacing w:before="120" w:after="120"/>
+        <w:rPr>
+          <w:rFonts w:ascii="Times New Roman" w:hAnsi="Times New Roman" w:cs="Times New Roman"/>
+          <w:sz w:val="26"/>
+          <w:szCs w:val="26"/>
+        </w:rPr>
+      </w:pPr>
+    </w:p>
+    <w:p>
+      <w:pPr>
+        <w:tabs>
+          <w:tab w:val="left" w:pos="1276"/>
+        </w:tabs>
+        <w:spacing w:before="120" w:after="120"/>
+        <w:rPr>
+          <w:rFonts w:ascii="Times New Roman" w:hAnsi="Times New Roman" w:cs="Times New Roman"/>
+          <w:sz w:val="26"/>
+          <w:szCs w:val="26"/>
+        </w:rPr>
+      </w:pPr>
+    </w:p>
+    <w:p>
+      <w:pPr>
+        <w:tabs>
+          <w:tab w:val="left" w:pos="1276"/>
+        </w:tabs>
+        <w:spacing w:before="120" w:after="120"/>
+        <w:rPr>
+          <w:rFonts w:ascii="Times New Roman" w:hAnsi="Times New Roman" w:cs="Times New Roman"/>
+          <w:sz w:val="26"/>
+          <w:szCs w:val="26"/>
+        </w:rPr>
+      </w:pPr>
+    </w:p>
+    <w:p>
+      <w:pPr>
+        <w:tabs>
+          <w:tab w:val="left" w:pos="1276"/>
+        </w:tabs>
+        <w:spacing w:before="120" w:after="120"/>
+        <w:rPr>
+          <w:rFonts w:ascii="Times New Roman" w:hAnsi="Times New Roman" w:cs="Times New Roman"/>
+          <w:sz w:val="26"/>
+          <w:szCs w:val="26"/>
+        </w:rPr>
+      </w:pPr>
+    </w:p>
+    <w:p>
+      <w:pPr>
+        <w:tabs>
+          <w:tab w:val="left" w:pos="1276"/>
+        </w:tabs>
+        <w:spacing w:before="120" w:after="120"/>
+        <w:rPr>
+          <w:rFonts w:ascii="Times New Roman" w:hAnsi="Times New Roman" w:cs="Times New Roman"/>
+          <w:sz w:val="26"/>
+          <w:szCs w:val="26"/>
+        </w:rPr>
+      </w:pPr>
+    </w:p>
+    <w:p>
+      <w:pPr>
+        <w:tabs>
+          <w:tab w:val="left" w:pos="1276"/>
+        </w:tabs>
+        <w:spacing w:before="120" w:after="120"/>
+        <w:rPr>
+          <w:rFonts w:ascii="Times New Roman" w:hAnsi="Times New Roman" w:cs="Times New Roman"/>
+          <w:sz w:val="26"/>
+          <w:szCs w:val="26"/>
+        </w:rPr>
+      </w:pPr>
+    </w:p>
+    <w:p>
+      <w:pPr>
+        <w:tabs>
+          <w:tab w:val="left" w:pos="1276"/>
+        </w:tabs>
+        <w:spacing w:before="120" w:after="120"/>
+        <w:rPr>
+          <w:rFonts w:ascii="Times New Roman" w:hAnsi="Times New Roman" w:cs="Times New Roman"/>
+          <w:sz w:val="26"/>
+          <w:szCs w:val="26"/>
+        </w:rPr>
+      </w:pPr>
+    </w:p>
+    <w:p>
+      <w:pPr>
+        <w:pStyle w:val="ListParagraph"/>
+        <w:spacing w:before="120" w:after="120"/>
+        <w:ind w:left="0"/>
+        <w:rPr>
+          <w:rFonts w:ascii="Times New Roman" w:hAnsi="Times New Roman" w:cs="Times New Roman"/>
+          <w:sz w:val="26"/>
+          <w:szCs w:val="26"/>
+        </w:rPr>
+      </w:pPr>
+      <w:r>
+        <w:rPr>
           <w:noProof/>
         </w:rPr>
+        <w:lastRenderedPageBreak/>
         <w:drawing>
-          <wp:inline distT="0" distB="0" distL="0" distR="0" wp14:anchorId="7739B667" wp14:editId="607D37DF">
+          <wp:inline distT="0" distB="0" distL="0" distR="0" wp14:anchorId="1F019297" wp14:editId="79192465">
             <wp:extent cx="5943600" cy="3343275"/>
             <wp:effectExtent l="0" t="0" r="0" b="9525"/>
-            <wp:docPr id="3" name="Picture 3"/>
+            <wp:docPr id="2" name="Picture 2"/>
             <wp:cNvGraphicFramePr>
               <a:graphicFrameLocks xmlns:a="http://schemas.openxmlformats.org/drawingml/2006/main" noChangeAspect="1"/>
             </wp:cNvGraphicFramePr>
@@ -5029,15 +4960,23 @@
     </w:p>
     <w:p>
       <w:pPr>
+        <w:pStyle w:val="ListParagraph"/>
+        <w:tabs>
+          <w:tab w:val="left" w:pos="993"/>
+        </w:tabs>
+        <w:spacing w:before="120" w:after="120"/>
+        <w:ind w:left="993"/>
+        <w:rPr>
+          <w:rFonts w:ascii="Times New Roman" w:hAnsi="Times New Roman" w:cs="Times New Roman"/>
+          <w:sz w:val="26"/>
+          <w:szCs w:val="26"/>
+        </w:rPr>
+      </w:pPr>
+    </w:p>
+    <w:p>
+      <w:pPr>
         <w:spacing w:before="240" w:after="240" w:line="240" w:lineRule="auto"/>
-        <w:rPr>
-          <w:noProof/>
-        </w:rPr>
-      </w:pPr>
-    </w:p>
-    <w:p>
-      <w:pPr>
-        <w:spacing w:before="240" w:after="240" w:line="240" w:lineRule="auto"/>
+        <w:jc w:val="center"/>
         <w:rPr>
           <w:rFonts w:ascii="Times New Roman" w:hAnsi="Times New Roman" w:cs="Times New Roman"/>
           <w:b/>
@@ -5051,12 +4990,11 @@
         <w:rPr>
           <w:noProof/>
         </w:rPr>
-        <w:lastRenderedPageBreak/>
         <w:drawing>
-          <wp:inline distT="0" distB="0" distL="0" distR="0" wp14:anchorId="71DC12EA" wp14:editId="0C85B883">
+          <wp:inline distT="0" distB="0" distL="0" distR="0" wp14:anchorId="7739B667" wp14:editId="607D37DF">
             <wp:extent cx="5943600" cy="3343275"/>
             <wp:effectExtent l="0" t="0" r="0" b="9525"/>
-            <wp:docPr id="4" name="Picture 4"/>
+            <wp:docPr id="3" name="Picture 3"/>
             <wp:cNvGraphicFramePr>
               <a:graphicFrameLocks xmlns:a="http://schemas.openxmlformats.org/drawingml/2006/main" noChangeAspect="1"/>
             </wp:cNvGraphicFramePr>
@@ -5093,6 +5031,14 @@
       <w:pPr>
         <w:spacing w:before="240" w:after="240" w:line="240" w:lineRule="auto"/>
         <w:rPr>
+          <w:noProof/>
+        </w:rPr>
+      </w:pPr>
+    </w:p>
+    <w:p>
+      <w:pPr>
+        <w:spacing w:before="240" w:after="240" w:line="240" w:lineRule="auto"/>
+        <w:rPr>
           <w:rFonts w:ascii="Times New Roman" w:hAnsi="Times New Roman" w:cs="Times New Roman"/>
           <w:b/>
           <w:color w:val="FF0000"/>
@@ -5105,11 +5051,12 @@
         <w:rPr>
           <w:noProof/>
         </w:rPr>
+        <w:lastRenderedPageBreak/>
         <w:drawing>
-          <wp:inline distT="0" distB="0" distL="0" distR="0" wp14:anchorId="64D8ACEB" wp14:editId="57902D1C">
+          <wp:inline distT="0" distB="0" distL="0" distR="0" wp14:anchorId="71DC12EA" wp14:editId="0C85B883">
             <wp:extent cx="5943600" cy="3343275"/>
             <wp:effectExtent l="0" t="0" r="0" b="9525"/>
-            <wp:docPr id="6" name="Picture 6"/>
+            <wp:docPr id="4" name="Picture 4"/>
             <wp:cNvGraphicFramePr>
               <a:graphicFrameLocks xmlns:a="http://schemas.openxmlformats.org/drawingml/2006/main" noChangeAspect="1"/>
             </wp:cNvGraphicFramePr>
@@ -5154,6 +5101,59 @@
           <w:u w:val="single"/>
         </w:rPr>
       </w:pPr>
+      <w:r>
+        <w:rPr>
+          <w:noProof/>
+        </w:rPr>
+        <w:drawing>
+          <wp:inline distT="0" distB="0" distL="0" distR="0" wp14:anchorId="64D8ACEB" wp14:editId="57902D1C">
+            <wp:extent cx="5943600" cy="3343275"/>
+            <wp:effectExtent l="0" t="0" r="0" b="9525"/>
+            <wp:docPr id="6" name="Picture 6"/>
+            <wp:cNvGraphicFramePr>
+              <a:graphicFrameLocks xmlns:a="http://schemas.openxmlformats.org/drawingml/2006/main" noChangeAspect="1"/>
+            </wp:cNvGraphicFramePr>
+            <a:graphic xmlns:a="http://schemas.openxmlformats.org/drawingml/2006/main">
+              <a:graphicData uri="http://schemas.openxmlformats.org/drawingml/2006/picture">
+                <pic:pic xmlns:pic="http://schemas.openxmlformats.org/drawingml/2006/picture">
+                  <pic:nvPicPr>
+                    <pic:cNvPr id="0" name=""/>
+                    <pic:cNvPicPr/>
+                  </pic:nvPicPr>
+                  <pic:blipFill>
+                    <a:blip r:embed="rId11"/>
+                    <a:stretch>
+                      <a:fillRect/>
+                    </a:stretch>
+                  </pic:blipFill>
+                  <pic:spPr>
+                    <a:xfrm>
+                      <a:off x="0" y="0"/>
+                      <a:ext cx="5943600" cy="3343275"/>
+                    </a:xfrm>
+                    <a:prstGeom prst="rect">
+                      <a:avLst/>
+                    </a:prstGeom>
+                  </pic:spPr>
+                </pic:pic>
+              </a:graphicData>
+            </a:graphic>
+          </wp:inline>
+        </w:drawing>
+      </w:r>
+    </w:p>
+    <w:p>
+      <w:pPr>
+        <w:spacing w:before="240" w:after="240" w:line="240" w:lineRule="auto"/>
+        <w:rPr>
+          <w:rFonts w:ascii="Times New Roman" w:hAnsi="Times New Roman" w:cs="Times New Roman"/>
+          <w:b/>
+          <w:color w:val="FF0000"/>
+          <w:sz w:val="40"/>
+          <w:szCs w:val="40"/>
+          <w:u w:val="single"/>
+        </w:rPr>
+      </w:pPr>
     </w:p>
     <w:p>
       <w:pPr>
@@ -5554,7 +5554,25 @@
           <w:sz w:val="26"/>
           <w:szCs w:val="26"/>
         </w:rPr>
-        <w:t>Phần 3:</w:t>
+        <w:t>Lập trình hướng đối tượng</w:t>
+      </w:r>
+      <w:r>
+        <w:rPr>
+          <w:rFonts w:ascii="Times New Roman" w:hAnsi="Times New Roman" w:cs="Times New Roman"/>
+          <w:b/>
+          <w:sz w:val="26"/>
+          <w:szCs w:val="26"/>
+        </w:rPr>
+        <w:t>:</w:t>
+      </w:r>
+      <w:r>
+        <w:rPr>
+          <w:rFonts w:ascii="Times New Roman" w:hAnsi="Times New Roman" w:cs="Times New Roman"/>
+          <w:b/>
+          <w:sz w:val="26"/>
+          <w:szCs w:val="26"/>
+        </w:rPr>
+        <w:t xml:space="preserve"> Là lập trình hướng đến 1 đối tượng để phân tích về</w:t>
       </w:r>
     </w:p>
     <w:p>
@@ -5575,267 +5593,77 @@
           <w:szCs w:val="26"/>
         </w:rPr>
       </w:pPr>
-      <w:r>
-        <w:rPr>
-          <w:rFonts w:ascii="Times New Roman" w:hAnsi="Times New Roman" w:cs="Times New Roman"/>
-          <w:sz w:val="26"/>
-          <w:szCs w:val="26"/>
-        </w:rPr>
-        <w:t>Học cách tổ chức hàm</w:t>
-      </w:r>
-    </w:p>
-    <w:p>
-      <w:pPr>
-        <w:pStyle w:val="ListParagraph"/>
-        <w:numPr>
-          <w:ilvl w:val="0"/>
-          <w:numId w:val="7"/>
-        </w:numPr>
-        <w:tabs>
-          <w:tab w:val="left" w:pos="1276"/>
-        </w:tabs>
-        <w:spacing w:before="120" w:after="120"/>
-        <w:ind w:left="1276" w:hanging="283"/>
-        <w:rPr>
-          <w:rFonts w:ascii="Times New Roman" w:hAnsi="Times New Roman" w:cs="Times New Roman"/>
-          <w:sz w:val="26"/>
-          <w:szCs w:val="26"/>
-        </w:rPr>
-      </w:pPr>
-      <w:r>
-        <w:rPr>
-          <w:rFonts w:ascii="Times New Roman" w:hAnsi="Times New Roman" w:cs="Times New Roman"/>
-          <w:sz w:val="26"/>
-          <w:szCs w:val="26"/>
-        </w:rPr>
-        <w:t>Viết thành các hàm của riêng mình</w:t>
-      </w:r>
-    </w:p>
-    <w:p>
-      <w:pPr>
-        <w:pStyle w:val="ListParagraph"/>
-        <w:numPr>
-          <w:ilvl w:val="0"/>
-          <w:numId w:val="7"/>
-        </w:numPr>
-        <w:tabs>
-          <w:tab w:val="left" w:pos="1276"/>
-        </w:tabs>
-        <w:spacing w:before="120" w:after="120"/>
-        <w:ind w:left="1276" w:hanging="283"/>
-        <w:rPr>
-          <w:rFonts w:ascii="Times New Roman" w:hAnsi="Times New Roman" w:cs="Times New Roman"/>
-          <w:sz w:val="26"/>
-          <w:szCs w:val="26"/>
-        </w:rPr>
-      </w:pPr>
-      <w:r>
-        <w:rPr>
-          <w:rFonts w:ascii="Times New Roman" w:hAnsi="Times New Roman" w:cs="Times New Roman"/>
-          <w:sz w:val="26"/>
-          <w:szCs w:val="26"/>
-        </w:rPr>
-        <w:t>Lớp (class) =&gt; Tạo ra các đối tượng của lớp để sử dụng</w:t>
-      </w:r>
-    </w:p>
-    <w:p>
-      <w:pPr>
-        <w:pStyle w:val="ListParagraph"/>
-        <w:numPr>
-          <w:ilvl w:val="0"/>
-          <w:numId w:val="7"/>
-        </w:numPr>
-        <w:tabs>
-          <w:tab w:val="left" w:pos="1276"/>
-        </w:tabs>
-        <w:spacing w:before="120" w:after="120"/>
-        <w:ind w:left="1276" w:hanging="283"/>
-        <w:rPr>
-          <w:rFonts w:ascii="Times New Roman" w:hAnsi="Times New Roman" w:cs="Times New Roman"/>
-          <w:sz w:val="26"/>
-          <w:szCs w:val="26"/>
-        </w:rPr>
-      </w:pPr>
-      <w:r>
-        <w:rPr>
-          <w:rFonts w:ascii="Times New Roman" w:hAnsi="Times New Roman" w:cs="Times New Roman"/>
-          <w:sz w:val="26"/>
-          <w:szCs w:val="26"/>
-        </w:rPr>
-        <w:t>Lớp là 1 kiểu dữ liệu đặc biệt</w:t>
-      </w:r>
-    </w:p>
-    <w:p>
-      <w:pPr>
-        <w:pStyle w:val="ListParagraph"/>
-        <w:numPr>
-          <w:ilvl w:val="0"/>
-          <w:numId w:val="7"/>
-        </w:numPr>
-        <w:tabs>
-          <w:tab w:val="left" w:pos="1276"/>
-        </w:tabs>
-        <w:spacing w:before="120" w:after="120"/>
-        <w:ind w:left="1276" w:hanging="283"/>
-        <w:rPr>
-          <w:rFonts w:ascii="Times New Roman" w:hAnsi="Times New Roman" w:cs="Times New Roman"/>
-          <w:sz w:val="26"/>
-          <w:szCs w:val="26"/>
-        </w:rPr>
-      </w:pPr>
-      <w:r>
-        <w:rPr>
-          <w:rFonts w:ascii="Times New Roman" w:hAnsi="Times New Roman" w:cs="Times New Roman"/>
-          <w:sz w:val="26"/>
-          <w:szCs w:val="26"/>
-        </w:rPr>
-        <w:t>Trong “lớp” bao gồm các thành phần:</w:t>
-      </w:r>
-    </w:p>
-    <w:p>
-      <w:pPr>
-        <w:pStyle w:val="ListParagraph"/>
-        <w:numPr>
-          <w:ilvl w:val="0"/>
-          <w:numId w:val="6"/>
-        </w:numPr>
-        <w:tabs>
-          <w:tab w:val="left" w:pos="1701"/>
-        </w:tabs>
-        <w:spacing w:before="120" w:after="120"/>
-        <w:ind w:left="1701" w:hanging="425"/>
-        <w:rPr>
-          <w:rFonts w:ascii="Times New Roman" w:hAnsi="Times New Roman" w:cs="Times New Roman"/>
-          <w:sz w:val="26"/>
-          <w:szCs w:val="26"/>
-        </w:rPr>
-      </w:pPr>
-      <w:r>
-        <w:rPr>
-          <w:rFonts w:ascii="Times New Roman" w:hAnsi="Times New Roman" w:cs="Times New Roman"/>
-          <w:sz w:val="26"/>
-          <w:szCs w:val="26"/>
-        </w:rPr>
-        <w:t>Biến</w:t>
-      </w:r>
-    </w:p>
-    <w:p>
-      <w:pPr>
-        <w:pStyle w:val="ListParagraph"/>
-        <w:numPr>
-          <w:ilvl w:val="0"/>
-          <w:numId w:val="6"/>
-        </w:numPr>
-        <w:tabs>
-          <w:tab w:val="left" w:pos="1701"/>
-        </w:tabs>
-        <w:spacing w:before="120" w:after="120"/>
-        <w:ind w:left="1701" w:hanging="425"/>
-        <w:rPr>
-          <w:rFonts w:ascii="Times New Roman" w:hAnsi="Times New Roman" w:cs="Times New Roman"/>
-          <w:sz w:val="26"/>
-          <w:szCs w:val="26"/>
-        </w:rPr>
-      </w:pPr>
-      <w:r>
-        <w:rPr>
-          <w:rFonts w:ascii="Times New Roman" w:hAnsi="Times New Roman" w:cs="Times New Roman"/>
-          <w:sz w:val="26"/>
-          <w:szCs w:val="26"/>
-        </w:rPr>
-        <w:t>Hằng số</w:t>
-      </w:r>
-    </w:p>
-    <w:p>
-      <w:pPr>
-        <w:pStyle w:val="ListParagraph"/>
-        <w:numPr>
-          <w:ilvl w:val="0"/>
-          <w:numId w:val="6"/>
-        </w:numPr>
-        <w:tabs>
-          <w:tab w:val="left" w:pos="1701"/>
-        </w:tabs>
-        <w:spacing w:before="120" w:after="120"/>
-        <w:ind w:left="1701" w:hanging="425"/>
-        <w:rPr>
-          <w:rFonts w:ascii="Times New Roman" w:hAnsi="Times New Roman" w:cs="Times New Roman"/>
-          <w:sz w:val="26"/>
-          <w:szCs w:val="26"/>
-        </w:rPr>
-      </w:pPr>
-      <w:r>
-        <w:rPr>
-          <w:rFonts w:ascii="Times New Roman" w:hAnsi="Times New Roman" w:cs="Times New Roman"/>
-          <w:sz w:val="26"/>
-          <w:szCs w:val="26"/>
-        </w:rPr>
-        <w:t>Phương thức (method)</w:t>
-      </w:r>
-    </w:p>
-    <w:p>
-      <w:pPr>
-        <w:pStyle w:val="ListParagraph"/>
-        <w:numPr>
-          <w:ilvl w:val="0"/>
-          <w:numId w:val="6"/>
-        </w:numPr>
-        <w:tabs>
-          <w:tab w:val="left" w:pos="1701"/>
-        </w:tabs>
-        <w:spacing w:before="120" w:after="120"/>
-        <w:ind w:left="1701" w:hanging="425"/>
-        <w:rPr>
-          <w:rFonts w:ascii="Times New Roman" w:hAnsi="Times New Roman" w:cs="Times New Roman"/>
-          <w:sz w:val="26"/>
-          <w:szCs w:val="26"/>
-        </w:rPr>
-      </w:pPr>
-      <w:r>
-        <w:rPr>
-          <w:rFonts w:ascii="Times New Roman" w:hAnsi="Times New Roman" w:cs="Times New Roman"/>
-          <w:sz w:val="26"/>
-          <w:szCs w:val="26"/>
-        </w:rPr>
-        <w:t>Thuộc tính(properties):</w:t>
-      </w:r>
-    </w:p>
-    <w:p>
-      <w:pPr>
-        <w:numPr>
-          <w:ilvl w:val="4"/>
-          <w:numId w:val="1"/>
-        </w:numPr>
-        <w:tabs>
-          <w:tab w:val="clear" w:pos="3600"/>
-          <w:tab w:val="num" w:pos="1985"/>
-        </w:tabs>
-        <w:spacing w:before="120" w:after="120"/>
-        <w:ind w:left="1985" w:hanging="284"/>
-        <w:contextualSpacing/>
-        <w:rPr>
-          <w:rFonts w:ascii="Times New Roman" w:hAnsi="Times New Roman" w:cs="Times New Roman"/>
-          <w:sz w:val="26"/>
-          <w:szCs w:val="26"/>
-        </w:rPr>
-      </w:pPr>
-      <w:r>
-        <w:rPr>
-          <w:rFonts w:ascii="Times New Roman" w:hAnsi="Times New Roman" w:cs="Times New Roman"/>
-          <w:sz w:val="26"/>
-          <w:szCs w:val="26"/>
-        </w:rPr>
-        <w:t xml:space="preserve">Tạo ra các hàm get (đọc), set </w:t>
-      </w:r>
       <w:bookmarkStart w:id="0" w:name="_GoBack"/>
-      <w:bookmarkEnd w:id="0"/>
-      <w:r>
-        <w:rPr>
-          <w:rFonts w:ascii="Times New Roman" w:hAnsi="Times New Roman" w:cs="Times New Roman"/>
-          <w:sz w:val="26"/>
-          <w:szCs w:val="26"/>
-        </w:rPr>
-        <w:t>(ghi)</w:t>
+      <w:r>
+        <w:rPr>
+          <w:rFonts w:ascii="Times New Roman" w:hAnsi="Times New Roman" w:cs="Times New Roman"/>
+          <w:b/>
+          <w:sz w:val="26"/>
+          <w:szCs w:val="26"/>
+        </w:rPr>
+        <w:t>Thuộc tính</w:t>
+      </w:r>
+      <w:r>
+        <w:rPr>
+          <w:rFonts w:ascii="Times New Roman" w:hAnsi="Times New Roman" w:cs="Times New Roman"/>
+          <w:sz w:val="26"/>
+          <w:szCs w:val="26"/>
+        </w:rPr>
+        <w:t xml:space="preserve"> chính là những </w:t>
+      </w:r>
+      <w:r>
+        <w:rPr>
+          <w:rFonts w:ascii="Times New Roman" w:hAnsi="Times New Roman" w:cs="Times New Roman"/>
+          <w:sz w:val="26"/>
+          <w:szCs w:val="26"/>
+        </w:rPr>
+        <w:t xml:space="preserve">thông tin, đặc điểm của đối tượng. Ví dụ: Con người có các đặc điểm như mắt, mũi, tay, chân,… </w:t>
+      </w:r>
+    </w:p>
+    <w:bookmarkEnd w:id="0"/>
+    <w:p>
+      <w:pPr>
+        <w:pStyle w:val="ListParagraph"/>
+        <w:numPr>
+          <w:ilvl w:val="0"/>
+          <w:numId w:val="5"/>
+        </w:numPr>
+        <w:tabs>
+          <w:tab w:val="left" w:pos="993"/>
+        </w:tabs>
+        <w:spacing w:before="120" w:after="120"/>
+        <w:ind w:left="993" w:hanging="273"/>
+        <w:rPr>
+          <w:rFonts w:ascii="Times New Roman" w:hAnsi="Times New Roman" w:cs="Times New Roman"/>
+          <w:sz w:val="26"/>
+          <w:szCs w:val="26"/>
+        </w:rPr>
+      </w:pPr>
+      <w:r>
+        <w:rPr>
+          <w:rFonts w:ascii="Times New Roman" w:hAnsi="Times New Roman" w:cs="Times New Roman"/>
+          <w:b/>
+          <w:sz w:val="26"/>
+          <w:szCs w:val="26"/>
+        </w:rPr>
+        <w:t>Phương thức</w:t>
+      </w:r>
+      <w:r>
+        <w:rPr>
+          <w:rFonts w:ascii="Times New Roman" w:hAnsi="Times New Roman" w:cs="Times New Roman"/>
+          <w:b/>
+          <w:sz w:val="26"/>
+          <w:szCs w:val="26"/>
+        </w:rPr>
+        <w:t xml:space="preserve"> (hàm)</w:t>
+      </w:r>
+      <w:r>
+        <w:rPr>
+          <w:rFonts w:ascii="Times New Roman" w:hAnsi="Times New Roman" w:cs="Times New Roman"/>
+          <w:sz w:val="26"/>
+          <w:szCs w:val="26"/>
+        </w:rPr>
+        <w:t xml:space="preserve"> là những thao tác, hành động mà đối tượng đó có thể thực hiện. Ví dụ: Một người có thể thực hiện hành động nói, đi, ăn, uống, …</w:t>
       </w:r>
     </w:p>
     <w:p>
@@ -5862,8 +5690,8 @@
 </file>
 
 <file path=word/numbering.xml><?xml version="1.0" encoding="utf-8"?>
-<w:numbering xmlns:wpc="http://schemas.microsoft.com/office/word/2010/wordprocessingCanvas" xmlns:cx="http://schemas.microsoft.com/office/drawing/2014/chartex" xmlns:mc="http://schemas.openxmlformats.org/markup-compatibility/2006" xmlns:o="urn:schemas-microsoft-com:office:office" xmlns:r="http://schemas.openxmlformats.org/officeDocument/2006/relationships" xmlns:m="http://schemas.openxmlformats.org/officeDocument/2006/math" xmlns:v="urn:schemas-microsoft-com:vml" xmlns:wp14="http://schemas.microsoft.com/office/word/2010/wordprocessingDrawing" xmlns:wp="http://schemas.openxmlformats.org/drawingml/2006/wordprocessingDrawing" xmlns:w10="urn:schemas-microsoft-com:office:word" xmlns:w="http://schemas.openxmlformats.org/wordprocessingml/2006/main" xmlns:w14="http://schemas.microsoft.com/office/word/2010/wordml" xmlns:w15="http://schemas.microsoft.com/office/word/2012/wordml" xmlns:w16se="http://schemas.microsoft.com/office/word/2015/wordml/symex" xmlns:wpg="http://schemas.microsoft.com/office/word/2010/wordprocessingGroup" xmlns:wpi="http://schemas.microsoft.com/office/word/2010/wordprocessingInk" xmlns:wne="http://schemas.microsoft.com/office/word/2006/wordml" xmlns:wps="http://schemas.microsoft.com/office/word/2010/wordprocessingShape" mc:Ignorable="w14 w15 w16se wp14">
-  <w:abstractNum w:abstractNumId="0" w15:restartNumberingAfterBreak="0">
+<w:numbering xmlns:wpc="http://schemas.microsoft.com/office/word/2010/wordprocessingCanvas" xmlns:mc="http://schemas.openxmlformats.org/markup-compatibility/2006" xmlns:o="urn:schemas-microsoft-com:office:office" xmlns:r="http://schemas.openxmlformats.org/officeDocument/2006/relationships" xmlns:m="http://schemas.openxmlformats.org/officeDocument/2006/math" xmlns:v="urn:schemas-microsoft-com:vml" xmlns:wp14="http://schemas.microsoft.com/office/word/2010/wordprocessingDrawing" xmlns:wp="http://schemas.openxmlformats.org/drawingml/2006/wordprocessingDrawing" xmlns:w10="urn:schemas-microsoft-com:office:word" xmlns:w="http://schemas.openxmlformats.org/wordprocessingml/2006/main" xmlns:w14="http://schemas.microsoft.com/office/word/2010/wordml" xmlns:wpg="http://schemas.microsoft.com/office/word/2010/wordprocessingGroup" xmlns:wpi="http://schemas.microsoft.com/office/word/2010/wordprocessingInk" xmlns:wne="http://schemas.microsoft.com/office/word/2006/wordml" xmlns:wps="http://schemas.microsoft.com/office/word/2010/wordprocessingShape" mc:Ignorable="w14 wp14">
+  <w:abstractNum w:abstractNumId="0">
     <w:nsid w:val="260C6185"/>
     <w:multiLevelType w:val="hybridMultilevel"/>
     <w:tmpl w:val="F9224892"/>
@@ -5976,7 +5804,7 @@
       </w:rPr>
     </w:lvl>
   </w:abstractNum>
-  <w:abstractNum w:abstractNumId="1" w15:restartNumberingAfterBreak="0">
+  <w:abstractNum w:abstractNumId="1">
     <w:nsid w:val="35844AF1"/>
     <w:multiLevelType w:val="multilevel"/>
     <w:tmpl w:val="9A0EB416"/>
@@ -6125,7 +5953,7 @@
       </w:rPr>
     </w:lvl>
   </w:abstractNum>
-  <w:abstractNum w:abstractNumId="2" w15:restartNumberingAfterBreak="0">
+  <w:abstractNum w:abstractNumId="2">
     <w:nsid w:val="58B85C8E"/>
     <w:multiLevelType w:val="hybridMultilevel"/>
     <w:tmpl w:val="E926D422"/>
@@ -6238,7 +6066,7 @@
       </w:rPr>
     </w:lvl>
   </w:abstractNum>
-  <w:abstractNum w:abstractNumId="3" w15:restartNumberingAfterBreak="0">
+  <w:abstractNum w:abstractNumId="3">
     <w:nsid w:val="6369002B"/>
     <w:multiLevelType w:val="hybridMultilevel"/>
     <w:tmpl w:val="48EE692A"/>
@@ -6351,7 +6179,7 @@
       </w:rPr>
     </w:lvl>
   </w:abstractNum>
-  <w:abstractNum w:abstractNumId="4" w15:restartNumberingAfterBreak="0">
+  <w:abstractNum w:abstractNumId="4">
     <w:nsid w:val="667B492A"/>
     <w:multiLevelType w:val="hybridMultilevel"/>
     <w:tmpl w:val="2CF036D0"/>
@@ -6464,7 +6292,7 @@
       </w:rPr>
     </w:lvl>
   </w:abstractNum>
-  <w:abstractNum w:abstractNumId="5" w15:restartNumberingAfterBreak="0">
+  <w:abstractNum w:abstractNumId="5">
     <w:nsid w:val="72404DC0"/>
     <w:multiLevelType w:val="hybridMultilevel"/>
     <w:tmpl w:val="3BA23E86"/>
@@ -6576,7 +6404,7 @@
       </w:rPr>
     </w:lvl>
   </w:abstractNum>
-  <w:abstractNum w:abstractNumId="6" w15:restartNumberingAfterBreak="0">
+  <w:abstractNum w:abstractNumId="6">
     <w:nsid w:val="76950A3E"/>
     <w:multiLevelType w:val="hybridMultilevel"/>
     <w:tmpl w:val="563EF88A"/>
@@ -6714,7 +6542,7 @@
 </file>
 
 <file path=word/styles.xml><?xml version="1.0" encoding="utf-8"?>
-<w:styles xmlns:mc="http://schemas.openxmlformats.org/markup-compatibility/2006" xmlns:r="http://schemas.openxmlformats.org/officeDocument/2006/relationships" xmlns:w="http://schemas.openxmlformats.org/wordprocessingml/2006/main" xmlns:w14="http://schemas.microsoft.com/office/word/2010/wordml" xmlns:w15="http://schemas.microsoft.com/office/word/2012/wordml" xmlns:w16se="http://schemas.microsoft.com/office/word/2015/wordml/symex" mc:Ignorable="w14 w15 w16se">
+<w:styles xmlns:mc="http://schemas.openxmlformats.org/markup-compatibility/2006" xmlns:r="http://schemas.openxmlformats.org/officeDocument/2006/relationships" xmlns:w="http://schemas.openxmlformats.org/wordprocessingml/2006/main" xmlns:w14="http://schemas.microsoft.com/office/word/2010/wordml" mc:Ignorable="w14">
   <w:docDefaults>
     <w:rPrDefault>
       <w:rPr>
@@ -6730,378 +6558,391 @@
       </w:pPr>
     </w:pPrDefault>
   </w:docDefaults>
-  <w:latentStyles w:defLockedState="0" w:defUIPriority="99" w:defSemiHidden="0" w:defUnhideWhenUsed="0" w:defQFormat="0" w:count="371">
-    <w:lsdException w:name="Normal" w:uiPriority="0" w:qFormat="1"/>
-    <w:lsdException w:name="heading 1" w:uiPriority="9" w:qFormat="1"/>
-    <w:lsdException w:name="heading 2" w:semiHidden="1" w:uiPriority="9" w:unhideWhenUsed="1" w:qFormat="1"/>
-    <w:lsdException w:name="heading 3" w:semiHidden="1" w:uiPriority="9" w:unhideWhenUsed="1" w:qFormat="1"/>
-    <w:lsdException w:name="heading 4" w:semiHidden="1" w:uiPriority="9" w:unhideWhenUsed="1" w:qFormat="1"/>
-    <w:lsdException w:name="heading 5" w:semiHidden="1" w:uiPriority="9" w:unhideWhenUsed="1" w:qFormat="1"/>
-    <w:lsdException w:name="heading 6" w:semiHidden="1" w:uiPriority="9" w:unhideWhenUsed="1" w:qFormat="1"/>
-    <w:lsdException w:name="heading 7" w:semiHidden="1" w:uiPriority="9" w:unhideWhenUsed="1" w:qFormat="1"/>
-    <w:lsdException w:name="heading 8" w:semiHidden="1" w:uiPriority="9" w:unhideWhenUsed="1" w:qFormat="1"/>
-    <w:lsdException w:name="heading 9" w:semiHidden="1" w:uiPriority="9" w:unhideWhenUsed="1" w:qFormat="1"/>
-    <w:lsdException w:name="index 1" w:semiHidden="1" w:unhideWhenUsed="1"/>
-    <w:lsdException w:name="index 2" w:semiHidden="1" w:unhideWhenUsed="1"/>
-    <w:lsdException w:name="index 3" w:semiHidden="1" w:unhideWhenUsed="1"/>
-    <w:lsdException w:name="index 4" w:semiHidden="1" w:unhideWhenUsed="1"/>
-    <w:lsdException w:name="index 5" w:semiHidden="1" w:unhideWhenUsed="1"/>
-    <w:lsdException w:name="index 6" w:semiHidden="1" w:unhideWhenUsed="1"/>
-    <w:lsdException w:name="index 7" w:semiHidden="1" w:unhideWhenUsed="1"/>
-    <w:lsdException w:name="index 8" w:semiHidden="1" w:unhideWhenUsed="1"/>
-    <w:lsdException w:name="index 9" w:semiHidden="1" w:unhideWhenUsed="1"/>
-    <w:lsdException w:name="toc 1" w:semiHidden="1" w:uiPriority="39" w:unhideWhenUsed="1"/>
-    <w:lsdException w:name="toc 2" w:semiHidden="1" w:uiPriority="39" w:unhideWhenUsed="1"/>
-    <w:lsdException w:name="toc 3" w:semiHidden="1" w:uiPriority="39" w:unhideWhenUsed="1"/>
-    <w:lsdException w:name="toc 4" w:semiHidden="1" w:uiPriority="39" w:unhideWhenUsed="1"/>
-    <w:lsdException w:name="toc 5" w:semiHidden="1" w:uiPriority="39" w:unhideWhenUsed="1"/>
-    <w:lsdException w:name="toc 6" w:semiHidden="1" w:uiPriority="39" w:unhideWhenUsed="1"/>
-    <w:lsdException w:name="toc 7" w:semiHidden="1" w:uiPriority="39" w:unhideWhenUsed="1"/>
-    <w:lsdException w:name="toc 8" w:semiHidden="1" w:uiPriority="39" w:unhideWhenUsed="1"/>
-    <w:lsdException w:name="toc 9" w:semiHidden="1" w:uiPriority="39" w:unhideWhenUsed="1"/>
-    <w:lsdException w:name="Normal Indent" w:semiHidden="1" w:unhideWhenUsed="1"/>
-    <w:lsdException w:name="footnote text" w:semiHidden="1" w:unhideWhenUsed="1"/>
-    <w:lsdException w:name="annotation text" w:semiHidden="1" w:unhideWhenUsed="1"/>
-    <w:lsdException w:name="header" w:semiHidden="1" w:unhideWhenUsed="1"/>
-    <w:lsdException w:name="footer" w:semiHidden="1" w:unhideWhenUsed="1"/>
-    <w:lsdException w:name="index heading" w:semiHidden="1" w:unhideWhenUsed="1"/>
-    <w:lsdException w:name="caption" w:semiHidden="1" w:uiPriority="35" w:unhideWhenUsed="1" w:qFormat="1"/>
-    <w:lsdException w:name="table of figures" w:semiHidden="1" w:unhideWhenUsed="1"/>
-    <w:lsdException w:name="envelope address" w:semiHidden="1" w:unhideWhenUsed="1"/>
-    <w:lsdException w:name="envelope return" w:semiHidden="1" w:unhideWhenUsed="1"/>
-    <w:lsdException w:name="footnote reference" w:semiHidden="1" w:unhideWhenUsed="1"/>
-    <w:lsdException w:name="annotation reference" w:semiHidden="1" w:unhideWhenUsed="1"/>
-    <w:lsdException w:name="line number" w:semiHidden="1" w:unhideWhenUsed="1"/>
-    <w:lsdException w:name="page number" w:semiHidden="1" w:unhideWhenUsed="1"/>
-    <w:lsdException w:name="endnote reference" w:semiHidden="1" w:unhideWhenUsed="1"/>
-    <w:lsdException w:name="endnote text" w:semiHidden="1" w:unhideWhenUsed="1"/>
-    <w:lsdException w:name="table of authorities" w:semiHidden="1" w:unhideWhenUsed="1"/>
-    <w:lsdException w:name="macro" w:semiHidden="1" w:unhideWhenUsed="1"/>
-    <w:lsdException w:name="toa heading" w:semiHidden="1" w:unhideWhenUsed="1"/>
-    <w:lsdException w:name="List" w:semiHidden="1" w:unhideWhenUsed="1"/>
-    <w:lsdException w:name="List Bullet" w:semiHidden="1" w:unhideWhenUsed="1"/>
-    <w:lsdException w:name="List Number" w:semiHidden="1" w:unhideWhenUsed="1"/>
-    <w:lsdException w:name="List 2" w:semiHidden="1" w:unhideWhenUsed="1"/>
-    <w:lsdException w:name="List 3" w:semiHidden="1" w:unhideWhenUsed="1"/>
-    <w:lsdException w:name="List 4" w:semiHidden="1" w:unhideWhenUsed="1"/>
-    <w:lsdException w:name="List 5" w:semiHidden="1" w:unhideWhenUsed="1"/>
-    <w:lsdException w:name="List Bullet 2" w:semiHidden="1" w:unhideWhenUsed="1"/>
-    <w:lsdException w:name="List Bullet 3" w:semiHidden="1" w:unhideWhenUsed="1"/>
-    <w:lsdException w:name="List Bullet 4" w:semiHidden="1" w:unhideWhenUsed="1"/>
-    <w:lsdException w:name="List Bullet 5" w:semiHidden="1" w:unhideWhenUsed="1"/>
-    <w:lsdException w:name="List Number 2" w:semiHidden="1" w:unhideWhenUsed="1"/>
-    <w:lsdException w:name="List Number 3" w:semiHidden="1" w:unhideWhenUsed="1"/>
-    <w:lsdException w:name="List Number 4" w:semiHidden="1" w:unhideWhenUsed="1"/>
-    <w:lsdException w:name="List Number 5" w:semiHidden="1" w:unhideWhenUsed="1"/>
-    <w:lsdException w:name="Title" w:uiPriority="10" w:qFormat="1"/>
-    <w:lsdException w:name="Closing" w:semiHidden="1" w:unhideWhenUsed="1"/>
-    <w:lsdException w:name="Signature" w:semiHidden="1" w:unhideWhenUsed="1"/>
-    <w:lsdException w:name="Default Paragraph Font" w:semiHidden="1" w:uiPriority="1" w:unhideWhenUsed="1"/>
-    <w:lsdException w:name="Body Text" w:semiHidden="1" w:unhideWhenUsed="1"/>
-    <w:lsdException w:name="Body Text Indent" w:semiHidden="1" w:unhideWhenUsed="1"/>
-    <w:lsdException w:name="List Continue" w:semiHidden="1" w:unhideWhenUsed="1"/>
-    <w:lsdException w:name="List Continue 2" w:semiHidden="1" w:unhideWhenUsed="1"/>
-    <w:lsdException w:name="List Continue 3" w:semiHidden="1" w:unhideWhenUsed="1"/>
-    <w:lsdException w:name="List Continue 4" w:semiHidden="1" w:unhideWhenUsed="1"/>
-    <w:lsdException w:name="List Continue 5" w:semiHidden="1" w:unhideWhenUsed="1"/>
-    <w:lsdException w:name="Message Header" w:semiHidden="1" w:unhideWhenUsed="1"/>
-    <w:lsdException w:name="Subtitle" w:uiPriority="11" w:qFormat="1"/>
-    <w:lsdException w:name="Salutation" w:semiHidden="1" w:unhideWhenUsed="1"/>
-    <w:lsdException w:name="Date" w:semiHidden="1" w:unhideWhenUsed="1"/>
-    <w:lsdException w:name="Body Text First Indent" w:semiHidden="1" w:unhideWhenUsed="1"/>
-    <w:lsdException w:name="Body Text First Indent 2" w:semiHidden="1" w:unhideWhenUsed="1"/>
-    <w:lsdException w:name="Note Heading" w:semiHidden="1" w:unhideWhenUsed="1"/>
-    <w:lsdException w:name="Body Text 2" w:semiHidden="1" w:unhideWhenUsed="1"/>
-    <w:lsdException w:name="Body Text 3" w:semiHidden="1" w:unhideWhenUsed="1"/>
-    <w:lsdException w:name="Body Text Indent 2" w:semiHidden="1" w:unhideWhenUsed="1"/>
-    <w:lsdException w:name="Body Text Indent 3" w:semiHidden="1" w:unhideWhenUsed="1"/>
-    <w:lsdException w:name="Block Text" w:semiHidden="1" w:unhideWhenUsed="1"/>
-    <w:lsdException w:name="Hyperlink" w:semiHidden="1" w:unhideWhenUsed="1"/>
-    <w:lsdException w:name="FollowedHyperlink" w:semiHidden="1" w:unhideWhenUsed="1"/>
-    <w:lsdException w:name="Strong" w:uiPriority="22" w:qFormat="1"/>
-    <w:lsdException w:name="Emphasis" w:uiPriority="20" w:qFormat="1"/>
-    <w:lsdException w:name="Document Map" w:semiHidden="1" w:unhideWhenUsed="1"/>
-    <w:lsdException w:name="Plain Text" w:semiHidden="1" w:unhideWhenUsed="1"/>
-    <w:lsdException w:name="E-mail Signature" w:semiHidden="1" w:unhideWhenUsed="1"/>
-    <w:lsdException w:name="HTML Top of Form" w:semiHidden="1" w:unhideWhenUsed="1"/>
-    <w:lsdException w:name="HTML Bottom of Form" w:semiHidden="1" w:unhideWhenUsed="1"/>
-    <w:lsdException w:name="Normal (Web)" w:semiHidden="1" w:unhideWhenUsed="1"/>
-    <w:lsdException w:name="HTML Acronym" w:semiHidden="1" w:unhideWhenUsed="1"/>
-    <w:lsdException w:name="HTML Address" w:semiHidden="1" w:unhideWhenUsed="1"/>
-    <w:lsdException w:name="HTML Cite" w:semiHidden="1" w:unhideWhenUsed="1"/>
-    <w:lsdException w:name="HTML Code" w:semiHidden="1" w:unhideWhenUsed="1"/>
-    <w:lsdException w:name="HTML Definition" w:semiHidden="1" w:unhideWhenUsed="1"/>
-    <w:lsdException w:name="HTML Keyboard" w:semiHidden="1" w:unhideWhenUsed="1"/>
-    <w:lsdException w:name="HTML Preformatted" w:semiHidden="1" w:unhideWhenUsed="1"/>
-    <w:lsdException w:name="HTML Sample" w:semiHidden="1" w:unhideWhenUsed="1"/>
-    <w:lsdException w:name="HTML Typewriter" w:semiHidden="1" w:unhideWhenUsed="1"/>
-    <w:lsdException w:name="HTML Variable" w:semiHidden="1" w:unhideWhenUsed="1"/>
-    <w:lsdException w:name="Normal Table" w:semiHidden="1" w:unhideWhenUsed="1"/>
-    <w:lsdException w:name="annotation subject" w:semiHidden="1" w:unhideWhenUsed="1"/>
-    <w:lsdException w:name="No List" w:semiHidden="1" w:unhideWhenUsed="1"/>
-    <w:lsdException w:name="Outline List 1" w:semiHidden="1" w:unhideWhenUsed="1"/>
-    <w:lsdException w:name="Outline List 2" w:semiHidden="1" w:unhideWhenUsed="1"/>
-    <w:lsdException w:name="Outline List 3" w:semiHidden="1" w:unhideWhenUsed="1"/>
-    <w:lsdException w:name="Table Simple 1" w:semiHidden="1" w:unhideWhenUsed="1"/>
-    <w:lsdException w:name="Table Simple 2" w:semiHidden="1" w:unhideWhenUsed="1"/>
-    <w:lsdException w:name="Table Simple 3" w:semiHidden="1" w:unhideWhenUsed="1"/>
-    <w:lsdException w:name="Table Classic 1" w:semiHidden="1" w:unhideWhenUsed="1"/>
-    <w:lsdException w:name="Table Classic 2" w:semiHidden="1" w:unhideWhenUsed="1"/>
-    <w:lsdException w:name="Table Classic 3" w:semiHidden="1" w:unhideWhenUsed="1"/>
-    <w:lsdException w:name="Table Classic 4" w:semiHidden="1" w:unhideWhenUsed="1"/>
-    <w:lsdException w:name="Table Colorful 1" w:semiHidden="1" w:unhideWhenUsed="1"/>
-    <w:lsdException w:name="Table Colorful 2" w:semiHidden="1" w:unhideWhenUsed="1"/>
-    <w:lsdException w:name="Table Colorful 3" w:semiHidden="1" w:unhideWhenUsed="1"/>
-    <w:lsdException w:name="Table Columns 1" w:semiHidden="1" w:unhideWhenUsed="1"/>
-    <w:lsdException w:name="Table Columns 2" w:semiHidden="1" w:unhideWhenUsed="1"/>
-    <w:lsdException w:name="Table Columns 3" w:semiHidden="1" w:unhideWhenUsed="1"/>
-    <w:lsdException w:name="Table Columns 4" w:semiHidden="1" w:unhideWhenUsed="1"/>
-    <w:lsdException w:name="Table Columns 5" w:semiHidden="1" w:unhideWhenUsed="1"/>
-    <w:lsdException w:name="Table Grid 1" w:semiHidden="1" w:unhideWhenUsed="1"/>
-    <w:lsdException w:name="Table Grid 2" w:semiHidden="1" w:unhideWhenUsed="1"/>
-    <w:lsdException w:name="Table Grid 3" w:semiHidden="1" w:unhideWhenUsed="1"/>
-    <w:lsdException w:name="Table Grid 4" w:semiHidden="1" w:unhideWhenUsed="1"/>
-    <w:lsdException w:name="Table Grid 5" w:semiHidden="1" w:unhideWhenUsed="1"/>
-    <w:lsdException w:name="Table Grid 6" w:semiHidden="1" w:unhideWhenUsed="1"/>
-    <w:lsdException w:name="Table Grid 7" w:semiHidden="1" w:unhideWhenUsed="1"/>
-    <w:lsdException w:name="Table Grid 8" w:semiHidden="1" w:unhideWhenUsed="1"/>
-    <w:lsdException w:name="Table List 1" w:semiHidden="1" w:unhideWhenUsed="1"/>
-    <w:lsdException w:name="Table List 2" w:semiHidden="1" w:unhideWhenUsed="1"/>
-    <w:lsdException w:name="Table List 3" w:semiHidden="1" w:unhideWhenUsed="1"/>
-    <w:lsdException w:name="Table List 4" w:semiHidden="1" w:unhideWhenUsed="1"/>
-    <w:lsdException w:name="Table List 5" w:semiHidden="1" w:unhideWhenUsed="1"/>
-    <w:lsdException w:name="Table List 6" w:semiHidden="1" w:unhideWhenUsed="1"/>
-    <w:lsdException w:name="Table List 7" w:semiHidden="1" w:unhideWhenUsed="1"/>
-    <w:lsdException w:name="Table List 8" w:semiHidden="1" w:unhideWhenUsed="1"/>
-    <w:lsdException w:name="Table 3D effects 1" w:semiHidden="1" w:unhideWhenUsed="1"/>
-    <w:lsdException w:name="Table 3D effects 2" w:semiHidden="1" w:unhideWhenUsed="1"/>
-    <w:lsdException w:name="Table 3D effects 3" w:semiHidden="1" w:unhideWhenUsed="1"/>
-    <w:lsdException w:name="Table Contemporary" w:semiHidden="1" w:unhideWhenUsed="1"/>
-    <w:lsdException w:name="Table Elegant" w:semiHidden="1" w:unhideWhenUsed="1"/>
-    <w:lsdException w:name="Table Professional" w:semiHidden="1" w:unhideWhenUsed="1"/>
-    <w:lsdException w:name="Table Subtle 1" w:semiHidden="1" w:unhideWhenUsed="1"/>
-    <w:lsdException w:name="Table Subtle 2" w:semiHidden="1" w:unhideWhenUsed="1"/>
-    <w:lsdException w:name="Table Web 1" w:semiHidden="1" w:unhideWhenUsed="1"/>
-    <w:lsdException w:name="Table Web 2" w:semiHidden="1" w:unhideWhenUsed="1"/>
-    <w:lsdException w:name="Table Web 3" w:semiHidden="1" w:unhideWhenUsed="1"/>
-    <w:lsdException w:name="Balloon Text" w:semiHidden="1" w:unhideWhenUsed="1"/>
-    <w:lsdException w:name="Table Grid" w:uiPriority="59"/>
-    <w:lsdException w:name="Table Theme" w:semiHidden="1" w:unhideWhenUsed="1"/>
-    <w:lsdException w:name="Placeholder Text" w:semiHidden="1"/>
-    <w:lsdException w:name="No Spacing" w:uiPriority="1" w:qFormat="1"/>
-    <w:lsdException w:name="Light Shading" w:uiPriority="60"/>
-    <w:lsdException w:name="Light List" w:uiPriority="61"/>
-    <w:lsdException w:name="Light Grid" w:uiPriority="62"/>
-    <w:lsdException w:name="Medium Shading 1" w:uiPriority="63"/>
-    <w:lsdException w:name="Medium Shading 2" w:uiPriority="64"/>
-    <w:lsdException w:name="Medium List 1" w:uiPriority="65"/>
-    <w:lsdException w:name="Medium List 2" w:uiPriority="66"/>
-    <w:lsdException w:name="Medium Grid 1" w:uiPriority="67"/>
-    <w:lsdException w:name="Medium Grid 2" w:uiPriority="68"/>
-    <w:lsdException w:name="Medium Grid 3" w:uiPriority="69"/>
-    <w:lsdException w:name="Dark List" w:uiPriority="70"/>
-    <w:lsdException w:name="Colorful Shading" w:uiPriority="71"/>
-    <w:lsdException w:name="Colorful List" w:uiPriority="72"/>
-    <w:lsdException w:name="Colorful Grid" w:uiPriority="73"/>
-    <w:lsdException w:name="Light Shading Accent 1" w:uiPriority="60"/>
-    <w:lsdException w:name="Light List Accent 1" w:uiPriority="61"/>
-    <w:lsdException w:name="Light Grid Accent 1" w:uiPriority="62"/>
-    <w:lsdException w:name="Medium Shading 1 Accent 1" w:uiPriority="63"/>
-    <w:lsdException w:name="Medium Shading 2 Accent 1" w:uiPriority="64"/>
-    <w:lsdException w:name="Medium List 1 Accent 1" w:uiPriority="65"/>
-    <w:lsdException w:name="Revision" w:semiHidden="1"/>
-    <w:lsdException w:name="List Paragraph" w:uiPriority="34" w:qFormat="1"/>
-    <w:lsdException w:name="Quote" w:uiPriority="29" w:qFormat="1"/>
-    <w:lsdException w:name="Intense Quote" w:uiPriority="30" w:qFormat="1"/>
-    <w:lsdException w:name="Medium List 2 Accent 1" w:uiPriority="66"/>
-    <w:lsdException w:name="Medium Grid 1 Accent 1" w:uiPriority="67"/>
-    <w:lsdException w:name="Medium Grid 2 Accent 1" w:uiPriority="68"/>
-    <w:lsdException w:name="Medium Grid 3 Accent 1" w:uiPriority="69"/>
-    <w:lsdException w:name="Dark List Accent 1" w:uiPriority="70"/>
-    <w:lsdException w:name="Colorful Shading Accent 1" w:uiPriority="71"/>
-    <w:lsdException w:name="Colorful List Accent 1" w:uiPriority="72"/>
-    <w:lsdException w:name="Colorful Grid Accent 1" w:uiPriority="73"/>
-    <w:lsdException w:name="Light Shading Accent 2" w:uiPriority="60"/>
-    <w:lsdException w:name="Light List Accent 2" w:uiPriority="61"/>
-    <w:lsdException w:name="Light Grid Accent 2" w:uiPriority="62"/>
-    <w:lsdException w:name="Medium Shading 1 Accent 2" w:uiPriority="63"/>
-    <w:lsdException w:name="Medium Shading 2 Accent 2" w:uiPriority="64"/>
-    <w:lsdException w:name="Medium List 1 Accent 2" w:uiPriority="65"/>
-    <w:lsdException w:name="Medium List 2 Accent 2" w:uiPriority="66"/>
-    <w:lsdException w:name="Medium Grid 1 Accent 2" w:uiPriority="67"/>
-    <w:lsdException w:name="Medium Grid 2 Accent 2" w:uiPriority="68"/>
-    <w:lsdException w:name="Medium Grid 3 Accent 2" w:uiPriority="69"/>
-    <w:lsdException w:name="Dark List Accent 2" w:uiPriority="70"/>
-    <w:lsdException w:name="Colorful Shading Accent 2" w:uiPriority="71"/>
-    <w:lsdException w:name="Colorful List Accent 2" w:uiPriority="72"/>
-    <w:lsdException w:name="Colorful Grid Accent 2" w:uiPriority="73"/>
-    <w:lsdException w:name="Light Shading Accent 3" w:uiPriority="60"/>
-    <w:lsdException w:name="Light List Accent 3" w:uiPriority="61"/>
-    <w:lsdException w:name="Light Grid Accent 3" w:uiPriority="62"/>
-    <w:lsdException w:name="Medium Shading 1 Accent 3" w:uiPriority="63"/>
-    <w:lsdException w:name="Medium Shading 2 Accent 3" w:uiPriority="64"/>
-    <w:lsdException w:name="Medium List 1 Accent 3" w:uiPriority="65"/>
-    <w:lsdException w:name="Medium List 2 Accent 3" w:uiPriority="66"/>
-    <w:lsdException w:name="Medium Grid 1 Accent 3" w:uiPriority="67"/>
-    <w:lsdException w:name="Medium Grid 2 Accent 3" w:uiPriority="68"/>
-    <w:lsdException w:name="Medium Grid 3 Accent 3" w:uiPriority="69"/>
-    <w:lsdException w:name="Dark List Accent 3" w:uiPriority="70"/>
-    <w:lsdException w:name="Colorful Shading Accent 3" w:uiPriority="71"/>
-    <w:lsdException w:name="Colorful List Accent 3" w:uiPriority="72"/>
-    <w:lsdException w:name="Colorful Grid Accent 3" w:uiPriority="73"/>
-    <w:lsdException w:name="Light Shading Accent 4" w:uiPriority="60"/>
-    <w:lsdException w:name="Light List Accent 4" w:uiPriority="61"/>
-    <w:lsdException w:name="Light Grid Accent 4" w:uiPriority="62"/>
-    <w:lsdException w:name="Medium Shading 1 Accent 4" w:uiPriority="63"/>
-    <w:lsdException w:name="Medium Shading 2 Accent 4" w:uiPriority="64"/>
-    <w:lsdException w:name="Medium List 1 Accent 4" w:uiPriority="65"/>
-    <w:lsdException w:name="Medium List 2 Accent 4" w:uiPriority="66"/>
-    <w:lsdException w:name="Medium Grid 1 Accent 4" w:uiPriority="67"/>
-    <w:lsdException w:name="Medium Grid 2 Accent 4" w:uiPriority="68"/>
-    <w:lsdException w:name="Medium Grid 3 Accent 4" w:uiPriority="69"/>
-    <w:lsdException w:name="Dark List Accent 4" w:uiPriority="70"/>
-    <w:lsdException w:name="Colorful Shading Accent 4" w:uiPriority="71"/>
-    <w:lsdException w:name="Colorful List Accent 4" w:uiPriority="72"/>
-    <w:lsdException w:name="Colorful Grid Accent 4" w:uiPriority="73"/>
-    <w:lsdException w:name="Light Shading Accent 5" w:uiPriority="60"/>
-    <w:lsdException w:name="Light List Accent 5" w:uiPriority="61"/>
-    <w:lsdException w:name="Light Grid Accent 5" w:uiPriority="62"/>
-    <w:lsdException w:name="Medium Shading 1 Accent 5" w:uiPriority="63"/>
-    <w:lsdException w:name="Medium Shading 2 Accent 5" w:uiPriority="64"/>
-    <w:lsdException w:name="Medium List 1 Accent 5" w:uiPriority="65"/>
-    <w:lsdException w:name="Medium List 2 Accent 5" w:uiPriority="66"/>
-    <w:lsdException w:name="Medium Grid 1 Accent 5" w:uiPriority="67"/>
-    <w:lsdException w:name="Medium Grid 2 Accent 5" w:uiPriority="68"/>
-    <w:lsdException w:name="Medium Grid 3 Accent 5" w:uiPriority="69"/>
-    <w:lsdException w:name="Dark List Accent 5" w:uiPriority="70"/>
-    <w:lsdException w:name="Colorful Shading Accent 5" w:uiPriority="71"/>
-    <w:lsdException w:name="Colorful List Accent 5" w:uiPriority="72"/>
-    <w:lsdException w:name="Colorful Grid Accent 5" w:uiPriority="73"/>
-    <w:lsdException w:name="Light Shading Accent 6" w:uiPriority="60"/>
-    <w:lsdException w:name="Light List Accent 6" w:uiPriority="61"/>
-    <w:lsdException w:name="Light Grid Accent 6" w:uiPriority="62"/>
-    <w:lsdException w:name="Medium Shading 1 Accent 6" w:uiPriority="63"/>
-    <w:lsdException w:name="Medium Shading 2 Accent 6" w:uiPriority="64"/>
-    <w:lsdException w:name="Medium List 1 Accent 6" w:uiPriority="65"/>
-    <w:lsdException w:name="Medium List 2 Accent 6" w:uiPriority="66"/>
-    <w:lsdException w:name="Medium Grid 1 Accent 6" w:uiPriority="67"/>
-    <w:lsdException w:name="Medium Grid 2 Accent 6" w:uiPriority="68"/>
-    <w:lsdException w:name="Medium Grid 3 Accent 6" w:uiPriority="69"/>
-    <w:lsdException w:name="Dark List Accent 6" w:uiPriority="70"/>
-    <w:lsdException w:name="Colorful Shading Accent 6" w:uiPriority="71"/>
-    <w:lsdException w:name="Colorful List Accent 6" w:uiPriority="72"/>
-    <w:lsdException w:name="Colorful Grid Accent 6" w:uiPriority="73"/>
-    <w:lsdException w:name="Subtle Emphasis" w:uiPriority="19" w:qFormat="1"/>
-    <w:lsdException w:name="Intense Emphasis" w:uiPriority="21" w:qFormat="1"/>
-    <w:lsdException w:name="Subtle Reference" w:uiPriority="31" w:qFormat="1"/>
-    <w:lsdException w:name="Intense Reference" w:uiPriority="32" w:qFormat="1"/>
-    <w:lsdException w:name="Book Title" w:uiPriority="33" w:qFormat="1"/>
-    <w:lsdException w:name="Bibliography" w:semiHidden="1" w:uiPriority="37" w:unhideWhenUsed="1"/>
-    <w:lsdException w:name="TOC Heading" w:semiHidden="1" w:uiPriority="39" w:unhideWhenUsed="1" w:qFormat="1"/>
-    <w:lsdException w:name="Plain Table 1" w:uiPriority="41"/>
-    <w:lsdException w:name="Plain Table 2" w:uiPriority="42"/>
-    <w:lsdException w:name="Plain Table 3" w:uiPriority="43"/>
-    <w:lsdException w:name="Plain Table 4" w:uiPriority="44"/>
-    <w:lsdException w:name="Plain Table 5" w:uiPriority="45"/>
-    <w:lsdException w:name="Grid Table Light" w:uiPriority="40"/>
-    <w:lsdException w:name="Grid Table 1 Light" w:uiPriority="46"/>
-    <w:lsdException w:name="Grid Table 2" w:uiPriority="47"/>
-    <w:lsdException w:name="Grid Table 3" w:uiPriority="48"/>
-    <w:lsdException w:name="Grid Table 4" w:uiPriority="49"/>
-    <w:lsdException w:name="Grid Table 5 Dark" w:uiPriority="50"/>
-    <w:lsdException w:name="Grid Table 6 Colorful" w:uiPriority="51"/>
-    <w:lsdException w:name="Grid Table 7 Colorful" w:uiPriority="52"/>
-    <w:lsdException w:name="Grid Table 1 Light Accent 1" w:uiPriority="46"/>
-    <w:lsdException w:name="Grid Table 2 Accent 1" w:uiPriority="47"/>
-    <w:lsdException w:name="Grid Table 3 Accent 1" w:uiPriority="48"/>
-    <w:lsdException w:name="Grid Table 4 Accent 1" w:uiPriority="49"/>
-    <w:lsdException w:name="Grid Table 5 Dark Accent 1" w:uiPriority="50"/>
-    <w:lsdException w:name="Grid Table 6 Colorful Accent 1" w:uiPriority="51"/>
-    <w:lsdException w:name="Grid Table 7 Colorful Accent 1" w:uiPriority="52"/>
-    <w:lsdException w:name="Grid Table 1 Light Accent 2" w:uiPriority="46"/>
-    <w:lsdException w:name="Grid Table 2 Accent 2" w:uiPriority="47"/>
-    <w:lsdException w:name="Grid Table 3 Accent 2" w:uiPriority="48"/>
-    <w:lsdException w:name="Grid Table 4 Accent 2" w:uiPriority="49"/>
-    <w:lsdException w:name="Grid Table 5 Dark Accent 2" w:uiPriority="50"/>
-    <w:lsdException w:name="Grid Table 6 Colorful Accent 2" w:uiPriority="51"/>
-    <w:lsdException w:name="Grid Table 7 Colorful Accent 2" w:uiPriority="52"/>
-    <w:lsdException w:name="Grid Table 1 Light Accent 3" w:uiPriority="46"/>
-    <w:lsdException w:name="Grid Table 2 Accent 3" w:uiPriority="47"/>
-    <w:lsdException w:name="Grid Table 3 Accent 3" w:uiPriority="48"/>
-    <w:lsdException w:name="Grid Table 4 Accent 3" w:uiPriority="49"/>
-    <w:lsdException w:name="Grid Table 5 Dark Accent 3" w:uiPriority="50"/>
-    <w:lsdException w:name="Grid Table 6 Colorful Accent 3" w:uiPriority="51"/>
-    <w:lsdException w:name="Grid Table 7 Colorful Accent 3" w:uiPriority="52"/>
-    <w:lsdException w:name="Grid Table 1 Light Accent 4" w:uiPriority="46"/>
-    <w:lsdException w:name="Grid Table 2 Accent 4" w:uiPriority="47"/>
-    <w:lsdException w:name="Grid Table 3 Accent 4" w:uiPriority="48"/>
-    <w:lsdException w:name="Grid Table 4 Accent 4" w:uiPriority="49"/>
-    <w:lsdException w:name="Grid Table 5 Dark Accent 4" w:uiPriority="50"/>
-    <w:lsdException w:name="Grid Table 6 Colorful Accent 4" w:uiPriority="51"/>
-    <w:lsdException w:name="Grid Table 7 Colorful Accent 4" w:uiPriority="52"/>
-    <w:lsdException w:name="Grid Table 1 Light Accent 5" w:uiPriority="46"/>
-    <w:lsdException w:name="Grid Table 2 Accent 5" w:uiPriority="47"/>
-    <w:lsdException w:name="Grid Table 3 Accent 5" w:uiPriority="48"/>
-    <w:lsdException w:name="Grid Table 4 Accent 5" w:uiPriority="49"/>
-    <w:lsdException w:name="Grid Table 5 Dark Accent 5" w:uiPriority="50"/>
-    <w:lsdException w:name="Grid Table 6 Colorful Accent 5" w:uiPriority="51"/>
-    <w:lsdException w:name="Grid Table 7 Colorful Accent 5" w:uiPriority="52"/>
-    <w:lsdException w:name="Grid Table 1 Light Accent 6" w:uiPriority="46"/>
-    <w:lsdException w:name="Grid Table 2 Accent 6" w:uiPriority="47"/>
-    <w:lsdException w:name="Grid Table 3 Accent 6" w:uiPriority="48"/>
-    <w:lsdException w:name="Grid Table 4 Accent 6" w:uiPriority="49"/>
-    <w:lsdException w:name="Grid Table 5 Dark Accent 6" w:uiPriority="50"/>
-    <w:lsdException w:name="Grid Table 6 Colorful Accent 6" w:uiPriority="51"/>
-    <w:lsdException w:name="Grid Table 7 Colorful Accent 6" w:uiPriority="52"/>
-    <w:lsdException w:name="List Table 1 Light" w:uiPriority="46"/>
-    <w:lsdException w:name="List Table 2" w:uiPriority="47"/>
-    <w:lsdException w:name="List Table 3" w:uiPriority="48"/>
-    <w:lsdException w:name="List Table 4" w:uiPriority="49"/>
-    <w:lsdException w:name="List Table 5 Dark" w:uiPriority="50"/>
-    <w:lsdException w:name="List Table 6 Colorful" w:uiPriority="51"/>
-    <w:lsdException w:name="List Table 7 Colorful" w:uiPriority="52"/>
-    <w:lsdException w:name="List Table 1 Light Accent 1" w:uiPriority="46"/>
-    <w:lsdException w:name="List Table 2 Accent 1" w:uiPriority="47"/>
-    <w:lsdException w:name="List Table 3 Accent 1" w:uiPriority="48"/>
-    <w:lsdException w:name="List Table 4 Accent 1" w:uiPriority="49"/>
-    <w:lsdException w:name="List Table 5 Dark Accent 1" w:uiPriority="50"/>
-    <w:lsdException w:name="List Table 6 Colorful Accent 1" w:uiPriority="51"/>
-    <w:lsdException w:name="List Table 7 Colorful Accent 1" w:uiPriority="52"/>
-    <w:lsdException w:name="List Table 1 Light Accent 2" w:uiPriority="46"/>
-    <w:lsdException w:name="List Table 2 Accent 2" w:uiPriority="47"/>
-    <w:lsdException w:name="List Table 3 Accent 2" w:uiPriority="48"/>
-    <w:lsdException w:name="List Table 4 Accent 2" w:uiPriority="49"/>
-    <w:lsdException w:name="List Table 5 Dark Accent 2" w:uiPriority="50"/>
-    <w:lsdException w:name="List Table 6 Colorful Accent 2" w:uiPriority="51"/>
-    <w:lsdException w:name="List Table 7 Colorful Accent 2" w:uiPriority="52"/>
-    <w:lsdException w:name="List Table 1 Light Accent 3" w:uiPriority="46"/>
-    <w:lsdException w:name="List Table 2 Accent 3" w:uiPriority="47"/>
-    <w:lsdException w:name="List Table 3 Accent 3" w:uiPriority="48"/>
-    <w:lsdException w:name="List Table 4 Accent 3" w:uiPriority="49"/>
-    <w:lsdException w:name="List Table 5 Dark Accent 3" w:uiPriority="50"/>
-    <w:lsdException w:name="List Table 6 Colorful Accent 3" w:uiPriority="51"/>
-    <w:lsdException w:name="List Table 7 Colorful Accent 3" w:uiPriority="52"/>
-    <w:lsdException w:name="List Table 1 Light Accent 4" w:uiPriority="46"/>
-    <w:lsdException w:name="List Table 2 Accent 4" w:uiPriority="47"/>
-    <w:lsdException w:name="List Table 3 Accent 4" w:uiPriority="48"/>
-    <w:lsdException w:name="List Table 4 Accent 4" w:uiPriority="49"/>
-    <w:lsdException w:name="List Table 5 Dark Accent 4" w:uiPriority="50"/>
-    <w:lsdException w:name="List Table 6 Colorful Accent 4" w:uiPriority="51"/>
-    <w:lsdException w:name="List Table 7 Colorful Accent 4" w:uiPriority="52"/>
-    <w:lsdException w:name="List Table 1 Light Accent 5" w:uiPriority="46"/>
-    <w:lsdException w:name="List Table 2 Accent 5" w:uiPriority="47"/>
-    <w:lsdException w:name="List Table 3 Accent 5" w:uiPriority="48"/>
-    <w:lsdException w:name="List Table 4 Accent 5" w:uiPriority="49"/>
-    <w:lsdException w:name="List Table 5 Dark Accent 5" w:uiPriority="50"/>
-    <w:lsdException w:name="List Table 6 Colorful Accent 5" w:uiPriority="51"/>
-    <w:lsdException w:name="List Table 7 Colorful Accent 5" w:uiPriority="52"/>
-    <w:lsdException w:name="List Table 1 Light Accent 6" w:uiPriority="46"/>
-    <w:lsdException w:name="List Table 2 Accent 6" w:uiPriority="47"/>
-    <w:lsdException w:name="List Table 3 Accent 6" w:uiPriority="48"/>
-    <w:lsdException w:name="List Table 4 Accent 6" w:uiPriority="49"/>
-    <w:lsdException w:name="List Table 5 Dark Accent 6" w:uiPriority="50"/>
-    <w:lsdException w:name="List Table 6 Colorful Accent 6" w:uiPriority="51"/>
-    <w:lsdException w:name="List Table 7 Colorful Accent 6" w:uiPriority="52"/>
+  <w:latentStyles w:defLockedState="0" w:defUIPriority="99" w:defSemiHidden="1" w:defUnhideWhenUsed="1" w:defQFormat="0" w:count="267">
+    <w:lsdException w:name="Normal" w:semiHidden="0" w:uiPriority="0" w:unhideWhenUsed="0" w:qFormat="1"/>
+    <w:lsdException w:name="heading 1" w:semiHidden="0" w:uiPriority="9" w:unhideWhenUsed="0" w:qFormat="1"/>
+    <w:lsdException w:name="heading 2" w:uiPriority="9" w:qFormat="1"/>
+    <w:lsdException w:name="heading 3" w:uiPriority="9" w:qFormat="1"/>
+    <w:lsdException w:name="heading 4" w:uiPriority="9" w:qFormat="1"/>
+    <w:lsdException w:name="heading 5" w:uiPriority="9" w:qFormat="1"/>
+    <w:lsdException w:name="heading 6" w:uiPriority="9" w:qFormat="1"/>
+    <w:lsdException w:name="heading 7" w:uiPriority="9" w:qFormat="1"/>
+    <w:lsdException w:name="heading 8" w:uiPriority="9" w:qFormat="1"/>
+    <w:lsdException w:name="heading 9" w:uiPriority="9" w:qFormat="1"/>
+    <w:lsdException w:name="toc 1" w:uiPriority="39"/>
+    <w:lsdException w:name="toc 2" w:uiPriority="39"/>
+    <w:lsdException w:name="toc 3" w:uiPriority="39"/>
+    <w:lsdException w:name="toc 4" w:uiPriority="39"/>
+    <w:lsdException w:name="toc 5" w:uiPriority="39"/>
+    <w:lsdException w:name="toc 6" w:uiPriority="39"/>
+    <w:lsdException w:name="toc 7" w:uiPriority="39"/>
+    <w:lsdException w:name="toc 8" w:uiPriority="39"/>
+    <w:lsdException w:name="toc 9" w:uiPriority="39"/>
+    <w:lsdException w:name="caption" w:uiPriority="35" w:qFormat="1"/>
+    <w:lsdException w:name="Title" w:semiHidden="0" w:uiPriority="10" w:unhideWhenUsed="0" w:qFormat="1"/>
+    <w:lsdException w:name="Default Paragraph Font" w:uiPriority="1"/>
+    <w:lsdException w:name="Subtitle" w:semiHidden="0" w:uiPriority="11" w:unhideWhenUsed="0" w:qFormat="1"/>
+    <w:lsdException w:name="Strong" w:semiHidden="0" w:uiPriority="22" w:unhideWhenUsed="0" w:qFormat="1"/>
+    <w:lsdException w:name="Emphasis" w:semiHidden="0" w:uiPriority="20" w:unhideWhenUsed="0" w:qFormat="1"/>
+    <w:lsdException w:name="Table Grid" w:semiHidden="0" w:uiPriority="59" w:unhideWhenUsed="0"/>
+    <w:lsdException w:name="Placeholder Text" w:unhideWhenUsed="0"/>
+    <w:lsdException w:name="No Spacing" w:semiHidden="0" w:uiPriority="1" w:unhideWhenUsed="0" w:qFormat="1"/>
+    <w:lsdException w:name="Light Shading" w:semiHidden="0" w:uiPriority="60" w:unhideWhenUsed="0"/>
+    <w:lsdException w:name="Light List" w:semiHidden="0" w:uiPriority="61" w:unhideWhenUsed="0"/>
+    <w:lsdException w:name="Light Grid" w:semiHidden="0" w:uiPriority="62" w:unhideWhenUsed="0"/>
+    <w:lsdException w:name="Medium Shading 1" w:semiHidden="0" w:uiPriority="63" w:unhideWhenUsed="0"/>
+    <w:lsdException w:name="Medium Shading 2" w:semiHidden="0" w:uiPriority="64" w:unhideWhenUsed="0"/>
+    <w:lsdException w:name="Medium List 1" w:semiHidden="0" w:uiPriority="65" w:unhideWhenUsed="0"/>
+    <w:lsdException w:name="Medium List 2" w:semiHidden="0" w:uiPriority="66" w:unhideWhenUsed="0"/>
+    <w:lsdException w:name="Medium Grid 1" w:semiHidden="0" w:uiPriority="67" w:unhideWhenUsed="0"/>
+    <w:lsdException w:name="Medium Grid 2" w:semiHidden="0" w:uiPriority="68" w:unhideWhenUsed="0"/>
+    <w:lsdException w:name="Medium Grid 3" w:semiHidden="0" w:uiPriority="69" w:unhideWhenUsed="0"/>
+    <w:lsdException w:name="Dark List" w:semiHidden="0" w:uiPriority="70" w:unhideWhenUsed="0"/>
+    <w:lsdException w:name="Colorful Shading" w:semiHidden="0" w:uiPriority="71" w:unhideWhenUsed="0"/>
+    <w:lsdException w:name="Colorful List" w:semiHidden="0" w:uiPriority="72" w:unhideWhenUsed="0"/>
+    <w:lsdException w:name="Colorful Grid" w:semiHidden="0" w:uiPriority="73" w:unhideWhenUsed="0"/>
+    <w:lsdException w:name="Light Shading Accent 1" w:semiHidden="0" w:uiPriority="60" w:unhideWhenUsed="0"/>
+    <w:lsdException w:name="Light List Accent 1" w:semiHidden="0" w:uiPriority="61" w:unhideWhenUsed="0"/>
+    <w:lsdException w:name="Light Grid Accent 1" w:semiHidden="0" w:uiPriority="62" w:unhideWhenUsed="0"/>
+    <w:lsdException w:name="Medium Shading 1 Accent 1" w:semiHidden="0" w:uiPriority="63" w:unhideWhenUsed="0"/>
+    <w:lsdException w:name="Medium Shading 2 Accent 1" w:semiHidden="0" w:uiPriority="64" w:unhideWhenUsed="0"/>
+    <w:lsdException w:name="Medium List 1 Accent 1" w:semiHidden="0" w:uiPriority="65" w:unhideWhenUsed="0"/>
+    <w:lsdException w:name="Revision" w:unhideWhenUsed="0"/>
+    <w:lsdException w:name="List Paragraph" w:semiHidden="0" w:uiPriority="34" w:unhideWhenUsed="0" w:qFormat="1"/>
+    <w:lsdException w:name="Quote" w:semiHidden="0" w:uiPriority="29" w:unhideWhenUsed="0" w:qFormat="1"/>
+    <w:lsdException w:name="Intense Quote" w:semiHidden="0" w:uiPriority="30" w:unhideWhenUsed="0" w:qFormat="1"/>
+    <w:lsdException w:name="Medium List 2 Accent 1" w:semiHidden="0" w:uiPriority="66" w:unhideWhenUsed="0"/>
+    <w:lsdException w:name="Medium Grid 1 Accent 1" w:semiHidden="0" w:uiPriority="67" w:unhideWhenUsed="0"/>
+    <w:lsdException w:name="Medium Grid 2 Accent 1" w:semiHidden="0" w:uiPriority="68" w:unhideWhenUsed="0"/>
+    <w:lsdException w:name="Medium Grid 3 Accent 1" w:semiHidden="0" w:uiPriority="69" w:unhideWhenUsed="0"/>
+    <w:lsdException w:name="Dark List Accent 1" w:semiHidden="0" w:uiPriority="70" w:unhideWhenUsed="0"/>
+    <w:lsdException w:name="Colorful Shading Accent 1" w:semiHidden="0" w:uiPriority="71" w:unhideWhenUsed="0"/>
+    <w:lsdException w:name="Colorful List Accent 1" w:semiHidden="0" w:uiPriority="72" w:unhideWhenUsed="0"/>
+    <w:lsdException w:name="Colorful Grid Accent 1" w:semiHidden="0" w:uiPriority="73" w:unhideWhenUsed="0"/>
+    <w:lsdException w:name="Light Shading Accent 2" w:semiHidden="0" w:uiPriority="60" w:unhideWhenUsed="0"/>
+    <w:lsdException w:name="Light List Accent 2" w:semiHidden="0" w:uiPriority="61" w:unhideWhenUsed="0"/>
+    <w:lsdException w:name="Light Grid Accent 2" w:semiHidden="0" w:uiPriority="62" w:unhideWhenUsed="0"/>
+    <w:lsdException w:name="Medium Shading 1 Accent 2" w:semiHidden="0" w:uiPriority="63" w:unhideWhenUsed="0"/>
+    <w:lsdException w:name="Medium Shading 2 Accent 2" w:semiHidden="0" w:uiPriority="64" w:unhideWhenUsed="0"/>
+    <w:lsdException w:name="Medium List 1 Accent 2" w:semiHidden="0" w:uiPriority="65" w:unhideWhenUsed="0"/>
+    <w:lsdException w:name="Medium List 2 Accent 2" w:semiHidden="0" w:uiPriority="66" w:unhideWhenUsed="0"/>
+    <w:lsdException w:name="Medium Grid 1 Accent 2" w:semiHidden="0" w:uiPriority="67" w:unhideWhenUsed="0"/>
+    <w:lsdException w:name="Medium Grid 2 Accent 2" w:semiHidden="0" w:uiPriority="68" w:unhideWhenUsed="0"/>
+    <w:lsdException w:name="Medium Grid 3 Accent 2" w:semiHidden="0" w:uiPriority="69" w:unhideWhenUsed="0"/>
+    <w:lsdException w:name="Dark List Accent 2" w:semiHidden="0" w:uiPriority="70" w:unhideWhenUsed="0"/>
+    <w:lsdException w:name="Colorful Shading Accent 2" w:semiHidden="0" w:uiPriority="71" w:unhideWhenUsed="0"/>
+    <w:lsdException w:name="Colorful List Accent 2" w:semiHidden="0" w:uiPriority="72" w:unhideWhenUsed="0"/>
+    <w:lsdException w:name="Colorful Grid Accent 2" w:semiHidden="0" w:uiPriority="73" w:unhideWhenUsed="0"/>
+    <w:lsdException w:name="Light Shading Accent 3" w:semiHidden="0" w:uiPriority="60" w:unhideWhenUsed="0"/>
+    <w:lsdException w:name="Light List Accent 3" w:semiHidden="0" w:uiPriority="61" w:unhideWhenUsed="0"/>
+    <w:lsdException w:name="Light Grid Accent 3" w:semiHidden="0" w:uiPriority="62" w:unhideWhenUsed="0"/>
+    <w:lsdException w:name="Medium Shading 1 Accent 3" w:semiHidden="0" w:uiPriority="63" w:unhideWhenUsed="0"/>
+    <w:lsdException w:name="Medium Shading 2 Accent 3" w:semiHidden="0" w:uiPriority="64" w:unhideWhenUsed="0"/>
+    <w:lsdException w:name="Medium List 1 Accent 3" w:semiHidden="0" w:uiPriority="65" w:unhideWhenUsed="0"/>
+    <w:lsdException w:name="Medium List 2 Accent 3" w:semiHidden="0" w:uiPriority="66" w:unhideWhenUsed="0"/>
+    <w:lsdException w:name="Medium Grid 1 Accent 3" w:semiHidden="0" w:uiPriority="67" w:unhideWhenUsed="0"/>
+    <w:lsdException w:name="Medium Grid 2 Accent 3" w:semiHidden="0" w:uiPriority="68" w:unhideWhenUsed="0"/>
+    <w:lsdException w:name="Medium Grid 3 Accent 3" w:semiHidden="0" w:uiPriority="69" w:unhideWhenUsed="0"/>
+    <w:lsdException w:name="Dark List Accent 3" w:semiHidden="0" w:uiPriority="70" w:unhideWhenUsed="0"/>
+    <w:lsdException w:name="Colorful Shading Accent 3" w:semiHidden="0" w:uiPriority="71" w:unhideWhenUsed="0"/>
+    <w:lsdException w:name="Colorful List Accent 3" w:semiHidden="0" w:uiPriority="72" w:unhideWhenUsed="0"/>
+    <w:lsdException w:name="Colorful Grid Accent 3" w:semiHidden="0" w:uiPriority="73" w:unhideWhenUsed="0"/>
+    <w:lsdException w:name="Light Shading Accent 4" w:semiHidden="0" w:uiPriority="60" w:unhideWhenUsed="0"/>
+    <w:lsdException w:name="Light List Accent 4" w:semiHidden="0" w:uiPriority="61" w:unhideWhenUsed="0"/>
+    <w:lsdException w:name="Light Grid Accent 4" w:semiHidden="0" w:uiPriority="62" w:unhideWhenUsed="0"/>
+    <w:lsdException w:name="Medium Shading 1 Accent 4" w:semiHidden="0" w:uiPriority="63" w:unhideWhenUsed="0"/>
+    <w:lsdException w:name="Medium Shading 2 Accent 4" w:semiHidden="0" w:uiPriority="64" w:unhideWhenUsed="0"/>
+    <w:lsdException w:name="Medium List 1 Accent 4" w:semiHidden="0" w:uiPriority="65" w:unhideWhenUsed="0"/>
+    <w:lsdException w:name="Medium List 2 Accent 4" w:semiHidden="0" w:uiPriority="66" w:unhideWhenUsed="0"/>
+    <w:lsdException w:name="Medium Grid 1 Accent 4" w:semiHidden="0" w:uiPriority="67" w:unhideWhenUsed="0"/>
+    <w:lsdException w:name="Medium Grid 2 Accent 4" w:semiHidden="0" w:uiPriority="68" w:unhideWhenUsed="0"/>
+    <w:lsdException w:name="Medium Grid 3 Accent 4" w:semiHidden="0" w:uiPriority="69" w:unhideWhenUsed="0"/>
+    <w:lsdException w:name="Dark List Accent 4" w:semiHidden="0" w:uiPriority="70" w:unhideWhenUsed="0"/>
+    <w:lsdException w:name="Colorful Shading Accent 4" w:semiHidden="0" w:uiPriority="71" w:unhideWhenUsed="0"/>
+    <w:lsdException w:name="Colorful List Accent 4" w:semiHidden="0" w:uiPriority="72" w:unhideWhenUsed="0"/>
+    <w:lsdException w:name="Colorful Grid Accent 4" w:semiHidden="0" w:uiPriority="73" w:unhideWhenUsed="0"/>
+    <w:lsdException w:name="Light Shading Accent 5" w:semiHidden="0" w:uiPriority="60" w:unhideWhenUsed="0"/>
+    <w:lsdException w:name="Light List Accent 5" w:semiHidden="0" w:uiPriority="61" w:unhideWhenUsed="0"/>
+    <w:lsdException w:name="Light Grid Accent 5" w:semiHidden="0" w:uiPriority="62" w:unhideWhenUsed="0"/>
+    <w:lsdException w:name="Medium Shading 1 Accent 5" w:semiHidden="0" w:uiPriority="63" w:unhideWhenUsed="0"/>
+    <w:lsdException w:name="Medium Shading 2 Accent 5" w:semiHidden="0" w:uiPriority="64" w:unhideWhenUsed="0"/>
+    <w:lsdException w:name="Medium List 1 Accent 5" w:semiHidden="0" w:uiPriority="65" w:unhideWhenUsed="0"/>
+    <w:lsdException w:name="Medium List 2 Accent 5" w:semiHidden="0" w:uiPriority="66" w:unhideWhenUsed="0"/>
+    <w:lsdException w:name="Medium Grid 1 Accent 5" w:semiHidden="0" w:uiPriority="67" w:unhideWhenUsed="0"/>
+    <w:lsdException w:name="Medium Grid 2 Accent 5" w:semiHidden="0" w:uiPriority="68" w:unhideWhenUsed="0"/>
+    <w:lsdException w:name="Medium Grid 3 Accent 5" w:semiHidden="0" w:uiPriority="69" w:unhideWhenUsed="0"/>
+    <w:lsdException w:name="Dark List Accent 5" w:semiHidden="0" w:uiPriority="70" w:unhideWhenUsed="0"/>
+    <w:lsdException w:name="Colorful Shading Accent 5" w:semiHidden="0" w:uiPriority="71" w:unhideWhenUsed="0"/>
+    <w:lsdException w:name="Colorful List Accent 5" w:semiHidden="0" w:uiPriority="72" w:unhideWhenUsed="0"/>
+    <w:lsdException w:name="Colorful Grid Accent 5" w:semiHidden="0" w:uiPriority="73" w:unhideWhenUsed="0"/>
+    <w:lsdException w:name="Light Shading Accent 6" w:semiHidden="0" w:uiPriority="60" w:unhideWhenUsed="0"/>
+    <w:lsdException w:name="Light List Accent 6" w:semiHidden="0" w:uiPriority="61" w:unhideWhenUsed="0"/>
+    <w:lsdException w:name="Light Grid Accent 6" w:semiHidden="0" w:uiPriority="62" w:unhideWhenUsed="0"/>
+    <w:lsdException w:name="Medium Shading 1 Accent 6" w:semiHidden="0" w:uiPriority="63" w:unhideWhenUsed="0"/>
+    <w:lsdException w:name="Medium Shading 2 Accent 6" w:semiHidden="0" w:uiPriority="64" w:unhideWhenUsed="0"/>
+    <w:lsdException w:name="Medium List 1 Accent 6" w:semiHidden="0" w:uiPriority="65" w:unhideWhenUsed="0"/>
+    <w:lsdException w:name="Medium List 2 Accent 6" w:semiHidden="0" w:uiPriority="66" w:unhideWhenUsed="0"/>
+    <w:lsdException w:name="Medium Grid 1 Accent 6" w:semiHidden="0" w:uiPriority="67" w:unhideWhenUsed="0"/>
+    <w:lsdException w:name="Medium Grid 2 Accent 6" w:semiHidden="0" w:uiPriority="68" w:unhideWhenUsed="0"/>
+    <w:lsdException w:name="Medium Grid 3 Accent 6" w:semiHidden="0" w:uiPriority="69" w:unhideWhenUsed="0"/>
+    <w:lsdException w:name="Dark List Accent 6" w:semiHidden="0" w:uiPriority="70" w:unhideWhenUsed="0"/>
+    <w:lsdException w:name="Colorful Shading Accent 6" w:semiHidden="0" w:uiPriority="71" w:unhideWhenUsed="0"/>
+    <w:lsdException w:name="Colorful List Accent 6" w:semiHidden="0" w:uiPriority="72" w:unhideWhenUsed="0"/>
+    <w:lsdException w:name="Colorful Grid Accent 6" w:semiHidden="0" w:uiPriority="73" w:unhideWhenUsed="0"/>
+    <w:lsdException w:name="Subtle Emphasis" w:semiHidden="0" w:uiPriority="19" w:unhideWhenUsed="0" w:qFormat="1"/>
+    <w:lsdException w:name="Intense Emphasis" w:semiHidden="0" w:uiPriority="21" w:unhideWhenUsed="0" w:qFormat="1"/>
+    <w:lsdException w:name="Subtle Reference" w:semiHidden="0" w:uiPriority="31" w:unhideWhenUsed="0" w:qFormat="1"/>
+    <w:lsdException w:name="Intense Reference" w:semiHidden="0" w:uiPriority="32" w:unhideWhenUsed="0" w:qFormat="1"/>
+    <w:lsdException w:name="Book Title" w:semiHidden="0" w:uiPriority="33" w:unhideWhenUsed="0" w:qFormat="1"/>
+    <w:lsdException w:name="Bibliography" w:uiPriority="37"/>
+    <w:lsdException w:name="TOC Heading" w:uiPriority="39" w:qFormat="1"/>
+  </w:latentStyles>
+  <w:style w:type="paragraph" w:default="1" w:styleId="Normal">
+    <w:name w:val="Normal"/>
+    <w:qFormat/>
+  </w:style>
+  <w:style w:type="character" w:default="1" w:styleId="DefaultParagraphFont">
+    <w:name w:val="Default Paragraph Font"/>
+    <w:uiPriority w:val="1"/>
+    <w:semiHidden/>
+    <w:unhideWhenUsed/>
+  </w:style>
+  <w:style w:type="table" w:default="1" w:styleId="TableNormal">
+    <w:name w:val="Normal Table"/>
+    <w:uiPriority w:val="99"/>
+    <w:semiHidden/>
+    <w:unhideWhenUsed/>
+    <w:tblPr>
+      <w:tblInd w:w="0" w:type="dxa"/>
+      <w:tblCellMar>
+        <w:top w:w="0" w:type="dxa"/>
+        <w:left w:w="108" w:type="dxa"/>
+        <w:bottom w:w="0" w:type="dxa"/>
+        <w:right w:w="108" w:type="dxa"/>
+      </w:tblCellMar>
+    </w:tblPr>
+  </w:style>
+  <w:style w:type="numbering" w:default="1" w:styleId="NoList">
+    <w:name w:val="No List"/>
+    <w:uiPriority w:val="99"/>
+    <w:semiHidden/>
+    <w:unhideWhenUsed/>
+  </w:style>
+  <w:style w:type="paragraph" w:styleId="ListParagraph">
+    <w:name w:val="List Paragraph"/>
+    <w:basedOn w:val="Normal"/>
+    <w:uiPriority w:val="34"/>
+    <w:qFormat/>
+    <w:rsid w:val="003C1BF6"/>
+    <w:pPr>
+      <w:ind w:left="720"/>
+      <w:contextualSpacing/>
+    </w:pPr>
+  </w:style>
+  <w:style w:type="paragraph" w:styleId="NormalWeb">
+    <w:name w:val="Normal (Web)"/>
+    <w:basedOn w:val="Normal"/>
+    <w:uiPriority w:val="99"/>
+    <w:semiHidden/>
+    <w:unhideWhenUsed/>
+    <w:rsid w:val="00205766"/>
+    <w:pPr>
+      <w:spacing w:before="100" w:beforeAutospacing="1" w:after="100" w:afterAutospacing="1" w:line="240" w:lineRule="auto"/>
+    </w:pPr>
+    <w:rPr>
+      <w:rFonts w:ascii="Times New Roman" w:eastAsia="Times New Roman" w:hAnsi="Times New Roman" w:cs="Times New Roman"/>
+      <w:sz w:val="24"/>
+      <w:szCs w:val="24"/>
+    </w:rPr>
+  </w:style>
+  <w:style w:type="paragraph" w:styleId="BalloonText">
+    <w:name w:val="Balloon Text"/>
+    <w:basedOn w:val="Normal"/>
+    <w:link w:val="BalloonTextChar"/>
+    <w:uiPriority w:val="99"/>
+    <w:semiHidden/>
+    <w:unhideWhenUsed/>
+    <w:rsid w:val="00184DAB"/>
+    <w:pPr>
+      <w:spacing w:after="0" w:line="240" w:lineRule="auto"/>
+    </w:pPr>
+    <w:rPr>
+      <w:rFonts w:ascii="Tahoma" w:hAnsi="Tahoma" w:cs="Tahoma"/>
+      <w:sz w:val="16"/>
+      <w:szCs w:val="16"/>
+    </w:rPr>
+  </w:style>
+  <w:style w:type="character" w:customStyle="1" w:styleId="BalloonTextChar">
+    <w:name w:val="Balloon Text Char"/>
+    <w:basedOn w:val="DefaultParagraphFont"/>
+    <w:link w:val="BalloonText"/>
+    <w:uiPriority w:val="99"/>
+    <w:semiHidden/>
+    <w:rsid w:val="00184DAB"/>
+    <w:rPr>
+      <w:rFonts w:ascii="Tahoma" w:hAnsi="Tahoma" w:cs="Tahoma"/>
+      <w:sz w:val="16"/>
+      <w:szCs w:val="16"/>
+    </w:rPr>
+  </w:style>
+</w:styles>
+</file>
+
+<file path=word/stylesWithEffects.xml><?xml version="1.0" encoding="utf-8"?>
+<w:styles xmlns:wpc="http://schemas.microsoft.com/office/word/2010/wordprocessingCanvas" xmlns:mc="http://schemas.openxmlformats.org/markup-compatibility/2006" xmlns:o="urn:schemas-microsoft-com:office:office" xmlns:r="http://schemas.openxmlformats.org/officeDocument/2006/relationships" xmlns:m="http://schemas.openxmlformats.org/officeDocument/2006/math" xmlns:v="urn:schemas-microsoft-com:vml" xmlns:wp14="http://schemas.microsoft.com/office/word/2010/wordprocessingDrawing" xmlns:wp="http://schemas.openxmlformats.org/drawingml/2006/wordprocessingDrawing" xmlns:w10="urn:schemas-microsoft-com:office:word" xmlns:w="http://schemas.openxmlformats.org/wordprocessingml/2006/main" xmlns:w14="http://schemas.microsoft.com/office/word/2010/wordml" xmlns:wpg="http://schemas.microsoft.com/office/word/2010/wordprocessingGroup" xmlns:wpi="http://schemas.microsoft.com/office/word/2010/wordprocessingInk" xmlns:wne="http://schemas.microsoft.com/office/word/2006/wordml" xmlns:wps="http://schemas.microsoft.com/office/word/2010/wordprocessingShape" mc:Ignorable="w14 wp14">
+  <w:docDefaults>
+    <w:rPrDefault>
+      <w:rPr>
+        <w:rFonts w:asciiTheme="minorHAnsi" w:eastAsiaTheme="minorHAnsi" w:hAnsiTheme="minorHAnsi" w:cstheme="minorBidi"/>
+        <w:sz w:val="22"/>
+        <w:szCs w:val="22"/>
+        <w:lang w:val="en-US" w:eastAsia="en-US" w:bidi="ar-SA"/>
+      </w:rPr>
+    </w:rPrDefault>
+    <w:pPrDefault>
+      <w:pPr>
+        <w:spacing w:after="200" w:line="276" w:lineRule="auto"/>
+      </w:pPr>
+    </w:pPrDefault>
+  </w:docDefaults>
+  <w:latentStyles w:defLockedState="0" w:defUIPriority="99" w:defSemiHidden="1" w:defUnhideWhenUsed="1" w:defQFormat="0" w:count="267">
+    <w:lsdException w:name="Normal" w:semiHidden="0" w:uiPriority="0" w:unhideWhenUsed="0" w:qFormat="1"/>
+    <w:lsdException w:name="heading 1" w:semiHidden="0" w:uiPriority="9" w:unhideWhenUsed="0" w:qFormat="1"/>
+    <w:lsdException w:name="heading 2" w:uiPriority="9" w:qFormat="1"/>
+    <w:lsdException w:name="heading 3" w:uiPriority="9" w:qFormat="1"/>
+    <w:lsdException w:name="heading 4" w:uiPriority="9" w:qFormat="1"/>
+    <w:lsdException w:name="heading 5" w:uiPriority="9" w:qFormat="1"/>
+    <w:lsdException w:name="heading 6" w:uiPriority="9" w:qFormat="1"/>
+    <w:lsdException w:name="heading 7" w:uiPriority="9" w:qFormat="1"/>
+    <w:lsdException w:name="heading 8" w:uiPriority="9" w:qFormat="1"/>
+    <w:lsdException w:name="heading 9" w:uiPriority="9" w:qFormat="1"/>
+    <w:lsdException w:name="toc 1" w:uiPriority="39"/>
+    <w:lsdException w:name="toc 2" w:uiPriority="39"/>
+    <w:lsdException w:name="toc 3" w:uiPriority="39"/>
+    <w:lsdException w:name="toc 4" w:uiPriority="39"/>
+    <w:lsdException w:name="toc 5" w:uiPriority="39"/>
+    <w:lsdException w:name="toc 6" w:uiPriority="39"/>
+    <w:lsdException w:name="toc 7" w:uiPriority="39"/>
+    <w:lsdException w:name="toc 8" w:uiPriority="39"/>
+    <w:lsdException w:name="toc 9" w:uiPriority="39"/>
+    <w:lsdException w:name="caption" w:uiPriority="35" w:qFormat="1"/>
+    <w:lsdException w:name="Title" w:semiHidden="0" w:uiPriority="10" w:unhideWhenUsed="0" w:qFormat="1"/>
+    <w:lsdException w:name="Default Paragraph Font" w:uiPriority="1"/>
+    <w:lsdException w:name="Subtitle" w:semiHidden="0" w:uiPriority="11" w:unhideWhenUsed="0" w:qFormat="1"/>
+    <w:lsdException w:name="Strong" w:semiHidden="0" w:uiPriority="22" w:unhideWhenUsed="0" w:qFormat="1"/>
+    <w:lsdException w:name="Emphasis" w:semiHidden="0" w:uiPriority="20" w:unhideWhenUsed="0" w:qFormat="1"/>
+    <w:lsdException w:name="Table Grid" w:semiHidden="0" w:uiPriority="59" w:unhideWhenUsed="0"/>
+    <w:lsdException w:name="Placeholder Text" w:unhideWhenUsed="0"/>
+    <w:lsdException w:name="No Spacing" w:semiHidden="0" w:uiPriority="1" w:unhideWhenUsed="0" w:qFormat="1"/>
+    <w:lsdException w:name="Light Shading" w:semiHidden="0" w:uiPriority="60" w:unhideWhenUsed="0"/>
+    <w:lsdException w:name="Light List" w:semiHidden="0" w:uiPriority="61" w:unhideWhenUsed="0"/>
+    <w:lsdException w:name="Light Grid" w:semiHidden="0" w:uiPriority="62" w:unhideWhenUsed="0"/>
+    <w:lsdException w:name="Medium Shading 1" w:semiHidden="0" w:uiPriority="63" w:unhideWhenUsed="0"/>
+    <w:lsdException w:name="Medium Shading 2" w:semiHidden="0" w:uiPriority="64" w:unhideWhenUsed="0"/>
+    <w:lsdException w:name="Medium List 1" w:semiHidden="0" w:uiPriority="65" w:unhideWhenUsed="0"/>
+    <w:lsdException w:name="Medium List 2" w:semiHidden="0" w:uiPriority="66" w:unhideWhenUsed="0"/>
+    <w:lsdException w:name="Medium Grid 1" w:semiHidden="0" w:uiPriority="67" w:unhideWhenUsed="0"/>
+    <w:lsdException w:name="Medium Grid 2" w:semiHidden="0" w:uiPriority="68" w:unhideWhenUsed="0"/>
+    <w:lsdException w:name="Medium Grid 3" w:semiHidden="0" w:uiPriority="69" w:unhideWhenUsed="0"/>
+    <w:lsdException w:name="Dark List" w:semiHidden="0" w:uiPriority="70" w:unhideWhenUsed="0"/>
+    <w:lsdException w:name="Colorful Shading" w:semiHidden="0" w:uiPriority="71" w:unhideWhenUsed="0"/>
+    <w:lsdException w:name="Colorful List" w:semiHidden="0" w:uiPriority="72" w:unhideWhenUsed="0"/>
+    <w:lsdException w:name="Colorful Grid" w:semiHidden="0" w:uiPriority="73" w:unhideWhenUsed="0"/>
+    <w:lsdException w:name="Light Shading Accent 1" w:semiHidden="0" w:uiPriority="60" w:unhideWhenUsed="0"/>
+    <w:lsdException w:name="Light List Accent 1" w:semiHidden="0" w:uiPriority="61" w:unhideWhenUsed="0"/>
+    <w:lsdException w:name="Light Grid Accent 1" w:semiHidden="0" w:uiPriority="62" w:unhideWhenUsed="0"/>
+    <w:lsdException w:name="Medium Shading 1 Accent 1" w:semiHidden="0" w:uiPriority="63" w:unhideWhenUsed="0"/>
+    <w:lsdException w:name="Medium Shading 2 Accent 1" w:semiHidden="0" w:uiPriority="64" w:unhideWhenUsed="0"/>
+    <w:lsdException w:name="Medium List 1 Accent 1" w:semiHidden="0" w:uiPriority="65" w:unhideWhenUsed="0"/>
+    <w:lsdException w:name="Revision" w:unhideWhenUsed="0"/>
+    <w:lsdException w:name="List Paragraph" w:semiHidden="0" w:uiPriority="34" w:unhideWhenUsed="0" w:qFormat="1"/>
+    <w:lsdException w:name="Quote" w:semiHidden="0" w:uiPriority="29" w:unhideWhenUsed="0" w:qFormat="1"/>
+    <w:lsdException w:name="Intense Quote" w:semiHidden="0" w:uiPriority="30" w:unhideWhenUsed="0" w:qFormat="1"/>
+    <w:lsdException w:name="Medium List 2 Accent 1" w:semiHidden="0" w:uiPriority="66" w:unhideWhenUsed="0"/>
+    <w:lsdException w:name="Medium Grid 1 Accent 1" w:semiHidden="0" w:uiPriority="67" w:unhideWhenUsed="0"/>
+    <w:lsdException w:name="Medium Grid 2 Accent 1" w:semiHidden="0" w:uiPriority="68" w:unhideWhenUsed="0"/>
+    <w:lsdException w:name="Medium Grid 3 Accent 1" w:semiHidden="0" w:uiPriority="69" w:unhideWhenUsed="0"/>
+    <w:lsdException w:name="Dark List Accent 1" w:semiHidden="0" w:uiPriority="70" w:unhideWhenUsed="0"/>
+    <w:lsdException w:name="Colorful Shading Accent 1" w:semiHidden="0" w:uiPriority="71" w:unhideWhenUsed="0"/>
+    <w:lsdException w:name="Colorful List Accent 1" w:semiHidden="0" w:uiPriority="72" w:unhideWhenUsed="0"/>
+    <w:lsdException w:name="Colorful Grid Accent 1" w:semiHidden="0" w:uiPriority="73" w:unhideWhenUsed="0"/>
+    <w:lsdException w:name="Light Shading Accent 2" w:semiHidden="0" w:uiPriority="60" w:unhideWhenUsed="0"/>
+    <w:lsdException w:name="Light List Accent 2" w:semiHidden="0" w:uiPriority="61" w:unhideWhenUsed="0"/>
+    <w:lsdException w:name="Light Grid Accent 2" w:semiHidden="0" w:uiPriority="62" w:unhideWhenUsed="0"/>
+    <w:lsdException w:name="Medium Shading 1 Accent 2" w:semiHidden="0" w:uiPriority="63" w:unhideWhenUsed="0"/>
+    <w:lsdException w:name="Medium Shading 2 Accent 2" w:semiHidden="0" w:uiPriority="64" w:unhideWhenUsed="0"/>
+    <w:lsdException w:name="Medium List 1 Accent 2" w:semiHidden="0" w:uiPriority="65" w:unhideWhenUsed="0"/>
+    <w:lsdException w:name="Medium List 2 Accent 2" w:semiHidden="0" w:uiPriority="66" w:unhideWhenUsed="0"/>
+    <w:lsdException w:name="Medium Grid 1 Accent 2" w:semiHidden="0" w:uiPriority="67" w:unhideWhenUsed="0"/>
+    <w:lsdException w:name="Medium Grid 2 Accent 2" w:semiHidden="0" w:uiPriority="68" w:unhideWhenUsed="0"/>
+    <w:lsdException w:name="Medium Grid 3 Accent 2" w:semiHidden="0" w:uiPriority="69" w:unhideWhenUsed="0"/>
+    <w:lsdException w:name="Dark List Accent 2" w:semiHidden="0" w:uiPriority="70" w:unhideWhenUsed="0"/>
+    <w:lsdException w:name="Colorful Shading Accent 2" w:semiHidden="0" w:uiPriority="71" w:unhideWhenUsed="0"/>
+    <w:lsdException w:name="Colorful List Accent 2" w:semiHidden="0" w:uiPriority="72" w:unhideWhenUsed="0"/>
+    <w:lsdException w:name="Colorful Grid Accent 2" w:semiHidden="0" w:uiPriority="73" w:unhideWhenUsed="0"/>
+    <w:lsdException w:name="Light Shading Accent 3" w:semiHidden="0" w:uiPriority="60" w:unhideWhenUsed="0"/>
+    <w:lsdException w:name="Light List Accent 3" w:semiHidden="0" w:uiPriority="61" w:unhideWhenUsed="0"/>
+    <w:lsdException w:name="Light Grid Accent 3" w:semiHidden="0" w:uiPriority="62" w:unhideWhenUsed="0"/>
+    <w:lsdException w:name="Medium Shading 1 Accent 3" w:semiHidden="0" w:uiPriority="63" w:unhideWhenUsed="0"/>
+    <w:lsdException w:name="Medium Shading 2 Accent 3" w:semiHidden="0" w:uiPriority="64" w:unhideWhenUsed="0"/>
+    <w:lsdException w:name="Medium List 1 Accent 3" w:semiHidden="0" w:uiPriority="65" w:unhideWhenUsed="0"/>
+    <w:lsdException w:name="Medium List 2 Accent 3" w:semiHidden="0" w:uiPriority="66" w:unhideWhenUsed="0"/>
+    <w:lsdException w:name="Medium Grid 1 Accent 3" w:semiHidden="0" w:uiPriority="67" w:unhideWhenUsed="0"/>
+    <w:lsdException w:name="Medium Grid 2 Accent 3" w:semiHidden="0" w:uiPriority="68" w:unhideWhenUsed="0"/>
+    <w:lsdException w:name="Medium Grid 3 Accent 3" w:semiHidden="0" w:uiPriority="69" w:unhideWhenUsed="0"/>
+    <w:lsdException w:name="Dark List Accent 3" w:semiHidden="0" w:uiPriority="70" w:unhideWhenUsed="0"/>
+    <w:lsdException w:name="Colorful Shading Accent 3" w:semiHidden="0" w:uiPriority="71" w:unhideWhenUsed="0"/>
+    <w:lsdException w:name="Colorful List Accent 3" w:semiHidden="0" w:uiPriority="72" w:unhideWhenUsed="0"/>
+    <w:lsdException w:name="Colorful Grid Accent 3" w:semiHidden="0" w:uiPriority="73" w:unhideWhenUsed="0"/>
+    <w:lsdException w:name="Light Shading Accent 4" w:semiHidden="0" w:uiPriority="60" w:unhideWhenUsed="0"/>
+    <w:lsdException w:name="Light List Accent 4" w:semiHidden="0" w:uiPriority="61" w:unhideWhenUsed="0"/>
+    <w:lsdException w:name="Light Grid Accent 4" w:semiHidden="0" w:uiPriority="62" w:unhideWhenUsed="0"/>
+    <w:lsdException w:name="Medium Shading 1 Accent 4" w:semiHidden="0" w:uiPriority="63" w:unhideWhenUsed="0"/>
+    <w:lsdException w:name="Medium Shading 2 Accent 4" w:semiHidden="0" w:uiPriority="64" w:unhideWhenUsed="0"/>
+    <w:lsdException w:name="Medium List 1 Accent 4" w:semiHidden="0" w:uiPriority="65" w:unhideWhenUsed="0"/>
+    <w:lsdException w:name="Medium List 2 Accent 4" w:semiHidden="0" w:uiPriority="66" w:unhideWhenUsed="0"/>
+    <w:lsdException w:name="Medium Grid 1 Accent 4" w:semiHidden="0" w:uiPriority="67" w:unhideWhenUsed="0"/>
+    <w:lsdException w:name="Medium Grid 2 Accent 4" w:semiHidden="0" w:uiPriority="68" w:unhideWhenUsed="0"/>
+    <w:lsdException w:name="Medium Grid 3 Accent 4" w:semiHidden="0" w:uiPriority="69" w:unhideWhenUsed="0"/>
+    <w:lsdException w:name="Dark List Accent 4" w:semiHidden="0" w:uiPriority="70" w:unhideWhenUsed="0"/>
+    <w:lsdException w:name="Colorful Shading Accent 4" w:semiHidden="0" w:uiPriority="71" w:unhideWhenUsed="0"/>
+    <w:lsdException w:name="Colorful List Accent 4" w:semiHidden="0" w:uiPriority="72" w:unhideWhenUsed="0"/>
+    <w:lsdException w:name="Colorful Grid Accent 4" w:semiHidden="0" w:uiPriority="73" w:unhideWhenUsed="0"/>
+    <w:lsdException w:name="Light Shading Accent 5" w:semiHidden="0" w:uiPriority="60" w:unhideWhenUsed="0"/>
+    <w:lsdException w:name="Light List Accent 5" w:semiHidden="0" w:uiPriority="61" w:unhideWhenUsed="0"/>
+    <w:lsdException w:name="Light Grid Accent 5" w:semiHidden="0" w:uiPriority="62" w:unhideWhenUsed="0"/>
+    <w:lsdException w:name="Medium Shading 1 Accent 5" w:semiHidden="0" w:uiPriority="63" w:unhideWhenUsed="0"/>
+    <w:lsdException w:name="Medium Shading 2 Accent 5" w:semiHidden="0" w:uiPriority="64" w:unhideWhenUsed="0"/>
+    <w:lsdException w:name="Medium List 1 Accent 5" w:semiHidden="0" w:uiPriority="65" w:unhideWhenUsed="0"/>
+    <w:lsdException w:name="Medium List 2 Accent 5" w:semiHidden="0" w:uiPriority="66" w:unhideWhenUsed="0"/>
+    <w:lsdException w:name="Medium Grid 1 Accent 5" w:semiHidden="0" w:uiPriority="67" w:unhideWhenUsed="0"/>
+    <w:lsdException w:name="Medium Grid 2 Accent 5" w:semiHidden="0" w:uiPriority="68" w:unhideWhenUsed="0"/>
+    <w:lsdException w:name="Medium Grid 3 Accent 5" w:semiHidden="0" w:uiPriority="69" w:unhideWhenUsed="0"/>
+    <w:lsdException w:name="Dark List Accent 5" w:semiHidden="0" w:uiPriority="70" w:unhideWhenUsed="0"/>
+    <w:lsdException w:name="Colorful Shading Accent 5" w:semiHidden="0" w:uiPriority="71" w:unhideWhenUsed="0"/>
+    <w:lsdException w:name="Colorful List Accent 5" w:semiHidden="0" w:uiPriority="72" w:unhideWhenUsed="0"/>
+    <w:lsdException w:name="Colorful Grid Accent 5" w:semiHidden="0" w:uiPriority="73" w:unhideWhenUsed="0"/>
+    <w:lsdException w:name="Light Shading Accent 6" w:semiHidden="0" w:uiPriority="60" w:unhideWhenUsed="0"/>
+    <w:lsdException w:name="Light List Accent 6" w:semiHidden="0" w:uiPriority="61" w:unhideWhenUsed="0"/>
+    <w:lsdException w:name="Light Grid Accent 6" w:semiHidden="0" w:uiPriority="62" w:unhideWhenUsed="0"/>
+    <w:lsdException w:name="Medium Shading 1 Accent 6" w:semiHidden="0" w:uiPriority="63" w:unhideWhenUsed="0"/>
+    <w:lsdException w:name="Medium Shading 2 Accent 6" w:semiHidden="0" w:uiPriority="64" w:unhideWhenUsed="0"/>
+    <w:lsdException w:name="Medium List 1 Accent 6" w:semiHidden="0" w:uiPriority="65" w:unhideWhenUsed="0"/>
+    <w:lsdException w:name="Medium List 2 Accent 6" w:semiHidden="0" w:uiPriority="66" w:unhideWhenUsed="0"/>
+    <w:lsdException w:name="Medium Grid 1 Accent 6" w:semiHidden="0" w:uiPriority="67" w:unhideWhenUsed="0"/>
+    <w:lsdException w:name="Medium Grid 2 Accent 6" w:semiHidden="0" w:uiPriority="68" w:unhideWhenUsed="0"/>
+    <w:lsdException w:name="Medium Grid 3 Accent 6" w:semiHidden="0" w:uiPriority="69" w:unhideWhenUsed="0"/>
+    <w:lsdException w:name="Dark List Accent 6" w:semiHidden="0" w:uiPriority="70" w:unhideWhenUsed="0"/>
+    <w:lsdException w:name="Colorful Shading Accent 6" w:semiHidden="0" w:uiPriority="71" w:unhideWhenUsed="0"/>
+    <w:lsdException w:name="Colorful List Accent 6" w:semiHidden="0" w:uiPriority="72" w:unhideWhenUsed="0"/>
+    <w:lsdException w:name="Colorful Grid Accent 6" w:semiHidden="0" w:uiPriority="73" w:unhideWhenUsed="0"/>
+    <w:lsdException w:name="Subtle Emphasis" w:semiHidden="0" w:uiPriority="19" w:unhideWhenUsed="0" w:qFormat="1"/>
+    <w:lsdException w:name="Intense Emphasis" w:semiHidden="0" w:uiPriority="21" w:unhideWhenUsed="0" w:qFormat="1"/>
+    <w:lsdException w:name="Subtle Reference" w:semiHidden="0" w:uiPriority="31" w:unhideWhenUsed="0" w:qFormat="1"/>
+    <w:lsdException w:name="Intense Reference" w:semiHidden="0" w:uiPriority="32" w:unhideWhenUsed="0" w:qFormat="1"/>
+    <w:lsdException w:name="Book Title" w:semiHidden="0" w:uiPriority="33" w:unhideWhenUsed="0" w:qFormat="1"/>
+    <w:lsdException w:name="Bibliography" w:uiPriority="37"/>
+    <w:lsdException w:name="TOC Heading" w:uiPriority="39" w:qFormat="1"/>
   </w:latentStyles>
   <w:style w:type="paragraph" w:default="1" w:styleId="Normal">
     <w:name w:val="Normal"/>
@@ -7484,7 +7325,7 @@
 </file>
 
 <file path=customXml/itemProps1.xml><?xml version="1.0" encoding="utf-8"?>
-<ds:datastoreItem xmlns:ds="http://schemas.openxmlformats.org/officeDocument/2006/customXml" ds:itemID="{F4B6DA74-A048-40EE-9696-60FC0D29181C}">
+<ds:datastoreItem xmlns:ds="http://schemas.openxmlformats.org/officeDocument/2006/customXml" ds:itemID="{5D005849-B085-461B-A710-6471C5ADBA30}">
   <ds:schemaRefs>
     <ds:schemaRef ds:uri="http://schemas.openxmlformats.org/officeDocument/2006/bibliography"/>
   </ds:schemaRefs>

--- a/Java for base.docx
+++ b/Java for base.docx
@@ -1,6 +1,6 @@
 
 <file path=word/document.xml><?xml version="1.0" encoding="utf-8"?>
-<w:document xmlns:wpc="http://schemas.microsoft.com/office/word/2010/wordprocessingCanvas" xmlns:mc="http://schemas.openxmlformats.org/markup-compatibility/2006" xmlns:o="urn:schemas-microsoft-com:office:office" xmlns:r="http://schemas.openxmlformats.org/officeDocument/2006/relationships" xmlns:m="http://schemas.openxmlformats.org/officeDocument/2006/math" xmlns:v="urn:schemas-microsoft-com:vml" xmlns:wp14="http://schemas.microsoft.com/office/word/2010/wordprocessingDrawing" xmlns:wp="http://schemas.openxmlformats.org/drawingml/2006/wordprocessingDrawing" xmlns:w10="urn:schemas-microsoft-com:office:word" xmlns:w="http://schemas.openxmlformats.org/wordprocessingml/2006/main" xmlns:w14="http://schemas.microsoft.com/office/word/2010/wordml" xmlns:wpg="http://schemas.microsoft.com/office/word/2010/wordprocessingGroup" xmlns:wpi="http://schemas.microsoft.com/office/word/2010/wordprocessingInk" xmlns:wne="http://schemas.microsoft.com/office/word/2006/wordml" xmlns:wps="http://schemas.microsoft.com/office/word/2010/wordprocessingShape" mc:Ignorable="w14 wp14">
+<w:document xmlns:wpc="http://schemas.microsoft.com/office/word/2010/wordprocessingCanvas" xmlns:cx="http://schemas.microsoft.com/office/drawing/2014/chartex" xmlns:mc="http://schemas.openxmlformats.org/markup-compatibility/2006" xmlns:o="urn:schemas-microsoft-com:office:office" xmlns:r="http://schemas.openxmlformats.org/officeDocument/2006/relationships" xmlns:m="http://schemas.openxmlformats.org/officeDocument/2006/math" xmlns:v="urn:schemas-microsoft-com:vml" xmlns:wp14="http://schemas.microsoft.com/office/word/2010/wordprocessingDrawing" xmlns:wp="http://schemas.openxmlformats.org/drawingml/2006/wordprocessingDrawing" xmlns:w10="urn:schemas-microsoft-com:office:word" xmlns:w="http://schemas.openxmlformats.org/wordprocessingml/2006/main" xmlns:w14="http://schemas.microsoft.com/office/word/2010/wordml" xmlns:w15="http://schemas.microsoft.com/office/word/2012/wordml" xmlns:w16se="http://schemas.microsoft.com/office/word/2015/wordml/symex" xmlns:wpg="http://schemas.microsoft.com/office/word/2010/wordprocessingGroup" xmlns:wpi="http://schemas.microsoft.com/office/word/2010/wordprocessingInk" xmlns:wne="http://schemas.microsoft.com/office/word/2006/wordml" xmlns:wps="http://schemas.microsoft.com/office/word/2010/wordprocessingShape" mc:Ignorable="w14 w15 w16se wp14">
   <w:body>
     <w:p>
       <w:pPr>
@@ -2815,6 +2815,2117 @@
             <wp:extent cx="5943600" cy="3225165"/>
             <wp:effectExtent l="0" t="0" r="0" b="0"/>
             <wp:docPr id="1" name="Picture 1"/>
+            <wp:cNvGraphicFramePr>
+              <a:graphicFrameLocks xmlns:a="http://schemas.openxmlformats.org/drawingml/2006/main" noChangeAspect="1"/>
+            </wp:cNvGraphicFramePr>
+            <a:graphic xmlns:a="http://schemas.openxmlformats.org/drawingml/2006/main">
+              <a:graphicData uri="http://schemas.openxmlformats.org/drawingml/2006/picture">
+                <pic:pic xmlns:pic="http://schemas.openxmlformats.org/drawingml/2006/picture">
+                  <pic:nvPicPr>
+                    <pic:cNvPr id="0" name=""/>
+                    <pic:cNvPicPr/>
+                  </pic:nvPicPr>
+                  <pic:blipFill>
+                    <a:blip r:embed="rId6"/>
+                    <a:stretch>
+                      <a:fillRect/>
+                    </a:stretch>
+                  </pic:blipFill>
+                  <pic:spPr>
+                    <a:xfrm>
+                      <a:off x="0" y="0"/>
+                      <a:ext cx="5943600" cy="3225165"/>
+                    </a:xfrm>
+                    <a:prstGeom prst="rect">
+                      <a:avLst/>
+                    </a:prstGeom>
+                  </pic:spPr>
+                </pic:pic>
+              </a:graphicData>
+            </a:graphic>
+          </wp:inline>
+        </w:drawing>
+      </w:r>
+    </w:p>
+    <w:p>
+      <w:pPr>
+        <w:pBdr>
+          <w:bottom w:val="single" w:sz="6" w:space="1" w:color="auto"/>
+        </w:pBdr>
+        <w:tabs>
+          <w:tab w:val="left" w:pos="993"/>
+        </w:tabs>
+        <w:spacing w:before="120" w:after="120"/>
+        <w:rPr>
+          <w:rFonts w:ascii="Times New Roman" w:hAnsi="Times New Roman" w:cs="Times New Roman"/>
+          <w:b/>
+          <w:bCs/>
+          <w:i/>
+          <w:color w:val="FF0000"/>
+          <w:sz w:val="26"/>
+          <w:szCs w:val="26"/>
+        </w:rPr>
+      </w:pPr>
+    </w:p>
+    <w:p>
+      <w:pPr>
+        <w:spacing w:before="240" w:after="240" w:line="240" w:lineRule="auto"/>
+        <w:jc w:val="center"/>
+        <w:rPr>
+          <w:rFonts w:ascii="Times New Roman" w:hAnsi="Times New Roman" w:cs="Times New Roman"/>
+          <w:b/>
+          <w:color w:val="FF0000"/>
+          <w:sz w:val="40"/>
+          <w:szCs w:val="40"/>
+          <w:u w:val="single"/>
+        </w:rPr>
+      </w:pPr>
+      <w:r>
+        <w:rPr>
+          <w:rFonts w:ascii="Times New Roman" w:hAnsi="Times New Roman" w:cs="Times New Roman"/>
+          <w:b/>
+          <w:color w:val="FF0000"/>
+          <w:sz w:val="40"/>
+          <w:szCs w:val="40"/>
+          <w:u w:val="single"/>
+        </w:rPr>
+        <w:t>2</w:t>
+      </w:r>
+      <w:r>
+        <w:rPr>
+          <w:rFonts w:ascii="Times New Roman" w:hAnsi="Times New Roman" w:cs="Times New Roman"/>
+          <w:b/>
+          <w:color w:val="FF0000"/>
+          <w:sz w:val="40"/>
+          <w:szCs w:val="40"/>
+          <w:u w:val="single"/>
+        </w:rPr>
+        <w:t>4</w:t>
+      </w:r>
+      <w:r>
+        <w:rPr>
+          <w:rFonts w:ascii="Times New Roman" w:hAnsi="Times New Roman" w:cs="Times New Roman"/>
+          <w:b/>
+          <w:color w:val="FF0000"/>
+          <w:sz w:val="40"/>
+          <w:szCs w:val="40"/>
+          <w:u w:val="single"/>
+        </w:rPr>
+        <w:t>/4/2024:</w:t>
+      </w:r>
+    </w:p>
+    <w:p>
+      <w:pPr>
+        <w:pStyle w:val="ListParagraph"/>
+        <w:numPr>
+          <w:ilvl w:val="0"/>
+          <w:numId w:val="3"/>
+        </w:numPr>
+        <w:spacing w:before="120" w:after="120"/>
+        <w:ind w:left="284" w:hanging="284"/>
+        <w:rPr>
+          <w:rFonts w:ascii="Times New Roman" w:hAnsi="Times New Roman" w:cs="Times New Roman"/>
+          <w:bCs/>
+          <w:sz w:val="26"/>
+          <w:szCs w:val="26"/>
+        </w:rPr>
+      </w:pPr>
+      <w:r>
+        <w:rPr>
+          <w:rFonts w:ascii="Times New Roman" w:hAnsi="Times New Roman" w:cs="Times New Roman"/>
+          <w:b/>
+          <w:color w:val="FF0000"/>
+          <w:sz w:val="26"/>
+          <w:szCs w:val="26"/>
+        </w:rPr>
+        <w:t>Cấu trúc điều kiện if else trong Java</w:t>
+      </w:r>
+      <w:r>
+        <w:rPr>
+          <w:rFonts w:ascii="Times New Roman" w:hAnsi="Times New Roman" w:cs="Times New Roman"/>
+          <w:b/>
+          <w:color w:val="FF0000"/>
+          <w:sz w:val="26"/>
+          <w:szCs w:val="26"/>
+        </w:rPr>
+        <w:t>:</w:t>
+      </w:r>
+      <w:r>
+        <w:rPr>
+          <w:rFonts w:ascii="Times New Roman" w:hAnsi="Times New Roman" w:cs="Times New Roman"/>
+          <w:bCs/>
+          <w:sz w:val="26"/>
+          <w:szCs w:val="26"/>
+        </w:rPr>
+        <w:t xml:space="preserve"> </w:t>
+      </w:r>
+    </w:p>
+    <w:p>
+      <w:pPr>
+        <w:pStyle w:val="ListParagraph"/>
+        <w:numPr>
+          <w:ilvl w:val="0"/>
+          <w:numId w:val="5"/>
+        </w:numPr>
+        <w:tabs>
+          <w:tab w:val="left" w:pos="993"/>
+        </w:tabs>
+        <w:spacing w:before="120" w:after="120"/>
+        <w:ind w:left="993" w:hanging="273"/>
+        <w:rPr>
+          <w:rFonts w:ascii="Times New Roman" w:hAnsi="Times New Roman" w:cs="Times New Roman"/>
+          <w:bCs/>
+          <w:sz w:val="26"/>
+          <w:szCs w:val="26"/>
+        </w:rPr>
+      </w:pPr>
+      <w:r>
+        <w:rPr>
+          <w:rFonts w:ascii="Times New Roman" w:hAnsi="Times New Roman" w:cs="Times New Roman"/>
+          <w:bCs/>
+          <w:sz w:val="26"/>
+          <w:szCs w:val="26"/>
+        </w:rPr>
+        <w:t>Nếu biểu thức điều kiện đúng (true) thì thực hiện trong if, ngược lại nếu biểu thức sai (false) và có else thì thực hiện trong else;</w:t>
+      </w:r>
+    </w:p>
+    <w:p>
+      <w:pPr>
+        <w:pStyle w:val="ListParagraph"/>
+        <w:numPr>
+          <w:ilvl w:val="0"/>
+          <w:numId w:val="5"/>
+        </w:numPr>
+        <w:tabs>
+          <w:tab w:val="left" w:pos="993"/>
+        </w:tabs>
+        <w:spacing w:before="120" w:after="120"/>
+        <w:ind w:left="993" w:hanging="273"/>
+        <w:rPr>
+          <w:rFonts w:ascii="Times New Roman" w:hAnsi="Times New Roman" w:cs="Times New Roman"/>
+          <w:bCs/>
+          <w:sz w:val="26"/>
+          <w:szCs w:val="26"/>
+        </w:rPr>
+      </w:pPr>
+      <w:r>
+        <w:rPr>
+          <w:rFonts w:ascii="Times New Roman" w:hAnsi="Times New Roman" w:cs="Times New Roman"/>
+          <w:bCs/>
+          <w:sz w:val="26"/>
+          <w:szCs w:val="26"/>
+        </w:rPr>
+        <w:t xml:space="preserve">Ví dụ: </w:t>
+      </w:r>
+    </w:p>
+    <w:p>
+      <w:pPr>
+        <w:pStyle w:val="ListParagraph"/>
+        <w:numPr>
+          <w:ilvl w:val="0"/>
+          <w:numId w:val="7"/>
+        </w:numPr>
+        <w:tabs>
+          <w:tab w:val="left" w:pos="1276"/>
+        </w:tabs>
+        <w:spacing w:before="120" w:after="120"/>
+        <w:ind w:left="1276" w:hanging="283"/>
+        <w:rPr>
+          <w:rFonts w:ascii="Times New Roman" w:hAnsi="Times New Roman" w:cs="Times New Roman"/>
+          <w:bCs/>
+          <w:sz w:val="26"/>
+          <w:szCs w:val="26"/>
+        </w:rPr>
+      </w:pPr>
+      <w:r>
+        <w:rPr>
+          <w:rFonts w:ascii="Times New Roman" w:hAnsi="Times New Roman" w:cs="Times New Roman"/>
+          <w:bCs/>
+          <w:sz w:val="26"/>
+          <w:szCs w:val="26"/>
+        </w:rPr>
+        <w:t>if(Đèn xanh)//true</w:t>
+      </w:r>
+    </w:p>
+    <w:p>
+      <w:pPr>
+        <w:pStyle w:val="ListParagraph"/>
+        <w:tabs>
+          <w:tab w:val="left" w:pos="1276"/>
+        </w:tabs>
+        <w:spacing w:before="120" w:after="120"/>
+        <w:ind w:left="1276"/>
+        <w:rPr>
+          <w:rFonts w:ascii="Times New Roman" w:hAnsi="Times New Roman" w:cs="Times New Roman"/>
+          <w:bCs/>
+          <w:sz w:val="26"/>
+          <w:szCs w:val="26"/>
+        </w:rPr>
+      </w:pPr>
+      <w:r>
+        <w:rPr>
+          <w:rFonts w:ascii="Times New Roman" w:hAnsi="Times New Roman" w:cs="Times New Roman"/>
+          <w:bCs/>
+          <w:sz w:val="26"/>
+          <w:szCs w:val="26"/>
+        </w:rPr>
+        <w:t>{</w:t>
+      </w:r>
+    </w:p>
+    <w:p>
+      <w:pPr>
+        <w:pStyle w:val="ListParagraph"/>
+        <w:tabs>
+          <w:tab w:val="left" w:pos="1276"/>
+        </w:tabs>
+        <w:spacing w:before="120" w:after="120"/>
+        <w:ind w:left="1276"/>
+        <w:rPr>
+          <w:rFonts w:ascii="Times New Roman" w:hAnsi="Times New Roman" w:cs="Times New Roman"/>
+          <w:bCs/>
+          <w:sz w:val="26"/>
+          <w:szCs w:val="26"/>
+        </w:rPr>
+      </w:pPr>
+      <w:r>
+        <w:rPr>
+          <w:rFonts w:ascii="Times New Roman" w:hAnsi="Times New Roman" w:cs="Times New Roman"/>
+          <w:bCs/>
+          <w:sz w:val="26"/>
+          <w:szCs w:val="26"/>
+        </w:rPr>
+        <w:tab/>
+        <w:t>Được phép đi</w:t>
+      </w:r>
+    </w:p>
+    <w:p>
+      <w:pPr>
+        <w:pStyle w:val="ListParagraph"/>
+        <w:tabs>
+          <w:tab w:val="left" w:pos="1276"/>
+        </w:tabs>
+        <w:spacing w:before="120" w:after="120"/>
+        <w:ind w:left="1276"/>
+        <w:rPr>
+          <w:rFonts w:ascii="Times New Roman" w:hAnsi="Times New Roman" w:cs="Times New Roman"/>
+          <w:bCs/>
+          <w:sz w:val="26"/>
+          <w:szCs w:val="26"/>
+        </w:rPr>
+      </w:pPr>
+      <w:r>
+        <w:rPr>
+          <w:rFonts w:ascii="Times New Roman" w:hAnsi="Times New Roman" w:cs="Times New Roman"/>
+          <w:bCs/>
+          <w:sz w:val="26"/>
+          <w:szCs w:val="26"/>
+        </w:rPr>
+        <w:t>}</w:t>
+      </w:r>
+    </w:p>
+    <w:p>
+      <w:pPr>
+        <w:pStyle w:val="ListParagraph"/>
+        <w:numPr>
+          <w:ilvl w:val="0"/>
+          <w:numId w:val="7"/>
+        </w:numPr>
+        <w:tabs>
+          <w:tab w:val="left" w:pos="1276"/>
+        </w:tabs>
+        <w:spacing w:before="120" w:after="120"/>
+        <w:ind w:left="1276" w:hanging="283"/>
+        <w:rPr>
+          <w:rFonts w:ascii="Times New Roman" w:hAnsi="Times New Roman" w:cs="Times New Roman"/>
+          <w:bCs/>
+          <w:sz w:val="26"/>
+          <w:szCs w:val="26"/>
+        </w:rPr>
+      </w:pPr>
+      <w:r>
+        <w:rPr>
+          <w:rFonts w:ascii="Times New Roman" w:hAnsi="Times New Roman" w:cs="Times New Roman"/>
+          <w:bCs/>
+          <w:sz w:val="26"/>
+          <w:szCs w:val="26"/>
+        </w:rPr>
+        <w:t>else</w:t>
+      </w:r>
+    </w:p>
+    <w:p>
+      <w:pPr>
+        <w:pStyle w:val="ListParagraph"/>
+        <w:tabs>
+          <w:tab w:val="left" w:pos="1276"/>
+        </w:tabs>
+        <w:spacing w:before="120" w:after="120"/>
+        <w:ind w:left="1276"/>
+        <w:rPr>
+          <w:rFonts w:ascii="Times New Roman" w:hAnsi="Times New Roman" w:cs="Times New Roman"/>
+          <w:bCs/>
+          <w:sz w:val="26"/>
+          <w:szCs w:val="26"/>
+        </w:rPr>
+      </w:pPr>
+      <w:r>
+        <w:rPr>
+          <w:rFonts w:ascii="Times New Roman" w:hAnsi="Times New Roman" w:cs="Times New Roman"/>
+          <w:bCs/>
+          <w:sz w:val="26"/>
+          <w:szCs w:val="26"/>
+        </w:rPr>
+        <w:t>{</w:t>
+      </w:r>
+    </w:p>
+    <w:p>
+      <w:pPr>
+        <w:pStyle w:val="ListParagraph"/>
+        <w:tabs>
+          <w:tab w:val="left" w:pos="1276"/>
+        </w:tabs>
+        <w:spacing w:before="120" w:after="120"/>
+        <w:ind w:left="1276"/>
+        <w:rPr>
+          <w:rFonts w:ascii="Times New Roman" w:hAnsi="Times New Roman" w:cs="Times New Roman"/>
+          <w:bCs/>
+          <w:sz w:val="26"/>
+          <w:szCs w:val="26"/>
+        </w:rPr>
+      </w:pPr>
+      <w:r>
+        <w:rPr>
+          <w:rFonts w:ascii="Times New Roman" w:hAnsi="Times New Roman" w:cs="Times New Roman"/>
+          <w:bCs/>
+          <w:sz w:val="26"/>
+          <w:szCs w:val="26"/>
+        </w:rPr>
+        <w:tab/>
+        <w:t>Dừng xe</w:t>
+      </w:r>
+    </w:p>
+    <w:p>
+      <w:pPr>
+        <w:pStyle w:val="ListParagraph"/>
+        <w:tabs>
+          <w:tab w:val="left" w:pos="1276"/>
+        </w:tabs>
+        <w:spacing w:before="120" w:after="120"/>
+        <w:ind w:left="1276"/>
+        <w:rPr>
+          <w:rFonts w:ascii="Times New Roman" w:hAnsi="Times New Roman" w:cs="Times New Roman"/>
+          <w:bCs/>
+          <w:sz w:val="26"/>
+          <w:szCs w:val="26"/>
+        </w:rPr>
+      </w:pPr>
+      <w:r>
+        <w:rPr>
+          <w:rFonts w:ascii="Times New Roman" w:hAnsi="Times New Roman" w:cs="Times New Roman"/>
+          <w:bCs/>
+          <w:sz w:val="26"/>
+          <w:szCs w:val="26"/>
+        </w:rPr>
+        <w:t>}</w:t>
+      </w:r>
+    </w:p>
+    <w:p>
+      <w:pPr>
+        <w:pBdr>
+          <w:bottom w:val="single" w:sz="6" w:space="1" w:color="auto"/>
+        </w:pBdr>
+        <w:tabs>
+          <w:tab w:val="left" w:pos="993"/>
+        </w:tabs>
+        <w:spacing w:before="120" w:after="120"/>
+        <w:rPr>
+          <w:rFonts w:ascii="Times New Roman" w:hAnsi="Times New Roman" w:cs="Times New Roman"/>
+          <w:b/>
+          <w:bCs/>
+          <w:i/>
+          <w:color w:val="FF0000"/>
+          <w:sz w:val="26"/>
+          <w:szCs w:val="26"/>
+        </w:rPr>
+      </w:pPr>
+    </w:p>
+    <w:p>
+      <w:pPr>
+        <w:spacing w:before="240" w:after="240" w:line="240" w:lineRule="auto"/>
+        <w:jc w:val="center"/>
+        <w:rPr>
+          <w:rFonts w:ascii="Times New Roman" w:hAnsi="Times New Roman" w:cs="Times New Roman"/>
+          <w:b/>
+          <w:color w:val="FF0000"/>
+          <w:sz w:val="40"/>
+          <w:szCs w:val="40"/>
+          <w:u w:val="single"/>
+        </w:rPr>
+      </w:pPr>
+      <w:r>
+        <w:rPr>
+          <w:rFonts w:ascii="Times New Roman" w:hAnsi="Times New Roman" w:cs="Times New Roman"/>
+          <w:b/>
+          <w:color w:val="FF0000"/>
+          <w:sz w:val="40"/>
+          <w:szCs w:val="40"/>
+          <w:u w:val="single"/>
+        </w:rPr>
+        <w:t>05</w:t>
+      </w:r>
+      <w:r>
+        <w:rPr>
+          <w:rFonts w:ascii="Times New Roman" w:hAnsi="Times New Roman" w:cs="Times New Roman"/>
+          <w:b/>
+          <w:color w:val="FF0000"/>
+          <w:sz w:val="40"/>
+          <w:szCs w:val="40"/>
+          <w:u w:val="single"/>
+        </w:rPr>
+        <w:t>/</w:t>
+      </w:r>
+      <w:r>
+        <w:rPr>
+          <w:rFonts w:ascii="Times New Roman" w:hAnsi="Times New Roman" w:cs="Times New Roman"/>
+          <w:b/>
+          <w:color w:val="FF0000"/>
+          <w:sz w:val="40"/>
+          <w:szCs w:val="40"/>
+          <w:u w:val="single"/>
+        </w:rPr>
+        <w:t>5</w:t>
+      </w:r>
+      <w:r>
+        <w:rPr>
+          <w:rFonts w:ascii="Times New Roman" w:hAnsi="Times New Roman" w:cs="Times New Roman"/>
+          <w:b/>
+          <w:color w:val="FF0000"/>
+          <w:sz w:val="40"/>
+          <w:szCs w:val="40"/>
+          <w:u w:val="single"/>
+        </w:rPr>
+        <w:t>/2024:</w:t>
+      </w:r>
+    </w:p>
+    <w:p>
+      <w:pPr>
+        <w:pStyle w:val="ListParagraph"/>
+        <w:numPr>
+          <w:ilvl w:val="0"/>
+          <w:numId w:val="3"/>
+        </w:numPr>
+        <w:spacing w:before="120" w:after="120"/>
+        <w:ind w:left="284" w:hanging="284"/>
+        <w:rPr>
+          <w:rFonts w:ascii="Times New Roman" w:hAnsi="Times New Roman" w:cs="Times New Roman"/>
+          <w:b/>
+          <w:color w:val="FF0000"/>
+          <w:sz w:val="26"/>
+          <w:szCs w:val="26"/>
+        </w:rPr>
+      </w:pPr>
+      <w:r>
+        <w:rPr>
+          <w:rFonts w:ascii="Times New Roman" w:hAnsi="Times New Roman" w:cs="Times New Roman"/>
+          <w:b/>
+          <w:color w:val="FF0000"/>
+          <w:sz w:val="26"/>
+          <w:szCs w:val="26"/>
+        </w:rPr>
+        <w:t>Declare an object to retrieve information from keyboard:</w:t>
+      </w:r>
+    </w:p>
+    <w:p>
+      <w:pPr>
+        <w:pStyle w:val="ListParagraph"/>
+        <w:numPr>
+          <w:ilvl w:val="0"/>
+          <w:numId w:val="5"/>
+        </w:numPr>
+        <w:tabs>
+          <w:tab w:val="left" w:pos="993"/>
+        </w:tabs>
+        <w:spacing w:before="120" w:after="120"/>
+        <w:ind w:left="993" w:hanging="273"/>
+        <w:rPr>
+          <w:rFonts w:ascii="Times New Roman" w:hAnsi="Times New Roman" w:cs="Times New Roman"/>
+          <w:sz w:val="26"/>
+          <w:szCs w:val="26"/>
+        </w:rPr>
+      </w:pPr>
+      <w:r>
+        <w:rPr>
+          <w:rFonts w:ascii="Times New Roman" w:hAnsi="Times New Roman" w:cs="Times New Roman"/>
+          <w:sz w:val="26"/>
+          <w:szCs w:val="26"/>
+        </w:rPr>
+        <w:lastRenderedPageBreak/>
+        <w:t>Scanner sc = new Scanner(System.in);</w:t>
+      </w:r>
+    </w:p>
+    <w:p>
+      <w:pPr>
+        <w:pStyle w:val="ListParagraph"/>
+        <w:numPr>
+          <w:ilvl w:val="0"/>
+          <w:numId w:val="3"/>
+        </w:numPr>
+        <w:spacing w:before="120" w:after="120"/>
+        <w:ind w:left="284" w:hanging="284"/>
+        <w:rPr>
+          <w:rFonts w:ascii="Times New Roman" w:hAnsi="Times New Roman" w:cs="Times New Roman"/>
+          <w:b/>
+          <w:color w:val="FF0000"/>
+          <w:sz w:val="26"/>
+          <w:szCs w:val="26"/>
+        </w:rPr>
+      </w:pPr>
+      <w:r>
+        <w:rPr>
+          <w:rFonts w:ascii="Times New Roman" w:hAnsi="Times New Roman" w:cs="Times New Roman"/>
+          <w:b/>
+          <w:color w:val="FF0000"/>
+          <w:sz w:val="26"/>
+          <w:szCs w:val="26"/>
+        </w:rPr>
+        <w:t>Declare a constant</w:t>
+      </w:r>
+      <w:r>
+        <w:rPr>
+          <w:rFonts w:ascii="Times New Roman" w:hAnsi="Times New Roman" w:cs="Times New Roman"/>
+          <w:b/>
+          <w:color w:val="FF0000"/>
+          <w:sz w:val="26"/>
+          <w:szCs w:val="26"/>
+        </w:rPr>
+        <w:t xml:space="preserve">: </w:t>
+      </w:r>
+    </w:p>
+    <w:p>
+      <w:pPr>
+        <w:pStyle w:val="ListParagraph"/>
+        <w:numPr>
+          <w:ilvl w:val="0"/>
+          <w:numId w:val="5"/>
+        </w:numPr>
+        <w:tabs>
+          <w:tab w:val="left" w:pos="993"/>
+        </w:tabs>
+        <w:spacing w:before="120" w:after="120"/>
+        <w:ind w:left="993" w:hanging="273"/>
+        <w:rPr>
+          <w:rFonts w:ascii="Times New Roman" w:hAnsi="Times New Roman" w:cs="Times New Roman"/>
+          <w:bCs/>
+          <w:sz w:val="26"/>
+          <w:szCs w:val="26"/>
+        </w:rPr>
+      </w:pPr>
+      <w:r>
+        <w:rPr>
+          <w:rFonts w:ascii="Times New Roman" w:hAnsi="Times New Roman" w:cs="Times New Roman"/>
+          <w:bCs/>
+          <w:sz w:val="26"/>
+          <w:szCs w:val="26"/>
+        </w:rPr>
+        <w:t>final double PI = 3.14;</w:t>
+      </w:r>
+    </w:p>
+    <w:p>
+      <w:pPr>
+        <w:pStyle w:val="ListParagraph"/>
+        <w:numPr>
+          <w:ilvl w:val="0"/>
+          <w:numId w:val="3"/>
+        </w:numPr>
+        <w:spacing w:before="120" w:after="120"/>
+        <w:ind w:left="284" w:hanging="284"/>
+        <w:rPr>
+          <w:rFonts w:ascii="Times New Roman" w:hAnsi="Times New Roman" w:cs="Times New Roman"/>
+          <w:b/>
+          <w:color w:val="FF0000"/>
+          <w:sz w:val="26"/>
+          <w:szCs w:val="26"/>
+        </w:rPr>
+      </w:pPr>
+      <w:r>
+        <w:rPr>
+          <w:rFonts w:ascii="Times New Roman" w:hAnsi="Times New Roman" w:cs="Times New Roman"/>
+          <w:b/>
+          <w:color w:val="FF0000"/>
+          <w:sz w:val="26"/>
+          <w:szCs w:val="26"/>
+        </w:rPr>
+        <w:t>Declare variables for a character</w:t>
+      </w:r>
+    </w:p>
+    <w:p>
+      <w:pPr>
+        <w:pStyle w:val="ListParagraph"/>
+        <w:numPr>
+          <w:ilvl w:val="0"/>
+          <w:numId w:val="5"/>
+        </w:numPr>
+        <w:tabs>
+          <w:tab w:val="left" w:pos="993"/>
+        </w:tabs>
+        <w:spacing w:before="120" w:after="120"/>
+        <w:ind w:left="993" w:hanging="273"/>
+        <w:rPr>
+          <w:rFonts w:ascii="Times New Roman" w:hAnsi="Times New Roman" w:cs="Times New Roman"/>
+          <w:sz w:val="26"/>
+          <w:szCs w:val="26"/>
+        </w:rPr>
+      </w:pPr>
+      <w:r>
+        <w:rPr>
+          <w:rFonts w:ascii="Times New Roman" w:hAnsi="Times New Roman" w:cs="Times New Roman"/>
+          <w:sz w:val="26"/>
+          <w:szCs w:val="26"/>
+        </w:rPr>
+        <w:t>Char kiTu;</w:t>
+      </w:r>
+    </w:p>
+    <w:p>
+      <w:pPr>
+        <w:pStyle w:val="ListParagraph"/>
+        <w:numPr>
+          <w:ilvl w:val="0"/>
+          <w:numId w:val="5"/>
+        </w:numPr>
+        <w:tabs>
+          <w:tab w:val="left" w:pos="993"/>
+        </w:tabs>
+        <w:spacing w:before="120" w:after="120"/>
+        <w:ind w:left="993" w:hanging="273"/>
+        <w:rPr>
+          <w:rFonts w:ascii="Times New Roman" w:hAnsi="Times New Roman" w:cs="Times New Roman"/>
+          <w:sz w:val="26"/>
+          <w:szCs w:val="26"/>
+        </w:rPr>
+      </w:pPr>
+      <w:r>
+        <w:rPr>
+          <w:rFonts w:ascii="Times New Roman" w:hAnsi="Times New Roman" w:cs="Times New Roman"/>
+          <w:sz w:val="26"/>
+          <w:szCs w:val="26"/>
+        </w:rPr>
+        <w:t>Enter a character: kiTu = sc.Next().charAt(0);</w:t>
+      </w:r>
+    </w:p>
+    <w:p>
+      <w:pPr>
+        <w:pStyle w:val="ListParagraph"/>
+        <w:numPr>
+          <w:ilvl w:val="0"/>
+          <w:numId w:val="3"/>
+        </w:numPr>
+        <w:spacing w:before="120" w:after="120"/>
+        <w:ind w:left="284" w:hanging="284"/>
+        <w:rPr>
+          <w:rFonts w:ascii="Times New Roman" w:hAnsi="Times New Roman" w:cs="Times New Roman"/>
+          <w:b/>
+          <w:color w:val="FF0000"/>
+          <w:sz w:val="26"/>
+          <w:szCs w:val="26"/>
+        </w:rPr>
+      </w:pPr>
+      <w:r>
+        <w:rPr>
+          <w:rFonts w:ascii="Times New Roman" w:hAnsi="Times New Roman" w:cs="Times New Roman"/>
+          <w:b/>
+          <w:color w:val="FF0000"/>
+          <w:sz w:val="26"/>
+          <w:szCs w:val="26"/>
+        </w:rPr>
+        <w:t>Convert Char to Int (ASCII):</w:t>
+      </w:r>
+    </w:p>
+    <w:p>
+      <w:pPr>
+        <w:pStyle w:val="ListParagraph"/>
+        <w:numPr>
+          <w:ilvl w:val="0"/>
+          <w:numId w:val="5"/>
+        </w:numPr>
+        <w:tabs>
+          <w:tab w:val="left" w:pos="993"/>
+        </w:tabs>
+        <w:spacing w:before="120" w:after="120"/>
+        <w:ind w:left="993" w:hanging="273"/>
+        <w:rPr>
+          <w:rFonts w:ascii="Times New Roman" w:hAnsi="Times New Roman" w:cs="Times New Roman"/>
+          <w:sz w:val="26"/>
+          <w:szCs w:val="26"/>
+        </w:rPr>
+      </w:pPr>
+      <w:r>
+        <w:rPr>
+          <w:rFonts w:ascii="Times New Roman" w:hAnsi="Times New Roman" w:cs="Times New Roman"/>
+          <w:sz w:val="26"/>
+          <w:szCs w:val="26"/>
+        </w:rPr>
+        <w:t>(int)kiTu</w:t>
+      </w:r>
+    </w:p>
+    <w:p>
+      <w:pPr>
+        <w:pStyle w:val="ListParagraph"/>
+        <w:numPr>
+          <w:ilvl w:val="0"/>
+          <w:numId w:val="3"/>
+        </w:numPr>
+        <w:spacing w:before="120" w:after="120"/>
+        <w:ind w:left="284" w:hanging="284"/>
+        <w:rPr>
+          <w:rFonts w:ascii="Times New Roman" w:hAnsi="Times New Roman" w:cs="Times New Roman"/>
+          <w:b/>
+          <w:color w:val="FF0000"/>
+          <w:sz w:val="26"/>
+          <w:szCs w:val="26"/>
+        </w:rPr>
+      </w:pPr>
+      <w:r>
+        <w:rPr>
+          <w:rFonts w:ascii="Times New Roman" w:hAnsi="Times New Roman" w:cs="Times New Roman"/>
+          <w:b/>
+          <w:color w:val="FF0000"/>
+          <w:sz w:val="26"/>
+          <w:szCs w:val="26"/>
+        </w:rPr>
+        <w:t>Convert String to Int</w:t>
+      </w:r>
+      <w:r>
+        <w:rPr>
+          <w:rFonts w:ascii="Times New Roman" w:hAnsi="Times New Roman" w:cs="Times New Roman"/>
+          <w:b/>
+          <w:color w:val="FF0000"/>
+          <w:sz w:val="26"/>
+          <w:szCs w:val="26"/>
+        </w:rPr>
+        <w:t xml:space="preserve"> (from character):</w:t>
+      </w:r>
+    </w:p>
+    <w:p>
+      <w:pPr>
+        <w:pStyle w:val="ListParagraph"/>
+        <w:numPr>
+          <w:ilvl w:val="0"/>
+          <w:numId w:val="5"/>
+        </w:numPr>
+        <w:tabs>
+          <w:tab w:val="left" w:pos="993"/>
+        </w:tabs>
+        <w:spacing w:before="120" w:after="120"/>
+        <w:ind w:left="993" w:hanging="273"/>
+        <w:rPr>
+          <w:rFonts w:ascii="Times New Roman" w:hAnsi="Times New Roman" w:cs="Times New Roman"/>
+          <w:sz w:val="26"/>
+          <w:szCs w:val="26"/>
+        </w:rPr>
+      </w:pPr>
+      <w:r>
+        <w:rPr>
+          <w:rFonts w:ascii="Times New Roman" w:hAnsi="Times New Roman" w:cs="Times New Roman"/>
+          <w:sz w:val="26"/>
+          <w:szCs w:val="26"/>
+        </w:rPr>
+        <w:t>String buffer = "</w:t>
+      </w:r>
+      <w:r>
+        <w:rPr>
+          <w:rFonts w:ascii="Times New Roman" w:hAnsi="Times New Roman" w:cs="Times New Roman"/>
+          <w:sz w:val="26"/>
+          <w:szCs w:val="26"/>
+        </w:rPr>
+        <w:t>ab</w:t>
+      </w:r>
+      <w:r>
+        <w:rPr>
+          <w:rFonts w:ascii="Times New Roman" w:hAnsi="Times New Roman" w:cs="Times New Roman"/>
+          <w:sz w:val="26"/>
+          <w:szCs w:val="26"/>
+        </w:rPr>
+        <w:t>c";</w:t>
+      </w:r>
+    </w:p>
+    <w:p>
+      <w:pPr>
+        <w:pStyle w:val="ListParagraph"/>
+        <w:numPr>
+          <w:ilvl w:val="0"/>
+          <w:numId w:val="5"/>
+        </w:numPr>
+        <w:tabs>
+          <w:tab w:val="left" w:pos="993"/>
+        </w:tabs>
+        <w:spacing w:before="120" w:after="120"/>
+        <w:ind w:left="993" w:hanging="273"/>
+        <w:rPr>
+          <w:rFonts w:ascii="Times New Roman" w:hAnsi="Times New Roman" w:cs="Times New Roman"/>
+          <w:sz w:val="26"/>
+          <w:szCs w:val="26"/>
+        </w:rPr>
+      </w:pPr>
+      <w:r>
+        <w:rPr>
+          <w:rFonts w:ascii="Times New Roman" w:hAnsi="Times New Roman" w:cs="Times New Roman"/>
+          <w:sz w:val="26"/>
+          <w:szCs w:val="26"/>
+        </w:rPr>
+        <w:t>char ch = buffer.charAt(</w:t>
+      </w:r>
+      <w:r>
+        <w:rPr>
+          <w:rFonts w:ascii="Times New Roman" w:hAnsi="Times New Roman" w:cs="Times New Roman"/>
+          <w:sz w:val="26"/>
+          <w:szCs w:val="26"/>
+        </w:rPr>
+        <w:t>0/</w:t>
+      </w:r>
+      <w:r>
+        <w:rPr>
+          <w:rFonts w:ascii="Times New Roman" w:hAnsi="Times New Roman" w:cs="Times New Roman"/>
+          <w:sz w:val="26"/>
+          <w:szCs w:val="26"/>
+        </w:rPr>
+        <w:t>1</w:t>
+      </w:r>
+      <w:r>
+        <w:rPr>
+          <w:rFonts w:ascii="Times New Roman" w:hAnsi="Times New Roman" w:cs="Times New Roman"/>
+          <w:sz w:val="26"/>
+          <w:szCs w:val="26"/>
+        </w:rPr>
+        <w:t>/</w:t>
+      </w:r>
+      <w:r>
+        <w:rPr>
+          <w:rFonts w:ascii="Times New Roman" w:hAnsi="Times New Roman" w:cs="Times New Roman"/>
+          <w:sz w:val="26"/>
+          <w:szCs w:val="26"/>
+        </w:rPr>
+        <w:t>2</w:t>
+      </w:r>
+      <w:r>
+        <w:rPr>
+          <w:rFonts w:ascii="Times New Roman" w:hAnsi="Times New Roman" w:cs="Times New Roman"/>
+          <w:sz w:val="26"/>
+          <w:szCs w:val="26"/>
+        </w:rPr>
+        <w:t>);</w:t>
+      </w:r>
+      <w:r>
+        <w:rPr>
+          <w:rFonts w:ascii="Times New Roman" w:hAnsi="Times New Roman" w:cs="Times New Roman"/>
+          <w:sz w:val="26"/>
+          <w:szCs w:val="26"/>
+        </w:rPr>
+        <w:t xml:space="preserve"> (0=a), (1=b), (2=c)</w:t>
+      </w:r>
+      <w:r>
+        <w:rPr>
+          <w:rFonts w:ascii="Times New Roman" w:hAnsi="Times New Roman" w:cs="Times New Roman"/>
+          <w:sz w:val="26"/>
+          <w:szCs w:val="26"/>
+        </w:rPr>
+        <w:t xml:space="preserve"> (only choose one)</w:t>
+      </w:r>
+    </w:p>
+    <w:p>
+      <w:pPr>
+        <w:pStyle w:val="ListParagraph"/>
+        <w:numPr>
+          <w:ilvl w:val="0"/>
+          <w:numId w:val="5"/>
+        </w:numPr>
+        <w:tabs>
+          <w:tab w:val="left" w:pos="993"/>
+        </w:tabs>
+        <w:spacing w:before="120" w:after="120"/>
+        <w:ind w:left="993" w:hanging="273"/>
+        <w:rPr>
+          <w:rFonts w:ascii="Times New Roman" w:hAnsi="Times New Roman" w:cs="Times New Roman"/>
+          <w:sz w:val="26"/>
+          <w:szCs w:val="26"/>
+        </w:rPr>
+      </w:pPr>
+      <w:r>
+        <w:rPr>
+          <w:rFonts w:ascii="Times New Roman" w:hAnsi="Times New Roman" w:cs="Times New Roman"/>
+          <w:sz w:val="26"/>
+          <w:szCs w:val="26"/>
+        </w:rPr>
+        <w:t xml:space="preserve">System.out.println((int)ch); </w:t>
+      </w:r>
+    </w:p>
+    <w:p>
+      <w:pPr>
+        <w:pStyle w:val="ListParagraph"/>
+        <w:numPr>
+          <w:ilvl w:val="0"/>
+          <w:numId w:val="3"/>
+        </w:numPr>
+        <w:spacing w:before="120" w:after="120"/>
+        <w:ind w:left="284" w:hanging="284"/>
+        <w:rPr>
+          <w:rFonts w:ascii="Times New Roman" w:hAnsi="Times New Roman" w:cs="Times New Roman"/>
+          <w:b/>
+          <w:color w:val="FF0000"/>
+          <w:sz w:val="26"/>
+          <w:szCs w:val="26"/>
+        </w:rPr>
+      </w:pPr>
+      <w:r>
+        <w:rPr>
+          <w:rFonts w:ascii="Times New Roman" w:hAnsi="Times New Roman" w:cs="Times New Roman"/>
+          <w:b/>
+          <w:color w:val="FF0000"/>
+          <w:sz w:val="26"/>
+          <w:szCs w:val="26"/>
+        </w:rPr>
+        <w:t>Convert String to Int, Double:</w:t>
+      </w:r>
+    </w:p>
+    <w:p>
+      <w:pPr>
+        <w:pStyle w:val="ListParagraph"/>
+        <w:numPr>
+          <w:ilvl w:val="0"/>
+          <w:numId w:val="5"/>
+        </w:numPr>
+        <w:tabs>
+          <w:tab w:val="left" w:pos="993"/>
+        </w:tabs>
+        <w:spacing w:before="120" w:after="120"/>
+        <w:ind w:left="993" w:hanging="273"/>
+        <w:rPr>
+          <w:rFonts w:ascii="Times New Roman" w:hAnsi="Times New Roman" w:cs="Times New Roman"/>
+          <w:sz w:val="26"/>
+          <w:szCs w:val="26"/>
+        </w:rPr>
+      </w:pPr>
+      <w:r>
+        <w:rPr>
+          <w:rFonts w:ascii="Times New Roman" w:hAnsi="Times New Roman" w:cs="Times New Roman"/>
+          <w:sz w:val="26"/>
+          <w:szCs w:val="26"/>
+        </w:rPr>
+        <w:t xml:space="preserve">String </w:t>
+      </w:r>
+      <w:r>
+        <w:rPr>
+          <w:rFonts w:ascii="Times New Roman" w:hAnsi="Times New Roman" w:cs="Times New Roman"/>
+          <w:sz w:val="26"/>
+          <w:szCs w:val="26"/>
+        </w:rPr>
+        <w:t xml:space="preserve">strTuoi = ""; </w:t>
+      </w:r>
+      <w:r>
+        <w:rPr>
+          <w:rFonts w:ascii="Times New Roman" w:hAnsi="Times New Roman" w:cs="Times New Roman"/>
+          <w:sz w:val="26"/>
+          <w:szCs w:val="26"/>
+          <w:highlight w:val="yellow"/>
+        </w:rPr>
+        <w:t>(String must be entered as digits, not characters)</w:t>
+      </w:r>
+    </w:p>
+    <w:p>
+      <w:pPr>
+        <w:pStyle w:val="ListParagraph"/>
+        <w:numPr>
+          <w:ilvl w:val="0"/>
+          <w:numId w:val="5"/>
+        </w:numPr>
+        <w:tabs>
+          <w:tab w:val="left" w:pos="993"/>
+        </w:tabs>
+        <w:spacing w:before="120" w:after="120"/>
+        <w:ind w:left="993" w:hanging="273"/>
+        <w:rPr>
+          <w:rFonts w:ascii="Times New Roman" w:hAnsi="Times New Roman" w:cs="Times New Roman"/>
+          <w:sz w:val="26"/>
+          <w:szCs w:val="26"/>
+        </w:rPr>
+      </w:pPr>
+      <w:r>
+        <w:rPr>
+          <w:rFonts w:ascii="Times New Roman" w:hAnsi="Times New Roman" w:cs="Times New Roman"/>
+          <w:sz w:val="26"/>
+          <w:szCs w:val="26"/>
+        </w:rPr>
+        <w:t>int tuoi = 0;</w:t>
+      </w:r>
+    </w:p>
+    <w:p>
+      <w:pPr>
+        <w:pStyle w:val="ListParagraph"/>
+        <w:numPr>
+          <w:ilvl w:val="0"/>
+          <w:numId w:val="5"/>
+        </w:numPr>
+        <w:tabs>
+          <w:tab w:val="left" w:pos="993"/>
+        </w:tabs>
+        <w:spacing w:before="120" w:after="120"/>
+        <w:ind w:left="993" w:hanging="273"/>
+        <w:rPr>
+          <w:rFonts w:ascii="Times New Roman" w:hAnsi="Times New Roman" w:cs="Times New Roman"/>
+          <w:sz w:val="26"/>
+          <w:szCs w:val="26"/>
+        </w:rPr>
+      </w:pPr>
+      <w:r>
+        <w:rPr>
+          <w:rFonts w:ascii="Times New Roman" w:hAnsi="Times New Roman" w:cs="Times New Roman"/>
+          <w:sz w:val="26"/>
+          <w:szCs w:val="26"/>
+        </w:rPr>
+        <w:t>double tuoi  = 0;</w:t>
+      </w:r>
+    </w:p>
+    <w:p>
+      <w:pPr>
+        <w:pStyle w:val="ListParagraph"/>
+        <w:numPr>
+          <w:ilvl w:val="0"/>
+          <w:numId w:val="5"/>
+        </w:numPr>
+        <w:tabs>
+          <w:tab w:val="left" w:pos="993"/>
+        </w:tabs>
+        <w:spacing w:before="120" w:after="120"/>
+        <w:rPr>
+          <w:rFonts w:ascii="Times New Roman" w:hAnsi="Times New Roman" w:cs="Times New Roman"/>
+          <w:sz w:val="26"/>
+          <w:szCs w:val="26"/>
+        </w:rPr>
+      </w:pPr>
+      <w:r>
+        <w:rPr>
+          <w:rFonts w:ascii="Times New Roman" w:hAnsi="Times New Roman" w:cs="Times New Roman"/>
+          <w:sz w:val="26"/>
+          <w:szCs w:val="26"/>
+        </w:rPr>
+        <w:t>tuoi = Integer.parseInt(strTuoi);</w:t>
+      </w:r>
+    </w:p>
+    <w:p>
+      <w:pPr>
+        <w:pStyle w:val="ListParagraph"/>
+        <w:numPr>
+          <w:ilvl w:val="0"/>
+          <w:numId w:val="5"/>
+        </w:numPr>
+        <w:tabs>
+          <w:tab w:val="left" w:pos="993"/>
+        </w:tabs>
+        <w:spacing w:before="120" w:after="120"/>
+        <w:rPr>
+          <w:rFonts w:ascii="Times New Roman" w:hAnsi="Times New Roman" w:cs="Times New Roman"/>
+          <w:sz w:val="26"/>
+          <w:szCs w:val="26"/>
+        </w:rPr>
+      </w:pPr>
+      <w:r>
+        <w:rPr>
+          <w:rFonts w:ascii="Times New Roman" w:hAnsi="Times New Roman" w:cs="Times New Roman"/>
+          <w:sz w:val="26"/>
+          <w:szCs w:val="26"/>
+        </w:rPr>
+        <w:t xml:space="preserve">tuoi = </w:t>
+      </w:r>
+      <w:r>
+        <w:rPr>
+          <w:rFonts w:ascii="Times New Roman" w:hAnsi="Times New Roman" w:cs="Times New Roman"/>
+          <w:sz w:val="26"/>
+          <w:szCs w:val="26"/>
+        </w:rPr>
+        <w:t>Double.parseDouble(str</w:t>
+      </w:r>
+      <w:r>
+        <w:rPr>
+          <w:rFonts w:ascii="Times New Roman" w:hAnsi="Times New Roman" w:cs="Times New Roman"/>
+          <w:sz w:val="26"/>
+          <w:szCs w:val="26"/>
+        </w:rPr>
+        <w:t>Tuoi</w:t>
+      </w:r>
+      <w:r>
+        <w:rPr>
+          <w:rFonts w:ascii="Times New Roman" w:hAnsi="Times New Roman" w:cs="Times New Roman"/>
+          <w:sz w:val="26"/>
+          <w:szCs w:val="26"/>
+        </w:rPr>
+        <w:t>);</w:t>
+      </w:r>
+    </w:p>
+    <w:p>
+      <w:pPr>
+        <w:pStyle w:val="ListParagraph"/>
+        <w:numPr>
+          <w:ilvl w:val="0"/>
+          <w:numId w:val="3"/>
+        </w:numPr>
+        <w:spacing w:before="120" w:after="120"/>
+        <w:ind w:left="284" w:hanging="284"/>
+        <w:rPr>
+          <w:rFonts w:ascii="Times New Roman" w:hAnsi="Times New Roman" w:cs="Times New Roman"/>
+          <w:b/>
+          <w:color w:val="FF0000"/>
+          <w:sz w:val="26"/>
+          <w:szCs w:val="26"/>
+        </w:rPr>
+      </w:pPr>
+      <w:r>
+        <w:rPr>
+          <w:rFonts w:ascii="Times New Roman" w:hAnsi="Times New Roman" w:cs="Times New Roman"/>
+          <w:b/>
+          <w:color w:val="FF0000"/>
+          <w:sz w:val="26"/>
+          <w:szCs w:val="26"/>
+        </w:rPr>
+        <w:t>Convert String to Int, Double (other method):</w:t>
+      </w:r>
+    </w:p>
+    <w:p>
+      <w:pPr>
+        <w:pStyle w:val="ListParagraph"/>
+        <w:numPr>
+          <w:ilvl w:val="0"/>
+          <w:numId w:val="5"/>
+        </w:numPr>
+        <w:tabs>
+          <w:tab w:val="left" w:pos="993"/>
+        </w:tabs>
+        <w:spacing w:before="120" w:after="120"/>
+        <w:ind w:left="993" w:hanging="273"/>
+        <w:rPr>
+          <w:rFonts w:ascii="Times New Roman" w:hAnsi="Times New Roman" w:cs="Times New Roman"/>
+          <w:sz w:val="26"/>
+          <w:szCs w:val="26"/>
+        </w:rPr>
+      </w:pPr>
+      <w:r>
+        <w:rPr>
+          <w:rFonts w:ascii="Times New Roman" w:hAnsi="Times New Roman" w:cs="Times New Roman"/>
+          <w:sz w:val="26"/>
+          <w:szCs w:val="26"/>
+        </w:rPr>
+        <w:t xml:space="preserve">String </w:t>
+      </w:r>
+      <w:r>
+        <w:rPr>
+          <w:rFonts w:ascii="Times New Roman" w:hAnsi="Times New Roman" w:cs="Times New Roman"/>
+          <w:sz w:val="26"/>
+          <w:szCs w:val="26"/>
+        </w:rPr>
+        <w:t xml:space="preserve">strTuoi = ""; </w:t>
+      </w:r>
+    </w:p>
+    <w:p>
+      <w:pPr>
+        <w:pStyle w:val="ListParagraph"/>
+        <w:numPr>
+          <w:ilvl w:val="0"/>
+          <w:numId w:val="5"/>
+        </w:numPr>
+        <w:tabs>
+          <w:tab w:val="left" w:pos="993"/>
+        </w:tabs>
+        <w:spacing w:before="120" w:after="120"/>
+        <w:rPr>
+          <w:rFonts w:ascii="Times New Roman" w:hAnsi="Times New Roman" w:cs="Times New Roman"/>
+          <w:sz w:val="26"/>
+          <w:szCs w:val="26"/>
+        </w:rPr>
+      </w:pPr>
+      <w:r>
+        <w:rPr>
+          <w:rFonts w:ascii="Times New Roman" w:hAnsi="Times New Roman" w:cs="Times New Roman"/>
+          <w:sz w:val="26"/>
+          <w:szCs w:val="26"/>
+        </w:rPr>
+        <w:t>tuoi = Integer.parseInt(strTuoi</w:t>
+      </w:r>
+      <w:r>
+        <w:rPr>
+          <w:rFonts w:ascii="Times New Roman" w:hAnsi="Times New Roman" w:cs="Times New Roman"/>
+          <w:sz w:val="26"/>
+          <w:szCs w:val="26"/>
+        </w:rPr>
+        <w:t>,16/8</w:t>
+      </w:r>
+      <w:r>
+        <w:rPr>
+          <w:rFonts w:ascii="Times New Roman" w:hAnsi="Times New Roman" w:cs="Times New Roman"/>
+          <w:sz w:val="26"/>
+          <w:szCs w:val="26"/>
+        </w:rPr>
+        <w:t>);</w:t>
+      </w:r>
+      <w:r>
+        <w:rPr>
+          <w:rFonts w:ascii="Times New Roman" w:hAnsi="Times New Roman" w:cs="Times New Roman"/>
+          <w:sz w:val="26"/>
+          <w:szCs w:val="26"/>
+        </w:rPr>
+        <w:t xml:space="preserve"> </w:t>
+      </w:r>
+      <w:r>
+        <w:rPr>
+          <w:rFonts w:ascii="Times New Roman" w:hAnsi="Times New Roman" w:cs="Times New Roman"/>
+          <w:sz w:val="26"/>
+          <w:szCs w:val="26"/>
+          <w:highlight w:val="yellow"/>
+        </w:rPr>
+        <w:t>(convert from String (16=hexa,8=octal) to integer tuoi (decimal))</w:t>
+      </w:r>
+    </w:p>
+    <w:p>
+      <w:pPr>
+        <w:pStyle w:val="ListParagraph"/>
+        <w:numPr>
+          <w:ilvl w:val="0"/>
+          <w:numId w:val="3"/>
+        </w:numPr>
+        <w:spacing w:before="120" w:after="120"/>
+        <w:ind w:left="284" w:hanging="284"/>
+        <w:rPr>
+          <w:rFonts w:ascii="Times New Roman" w:hAnsi="Times New Roman" w:cs="Times New Roman"/>
+          <w:b/>
+          <w:color w:val="FF0000"/>
+          <w:sz w:val="26"/>
+          <w:szCs w:val="26"/>
+        </w:rPr>
+      </w:pPr>
+      <w:r>
+        <w:rPr>
+          <w:rFonts w:ascii="Times New Roman" w:hAnsi="Times New Roman" w:cs="Times New Roman"/>
+          <w:b/>
+          <w:color w:val="FF0000"/>
+          <w:sz w:val="26"/>
+          <w:szCs w:val="26"/>
+        </w:rPr>
+        <w:t>Method to catch error, use:</w:t>
+      </w:r>
+    </w:p>
+    <w:p>
+      <w:pPr>
+        <w:pStyle w:val="ListParagraph"/>
+        <w:numPr>
+          <w:ilvl w:val="0"/>
+          <w:numId w:val="5"/>
+        </w:numPr>
+        <w:tabs>
+          <w:tab w:val="left" w:pos="993"/>
+        </w:tabs>
+        <w:spacing w:before="120" w:after="120"/>
+        <w:rPr>
+          <w:rFonts w:ascii="Times New Roman" w:hAnsi="Times New Roman" w:cs="Times New Roman"/>
+          <w:sz w:val="26"/>
+          <w:szCs w:val="26"/>
+        </w:rPr>
+      </w:pPr>
+      <w:r>
+        <w:rPr>
+          <w:rFonts w:ascii="Times New Roman" w:hAnsi="Times New Roman" w:cs="Times New Roman"/>
+          <w:sz w:val="26"/>
+          <w:szCs w:val="26"/>
+        </w:rPr>
+        <w:t>Try {Content needed to be entered correctly}</w:t>
+      </w:r>
+    </w:p>
+    <w:p>
+      <w:pPr>
+        <w:pStyle w:val="ListParagraph"/>
+        <w:numPr>
+          <w:ilvl w:val="0"/>
+          <w:numId w:val="5"/>
+        </w:numPr>
+        <w:tabs>
+          <w:tab w:val="left" w:pos="993"/>
+        </w:tabs>
+        <w:spacing w:before="120" w:after="120"/>
+        <w:rPr>
+          <w:rFonts w:ascii="Times New Roman" w:hAnsi="Times New Roman" w:cs="Times New Roman"/>
+          <w:sz w:val="26"/>
+          <w:szCs w:val="26"/>
+        </w:rPr>
+      </w:pPr>
+      <w:r>
+        <w:rPr>
+          <w:rFonts w:ascii="Times New Roman" w:hAnsi="Times New Roman" w:cs="Times New Roman"/>
+          <w:sz w:val="26"/>
+          <w:szCs w:val="26"/>
+        </w:rPr>
+        <w:t>Catch (NumberFormatException ex)</w:t>
+      </w:r>
+    </w:p>
+    <w:p>
+      <w:pPr>
+        <w:pStyle w:val="ListParagraph"/>
+        <w:tabs>
+          <w:tab w:val="left" w:pos="993"/>
+        </w:tabs>
+        <w:spacing w:before="120" w:after="120"/>
+        <w:ind w:left="1080"/>
+        <w:rPr>
+          <w:rFonts w:ascii="Times New Roman" w:hAnsi="Times New Roman" w:cs="Times New Roman"/>
+          <w:sz w:val="26"/>
+          <w:szCs w:val="26"/>
+        </w:rPr>
+      </w:pPr>
+      <w:r>
+        <w:rPr>
+          <w:rFonts w:ascii="Times New Roman" w:hAnsi="Times New Roman" w:cs="Times New Roman"/>
+          <w:sz w:val="26"/>
+          <w:szCs w:val="26"/>
+        </w:rPr>
+        <w:t>{If the content entered is incorrect, catch will operate)</w:t>
+      </w:r>
+    </w:p>
+    <w:p>
+      <w:pPr>
+        <w:pStyle w:val="ListParagraph"/>
+        <w:numPr>
+          <w:ilvl w:val="0"/>
+          <w:numId w:val="3"/>
+        </w:numPr>
+        <w:spacing w:before="120" w:after="120"/>
+        <w:ind w:left="284" w:hanging="284"/>
+        <w:rPr>
+          <w:rFonts w:ascii="Times New Roman" w:hAnsi="Times New Roman" w:cs="Times New Roman"/>
+          <w:b/>
+          <w:color w:val="FF0000"/>
+          <w:sz w:val="26"/>
+          <w:szCs w:val="26"/>
+        </w:rPr>
+      </w:pPr>
+      <w:r>
+        <w:rPr>
+          <w:rFonts w:ascii="Times New Roman" w:hAnsi="Times New Roman" w:cs="Times New Roman"/>
+          <w:b/>
+          <w:color w:val="FF0000"/>
+          <w:sz w:val="26"/>
+          <w:szCs w:val="26"/>
+        </w:rPr>
+        <w:t>Covnert Int to String (2: Binary, 08: Octal, 10: Decimal, 16: Hexa …)</w:t>
+      </w:r>
+    </w:p>
+    <w:p>
+      <w:pPr>
+        <w:pStyle w:val="ListParagraph"/>
+        <w:numPr>
+          <w:ilvl w:val="0"/>
+          <w:numId w:val="5"/>
+        </w:numPr>
+        <w:tabs>
+          <w:tab w:val="left" w:pos="993"/>
+        </w:tabs>
+        <w:spacing w:before="120" w:after="120"/>
+        <w:rPr>
+          <w:rFonts w:ascii="Times New Roman" w:hAnsi="Times New Roman" w:cs="Times New Roman"/>
+          <w:sz w:val="26"/>
+          <w:szCs w:val="26"/>
+        </w:rPr>
+      </w:pPr>
+      <w:r>
+        <w:rPr>
+          <w:rFonts w:ascii="Times New Roman" w:hAnsi="Times New Roman" w:cs="Times New Roman"/>
+          <w:sz w:val="26"/>
+          <w:szCs w:val="26"/>
+        </w:rPr>
+        <w:t>int i = 32;</w:t>
+      </w:r>
+    </w:p>
+    <w:p>
+      <w:pPr>
+        <w:pStyle w:val="ListParagraph"/>
+        <w:numPr>
+          <w:ilvl w:val="0"/>
+          <w:numId w:val="5"/>
+        </w:numPr>
+        <w:tabs>
+          <w:tab w:val="left" w:pos="993"/>
+        </w:tabs>
+        <w:spacing w:before="120" w:after="120"/>
+        <w:rPr>
+          <w:rFonts w:ascii="Times New Roman" w:hAnsi="Times New Roman" w:cs="Times New Roman"/>
+          <w:sz w:val="26"/>
+          <w:szCs w:val="26"/>
+        </w:rPr>
+      </w:pPr>
+      <w:r>
+        <w:rPr>
+          <w:rFonts w:ascii="Times New Roman" w:hAnsi="Times New Roman" w:cs="Times New Roman"/>
+          <w:sz w:val="26"/>
+          <w:szCs w:val="26"/>
+        </w:rPr>
+        <w:t>String a = "";</w:t>
+      </w:r>
+    </w:p>
+    <w:p>
+      <w:pPr>
+        <w:pStyle w:val="ListParagraph"/>
+        <w:numPr>
+          <w:ilvl w:val="0"/>
+          <w:numId w:val="5"/>
+        </w:numPr>
+        <w:tabs>
+          <w:tab w:val="left" w:pos="993"/>
+        </w:tabs>
+        <w:spacing w:before="120" w:after="120"/>
+        <w:rPr>
+          <w:rFonts w:ascii="Times New Roman" w:hAnsi="Times New Roman" w:cs="Times New Roman"/>
+          <w:sz w:val="26"/>
+          <w:szCs w:val="26"/>
+        </w:rPr>
+      </w:pPr>
+      <w:r>
+        <w:rPr>
+          <w:rFonts w:ascii="Times New Roman" w:hAnsi="Times New Roman" w:cs="Times New Roman"/>
+          <w:sz w:val="26"/>
+          <w:szCs w:val="26"/>
+        </w:rPr>
+        <w:t>a = Integer.toString(i,2);</w:t>
+      </w:r>
+    </w:p>
+    <w:p>
+      <w:pPr>
+        <w:pStyle w:val="ListParagraph"/>
+        <w:tabs>
+          <w:tab w:val="left" w:pos="993"/>
+        </w:tabs>
+        <w:spacing w:before="120" w:after="120"/>
+        <w:ind w:left="1080"/>
+        <w:rPr>
+          <w:rFonts w:ascii="Times New Roman" w:hAnsi="Times New Roman" w:cs="Times New Roman"/>
+          <w:sz w:val="26"/>
+          <w:szCs w:val="26"/>
+        </w:rPr>
+      </w:pPr>
+    </w:p>
+    <w:p>
+      <w:pPr>
+        <w:pBdr>
+          <w:bottom w:val="single" w:sz="6" w:space="1" w:color="auto"/>
+        </w:pBdr>
+        <w:tabs>
+          <w:tab w:val="left" w:pos="993"/>
+        </w:tabs>
+        <w:spacing w:before="120" w:after="120"/>
+        <w:rPr>
+          <w:rFonts w:ascii="Times New Roman" w:hAnsi="Times New Roman" w:cs="Times New Roman"/>
+          <w:b/>
+          <w:bCs/>
+          <w:i/>
+          <w:color w:val="FF0000"/>
+          <w:sz w:val="26"/>
+          <w:szCs w:val="26"/>
+        </w:rPr>
+      </w:pPr>
+    </w:p>
+    <w:p>
+      <w:pPr>
+        <w:spacing w:before="240" w:after="240" w:line="240" w:lineRule="auto"/>
+        <w:jc w:val="center"/>
+        <w:rPr>
+          <w:rFonts w:ascii="Times New Roman" w:hAnsi="Times New Roman" w:cs="Times New Roman"/>
+          <w:b/>
+          <w:color w:val="FF0000"/>
+          <w:sz w:val="40"/>
+          <w:szCs w:val="40"/>
+          <w:u w:val="single"/>
+        </w:rPr>
+      </w:pPr>
+      <w:r>
+        <w:rPr>
+          <w:rFonts w:ascii="Times New Roman" w:hAnsi="Times New Roman" w:cs="Times New Roman"/>
+          <w:b/>
+          <w:color w:val="FF0000"/>
+          <w:sz w:val="40"/>
+          <w:szCs w:val="40"/>
+          <w:u w:val="single"/>
+        </w:rPr>
+        <w:t>06</w:t>
+      </w:r>
+      <w:r>
+        <w:rPr>
+          <w:rFonts w:ascii="Times New Roman" w:hAnsi="Times New Roman" w:cs="Times New Roman"/>
+          <w:b/>
+          <w:color w:val="FF0000"/>
+          <w:sz w:val="40"/>
+          <w:szCs w:val="40"/>
+          <w:u w:val="single"/>
+        </w:rPr>
+        <w:t>/</w:t>
+      </w:r>
+      <w:r>
+        <w:rPr>
+          <w:rFonts w:ascii="Times New Roman" w:hAnsi="Times New Roman" w:cs="Times New Roman"/>
+          <w:b/>
+          <w:color w:val="FF0000"/>
+          <w:sz w:val="40"/>
+          <w:szCs w:val="40"/>
+          <w:u w:val="single"/>
+        </w:rPr>
+        <w:t>5</w:t>
+      </w:r>
+      <w:r>
+        <w:rPr>
+          <w:rFonts w:ascii="Times New Roman" w:hAnsi="Times New Roman" w:cs="Times New Roman"/>
+          <w:b/>
+          <w:color w:val="FF0000"/>
+          <w:sz w:val="40"/>
+          <w:szCs w:val="40"/>
+          <w:u w:val="single"/>
+        </w:rPr>
+        <w:t>/2024:</w:t>
+      </w:r>
+    </w:p>
+    <w:p>
+      <w:pPr>
+        <w:pStyle w:val="ListParagraph"/>
+        <w:numPr>
+          <w:ilvl w:val="0"/>
+          <w:numId w:val="3"/>
+        </w:numPr>
+        <w:spacing w:before="120" w:after="120"/>
+        <w:ind w:left="284" w:hanging="284"/>
+        <w:rPr>
+          <w:rFonts w:ascii="Times New Roman" w:hAnsi="Times New Roman" w:cs="Times New Roman"/>
+          <w:b/>
+          <w:color w:val="FF0000"/>
+          <w:sz w:val="26"/>
+          <w:szCs w:val="26"/>
+        </w:rPr>
+      </w:pPr>
+      <w:r>
+        <w:rPr>
+          <w:rFonts w:ascii="Times New Roman" w:hAnsi="Times New Roman" w:cs="Times New Roman"/>
+          <w:b/>
+          <w:color w:val="FF0000"/>
+          <w:sz w:val="26"/>
+          <w:szCs w:val="26"/>
+        </w:rPr>
+        <w:lastRenderedPageBreak/>
+        <w:t>[txtMatKhau.getPassword()] will return an array, so use new String() to convert an array to String.</w:t>
+      </w:r>
+    </w:p>
+    <w:p>
+      <w:pPr>
+        <w:pStyle w:val="ListParagraph"/>
+        <w:numPr>
+          <w:ilvl w:val="0"/>
+          <w:numId w:val="5"/>
+        </w:numPr>
+        <w:tabs>
+          <w:tab w:val="left" w:pos="993"/>
+        </w:tabs>
+        <w:spacing w:before="120" w:after="120"/>
+        <w:rPr>
+          <w:rFonts w:ascii="Times New Roman" w:hAnsi="Times New Roman" w:cs="Times New Roman"/>
+          <w:sz w:val="26"/>
+          <w:szCs w:val="26"/>
+          <w:highlight w:val="yellow"/>
+        </w:rPr>
+      </w:pPr>
+      <w:r>
+        <w:rPr>
+          <w:rFonts w:ascii="Times New Roman" w:hAnsi="Times New Roman" w:cs="Times New Roman"/>
+          <w:sz w:val="26"/>
+          <w:szCs w:val="26"/>
+          <w:highlight w:val="yellow"/>
+        </w:rPr>
+        <w:t>//Declare variables</w:t>
+      </w:r>
+    </w:p>
+    <w:p>
+      <w:pPr>
+        <w:pStyle w:val="ListParagraph"/>
+        <w:numPr>
+          <w:ilvl w:val="0"/>
+          <w:numId w:val="7"/>
+        </w:numPr>
+        <w:tabs>
+          <w:tab w:val="left" w:pos="1276"/>
+        </w:tabs>
+        <w:spacing w:before="120" w:after="120"/>
+        <w:ind w:left="1276" w:hanging="283"/>
+        <w:rPr>
+          <w:rFonts w:ascii="Times New Roman" w:hAnsi="Times New Roman" w:cs="Times New Roman"/>
+          <w:sz w:val="26"/>
+          <w:szCs w:val="26"/>
+        </w:rPr>
+      </w:pPr>
+      <w:r>
+        <w:rPr>
+          <w:rFonts w:ascii="Times New Roman" w:hAnsi="Times New Roman" w:cs="Times New Roman"/>
+          <w:sz w:val="26"/>
+          <w:szCs w:val="26"/>
+        </w:rPr>
+        <w:t>String matKhau = "";</w:t>
+      </w:r>
+    </w:p>
+    <w:p>
+      <w:pPr>
+        <w:pStyle w:val="ListParagraph"/>
+        <w:numPr>
+          <w:ilvl w:val="0"/>
+          <w:numId w:val="5"/>
+        </w:numPr>
+        <w:tabs>
+          <w:tab w:val="left" w:pos="993"/>
+        </w:tabs>
+        <w:spacing w:before="120" w:after="120"/>
+        <w:rPr>
+          <w:rFonts w:ascii="Times New Roman" w:hAnsi="Times New Roman" w:cs="Times New Roman"/>
+          <w:sz w:val="26"/>
+          <w:szCs w:val="26"/>
+          <w:highlight w:val="yellow"/>
+        </w:rPr>
+      </w:pPr>
+      <w:r>
+        <w:rPr>
+          <w:rFonts w:ascii="Times New Roman" w:hAnsi="Times New Roman" w:cs="Times New Roman"/>
+          <w:sz w:val="26"/>
+          <w:szCs w:val="26"/>
+          <w:highlight w:val="yellow"/>
+        </w:rPr>
+        <w:t>Take user information entered on the interface</w:t>
+      </w:r>
+    </w:p>
+    <w:p>
+      <w:pPr>
+        <w:pStyle w:val="ListParagraph"/>
+        <w:numPr>
+          <w:ilvl w:val="0"/>
+          <w:numId w:val="7"/>
+        </w:numPr>
+        <w:tabs>
+          <w:tab w:val="left" w:pos="1276"/>
+        </w:tabs>
+        <w:spacing w:before="120" w:after="120"/>
+        <w:ind w:left="1276" w:hanging="283"/>
+        <w:rPr>
+          <w:rFonts w:ascii="Times New Roman" w:hAnsi="Times New Roman" w:cs="Times New Roman"/>
+          <w:bCs/>
+          <w:sz w:val="26"/>
+          <w:szCs w:val="26"/>
+        </w:rPr>
+      </w:pPr>
+      <w:r>
+        <w:rPr>
+          <w:rFonts w:ascii="Times New Roman" w:hAnsi="Times New Roman" w:cs="Times New Roman"/>
+          <w:sz w:val="26"/>
+          <w:szCs w:val="26"/>
+        </w:rPr>
+        <w:t>matKhau = new String (txtMatKhau.getPassword());</w:t>
+      </w:r>
+    </w:p>
+    <w:p>
+      <w:pPr>
+        <w:pStyle w:val="ListParagraph"/>
+        <w:numPr>
+          <w:ilvl w:val="0"/>
+          <w:numId w:val="3"/>
+        </w:numPr>
+        <w:spacing w:before="120" w:after="120"/>
+        <w:ind w:left="284" w:hanging="284"/>
+        <w:rPr>
+          <w:rFonts w:ascii="Times New Roman" w:hAnsi="Times New Roman" w:cs="Times New Roman"/>
+          <w:b/>
+          <w:color w:val="FF0000"/>
+          <w:sz w:val="26"/>
+          <w:szCs w:val="26"/>
+        </w:rPr>
+      </w:pPr>
+      <w:r>
+        <w:rPr>
+          <w:rFonts w:ascii="Times New Roman" w:hAnsi="Times New Roman" w:cs="Times New Roman"/>
+          <w:b/>
+          <w:color w:val="FF0000"/>
+          <w:sz w:val="26"/>
+          <w:szCs w:val="26"/>
+        </w:rPr>
+        <w:t xml:space="preserve">[getSelectedItem()] will return an object, so use </w:t>
+      </w:r>
+      <w:r>
+        <w:rPr>
+          <w:rFonts w:ascii="Times New Roman" w:hAnsi="Times New Roman" w:cs="Times New Roman"/>
+          <w:color w:val="FF0000"/>
+          <w:sz w:val="26"/>
+          <w:szCs w:val="26"/>
+        </w:rPr>
+        <w:t>""</w:t>
+      </w:r>
+      <w:r>
+        <w:rPr>
+          <w:rFonts w:ascii="Times New Roman" w:hAnsi="Times New Roman" w:cs="Times New Roman"/>
+          <w:b/>
+          <w:color w:val="FF0000"/>
+          <w:sz w:val="26"/>
+          <w:szCs w:val="26"/>
+        </w:rPr>
+        <w:t xml:space="preserve"> + cboPhepTinh.getSelectedItem() to convert an object to String.</w:t>
+      </w:r>
+    </w:p>
+    <w:p>
+      <w:pPr>
+        <w:pStyle w:val="ListParagraph"/>
+        <w:numPr>
+          <w:ilvl w:val="0"/>
+          <w:numId w:val="5"/>
+        </w:numPr>
+        <w:tabs>
+          <w:tab w:val="left" w:pos="993"/>
+        </w:tabs>
+        <w:spacing w:before="120" w:after="120"/>
+        <w:rPr>
+          <w:rFonts w:ascii="Times New Roman" w:hAnsi="Times New Roman" w:cs="Times New Roman"/>
+          <w:sz w:val="26"/>
+          <w:szCs w:val="26"/>
+          <w:highlight w:val="yellow"/>
+        </w:rPr>
+      </w:pPr>
+      <w:r>
+        <w:rPr>
+          <w:rFonts w:ascii="Times New Roman" w:hAnsi="Times New Roman" w:cs="Times New Roman"/>
+          <w:sz w:val="26"/>
+          <w:szCs w:val="26"/>
+          <w:highlight w:val="yellow"/>
+        </w:rPr>
+        <w:t>//Declare variables</w:t>
+      </w:r>
+    </w:p>
+    <w:p>
+      <w:pPr>
+        <w:pStyle w:val="ListParagraph"/>
+        <w:numPr>
+          <w:ilvl w:val="0"/>
+          <w:numId w:val="7"/>
+        </w:numPr>
+        <w:tabs>
+          <w:tab w:val="left" w:pos="1276"/>
+        </w:tabs>
+        <w:spacing w:before="120" w:after="120"/>
+        <w:ind w:left="1276" w:hanging="283"/>
+        <w:rPr>
+          <w:rFonts w:ascii="Times New Roman" w:hAnsi="Times New Roman" w:cs="Times New Roman"/>
+          <w:sz w:val="26"/>
+          <w:szCs w:val="26"/>
+        </w:rPr>
+      </w:pPr>
+      <w:r>
+        <w:rPr>
+          <w:rFonts w:ascii="Times New Roman" w:hAnsi="Times New Roman" w:cs="Times New Roman"/>
+          <w:sz w:val="26"/>
+          <w:szCs w:val="26"/>
+        </w:rPr>
+        <w:t>String phepTinh = "";</w:t>
+      </w:r>
+    </w:p>
+    <w:p>
+      <w:pPr>
+        <w:pStyle w:val="ListParagraph"/>
+        <w:numPr>
+          <w:ilvl w:val="0"/>
+          <w:numId w:val="5"/>
+        </w:numPr>
+        <w:tabs>
+          <w:tab w:val="left" w:pos="993"/>
+        </w:tabs>
+        <w:spacing w:before="120" w:after="120"/>
+        <w:rPr>
+          <w:rFonts w:ascii="Times New Roman" w:hAnsi="Times New Roman" w:cs="Times New Roman"/>
+          <w:sz w:val="26"/>
+          <w:szCs w:val="26"/>
+          <w:highlight w:val="yellow"/>
+        </w:rPr>
+      </w:pPr>
+      <w:r>
+        <w:rPr>
+          <w:rFonts w:ascii="Times New Roman" w:hAnsi="Times New Roman" w:cs="Times New Roman"/>
+          <w:sz w:val="26"/>
+          <w:szCs w:val="26"/>
+          <w:highlight w:val="yellow"/>
+        </w:rPr>
+        <w:t>//Take user information entered from keyboard</w:t>
+      </w:r>
+    </w:p>
+    <w:p>
+      <w:pPr>
+        <w:pStyle w:val="ListParagraph"/>
+        <w:numPr>
+          <w:ilvl w:val="0"/>
+          <w:numId w:val="7"/>
+        </w:numPr>
+        <w:tabs>
+          <w:tab w:val="left" w:pos="1276"/>
+        </w:tabs>
+        <w:spacing w:before="120" w:after="120"/>
+        <w:ind w:left="1276" w:hanging="283"/>
+        <w:rPr>
+          <w:rFonts w:ascii="Times New Roman" w:hAnsi="Times New Roman" w:cs="Times New Roman"/>
+          <w:sz w:val="26"/>
+          <w:szCs w:val="26"/>
+        </w:rPr>
+      </w:pPr>
+      <w:r>
+        <w:rPr>
+          <w:rFonts w:ascii="Times New Roman" w:hAnsi="Times New Roman" w:cs="Times New Roman"/>
+          <w:sz w:val="26"/>
+          <w:szCs w:val="26"/>
+        </w:rPr>
+        <w:t>phepTinh = "" + cboPhepTinh.getSelectedItem();</w:t>
+      </w:r>
+    </w:p>
+    <w:p>
+      <w:pPr>
+        <w:pStyle w:val="ListParagraph"/>
+        <w:numPr>
+          <w:ilvl w:val="0"/>
+          <w:numId w:val="3"/>
+        </w:numPr>
+        <w:spacing w:before="120" w:after="120"/>
+        <w:ind w:left="284" w:hanging="284"/>
+        <w:rPr>
+          <w:rFonts w:ascii="Times New Roman" w:hAnsi="Times New Roman" w:cs="Times New Roman"/>
+          <w:b/>
+          <w:color w:val="FF0000"/>
+          <w:sz w:val="26"/>
+          <w:szCs w:val="26"/>
+        </w:rPr>
+      </w:pPr>
+      <w:r>
+        <w:rPr>
+          <w:rFonts w:ascii="Times New Roman" w:hAnsi="Times New Roman" w:cs="Times New Roman"/>
+          <w:b/>
+          <w:color w:val="FF0000"/>
+          <w:sz w:val="26"/>
+          <w:szCs w:val="26"/>
+        </w:rPr>
+        <w:t>Convert Decimal to Octal, Hexa, Binary …</w:t>
+      </w:r>
+    </w:p>
+    <w:p>
+      <w:pPr>
+        <w:pStyle w:val="ListParagraph"/>
+        <w:tabs>
+          <w:tab w:val="left" w:pos="1276"/>
+        </w:tabs>
+        <w:spacing w:before="120" w:after="120"/>
+        <w:ind w:left="1276"/>
+        <w:rPr>
+          <w:rFonts w:ascii="Times New Roman" w:hAnsi="Times New Roman" w:cs="Times New Roman"/>
+          <w:sz w:val="26"/>
+          <w:szCs w:val="26"/>
+        </w:rPr>
+      </w:pPr>
+    </w:p>
+    <w:p>
+      <w:pPr>
+        <w:tabs>
+          <w:tab w:val="left" w:pos="1276"/>
+        </w:tabs>
+        <w:spacing w:before="120" w:after="120"/>
+        <w:rPr>
+          <w:rFonts w:ascii="Times New Roman" w:hAnsi="Times New Roman" w:cs="Times New Roman"/>
+          <w:sz w:val="26"/>
+          <w:szCs w:val="26"/>
+        </w:rPr>
+      </w:pPr>
+    </w:p>
+    <w:p>
+      <w:pPr>
+        <w:tabs>
+          <w:tab w:val="left" w:pos="1276"/>
+        </w:tabs>
+        <w:spacing w:before="120" w:after="120"/>
+        <w:rPr>
+          <w:rFonts w:ascii="Times New Roman" w:hAnsi="Times New Roman" w:cs="Times New Roman"/>
+          <w:sz w:val="26"/>
+          <w:szCs w:val="26"/>
+        </w:rPr>
+      </w:pPr>
+    </w:p>
+    <w:p>
+      <w:pPr>
+        <w:tabs>
+          <w:tab w:val="left" w:pos="1276"/>
+        </w:tabs>
+        <w:spacing w:before="120" w:after="120"/>
+        <w:rPr>
+          <w:rFonts w:ascii="Times New Roman" w:hAnsi="Times New Roman" w:cs="Times New Roman"/>
+          <w:sz w:val="26"/>
+          <w:szCs w:val="26"/>
+        </w:rPr>
+      </w:pPr>
+    </w:p>
+    <w:p>
+      <w:pPr>
+        <w:tabs>
+          <w:tab w:val="left" w:pos="1276"/>
+        </w:tabs>
+        <w:spacing w:before="120" w:after="120"/>
+        <w:rPr>
+          <w:rFonts w:ascii="Times New Roman" w:hAnsi="Times New Roman" w:cs="Times New Roman"/>
+          <w:sz w:val="26"/>
+          <w:szCs w:val="26"/>
+        </w:rPr>
+      </w:pPr>
+    </w:p>
+    <w:p>
+      <w:pPr>
+        <w:tabs>
+          <w:tab w:val="left" w:pos="1276"/>
+        </w:tabs>
+        <w:spacing w:before="120" w:after="120"/>
+        <w:rPr>
+          <w:rFonts w:ascii="Times New Roman" w:hAnsi="Times New Roman" w:cs="Times New Roman"/>
+          <w:sz w:val="26"/>
+          <w:szCs w:val="26"/>
+        </w:rPr>
+      </w:pPr>
+    </w:p>
+    <w:p>
+      <w:pPr>
+        <w:tabs>
+          <w:tab w:val="left" w:pos="1276"/>
+        </w:tabs>
+        <w:spacing w:before="120" w:after="120"/>
+        <w:rPr>
+          <w:rFonts w:ascii="Times New Roman" w:hAnsi="Times New Roman" w:cs="Times New Roman"/>
+          <w:sz w:val="26"/>
+          <w:szCs w:val="26"/>
+        </w:rPr>
+      </w:pPr>
+    </w:p>
+    <w:p>
+      <w:pPr>
+        <w:tabs>
+          <w:tab w:val="left" w:pos="1276"/>
+        </w:tabs>
+        <w:spacing w:before="120" w:after="120"/>
+        <w:rPr>
+          <w:rFonts w:ascii="Times New Roman" w:hAnsi="Times New Roman" w:cs="Times New Roman"/>
+          <w:sz w:val="26"/>
+          <w:szCs w:val="26"/>
+        </w:rPr>
+      </w:pPr>
+    </w:p>
+    <w:p>
+      <w:pPr>
+        <w:tabs>
+          <w:tab w:val="left" w:pos="1276"/>
+        </w:tabs>
+        <w:spacing w:before="120" w:after="120"/>
+        <w:rPr>
+          <w:rFonts w:ascii="Times New Roman" w:hAnsi="Times New Roman" w:cs="Times New Roman"/>
+          <w:sz w:val="26"/>
+          <w:szCs w:val="26"/>
+        </w:rPr>
+      </w:pPr>
+    </w:p>
+    <w:p>
+      <w:pPr>
+        <w:tabs>
+          <w:tab w:val="left" w:pos="1276"/>
+        </w:tabs>
+        <w:spacing w:before="120" w:after="120"/>
+        <w:rPr>
+          <w:rFonts w:ascii="Times New Roman" w:hAnsi="Times New Roman" w:cs="Times New Roman"/>
+          <w:sz w:val="26"/>
+          <w:szCs w:val="26"/>
+        </w:rPr>
+      </w:pPr>
+    </w:p>
+    <w:p>
+      <w:pPr>
+        <w:tabs>
+          <w:tab w:val="left" w:pos="1276"/>
+        </w:tabs>
+        <w:spacing w:before="120" w:after="120"/>
+        <w:rPr>
+          <w:rFonts w:ascii="Times New Roman" w:hAnsi="Times New Roman" w:cs="Times New Roman"/>
+          <w:sz w:val="26"/>
+          <w:szCs w:val="26"/>
+        </w:rPr>
+      </w:pPr>
+    </w:p>
+    <w:p>
+      <w:pPr>
+        <w:tabs>
+          <w:tab w:val="left" w:pos="1276"/>
+        </w:tabs>
+        <w:spacing w:before="120" w:after="120"/>
+        <w:rPr>
+          <w:rFonts w:ascii="Times New Roman" w:hAnsi="Times New Roman" w:cs="Times New Roman"/>
+          <w:sz w:val="26"/>
+          <w:szCs w:val="26"/>
+        </w:rPr>
+      </w:pPr>
+    </w:p>
+    <w:p>
+      <w:pPr>
+        <w:tabs>
+          <w:tab w:val="left" w:pos="1276"/>
+        </w:tabs>
+        <w:spacing w:before="120" w:after="120"/>
+        <w:rPr>
+          <w:rFonts w:ascii="Times New Roman" w:hAnsi="Times New Roman" w:cs="Times New Roman"/>
+          <w:sz w:val="26"/>
+          <w:szCs w:val="26"/>
+        </w:rPr>
+      </w:pPr>
+    </w:p>
+    <w:p>
+      <w:pPr>
+        <w:tabs>
+          <w:tab w:val="left" w:pos="1276"/>
+        </w:tabs>
+        <w:spacing w:before="120" w:after="120"/>
+        <w:rPr>
+          <w:rFonts w:ascii="Times New Roman" w:hAnsi="Times New Roman" w:cs="Times New Roman"/>
+          <w:sz w:val="26"/>
+          <w:szCs w:val="26"/>
+        </w:rPr>
+      </w:pPr>
+    </w:p>
+    <w:p>
+      <w:pPr>
+        <w:tabs>
+          <w:tab w:val="left" w:pos="1276"/>
+        </w:tabs>
+        <w:spacing w:before="120" w:after="120"/>
+        <w:rPr>
+          <w:rFonts w:ascii="Times New Roman" w:hAnsi="Times New Roman" w:cs="Times New Roman"/>
+          <w:sz w:val="26"/>
+          <w:szCs w:val="26"/>
+        </w:rPr>
+      </w:pPr>
+    </w:p>
+    <w:p>
+      <w:pPr>
+        <w:pStyle w:val="ListParagraph"/>
+        <w:spacing w:before="120" w:after="120"/>
+        <w:ind w:left="0"/>
+        <w:rPr>
+          <w:rFonts w:ascii="Times New Roman" w:hAnsi="Times New Roman" w:cs="Times New Roman"/>
+          <w:sz w:val="26"/>
+          <w:szCs w:val="26"/>
+        </w:rPr>
+      </w:pPr>
+      <w:r>
+        <w:rPr>
+          <w:noProof/>
+        </w:rPr>
+        <w:lastRenderedPageBreak/>
+        <w:drawing>
+          <wp:inline distT="0" distB="0" distL="0" distR="0" wp14:anchorId="1F019297" wp14:editId="79192465">
+            <wp:extent cx="5943600" cy="3343275"/>
+            <wp:effectExtent l="0" t="0" r="0" b="9525"/>
+            <wp:docPr id="2" name="Picture 2"/>
             <wp:cNvGraphicFramePr>
               <a:graphicFrameLocks xmlns:a="http://schemas.openxmlformats.org/drawingml/2006/main" noChangeAspect="1"/>
             </wp:cNvGraphicFramePr>
@@ -2834,7 +4945,7 @@
                   <pic:spPr>
                     <a:xfrm>
                       <a:off x="0" y="0"/>
-                      <a:ext cx="5943600" cy="3225165"/>
+                      <a:ext cx="5943600" cy="3343275"/>
                     </a:xfrm>
                     <a:prstGeom prst="rect">
                       <a:avLst/>
@@ -2849,19 +4960,14 @@
     </w:p>
     <w:p>
       <w:pPr>
-        <w:pBdr>
-          <w:bottom w:val="single" w:sz="6" w:space="1" w:color="auto"/>
-        </w:pBdr>
+        <w:pStyle w:val="ListParagraph"/>
         <w:tabs>
           <w:tab w:val="left" w:pos="993"/>
         </w:tabs>
         <w:spacing w:before="120" w:after="120"/>
-        <w:rPr>
-          <w:rFonts w:ascii="Times New Roman" w:hAnsi="Times New Roman" w:cs="Times New Roman"/>
-          <w:b/>
-          <w:bCs/>
-          <w:i/>
-          <w:color w:val="FF0000"/>
+        <w:ind w:left="993"/>
+        <w:rPr>
+          <w:rFonts w:ascii="Times New Roman" w:hAnsi="Times New Roman" w:cs="Times New Roman"/>
           <w:sz w:val="26"/>
           <w:szCs w:val="26"/>
         </w:rPr>
@@ -2882,2050 +4988,13 @@
       </w:pPr>
       <w:r>
         <w:rPr>
-          <w:rFonts w:ascii="Times New Roman" w:hAnsi="Times New Roman" w:cs="Times New Roman"/>
-          <w:b/>
-          <w:color w:val="FF0000"/>
-          <w:sz w:val="40"/>
-          <w:szCs w:val="40"/>
-          <w:u w:val="single"/>
-        </w:rPr>
-        <w:t>2</w:t>
-      </w:r>
-      <w:r>
-        <w:rPr>
-          <w:rFonts w:ascii="Times New Roman" w:hAnsi="Times New Roman" w:cs="Times New Roman"/>
-          <w:b/>
-          <w:color w:val="FF0000"/>
-          <w:sz w:val="40"/>
-          <w:szCs w:val="40"/>
-          <w:u w:val="single"/>
-        </w:rPr>
-        <w:t>4</w:t>
-      </w:r>
-      <w:r>
-        <w:rPr>
-          <w:rFonts w:ascii="Times New Roman" w:hAnsi="Times New Roman" w:cs="Times New Roman"/>
-          <w:b/>
-          <w:color w:val="FF0000"/>
-          <w:sz w:val="40"/>
-          <w:szCs w:val="40"/>
-          <w:u w:val="single"/>
-        </w:rPr>
-        <w:t>/4/2024:</w:t>
-      </w:r>
-    </w:p>
-    <w:p>
-      <w:pPr>
-        <w:pStyle w:val="ListParagraph"/>
-        <w:numPr>
-          <w:ilvl w:val="0"/>
-          <w:numId w:val="3"/>
-        </w:numPr>
-        <w:spacing w:before="120" w:after="120"/>
-        <w:ind w:left="284" w:hanging="284"/>
-        <w:rPr>
-          <w:rFonts w:ascii="Times New Roman" w:hAnsi="Times New Roman" w:cs="Times New Roman"/>
-          <w:bCs/>
-          <w:sz w:val="26"/>
-          <w:szCs w:val="26"/>
-        </w:rPr>
-      </w:pPr>
-      <w:r>
-        <w:rPr>
-          <w:rFonts w:ascii="Times New Roman" w:hAnsi="Times New Roman" w:cs="Times New Roman"/>
-          <w:b/>
-          <w:color w:val="FF0000"/>
-          <w:sz w:val="26"/>
-          <w:szCs w:val="26"/>
-        </w:rPr>
-        <w:t>Cấu trúc điều kiện if else trong Java</w:t>
-      </w:r>
-      <w:r>
-        <w:rPr>
-          <w:rFonts w:ascii="Times New Roman" w:hAnsi="Times New Roman" w:cs="Times New Roman"/>
-          <w:b/>
-          <w:color w:val="FF0000"/>
-          <w:sz w:val="26"/>
-          <w:szCs w:val="26"/>
-        </w:rPr>
-        <w:t>:</w:t>
-      </w:r>
-      <w:r>
-        <w:rPr>
-          <w:rFonts w:ascii="Times New Roman" w:hAnsi="Times New Roman" w:cs="Times New Roman"/>
-          <w:bCs/>
-          <w:sz w:val="26"/>
-          <w:szCs w:val="26"/>
-        </w:rPr>
-        <w:t xml:space="preserve"> </w:t>
-      </w:r>
-    </w:p>
-    <w:p>
-      <w:pPr>
-        <w:pStyle w:val="ListParagraph"/>
-        <w:numPr>
-          <w:ilvl w:val="0"/>
-          <w:numId w:val="5"/>
-        </w:numPr>
-        <w:tabs>
-          <w:tab w:val="left" w:pos="993"/>
-        </w:tabs>
-        <w:spacing w:before="120" w:after="120"/>
-        <w:ind w:left="993" w:hanging="273"/>
-        <w:rPr>
-          <w:rFonts w:ascii="Times New Roman" w:hAnsi="Times New Roman" w:cs="Times New Roman"/>
-          <w:bCs/>
-          <w:sz w:val="26"/>
-          <w:szCs w:val="26"/>
-        </w:rPr>
-      </w:pPr>
-      <w:r>
-        <w:rPr>
-          <w:rFonts w:ascii="Times New Roman" w:hAnsi="Times New Roman" w:cs="Times New Roman"/>
-          <w:bCs/>
-          <w:sz w:val="26"/>
-          <w:szCs w:val="26"/>
-        </w:rPr>
-        <w:t>Nếu biểu thức điều kiện đúng (true) thì thực hiện trong if, ngược lại nếu biểu thức sai (false) và có else thì thực hiện trong else;</w:t>
-      </w:r>
-    </w:p>
-    <w:p>
-      <w:pPr>
-        <w:pStyle w:val="ListParagraph"/>
-        <w:numPr>
-          <w:ilvl w:val="0"/>
-          <w:numId w:val="5"/>
-        </w:numPr>
-        <w:tabs>
-          <w:tab w:val="left" w:pos="993"/>
-        </w:tabs>
-        <w:spacing w:before="120" w:after="120"/>
-        <w:ind w:left="993" w:hanging="273"/>
-        <w:rPr>
-          <w:rFonts w:ascii="Times New Roman" w:hAnsi="Times New Roman" w:cs="Times New Roman"/>
-          <w:bCs/>
-          <w:sz w:val="26"/>
-          <w:szCs w:val="26"/>
-        </w:rPr>
-      </w:pPr>
-      <w:r>
-        <w:rPr>
-          <w:rFonts w:ascii="Times New Roman" w:hAnsi="Times New Roman" w:cs="Times New Roman"/>
-          <w:bCs/>
-          <w:sz w:val="26"/>
-          <w:szCs w:val="26"/>
-        </w:rPr>
-        <w:t xml:space="preserve">Ví dụ: </w:t>
-      </w:r>
-    </w:p>
-    <w:p>
-      <w:pPr>
-        <w:pStyle w:val="ListParagraph"/>
-        <w:numPr>
-          <w:ilvl w:val="0"/>
-          <w:numId w:val="7"/>
-        </w:numPr>
-        <w:tabs>
-          <w:tab w:val="left" w:pos="1276"/>
-        </w:tabs>
-        <w:spacing w:before="120" w:after="120"/>
-        <w:ind w:left="1276" w:hanging="283"/>
-        <w:rPr>
-          <w:rFonts w:ascii="Times New Roman" w:hAnsi="Times New Roman" w:cs="Times New Roman"/>
-          <w:bCs/>
-          <w:sz w:val="26"/>
-          <w:szCs w:val="26"/>
-        </w:rPr>
-      </w:pPr>
-      <w:r>
-        <w:rPr>
-          <w:rFonts w:ascii="Times New Roman" w:hAnsi="Times New Roman" w:cs="Times New Roman"/>
-          <w:bCs/>
-          <w:sz w:val="26"/>
-          <w:szCs w:val="26"/>
-        </w:rPr>
-        <w:t>if(Đèn xanh)//true</w:t>
-      </w:r>
-    </w:p>
-    <w:p>
-      <w:pPr>
-        <w:pStyle w:val="ListParagraph"/>
-        <w:tabs>
-          <w:tab w:val="left" w:pos="1276"/>
-        </w:tabs>
-        <w:spacing w:before="120" w:after="120"/>
-        <w:ind w:left="1276"/>
-        <w:rPr>
-          <w:rFonts w:ascii="Times New Roman" w:hAnsi="Times New Roman" w:cs="Times New Roman"/>
-          <w:bCs/>
-          <w:sz w:val="26"/>
-          <w:szCs w:val="26"/>
-        </w:rPr>
-      </w:pPr>
-      <w:r>
-        <w:rPr>
-          <w:rFonts w:ascii="Times New Roman" w:hAnsi="Times New Roman" w:cs="Times New Roman"/>
-          <w:bCs/>
-          <w:sz w:val="26"/>
-          <w:szCs w:val="26"/>
-        </w:rPr>
-        <w:t>{</w:t>
-      </w:r>
-    </w:p>
-    <w:p>
-      <w:pPr>
-        <w:pStyle w:val="ListParagraph"/>
-        <w:tabs>
-          <w:tab w:val="left" w:pos="1276"/>
-        </w:tabs>
-        <w:spacing w:before="120" w:after="120"/>
-        <w:ind w:left="1276"/>
-        <w:rPr>
-          <w:rFonts w:ascii="Times New Roman" w:hAnsi="Times New Roman" w:cs="Times New Roman"/>
-          <w:bCs/>
-          <w:sz w:val="26"/>
-          <w:szCs w:val="26"/>
-        </w:rPr>
-      </w:pPr>
-      <w:r>
-        <w:rPr>
-          <w:rFonts w:ascii="Times New Roman" w:hAnsi="Times New Roman" w:cs="Times New Roman"/>
-          <w:bCs/>
-          <w:sz w:val="26"/>
-          <w:szCs w:val="26"/>
-        </w:rPr>
-        <w:tab/>
-        <w:t>Được phép đi</w:t>
-      </w:r>
-    </w:p>
-    <w:p>
-      <w:pPr>
-        <w:pStyle w:val="ListParagraph"/>
-        <w:tabs>
-          <w:tab w:val="left" w:pos="1276"/>
-        </w:tabs>
-        <w:spacing w:before="120" w:after="120"/>
-        <w:ind w:left="1276"/>
-        <w:rPr>
-          <w:rFonts w:ascii="Times New Roman" w:hAnsi="Times New Roman" w:cs="Times New Roman"/>
-          <w:bCs/>
-          <w:sz w:val="26"/>
-          <w:szCs w:val="26"/>
-        </w:rPr>
-      </w:pPr>
-      <w:r>
-        <w:rPr>
-          <w:rFonts w:ascii="Times New Roman" w:hAnsi="Times New Roman" w:cs="Times New Roman"/>
-          <w:bCs/>
-          <w:sz w:val="26"/>
-          <w:szCs w:val="26"/>
-        </w:rPr>
-        <w:t>}</w:t>
-      </w:r>
-    </w:p>
-    <w:p>
-      <w:pPr>
-        <w:pStyle w:val="ListParagraph"/>
-        <w:numPr>
-          <w:ilvl w:val="0"/>
-          <w:numId w:val="7"/>
-        </w:numPr>
-        <w:tabs>
-          <w:tab w:val="left" w:pos="1276"/>
-        </w:tabs>
-        <w:spacing w:before="120" w:after="120"/>
-        <w:ind w:left="1276" w:hanging="283"/>
-        <w:rPr>
-          <w:rFonts w:ascii="Times New Roman" w:hAnsi="Times New Roman" w:cs="Times New Roman"/>
-          <w:bCs/>
-          <w:sz w:val="26"/>
-          <w:szCs w:val="26"/>
-        </w:rPr>
-      </w:pPr>
-      <w:r>
-        <w:rPr>
-          <w:rFonts w:ascii="Times New Roman" w:hAnsi="Times New Roman" w:cs="Times New Roman"/>
-          <w:bCs/>
-          <w:sz w:val="26"/>
-          <w:szCs w:val="26"/>
-        </w:rPr>
-        <w:t>else</w:t>
-      </w:r>
-    </w:p>
-    <w:p>
-      <w:pPr>
-        <w:pStyle w:val="ListParagraph"/>
-        <w:tabs>
-          <w:tab w:val="left" w:pos="1276"/>
-        </w:tabs>
-        <w:spacing w:before="120" w:after="120"/>
-        <w:ind w:left="1276"/>
-        <w:rPr>
-          <w:rFonts w:ascii="Times New Roman" w:hAnsi="Times New Roman" w:cs="Times New Roman"/>
-          <w:bCs/>
-          <w:sz w:val="26"/>
-          <w:szCs w:val="26"/>
-        </w:rPr>
-      </w:pPr>
-      <w:r>
-        <w:rPr>
-          <w:rFonts w:ascii="Times New Roman" w:hAnsi="Times New Roman" w:cs="Times New Roman"/>
-          <w:bCs/>
-          <w:sz w:val="26"/>
-          <w:szCs w:val="26"/>
-        </w:rPr>
-        <w:t>{</w:t>
-      </w:r>
-    </w:p>
-    <w:p>
-      <w:pPr>
-        <w:pStyle w:val="ListParagraph"/>
-        <w:tabs>
-          <w:tab w:val="left" w:pos="1276"/>
-        </w:tabs>
-        <w:spacing w:before="120" w:after="120"/>
-        <w:ind w:left="1276"/>
-        <w:rPr>
-          <w:rFonts w:ascii="Times New Roman" w:hAnsi="Times New Roman" w:cs="Times New Roman"/>
-          <w:bCs/>
-          <w:sz w:val="26"/>
-          <w:szCs w:val="26"/>
-        </w:rPr>
-      </w:pPr>
-      <w:r>
-        <w:rPr>
-          <w:rFonts w:ascii="Times New Roman" w:hAnsi="Times New Roman" w:cs="Times New Roman"/>
-          <w:bCs/>
-          <w:sz w:val="26"/>
-          <w:szCs w:val="26"/>
-        </w:rPr>
-        <w:tab/>
-        <w:t>Dừng xe</w:t>
-      </w:r>
-    </w:p>
-    <w:p>
-      <w:pPr>
-        <w:pStyle w:val="ListParagraph"/>
-        <w:tabs>
-          <w:tab w:val="left" w:pos="1276"/>
-        </w:tabs>
-        <w:spacing w:before="120" w:after="120"/>
-        <w:ind w:left="1276"/>
-        <w:rPr>
-          <w:rFonts w:ascii="Times New Roman" w:hAnsi="Times New Roman" w:cs="Times New Roman"/>
-          <w:bCs/>
-          <w:sz w:val="26"/>
-          <w:szCs w:val="26"/>
-        </w:rPr>
-      </w:pPr>
-      <w:r>
-        <w:rPr>
-          <w:rFonts w:ascii="Times New Roman" w:hAnsi="Times New Roman" w:cs="Times New Roman"/>
-          <w:bCs/>
-          <w:sz w:val="26"/>
-          <w:szCs w:val="26"/>
-        </w:rPr>
-        <w:t>}</w:t>
-      </w:r>
-    </w:p>
-    <w:p>
-      <w:pPr>
-        <w:pBdr>
-          <w:bottom w:val="single" w:sz="6" w:space="1" w:color="auto"/>
-        </w:pBdr>
-        <w:tabs>
-          <w:tab w:val="left" w:pos="993"/>
-        </w:tabs>
-        <w:spacing w:before="120" w:after="120"/>
-        <w:rPr>
-          <w:rFonts w:ascii="Times New Roman" w:hAnsi="Times New Roman" w:cs="Times New Roman"/>
-          <w:b/>
-          <w:bCs/>
-          <w:i/>
-          <w:color w:val="FF0000"/>
-          <w:sz w:val="26"/>
-          <w:szCs w:val="26"/>
-        </w:rPr>
-      </w:pPr>
-    </w:p>
-    <w:p>
-      <w:pPr>
-        <w:spacing w:before="240" w:after="240" w:line="240" w:lineRule="auto"/>
-        <w:jc w:val="center"/>
-        <w:rPr>
-          <w:rFonts w:ascii="Times New Roman" w:hAnsi="Times New Roman" w:cs="Times New Roman"/>
-          <w:b/>
-          <w:color w:val="FF0000"/>
-          <w:sz w:val="40"/>
-          <w:szCs w:val="40"/>
-          <w:u w:val="single"/>
-        </w:rPr>
-      </w:pPr>
-      <w:r>
-        <w:rPr>
-          <w:rFonts w:ascii="Times New Roman" w:hAnsi="Times New Roman" w:cs="Times New Roman"/>
-          <w:b/>
-          <w:color w:val="FF0000"/>
-          <w:sz w:val="40"/>
-          <w:szCs w:val="40"/>
-          <w:u w:val="single"/>
-        </w:rPr>
-        <w:t>05</w:t>
-      </w:r>
-      <w:r>
-        <w:rPr>
-          <w:rFonts w:ascii="Times New Roman" w:hAnsi="Times New Roman" w:cs="Times New Roman"/>
-          <w:b/>
-          <w:color w:val="FF0000"/>
-          <w:sz w:val="40"/>
-          <w:szCs w:val="40"/>
-          <w:u w:val="single"/>
-        </w:rPr>
-        <w:t>/</w:t>
-      </w:r>
-      <w:r>
-        <w:rPr>
-          <w:rFonts w:ascii="Times New Roman" w:hAnsi="Times New Roman" w:cs="Times New Roman"/>
-          <w:b/>
-          <w:color w:val="FF0000"/>
-          <w:sz w:val="40"/>
-          <w:szCs w:val="40"/>
-          <w:u w:val="single"/>
-        </w:rPr>
-        <w:t>5</w:t>
-      </w:r>
-      <w:r>
-        <w:rPr>
-          <w:rFonts w:ascii="Times New Roman" w:hAnsi="Times New Roman" w:cs="Times New Roman"/>
-          <w:b/>
-          <w:color w:val="FF0000"/>
-          <w:sz w:val="40"/>
-          <w:szCs w:val="40"/>
-          <w:u w:val="single"/>
-        </w:rPr>
-        <w:t>/2024:</w:t>
-      </w:r>
-    </w:p>
-    <w:p>
-      <w:pPr>
-        <w:pStyle w:val="ListParagraph"/>
-        <w:numPr>
-          <w:ilvl w:val="0"/>
-          <w:numId w:val="3"/>
-        </w:numPr>
-        <w:spacing w:before="120" w:after="120"/>
-        <w:ind w:left="284" w:hanging="284"/>
-        <w:rPr>
-          <w:rFonts w:ascii="Times New Roman" w:hAnsi="Times New Roman" w:cs="Times New Roman"/>
-          <w:b/>
-          <w:color w:val="FF0000"/>
-          <w:sz w:val="26"/>
-          <w:szCs w:val="26"/>
-        </w:rPr>
-      </w:pPr>
-      <w:r>
-        <w:rPr>
-          <w:rFonts w:ascii="Times New Roman" w:hAnsi="Times New Roman" w:cs="Times New Roman"/>
-          <w:b/>
-          <w:color w:val="FF0000"/>
-          <w:sz w:val="26"/>
-          <w:szCs w:val="26"/>
-        </w:rPr>
-        <w:t>Declare an object to retrieve information from keyboard:</w:t>
-      </w:r>
-    </w:p>
-    <w:p>
-      <w:pPr>
-        <w:pStyle w:val="ListParagraph"/>
-        <w:numPr>
-          <w:ilvl w:val="0"/>
-          <w:numId w:val="5"/>
-        </w:numPr>
-        <w:tabs>
-          <w:tab w:val="left" w:pos="993"/>
-        </w:tabs>
-        <w:spacing w:before="120" w:after="120"/>
-        <w:ind w:left="993" w:hanging="273"/>
-        <w:rPr>
-          <w:rFonts w:ascii="Times New Roman" w:hAnsi="Times New Roman" w:cs="Times New Roman"/>
-          <w:sz w:val="26"/>
-          <w:szCs w:val="26"/>
-        </w:rPr>
-      </w:pPr>
-      <w:r>
-        <w:rPr>
-          <w:rFonts w:ascii="Times New Roman" w:hAnsi="Times New Roman" w:cs="Times New Roman"/>
-          <w:sz w:val="26"/>
-          <w:szCs w:val="26"/>
-        </w:rPr>
-        <w:lastRenderedPageBreak/>
-        <w:t>Scanner sc = new Scanner(System.in);</w:t>
-      </w:r>
-    </w:p>
-    <w:p>
-      <w:pPr>
-        <w:pStyle w:val="ListParagraph"/>
-        <w:numPr>
-          <w:ilvl w:val="0"/>
-          <w:numId w:val="3"/>
-        </w:numPr>
-        <w:spacing w:before="120" w:after="120"/>
-        <w:ind w:left="284" w:hanging="284"/>
-        <w:rPr>
-          <w:rFonts w:ascii="Times New Roman" w:hAnsi="Times New Roman" w:cs="Times New Roman"/>
-          <w:b/>
-          <w:color w:val="FF0000"/>
-          <w:sz w:val="26"/>
-          <w:szCs w:val="26"/>
-        </w:rPr>
-      </w:pPr>
-      <w:r>
-        <w:rPr>
-          <w:rFonts w:ascii="Times New Roman" w:hAnsi="Times New Roman" w:cs="Times New Roman"/>
-          <w:b/>
-          <w:color w:val="FF0000"/>
-          <w:sz w:val="26"/>
-          <w:szCs w:val="26"/>
-        </w:rPr>
-        <w:t>Declare a constant</w:t>
-      </w:r>
-      <w:r>
-        <w:rPr>
-          <w:rFonts w:ascii="Times New Roman" w:hAnsi="Times New Roman" w:cs="Times New Roman"/>
-          <w:b/>
-          <w:color w:val="FF0000"/>
-          <w:sz w:val="26"/>
-          <w:szCs w:val="26"/>
-        </w:rPr>
-        <w:t xml:space="preserve">: </w:t>
-      </w:r>
-    </w:p>
-    <w:p>
-      <w:pPr>
-        <w:pStyle w:val="ListParagraph"/>
-        <w:numPr>
-          <w:ilvl w:val="0"/>
-          <w:numId w:val="5"/>
-        </w:numPr>
-        <w:tabs>
-          <w:tab w:val="left" w:pos="993"/>
-        </w:tabs>
-        <w:spacing w:before="120" w:after="120"/>
-        <w:ind w:left="993" w:hanging="273"/>
-        <w:rPr>
-          <w:rFonts w:ascii="Times New Roman" w:hAnsi="Times New Roman" w:cs="Times New Roman"/>
-          <w:bCs/>
-          <w:sz w:val="26"/>
-          <w:szCs w:val="26"/>
-        </w:rPr>
-      </w:pPr>
-      <w:r>
-        <w:rPr>
-          <w:rFonts w:ascii="Times New Roman" w:hAnsi="Times New Roman" w:cs="Times New Roman"/>
-          <w:bCs/>
-          <w:sz w:val="26"/>
-          <w:szCs w:val="26"/>
-        </w:rPr>
-        <w:t>final double PI = 3.14;</w:t>
-      </w:r>
-    </w:p>
-    <w:p>
-      <w:pPr>
-        <w:pStyle w:val="ListParagraph"/>
-        <w:numPr>
-          <w:ilvl w:val="0"/>
-          <w:numId w:val="3"/>
-        </w:numPr>
-        <w:spacing w:before="120" w:after="120"/>
-        <w:ind w:left="284" w:hanging="284"/>
-        <w:rPr>
-          <w:rFonts w:ascii="Times New Roman" w:hAnsi="Times New Roman" w:cs="Times New Roman"/>
-          <w:b/>
-          <w:color w:val="FF0000"/>
-          <w:sz w:val="26"/>
-          <w:szCs w:val="26"/>
-        </w:rPr>
-      </w:pPr>
-      <w:r>
-        <w:rPr>
-          <w:rFonts w:ascii="Times New Roman" w:hAnsi="Times New Roman" w:cs="Times New Roman"/>
-          <w:b/>
-          <w:color w:val="FF0000"/>
-          <w:sz w:val="26"/>
-          <w:szCs w:val="26"/>
-        </w:rPr>
-        <w:t>Declare variables for a character</w:t>
-      </w:r>
-    </w:p>
-    <w:p>
-      <w:pPr>
-        <w:pStyle w:val="ListParagraph"/>
-        <w:numPr>
-          <w:ilvl w:val="0"/>
-          <w:numId w:val="5"/>
-        </w:numPr>
-        <w:tabs>
-          <w:tab w:val="left" w:pos="993"/>
-        </w:tabs>
-        <w:spacing w:before="120" w:after="120"/>
-        <w:ind w:left="993" w:hanging="273"/>
-        <w:rPr>
-          <w:rFonts w:ascii="Times New Roman" w:hAnsi="Times New Roman" w:cs="Times New Roman"/>
-          <w:sz w:val="26"/>
-          <w:szCs w:val="26"/>
-        </w:rPr>
-      </w:pPr>
-      <w:r>
-        <w:rPr>
-          <w:rFonts w:ascii="Times New Roman" w:hAnsi="Times New Roman" w:cs="Times New Roman"/>
-          <w:sz w:val="26"/>
-          <w:szCs w:val="26"/>
-        </w:rPr>
-        <w:t>Char kiTu;</w:t>
-      </w:r>
-    </w:p>
-    <w:p>
-      <w:pPr>
-        <w:pStyle w:val="ListParagraph"/>
-        <w:numPr>
-          <w:ilvl w:val="0"/>
-          <w:numId w:val="5"/>
-        </w:numPr>
-        <w:tabs>
-          <w:tab w:val="left" w:pos="993"/>
-        </w:tabs>
-        <w:spacing w:before="120" w:after="120"/>
-        <w:ind w:left="993" w:hanging="273"/>
-        <w:rPr>
-          <w:rFonts w:ascii="Times New Roman" w:hAnsi="Times New Roman" w:cs="Times New Roman"/>
-          <w:sz w:val="26"/>
-          <w:szCs w:val="26"/>
-        </w:rPr>
-      </w:pPr>
-      <w:r>
-        <w:rPr>
-          <w:rFonts w:ascii="Times New Roman" w:hAnsi="Times New Roman" w:cs="Times New Roman"/>
-          <w:sz w:val="26"/>
-          <w:szCs w:val="26"/>
-        </w:rPr>
-        <w:t>Enter a character: kiTu = sc.Next().charAt(0);</w:t>
-      </w:r>
-    </w:p>
-    <w:p>
-      <w:pPr>
-        <w:pStyle w:val="ListParagraph"/>
-        <w:numPr>
-          <w:ilvl w:val="0"/>
-          <w:numId w:val="3"/>
-        </w:numPr>
-        <w:spacing w:before="120" w:after="120"/>
-        <w:ind w:left="284" w:hanging="284"/>
-        <w:rPr>
-          <w:rFonts w:ascii="Times New Roman" w:hAnsi="Times New Roman" w:cs="Times New Roman"/>
-          <w:b/>
-          <w:color w:val="FF0000"/>
-          <w:sz w:val="26"/>
-          <w:szCs w:val="26"/>
-        </w:rPr>
-      </w:pPr>
-      <w:r>
-        <w:rPr>
-          <w:rFonts w:ascii="Times New Roman" w:hAnsi="Times New Roman" w:cs="Times New Roman"/>
-          <w:b/>
-          <w:color w:val="FF0000"/>
-          <w:sz w:val="26"/>
-          <w:szCs w:val="26"/>
-        </w:rPr>
-        <w:t>Convert Char to Int (ASCII):</w:t>
-      </w:r>
-    </w:p>
-    <w:p>
-      <w:pPr>
-        <w:pStyle w:val="ListParagraph"/>
-        <w:numPr>
-          <w:ilvl w:val="0"/>
-          <w:numId w:val="5"/>
-        </w:numPr>
-        <w:tabs>
-          <w:tab w:val="left" w:pos="993"/>
-        </w:tabs>
-        <w:spacing w:before="120" w:after="120"/>
-        <w:ind w:left="993" w:hanging="273"/>
-        <w:rPr>
-          <w:rFonts w:ascii="Times New Roman" w:hAnsi="Times New Roman" w:cs="Times New Roman"/>
-          <w:sz w:val="26"/>
-          <w:szCs w:val="26"/>
-        </w:rPr>
-      </w:pPr>
-      <w:r>
-        <w:rPr>
-          <w:rFonts w:ascii="Times New Roman" w:hAnsi="Times New Roman" w:cs="Times New Roman"/>
-          <w:sz w:val="26"/>
-          <w:szCs w:val="26"/>
-        </w:rPr>
-        <w:t>(int)kiTu</w:t>
-      </w:r>
-    </w:p>
-    <w:p>
-      <w:pPr>
-        <w:pStyle w:val="ListParagraph"/>
-        <w:numPr>
-          <w:ilvl w:val="0"/>
-          <w:numId w:val="3"/>
-        </w:numPr>
-        <w:spacing w:before="120" w:after="120"/>
-        <w:ind w:left="284" w:hanging="284"/>
-        <w:rPr>
-          <w:rFonts w:ascii="Times New Roman" w:hAnsi="Times New Roman" w:cs="Times New Roman"/>
-          <w:b/>
-          <w:color w:val="FF0000"/>
-          <w:sz w:val="26"/>
-          <w:szCs w:val="26"/>
-        </w:rPr>
-      </w:pPr>
-      <w:r>
-        <w:rPr>
-          <w:rFonts w:ascii="Times New Roman" w:hAnsi="Times New Roman" w:cs="Times New Roman"/>
-          <w:b/>
-          <w:color w:val="FF0000"/>
-          <w:sz w:val="26"/>
-          <w:szCs w:val="26"/>
-        </w:rPr>
-        <w:t>Convert String to Int</w:t>
-      </w:r>
-      <w:r>
-        <w:rPr>
-          <w:rFonts w:ascii="Times New Roman" w:hAnsi="Times New Roman" w:cs="Times New Roman"/>
-          <w:b/>
-          <w:color w:val="FF0000"/>
-          <w:sz w:val="26"/>
-          <w:szCs w:val="26"/>
-        </w:rPr>
-        <w:t xml:space="preserve"> (from character):</w:t>
-      </w:r>
-    </w:p>
-    <w:p>
-      <w:pPr>
-        <w:pStyle w:val="ListParagraph"/>
-        <w:numPr>
-          <w:ilvl w:val="0"/>
-          <w:numId w:val="5"/>
-        </w:numPr>
-        <w:tabs>
-          <w:tab w:val="left" w:pos="993"/>
-        </w:tabs>
-        <w:spacing w:before="120" w:after="120"/>
-        <w:ind w:left="993" w:hanging="273"/>
-        <w:rPr>
-          <w:rFonts w:ascii="Times New Roman" w:hAnsi="Times New Roman" w:cs="Times New Roman"/>
-          <w:sz w:val="26"/>
-          <w:szCs w:val="26"/>
-        </w:rPr>
-      </w:pPr>
-      <w:r>
-        <w:rPr>
-          <w:rFonts w:ascii="Times New Roman" w:hAnsi="Times New Roman" w:cs="Times New Roman"/>
-          <w:sz w:val="26"/>
-          <w:szCs w:val="26"/>
-        </w:rPr>
-        <w:t>String buffer = "</w:t>
-      </w:r>
-      <w:r>
-        <w:rPr>
-          <w:rFonts w:ascii="Times New Roman" w:hAnsi="Times New Roman" w:cs="Times New Roman"/>
-          <w:sz w:val="26"/>
-          <w:szCs w:val="26"/>
-        </w:rPr>
-        <w:t>ab</w:t>
-      </w:r>
-      <w:r>
-        <w:rPr>
-          <w:rFonts w:ascii="Times New Roman" w:hAnsi="Times New Roman" w:cs="Times New Roman"/>
-          <w:sz w:val="26"/>
-          <w:szCs w:val="26"/>
-        </w:rPr>
-        <w:t>c";</w:t>
-      </w:r>
-    </w:p>
-    <w:p>
-      <w:pPr>
-        <w:pStyle w:val="ListParagraph"/>
-        <w:numPr>
-          <w:ilvl w:val="0"/>
-          <w:numId w:val="5"/>
-        </w:numPr>
-        <w:tabs>
-          <w:tab w:val="left" w:pos="993"/>
-        </w:tabs>
-        <w:spacing w:before="120" w:after="120"/>
-        <w:ind w:left="993" w:hanging="273"/>
-        <w:rPr>
-          <w:rFonts w:ascii="Times New Roman" w:hAnsi="Times New Roman" w:cs="Times New Roman"/>
-          <w:sz w:val="26"/>
-          <w:szCs w:val="26"/>
-        </w:rPr>
-      </w:pPr>
-      <w:r>
-        <w:rPr>
-          <w:rFonts w:ascii="Times New Roman" w:hAnsi="Times New Roman" w:cs="Times New Roman"/>
-          <w:sz w:val="26"/>
-          <w:szCs w:val="26"/>
-        </w:rPr>
-        <w:t>char ch = buffer.charAt(</w:t>
-      </w:r>
-      <w:r>
-        <w:rPr>
-          <w:rFonts w:ascii="Times New Roman" w:hAnsi="Times New Roman" w:cs="Times New Roman"/>
-          <w:sz w:val="26"/>
-          <w:szCs w:val="26"/>
-        </w:rPr>
-        <w:t>0/</w:t>
-      </w:r>
-      <w:r>
-        <w:rPr>
-          <w:rFonts w:ascii="Times New Roman" w:hAnsi="Times New Roman" w:cs="Times New Roman"/>
-          <w:sz w:val="26"/>
-          <w:szCs w:val="26"/>
-        </w:rPr>
-        <w:t>1</w:t>
-      </w:r>
-      <w:r>
-        <w:rPr>
-          <w:rFonts w:ascii="Times New Roman" w:hAnsi="Times New Roman" w:cs="Times New Roman"/>
-          <w:sz w:val="26"/>
-          <w:szCs w:val="26"/>
-        </w:rPr>
-        <w:t>/</w:t>
-      </w:r>
-      <w:r>
-        <w:rPr>
-          <w:rFonts w:ascii="Times New Roman" w:hAnsi="Times New Roman" w:cs="Times New Roman"/>
-          <w:sz w:val="26"/>
-          <w:szCs w:val="26"/>
-        </w:rPr>
-        <w:t>2</w:t>
-      </w:r>
-      <w:r>
-        <w:rPr>
-          <w:rFonts w:ascii="Times New Roman" w:hAnsi="Times New Roman" w:cs="Times New Roman"/>
-          <w:sz w:val="26"/>
-          <w:szCs w:val="26"/>
-        </w:rPr>
-        <w:t>);</w:t>
-      </w:r>
-      <w:r>
-        <w:rPr>
-          <w:rFonts w:ascii="Times New Roman" w:hAnsi="Times New Roman" w:cs="Times New Roman"/>
-          <w:sz w:val="26"/>
-          <w:szCs w:val="26"/>
-        </w:rPr>
-        <w:t xml:space="preserve"> (0=a), (1=b), (2=c)</w:t>
-      </w:r>
-      <w:r>
-        <w:rPr>
-          <w:rFonts w:ascii="Times New Roman" w:hAnsi="Times New Roman" w:cs="Times New Roman"/>
-          <w:sz w:val="26"/>
-          <w:szCs w:val="26"/>
-        </w:rPr>
-        <w:t xml:space="preserve"> (only choose one)</w:t>
-      </w:r>
-    </w:p>
-    <w:p>
-      <w:pPr>
-        <w:pStyle w:val="ListParagraph"/>
-        <w:numPr>
-          <w:ilvl w:val="0"/>
-          <w:numId w:val="5"/>
-        </w:numPr>
-        <w:tabs>
-          <w:tab w:val="left" w:pos="993"/>
-        </w:tabs>
-        <w:spacing w:before="120" w:after="120"/>
-        <w:ind w:left="993" w:hanging="273"/>
-        <w:rPr>
-          <w:rFonts w:ascii="Times New Roman" w:hAnsi="Times New Roman" w:cs="Times New Roman"/>
-          <w:sz w:val="26"/>
-          <w:szCs w:val="26"/>
-        </w:rPr>
-      </w:pPr>
-      <w:r>
-        <w:rPr>
-          <w:rFonts w:ascii="Times New Roman" w:hAnsi="Times New Roman" w:cs="Times New Roman"/>
-          <w:sz w:val="26"/>
-          <w:szCs w:val="26"/>
-        </w:rPr>
-        <w:t xml:space="preserve">System.out.println((int)ch); </w:t>
-      </w:r>
-    </w:p>
-    <w:p>
-      <w:pPr>
-        <w:pStyle w:val="ListParagraph"/>
-        <w:numPr>
-          <w:ilvl w:val="0"/>
-          <w:numId w:val="3"/>
-        </w:numPr>
-        <w:spacing w:before="120" w:after="120"/>
-        <w:ind w:left="284" w:hanging="284"/>
-        <w:rPr>
-          <w:rFonts w:ascii="Times New Roman" w:hAnsi="Times New Roman" w:cs="Times New Roman"/>
-          <w:b/>
-          <w:color w:val="FF0000"/>
-          <w:sz w:val="26"/>
-          <w:szCs w:val="26"/>
-        </w:rPr>
-      </w:pPr>
-      <w:r>
-        <w:rPr>
-          <w:rFonts w:ascii="Times New Roman" w:hAnsi="Times New Roman" w:cs="Times New Roman"/>
-          <w:b/>
-          <w:color w:val="FF0000"/>
-          <w:sz w:val="26"/>
-          <w:szCs w:val="26"/>
-        </w:rPr>
-        <w:t>Convert String to Int, Double:</w:t>
-      </w:r>
-    </w:p>
-    <w:p>
-      <w:pPr>
-        <w:pStyle w:val="ListParagraph"/>
-        <w:numPr>
-          <w:ilvl w:val="0"/>
-          <w:numId w:val="5"/>
-        </w:numPr>
-        <w:tabs>
-          <w:tab w:val="left" w:pos="993"/>
-        </w:tabs>
-        <w:spacing w:before="120" w:after="120"/>
-        <w:ind w:left="993" w:hanging="273"/>
-        <w:rPr>
-          <w:rFonts w:ascii="Times New Roman" w:hAnsi="Times New Roman" w:cs="Times New Roman"/>
-          <w:sz w:val="26"/>
-          <w:szCs w:val="26"/>
-        </w:rPr>
-      </w:pPr>
-      <w:r>
-        <w:rPr>
-          <w:rFonts w:ascii="Times New Roman" w:hAnsi="Times New Roman" w:cs="Times New Roman"/>
-          <w:sz w:val="26"/>
-          <w:szCs w:val="26"/>
-        </w:rPr>
-        <w:t xml:space="preserve">String </w:t>
-      </w:r>
-      <w:r>
-        <w:rPr>
-          <w:rFonts w:ascii="Times New Roman" w:hAnsi="Times New Roman" w:cs="Times New Roman"/>
-          <w:sz w:val="26"/>
-          <w:szCs w:val="26"/>
-        </w:rPr>
-        <w:t xml:space="preserve">strTuoi = ""; </w:t>
-      </w:r>
-      <w:r>
-        <w:rPr>
-          <w:rFonts w:ascii="Times New Roman" w:hAnsi="Times New Roman" w:cs="Times New Roman"/>
-          <w:sz w:val="26"/>
-          <w:szCs w:val="26"/>
-          <w:highlight w:val="yellow"/>
-        </w:rPr>
-        <w:t>(String must be entered as digits, not characters)</w:t>
-      </w:r>
-    </w:p>
-    <w:p>
-      <w:pPr>
-        <w:pStyle w:val="ListParagraph"/>
-        <w:numPr>
-          <w:ilvl w:val="0"/>
-          <w:numId w:val="5"/>
-        </w:numPr>
-        <w:tabs>
-          <w:tab w:val="left" w:pos="993"/>
-        </w:tabs>
-        <w:spacing w:before="120" w:after="120"/>
-        <w:ind w:left="993" w:hanging="273"/>
-        <w:rPr>
-          <w:rFonts w:ascii="Times New Roman" w:hAnsi="Times New Roman" w:cs="Times New Roman"/>
-          <w:sz w:val="26"/>
-          <w:szCs w:val="26"/>
-        </w:rPr>
-      </w:pPr>
-      <w:r>
-        <w:rPr>
-          <w:rFonts w:ascii="Times New Roman" w:hAnsi="Times New Roman" w:cs="Times New Roman"/>
-          <w:sz w:val="26"/>
-          <w:szCs w:val="26"/>
-        </w:rPr>
-        <w:t>int tuoi = 0;</w:t>
-      </w:r>
-    </w:p>
-    <w:p>
-      <w:pPr>
-        <w:pStyle w:val="ListParagraph"/>
-        <w:numPr>
-          <w:ilvl w:val="0"/>
-          <w:numId w:val="5"/>
-        </w:numPr>
-        <w:tabs>
-          <w:tab w:val="left" w:pos="993"/>
-        </w:tabs>
-        <w:spacing w:before="120" w:after="120"/>
-        <w:ind w:left="993" w:hanging="273"/>
-        <w:rPr>
-          <w:rFonts w:ascii="Times New Roman" w:hAnsi="Times New Roman" w:cs="Times New Roman"/>
-          <w:sz w:val="26"/>
-          <w:szCs w:val="26"/>
-        </w:rPr>
-      </w:pPr>
-      <w:r>
-        <w:rPr>
-          <w:rFonts w:ascii="Times New Roman" w:hAnsi="Times New Roman" w:cs="Times New Roman"/>
-          <w:sz w:val="26"/>
-          <w:szCs w:val="26"/>
-        </w:rPr>
-        <w:t>double tuoi  = 0;</w:t>
-      </w:r>
-    </w:p>
-    <w:p>
-      <w:pPr>
-        <w:pStyle w:val="ListParagraph"/>
-        <w:numPr>
-          <w:ilvl w:val="0"/>
-          <w:numId w:val="5"/>
-        </w:numPr>
-        <w:tabs>
-          <w:tab w:val="left" w:pos="993"/>
-        </w:tabs>
-        <w:spacing w:before="120" w:after="120"/>
-        <w:rPr>
-          <w:rFonts w:ascii="Times New Roman" w:hAnsi="Times New Roman" w:cs="Times New Roman"/>
-          <w:sz w:val="26"/>
-          <w:szCs w:val="26"/>
-        </w:rPr>
-      </w:pPr>
-      <w:r>
-        <w:rPr>
-          <w:rFonts w:ascii="Times New Roman" w:hAnsi="Times New Roman" w:cs="Times New Roman"/>
-          <w:sz w:val="26"/>
-          <w:szCs w:val="26"/>
-        </w:rPr>
-        <w:t>tuoi = Integer.parseInt(strTuoi);</w:t>
-      </w:r>
-    </w:p>
-    <w:p>
-      <w:pPr>
-        <w:pStyle w:val="ListParagraph"/>
-        <w:numPr>
-          <w:ilvl w:val="0"/>
-          <w:numId w:val="5"/>
-        </w:numPr>
-        <w:tabs>
-          <w:tab w:val="left" w:pos="993"/>
-        </w:tabs>
-        <w:spacing w:before="120" w:after="120"/>
-        <w:rPr>
-          <w:rFonts w:ascii="Times New Roman" w:hAnsi="Times New Roman" w:cs="Times New Roman"/>
-          <w:sz w:val="26"/>
-          <w:szCs w:val="26"/>
-        </w:rPr>
-      </w:pPr>
-      <w:r>
-        <w:rPr>
-          <w:rFonts w:ascii="Times New Roman" w:hAnsi="Times New Roman" w:cs="Times New Roman"/>
-          <w:sz w:val="26"/>
-          <w:szCs w:val="26"/>
-        </w:rPr>
-        <w:t xml:space="preserve">tuoi = </w:t>
-      </w:r>
-      <w:r>
-        <w:rPr>
-          <w:rFonts w:ascii="Times New Roman" w:hAnsi="Times New Roman" w:cs="Times New Roman"/>
-          <w:sz w:val="26"/>
-          <w:szCs w:val="26"/>
-        </w:rPr>
-        <w:t>Double.parseDouble(str</w:t>
-      </w:r>
-      <w:r>
-        <w:rPr>
-          <w:rFonts w:ascii="Times New Roman" w:hAnsi="Times New Roman" w:cs="Times New Roman"/>
-          <w:sz w:val="26"/>
-          <w:szCs w:val="26"/>
-        </w:rPr>
-        <w:t>Tuoi</w:t>
-      </w:r>
-      <w:r>
-        <w:rPr>
-          <w:rFonts w:ascii="Times New Roman" w:hAnsi="Times New Roman" w:cs="Times New Roman"/>
-          <w:sz w:val="26"/>
-          <w:szCs w:val="26"/>
-        </w:rPr>
-        <w:t>);</w:t>
-      </w:r>
-    </w:p>
-    <w:p>
-      <w:pPr>
-        <w:pStyle w:val="ListParagraph"/>
-        <w:numPr>
-          <w:ilvl w:val="0"/>
-          <w:numId w:val="3"/>
-        </w:numPr>
-        <w:spacing w:before="120" w:after="120"/>
-        <w:ind w:left="284" w:hanging="284"/>
-        <w:rPr>
-          <w:rFonts w:ascii="Times New Roman" w:hAnsi="Times New Roman" w:cs="Times New Roman"/>
-          <w:b/>
-          <w:color w:val="FF0000"/>
-          <w:sz w:val="26"/>
-          <w:szCs w:val="26"/>
-        </w:rPr>
-      </w:pPr>
-      <w:r>
-        <w:rPr>
-          <w:rFonts w:ascii="Times New Roman" w:hAnsi="Times New Roman" w:cs="Times New Roman"/>
-          <w:b/>
-          <w:color w:val="FF0000"/>
-          <w:sz w:val="26"/>
-          <w:szCs w:val="26"/>
-        </w:rPr>
-        <w:t>Convert String to Int, Double (other method):</w:t>
-      </w:r>
-    </w:p>
-    <w:p>
-      <w:pPr>
-        <w:pStyle w:val="ListParagraph"/>
-        <w:numPr>
-          <w:ilvl w:val="0"/>
-          <w:numId w:val="5"/>
-        </w:numPr>
-        <w:tabs>
-          <w:tab w:val="left" w:pos="993"/>
-        </w:tabs>
-        <w:spacing w:before="120" w:after="120"/>
-        <w:ind w:left="993" w:hanging="273"/>
-        <w:rPr>
-          <w:rFonts w:ascii="Times New Roman" w:hAnsi="Times New Roman" w:cs="Times New Roman"/>
-          <w:sz w:val="26"/>
-          <w:szCs w:val="26"/>
-        </w:rPr>
-      </w:pPr>
-      <w:r>
-        <w:rPr>
-          <w:rFonts w:ascii="Times New Roman" w:hAnsi="Times New Roman" w:cs="Times New Roman"/>
-          <w:sz w:val="26"/>
-          <w:szCs w:val="26"/>
-        </w:rPr>
-        <w:t xml:space="preserve">String </w:t>
-      </w:r>
-      <w:r>
-        <w:rPr>
-          <w:rFonts w:ascii="Times New Roman" w:hAnsi="Times New Roman" w:cs="Times New Roman"/>
-          <w:sz w:val="26"/>
-          <w:szCs w:val="26"/>
-        </w:rPr>
-        <w:t xml:space="preserve">strTuoi = ""; </w:t>
-      </w:r>
-    </w:p>
-    <w:p>
-      <w:pPr>
-        <w:pStyle w:val="ListParagraph"/>
-        <w:numPr>
-          <w:ilvl w:val="0"/>
-          <w:numId w:val="5"/>
-        </w:numPr>
-        <w:tabs>
-          <w:tab w:val="left" w:pos="993"/>
-        </w:tabs>
-        <w:spacing w:before="120" w:after="120"/>
-        <w:rPr>
-          <w:rFonts w:ascii="Times New Roman" w:hAnsi="Times New Roman" w:cs="Times New Roman"/>
-          <w:sz w:val="26"/>
-          <w:szCs w:val="26"/>
-        </w:rPr>
-      </w:pPr>
-      <w:r>
-        <w:rPr>
-          <w:rFonts w:ascii="Times New Roman" w:hAnsi="Times New Roman" w:cs="Times New Roman"/>
-          <w:sz w:val="26"/>
-          <w:szCs w:val="26"/>
-        </w:rPr>
-        <w:t>tuoi = Integer.parseInt(strTuoi</w:t>
-      </w:r>
-      <w:r>
-        <w:rPr>
-          <w:rFonts w:ascii="Times New Roman" w:hAnsi="Times New Roman" w:cs="Times New Roman"/>
-          <w:sz w:val="26"/>
-          <w:szCs w:val="26"/>
-        </w:rPr>
-        <w:t>,16/8</w:t>
-      </w:r>
-      <w:r>
-        <w:rPr>
-          <w:rFonts w:ascii="Times New Roman" w:hAnsi="Times New Roman" w:cs="Times New Roman"/>
-          <w:sz w:val="26"/>
-          <w:szCs w:val="26"/>
-        </w:rPr>
-        <w:t>);</w:t>
-      </w:r>
-      <w:r>
-        <w:rPr>
-          <w:rFonts w:ascii="Times New Roman" w:hAnsi="Times New Roman" w:cs="Times New Roman"/>
-          <w:sz w:val="26"/>
-          <w:szCs w:val="26"/>
-        </w:rPr>
-        <w:t xml:space="preserve"> </w:t>
-      </w:r>
-      <w:r>
-        <w:rPr>
-          <w:rFonts w:ascii="Times New Roman" w:hAnsi="Times New Roman" w:cs="Times New Roman"/>
-          <w:sz w:val="26"/>
-          <w:szCs w:val="26"/>
-          <w:highlight w:val="yellow"/>
-        </w:rPr>
-        <w:t>(convert from String (16=hexa,8=octal) to integer tuoi (decimal))</w:t>
-      </w:r>
-    </w:p>
-    <w:p>
-      <w:pPr>
-        <w:pStyle w:val="ListParagraph"/>
-        <w:numPr>
-          <w:ilvl w:val="0"/>
-          <w:numId w:val="3"/>
-        </w:numPr>
-        <w:spacing w:before="120" w:after="120"/>
-        <w:ind w:left="284" w:hanging="284"/>
-        <w:rPr>
-          <w:rFonts w:ascii="Times New Roman" w:hAnsi="Times New Roman" w:cs="Times New Roman"/>
-          <w:b/>
-          <w:color w:val="FF0000"/>
-          <w:sz w:val="26"/>
-          <w:szCs w:val="26"/>
-        </w:rPr>
-      </w:pPr>
-      <w:r>
-        <w:rPr>
-          <w:rFonts w:ascii="Times New Roman" w:hAnsi="Times New Roman" w:cs="Times New Roman"/>
-          <w:b/>
-          <w:color w:val="FF0000"/>
-          <w:sz w:val="26"/>
-          <w:szCs w:val="26"/>
-        </w:rPr>
-        <w:t>Method to catch error, use:</w:t>
-      </w:r>
-    </w:p>
-    <w:p>
-      <w:pPr>
-        <w:pStyle w:val="ListParagraph"/>
-        <w:numPr>
-          <w:ilvl w:val="0"/>
-          <w:numId w:val="5"/>
-        </w:numPr>
-        <w:tabs>
-          <w:tab w:val="left" w:pos="993"/>
-        </w:tabs>
-        <w:spacing w:before="120" w:after="120"/>
-        <w:rPr>
-          <w:rFonts w:ascii="Times New Roman" w:hAnsi="Times New Roman" w:cs="Times New Roman"/>
-          <w:sz w:val="26"/>
-          <w:szCs w:val="26"/>
-        </w:rPr>
-      </w:pPr>
-      <w:r>
-        <w:rPr>
-          <w:rFonts w:ascii="Times New Roman" w:hAnsi="Times New Roman" w:cs="Times New Roman"/>
-          <w:sz w:val="26"/>
-          <w:szCs w:val="26"/>
-        </w:rPr>
-        <w:t>Try {Content needed to be entered correctly}</w:t>
-      </w:r>
-    </w:p>
-    <w:p>
-      <w:pPr>
-        <w:pStyle w:val="ListParagraph"/>
-        <w:numPr>
-          <w:ilvl w:val="0"/>
-          <w:numId w:val="5"/>
-        </w:numPr>
-        <w:tabs>
-          <w:tab w:val="left" w:pos="993"/>
-        </w:tabs>
-        <w:spacing w:before="120" w:after="120"/>
-        <w:rPr>
-          <w:rFonts w:ascii="Times New Roman" w:hAnsi="Times New Roman" w:cs="Times New Roman"/>
-          <w:sz w:val="26"/>
-          <w:szCs w:val="26"/>
-        </w:rPr>
-      </w:pPr>
-      <w:r>
-        <w:rPr>
-          <w:rFonts w:ascii="Times New Roman" w:hAnsi="Times New Roman" w:cs="Times New Roman"/>
-          <w:sz w:val="26"/>
-          <w:szCs w:val="26"/>
-        </w:rPr>
-        <w:t>Catch (NumberFormatException ex)</w:t>
-      </w:r>
-    </w:p>
-    <w:p>
-      <w:pPr>
-        <w:pStyle w:val="ListParagraph"/>
-        <w:tabs>
-          <w:tab w:val="left" w:pos="993"/>
-        </w:tabs>
-        <w:spacing w:before="120" w:after="120"/>
-        <w:ind w:left="1080"/>
-        <w:rPr>
-          <w:rFonts w:ascii="Times New Roman" w:hAnsi="Times New Roman" w:cs="Times New Roman"/>
-          <w:sz w:val="26"/>
-          <w:szCs w:val="26"/>
-        </w:rPr>
-      </w:pPr>
-      <w:r>
-        <w:rPr>
-          <w:rFonts w:ascii="Times New Roman" w:hAnsi="Times New Roman" w:cs="Times New Roman"/>
-          <w:sz w:val="26"/>
-          <w:szCs w:val="26"/>
-        </w:rPr>
-        <w:t>{If the content entered is incorrect, catch will operate)</w:t>
-      </w:r>
-    </w:p>
-    <w:p>
-      <w:pPr>
-        <w:pStyle w:val="ListParagraph"/>
-        <w:numPr>
-          <w:ilvl w:val="0"/>
-          <w:numId w:val="3"/>
-        </w:numPr>
-        <w:spacing w:before="120" w:after="120"/>
-        <w:ind w:left="284" w:hanging="284"/>
-        <w:rPr>
-          <w:rFonts w:ascii="Times New Roman" w:hAnsi="Times New Roman" w:cs="Times New Roman"/>
-          <w:b/>
-          <w:color w:val="FF0000"/>
-          <w:sz w:val="26"/>
-          <w:szCs w:val="26"/>
-        </w:rPr>
-      </w:pPr>
-      <w:r>
-        <w:rPr>
-          <w:rFonts w:ascii="Times New Roman" w:hAnsi="Times New Roman" w:cs="Times New Roman"/>
-          <w:b/>
-          <w:color w:val="FF0000"/>
-          <w:sz w:val="26"/>
-          <w:szCs w:val="26"/>
-        </w:rPr>
-        <w:t>Covnert Int to String (2: Binary, 08: Octal, 10: Decimal, 16: Hexa …)</w:t>
-      </w:r>
-    </w:p>
-    <w:p>
-      <w:pPr>
-        <w:pStyle w:val="ListParagraph"/>
-        <w:numPr>
-          <w:ilvl w:val="0"/>
-          <w:numId w:val="5"/>
-        </w:numPr>
-        <w:tabs>
-          <w:tab w:val="left" w:pos="993"/>
-        </w:tabs>
-        <w:spacing w:before="120" w:after="120"/>
-        <w:rPr>
-          <w:rFonts w:ascii="Times New Roman" w:hAnsi="Times New Roman" w:cs="Times New Roman"/>
-          <w:sz w:val="26"/>
-          <w:szCs w:val="26"/>
-        </w:rPr>
-      </w:pPr>
-      <w:r>
-        <w:rPr>
-          <w:rFonts w:ascii="Times New Roman" w:hAnsi="Times New Roman" w:cs="Times New Roman"/>
-          <w:sz w:val="26"/>
-          <w:szCs w:val="26"/>
-        </w:rPr>
-        <w:t>int i = 32;</w:t>
-      </w:r>
-    </w:p>
-    <w:p>
-      <w:pPr>
-        <w:pStyle w:val="ListParagraph"/>
-        <w:numPr>
-          <w:ilvl w:val="0"/>
-          <w:numId w:val="5"/>
-        </w:numPr>
-        <w:tabs>
-          <w:tab w:val="left" w:pos="993"/>
-        </w:tabs>
-        <w:spacing w:before="120" w:after="120"/>
-        <w:rPr>
-          <w:rFonts w:ascii="Times New Roman" w:hAnsi="Times New Roman" w:cs="Times New Roman"/>
-          <w:sz w:val="26"/>
-          <w:szCs w:val="26"/>
-        </w:rPr>
-      </w:pPr>
-      <w:r>
-        <w:rPr>
-          <w:rFonts w:ascii="Times New Roman" w:hAnsi="Times New Roman" w:cs="Times New Roman"/>
-          <w:sz w:val="26"/>
-          <w:szCs w:val="26"/>
-        </w:rPr>
-        <w:t>String a = "";</w:t>
-      </w:r>
-    </w:p>
-    <w:p>
-      <w:pPr>
-        <w:pStyle w:val="ListParagraph"/>
-        <w:numPr>
-          <w:ilvl w:val="0"/>
-          <w:numId w:val="5"/>
-        </w:numPr>
-        <w:tabs>
-          <w:tab w:val="left" w:pos="993"/>
-        </w:tabs>
-        <w:spacing w:before="120" w:after="120"/>
-        <w:rPr>
-          <w:rFonts w:ascii="Times New Roman" w:hAnsi="Times New Roman" w:cs="Times New Roman"/>
-          <w:sz w:val="26"/>
-          <w:szCs w:val="26"/>
-        </w:rPr>
-      </w:pPr>
-      <w:r>
-        <w:rPr>
-          <w:rFonts w:ascii="Times New Roman" w:hAnsi="Times New Roman" w:cs="Times New Roman"/>
-          <w:sz w:val="26"/>
-          <w:szCs w:val="26"/>
-        </w:rPr>
-        <w:t>a = Integer.toString(i,2);</w:t>
-      </w:r>
-    </w:p>
-    <w:p>
-      <w:pPr>
-        <w:pStyle w:val="ListParagraph"/>
-        <w:tabs>
-          <w:tab w:val="left" w:pos="993"/>
-        </w:tabs>
-        <w:spacing w:before="120" w:after="120"/>
-        <w:ind w:left="1080"/>
-        <w:rPr>
-          <w:rFonts w:ascii="Times New Roman" w:hAnsi="Times New Roman" w:cs="Times New Roman"/>
-          <w:sz w:val="26"/>
-          <w:szCs w:val="26"/>
-        </w:rPr>
-      </w:pPr>
-    </w:p>
-    <w:p>
-      <w:pPr>
-        <w:pBdr>
-          <w:bottom w:val="single" w:sz="6" w:space="1" w:color="auto"/>
-        </w:pBdr>
-        <w:tabs>
-          <w:tab w:val="left" w:pos="993"/>
-        </w:tabs>
-        <w:spacing w:before="120" w:after="120"/>
-        <w:rPr>
-          <w:rFonts w:ascii="Times New Roman" w:hAnsi="Times New Roman" w:cs="Times New Roman"/>
-          <w:b/>
-          <w:bCs/>
-          <w:i/>
-          <w:color w:val="FF0000"/>
-          <w:sz w:val="26"/>
-          <w:szCs w:val="26"/>
-        </w:rPr>
-      </w:pPr>
-    </w:p>
-    <w:p>
-      <w:pPr>
-        <w:spacing w:before="240" w:after="240" w:line="240" w:lineRule="auto"/>
-        <w:jc w:val="center"/>
-        <w:rPr>
-          <w:rFonts w:ascii="Times New Roman" w:hAnsi="Times New Roman" w:cs="Times New Roman"/>
-          <w:b/>
-          <w:color w:val="FF0000"/>
-          <w:sz w:val="40"/>
-          <w:szCs w:val="40"/>
-          <w:u w:val="single"/>
-        </w:rPr>
-      </w:pPr>
-      <w:r>
-        <w:rPr>
-          <w:rFonts w:ascii="Times New Roman" w:hAnsi="Times New Roman" w:cs="Times New Roman"/>
-          <w:b/>
-          <w:color w:val="FF0000"/>
-          <w:sz w:val="40"/>
-          <w:szCs w:val="40"/>
-          <w:u w:val="single"/>
-        </w:rPr>
-        <w:t>06</w:t>
-      </w:r>
-      <w:r>
-        <w:rPr>
-          <w:rFonts w:ascii="Times New Roman" w:hAnsi="Times New Roman" w:cs="Times New Roman"/>
-          <w:b/>
-          <w:color w:val="FF0000"/>
-          <w:sz w:val="40"/>
-          <w:szCs w:val="40"/>
-          <w:u w:val="single"/>
-        </w:rPr>
-        <w:t>/</w:t>
-      </w:r>
-      <w:r>
-        <w:rPr>
-          <w:rFonts w:ascii="Times New Roman" w:hAnsi="Times New Roman" w:cs="Times New Roman"/>
-          <w:b/>
-          <w:color w:val="FF0000"/>
-          <w:sz w:val="40"/>
-          <w:szCs w:val="40"/>
-          <w:u w:val="single"/>
-        </w:rPr>
-        <w:t>5</w:t>
-      </w:r>
-      <w:r>
-        <w:rPr>
-          <w:rFonts w:ascii="Times New Roman" w:hAnsi="Times New Roman" w:cs="Times New Roman"/>
-          <w:b/>
-          <w:color w:val="FF0000"/>
-          <w:sz w:val="40"/>
-          <w:szCs w:val="40"/>
-          <w:u w:val="single"/>
-        </w:rPr>
-        <w:t>/2024:</w:t>
-      </w:r>
-    </w:p>
-    <w:p>
-      <w:pPr>
-        <w:pStyle w:val="ListParagraph"/>
-        <w:numPr>
-          <w:ilvl w:val="0"/>
-          <w:numId w:val="3"/>
-        </w:numPr>
-        <w:spacing w:before="120" w:after="120"/>
-        <w:ind w:left="284" w:hanging="284"/>
-        <w:rPr>
-          <w:rFonts w:ascii="Times New Roman" w:hAnsi="Times New Roman" w:cs="Times New Roman"/>
-          <w:b/>
-          <w:color w:val="FF0000"/>
-          <w:sz w:val="26"/>
-          <w:szCs w:val="26"/>
-        </w:rPr>
-      </w:pPr>
-      <w:r>
-        <w:rPr>
-          <w:rFonts w:ascii="Times New Roman" w:hAnsi="Times New Roman" w:cs="Times New Roman"/>
-          <w:b/>
-          <w:color w:val="FF0000"/>
-          <w:sz w:val="26"/>
-          <w:szCs w:val="26"/>
-        </w:rPr>
-        <w:lastRenderedPageBreak/>
-        <w:t>[txtMatKhau.getPassword()] will return an array, so use new String() to convert an array to String.</w:t>
-      </w:r>
-    </w:p>
-    <w:p>
-      <w:pPr>
-        <w:pStyle w:val="ListParagraph"/>
-        <w:numPr>
-          <w:ilvl w:val="0"/>
-          <w:numId w:val="5"/>
-        </w:numPr>
-        <w:tabs>
-          <w:tab w:val="left" w:pos="993"/>
-        </w:tabs>
-        <w:spacing w:before="120" w:after="120"/>
-        <w:rPr>
-          <w:rFonts w:ascii="Times New Roman" w:hAnsi="Times New Roman" w:cs="Times New Roman"/>
-          <w:sz w:val="26"/>
-          <w:szCs w:val="26"/>
-          <w:highlight w:val="yellow"/>
-        </w:rPr>
-      </w:pPr>
-      <w:r>
-        <w:rPr>
-          <w:rFonts w:ascii="Times New Roman" w:hAnsi="Times New Roman" w:cs="Times New Roman"/>
-          <w:sz w:val="26"/>
-          <w:szCs w:val="26"/>
-          <w:highlight w:val="yellow"/>
-        </w:rPr>
-        <w:t>//Declare variables</w:t>
-      </w:r>
-    </w:p>
-    <w:p>
-      <w:pPr>
-        <w:pStyle w:val="ListParagraph"/>
-        <w:numPr>
-          <w:ilvl w:val="0"/>
-          <w:numId w:val="7"/>
-        </w:numPr>
-        <w:tabs>
-          <w:tab w:val="left" w:pos="1276"/>
-        </w:tabs>
-        <w:spacing w:before="120" w:after="120"/>
-        <w:ind w:left="1276" w:hanging="283"/>
-        <w:rPr>
-          <w:rFonts w:ascii="Times New Roman" w:hAnsi="Times New Roman" w:cs="Times New Roman"/>
-          <w:sz w:val="26"/>
-          <w:szCs w:val="26"/>
-        </w:rPr>
-      </w:pPr>
-      <w:r>
-        <w:rPr>
-          <w:rFonts w:ascii="Times New Roman" w:hAnsi="Times New Roman" w:cs="Times New Roman"/>
-          <w:sz w:val="26"/>
-          <w:szCs w:val="26"/>
-        </w:rPr>
-        <w:t>String matKhau = "";</w:t>
-      </w:r>
-    </w:p>
-    <w:p>
-      <w:pPr>
-        <w:pStyle w:val="ListParagraph"/>
-        <w:numPr>
-          <w:ilvl w:val="0"/>
-          <w:numId w:val="5"/>
-        </w:numPr>
-        <w:tabs>
-          <w:tab w:val="left" w:pos="993"/>
-        </w:tabs>
-        <w:spacing w:before="120" w:after="120"/>
-        <w:rPr>
-          <w:rFonts w:ascii="Times New Roman" w:hAnsi="Times New Roman" w:cs="Times New Roman"/>
-          <w:sz w:val="26"/>
-          <w:szCs w:val="26"/>
-          <w:highlight w:val="yellow"/>
-        </w:rPr>
-      </w:pPr>
-      <w:r>
-        <w:rPr>
-          <w:rFonts w:ascii="Times New Roman" w:hAnsi="Times New Roman" w:cs="Times New Roman"/>
-          <w:sz w:val="26"/>
-          <w:szCs w:val="26"/>
-          <w:highlight w:val="yellow"/>
-        </w:rPr>
-        <w:t>Take user information entered on the interface</w:t>
-      </w:r>
-    </w:p>
-    <w:p>
-      <w:pPr>
-        <w:pStyle w:val="ListParagraph"/>
-        <w:numPr>
-          <w:ilvl w:val="0"/>
-          <w:numId w:val="7"/>
-        </w:numPr>
-        <w:tabs>
-          <w:tab w:val="left" w:pos="1276"/>
-        </w:tabs>
-        <w:spacing w:before="120" w:after="120"/>
-        <w:ind w:left="1276" w:hanging="283"/>
-        <w:rPr>
-          <w:rFonts w:ascii="Times New Roman" w:hAnsi="Times New Roman" w:cs="Times New Roman"/>
-          <w:bCs/>
-          <w:sz w:val="26"/>
-          <w:szCs w:val="26"/>
-        </w:rPr>
-      </w:pPr>
-      <w:r>
-        <w:rPr>
-          <w:rFonts w:ascii="Times New Roman" w:hAnsi="Times New Roman" w:cs="Times New Roman"/>
-          <w:sz w:val="26"/>
-          <w:szCs w:val="26"/>
-        </w:rPr>
-        <w:t>matKhau = new String (txtMatKhau.getPassword());</w:t>
-      </w:r>
-    </w:p>
-    <w:p>
-      <w:pPr>
-        <w:pStyle w:val="ListParagraph"/>
-        <w:numPr>
-          <w:ilvl w:val="0"/>
-          <w:numId w:val="3"/>
-        </w:numPr>
-        <w:spacing w:before="120" w:after="120"/>
-        <w:ind w:left="284" w:hanging="284"/>
-        <w:rPr>
-          <w:rFonts w:ascii="Times New Roman" w:hAnsi="Times New Roman" w:cs="Times New Roman"/>
-          <w:b/>
-          <w:color w:val="FF0000"/>
-          <w:sz w:val="26"/>
-          <w:szCs w:val="26"/>
-        </w:rPr>
-      </w:pPr>
-      <w:r>
-        <w:rPr>
-          <w:rFonts w:ascii="Times New Roman" w:hAnsi="Times New Roman" w:cs="Times New Roman"/>
-          <w:b/>
-          <w:color w:val="FF0000"/>
-          <w:sz w:val="26"/>
-          <w:szCs w:val="26"/>
-        </w:rPr>
-        <w:t xml:space="preserve">[getSelectedItem()] will return an object, so use </w:t>
-      </w:r>
-      <w:r>
-        <w:rPr>
-          <w:rFonts w:ascii="Times New Roman" w:hAnsi="Times New Roman" w:cs="Times New Roman"/>
-          <w:color w:val="FF0000"/>
-          <w:sz w:val="26"/>
-          <w:szCs w:val="26"/>
-        </w:rPr>
-        <w:t>""</w:t>
-      </w:r>
-      <w:r>
-        <w:rPr>
-          <w:rFonts w:ascii="Times New Roman" w:hAnsi="Times New Roman" w:cs="Times New Roman"/>
-          <w:b/>
-          <w:color w:val="FF0000"/>
-          <w:sz w:val="26"/>
-          <w:szCs w:val="26"/>
-        </w:rPr>
-        <w:t xml:space="preserve"> + cboPhepTinh.getSelectedItem() to convert an object to String.</w:t>
-      </w:r>
-    </w:p>
-    <w:p>
-      <w:pPr>
-        <w:pStyle w:val="ListParagraph"/>
-        <w:numPr>
-          <w:ilvl w:val="0"/>
-          <w:numId w:val="5"/>
-        </w:numPr>
-        <w:tabs>
-          <w:tab w:val="left" w:pos="993"/>
-        </w:tabs>
-        <w:spacing w:before="120" w:after="120"/>
-        <w:rPr>
-          <w:rFonts w:ascii="Times New Roman" w:hAnsi="Times New Roman" w:cs="Times New Roman"/>
-          <w:sz w:val="26"/>
-          <w:szCs w:val="26"/>
-          <w:highlight w:val="yellow"/>
-        </w:rPr>
-      </w:pPr>
-      <w:r>
-        <w:rPr>
-          <w:rFonts w:ascii="Times New Roman" w:hAnsi="Times New Roman" w:cs="Times New Roman"/>
-          <w:sz w:val="26"/>
-          <w:szCs w:val="26"/>
-          <w:highlight w:val="yellow"/>
-        </w:rPr>
-        <w:t>//Declare variables</w:t>
-      </w:r>
-    </w:p>
-    <w:p>
-      <w:pPr>
-        <w:pStyle w:val="ListParagraph"/>
-        <w:numPr>
-          <w:ilvl w:val="0"/>
-          <w:numId w:val="7"/>
-        </w:numPr>
-        <w:tabs>
-          <w:tab w:val="left" w:pos="1276"/>
-        </w:tabs>
-        <w:spacing w:before="120" w:after="120"/>
-        <w:ind w:left="1276" w:hanging="283"/>
-        <w:rPr>
-          <w:rFonts w:ascii="Times New Roman" w:hAnsi="Times New Roman" w:cs="Times New Roman"/>
-          <w:sz w:val="26"/>
-          <w:szCs w:val="26"/>
-        </w:rPr>
-      </w:pPr>
-      <w:r>
-        <w:rPr>
-          <w:rFonts w:ascii="Times New Roman" w:hAnsi="Times New Roman" w:cs="Times New Roman"/>
-          <w:sz w:val="26"/>
-          <w:szCs w:val="26"/>
-        </w:rPr>
-        <w:t>String phepTinh = "";</w:t>
-      </w:r>
-    </w:p>
-    <w:p>
-      <w:pPr>
-        <w:pStyle w:val="ListParagraph"/>
-        <w:numPr>
-          <w:ilvl w:val="0"/>
-          <w:numId w:val="5"/>
-        </w:numPr>
-        <w:tabs>
-          <w:tab w:val="left" w:pos="993"/>
-        </w:tabs>
-        <w:spacing w:before="120" w:after="120"/>
-        <w:rPr>
-          <w:rFonts w:ascii="Times New Roman" w:hAnsi="Times New Roman" w:cs="Times New Roman"/>
-          <w:sz w:val="26"/>
-          <w:szCs w:val="26"/>
-          <w:highlight w:val="yellow"/>
-        </w:rPr>
-      </w:pPr>
-      <w:r>
-        <w:rPr>
-          <w:rFonts w:ascii="Times New Roman" w:hAnsi="Times New Roman" w:cs="Times New Roman"/>
-          <w:sz w:val="26"/>
-          <w:szCs w:val="26"/>
-          <w:highlight w:val="yellow"/>
-        </w:rPr>
-        <w:t>//Take user information entered from keyboard</w:t>
-      </w:r>
-    </w:p>
-    <w:p>
-      <w:pPr>
-        <w:pStyle w:val="ListParagraph"/>
-        <w:numPr>
-          <w:ilvl w:val="0"/>
-          <w:numId w:val="7"/>
-        </w:numPr>
-        <w:tabs>
-          <w:tab w:val="left" w:pos="1276"/>
-        </w:tabs>
-        <w:spacing w:before="120" w:after="120"/>
-        <w:ind w:left="1276" w:hanging="283"/>
-        <w:rPr>
-          <w:rFonts w:ascii="Times New Roman" w:hAnsi="Times New Roman" w:cs="Times New Roman"/>
-          <w:sz w:val="26"/>
-          <w:szCs w:val="26"/>
-        </w:rPr>
-      </w:pPr>
-      <w:r>
-        <w:rPr>
-          <w:rFonts w:ascii="Times New Roman" w:hAnsi="Times New Roman" w:cs="Times New Roman"/>
-          <w:sz w:val="26"/>
-          <w:szCs w:val="26"/>
-        </w:rPr>
-        <w:t>phepTinh = "" + cboPhepTinh.getSelectedItem();</w:t>
-      </w:r>
-    </w:p>
-    <w:p>
-      <w:pPr>
-        <w:pStyle w:val="ListParagraph"/>
-        <w:numPr>
-          <w:ilvl w:val="0"/>
-          <w:numId w:val="3"/>
-        </w:numPr>
-        <w:spacing w:before="120" w:after="120"/>
-        <w:ind w:left="284" w:hanging="284"/>
-        <w:rPr>
-          <w:rFonts w:ascii="Times New Roman" w:hAnsi="Times New Roman" w:cs="Times New Roman"/>
-          <w:b/>
-          <w:color w:val="FF0000"/>
-          <w:sz w:val="26"/>
-          <w:szCs w:val="26"/>
-        </w:rPr>
-      </w:pPr>
-      <w:r>
-        <w:rPr>
-          <w:rFonts w:ascii="Times New Roman" w:hAnsi="Times New Roman" w:cs="Times New Roman"/>
-          <w:b/>
-          <w:color w:val="FF0000"/>
-          <w:sz w:val="26"/>
-          <w:szCs w:val="26"/>
-        </w:rPr>
-        <w:t>Convert Decimal to Octal, Hexa, Binary …</w:t>
-      </w:r>
-    </w:p>
-    <w:p>
-      <w:pPr>
-        <w:pStyle w:val="ListParagraph"/>
-        <w:tabs>
-          <w:tab w:val="left" w:pos="1276"/>
-        </w:tabs>
-        <w:spacing w:before="120" w:after="120"/>
-        <w:ind w:left="1276"/>
-        <w:rPr>
-          <w:rFonts w:ascii="Times New Roman" w:hAnsi="Times New Roman" w:cs="Times New Roman"/>
-          <w:sz w:val="26"/>
-          <w:szCs w:val="26"/>
-        </w:rPr>
-      </w:pPr>
-    </w:p>
-    <w:p>
-      <w:pPr>
-        <w:tabs>
-          <w:tab w:val="left" w:pos="1276"/>
-        </w:tabs>
-        <w:spacing w:before="120" w:after="120"/>
-        <w:rPr>
-          <w:rFonts w:ascii="Times New Roman" w:hAnsi="Times New Roman" w:cs="Times New Roman"/>
-          <w:sz w:val="26"/>
-          <w:szCs w:val="26"/>
-        </w:rPr>
-      </w:pPr>
-    </w:p>
-    <w:p>
-      <w:pPr>
-        <w:tabs>
-          <w:tab w:val="left" w:pos="1276"/>
-        </w:tabs>
-        <w:spacing w:before="120" w:after="120"/>
-        <w:rPr>
-          <w:rFonts w:ascii="Times New Roman" w:hAnsi="Times New Roman" w:cs="Times New Roman"/>
-          <w:sz w:val="26"/>
-          <w:szCs w:val="26"/>
-        </w:rPr>
-      </w:pPr>
-    </w:p>
-    <w:p>
-      <w:pPr>
-        <w:tabs>
-          <w:tab w:val="left" w:pos="1276"/>
-        </w:tabs>
-        <w:spacing w:before="120" w:after="120"/>
-        <w:rPr>
-          <w:rFonts w:ascii="Times New Roman" w:hAnsi="Times New Roman" w:cs="Times New Roman"/>
-          <w:sz w:val="26"/>
-          <w:szCs w:val="26"/>
-        </w:rPr>
-      </w:pPr>
-    </w:p>
-    <w:p>
-      <w:pPr>
-        <w:tabs>
-          <w:tab w:val="left" w:pos="1276"/>
-        </w:tabs>
-        <w:spacing w:before="120" w:after="120"/>
-        <w:rPr>
-          <w:rFonts w:ascii="Times New Roman" w:hAnsi="Times New Roman" w:cs="Times New Roman"/>
-          <w:sz w:val="26"/>
-          <w:szCs w:val="26"/>
-        </w:rPr>
-      </w:pPr>
-    </w:p>
-    <w:p>
-      <w:pPr>
-        <w:tabs>
-          <w:tab w:val="left" w:pos="1276"/>
-        </w:tabs>
-        <w:spacing w:before="120" w:after="120"/>
-        <w:rPr>
-          <w:rFonts w:ascii="Times New Roman" w:hAnsi="Times New Roman" w:cs="Times New Roman"/>
-          <w:sz w:val="26"/>
-          <w:szCs w:val="26"/>
-        </w:rPr>
-      </w:pPr>
-    </w:p>
-    <w:p>
-      <w:pPr>
-        <w:tabs>
-          <w:tab w:val="left" w:pos="1276"/>
-        </w:tabs>
-        <w:spacing w:before="120" w:after="120"/>
-        <w:rPr>
-          <w:rFonts w:ascii="Times New Roman" w:hAnsi="Times New Roman" w:cs="Times New Roman"/>
-          <w:sz w:val="26"/>
-          <w:szCs w:val="26"/>
-        </w:rPr>
-      </w:pPr>
-    </w:p>
-    <w:p>
-      <w:pPr>
-        <w:tabs>
-          <w:tab w:val="left" w:pos="1276"/>
-        </w:tabs>
-        <w:spacing w:before="120" w:after="120"/>
-        <w:rPr>
-          <w:rFonts w:ascii="Times New Roman" w:hAnsi="Times New Roman" w:cs="Times New Roman"/>
-          <w:sz w:val="26"/>
-          <w:szCs w:val="26"/>
-        </w:rPr>
-      </w:pPr>
-    </w:p>
-    <w:p>
-      <w:pPr>
-        <w:tabs>
-          <w:tab w:val="left" w:pos="1276"/>
-        </w:tabs>
-        <w:spacing w:before="120" w:after="120"/>
-        <w:rPr>
-          <w:rFonts w:ascii="Times New Roman" w:hAnsi="Times New Roman" w:cs="Times New Roman"/>
-          <w:sz w:val="26"/>
-          <w:szCs w:val="26"/>
-        </w:rPr>
-      </w:pPr>
-    </w:p>
-    <w:p>
-      <w:pPr>
-        <w:tabs>
-          <w:tab w:val="left" w:pos="1276"/>
-        </w:tabs>
-        <w:spacing w:before="120" w:after="120"/>
-        <w:rPr>
-          <w:rFonts w:ascii="Times New Roman" w:hAnsi="Times New Roman" w:cs="Times New Roman"/>
-          <w:sz w:val="26"/>
-          <w:szCs w:val="26"/>
-        </w:rPr>
-      </w:pPr>
-    </w:p>
-    <w:p>
-      <w:pPr>
-        <w:tabs>
-          <w:tab w:val="left" w:pos="1276"/>
-        </w:tabs>
-        <w:spacing w:before="120" w:after="120"/>
-        <w:rPr>
-          <w:rFonts w:ascii="Times New Roman" w:hAnsi="Times New Roman" w:cs="Times New Roman"/>
-          <w:sz w:val="26"/>
-          <w:szCs w:val="26"/>
-        </w:rPr>
-      </w:pPr>
-    </w:p>
-    <w:p>
-      <w:pPr>
-        <w:tabs>
-          <w:tab w:val="left" w:pos="1276"/>
-        </w:tabs>
-        <w:spacing w:before="120" w:after="120"/>
-        <w:rPr>
-          <w:rFonts w:ascii="Times New Roman" w:hAnsi="Times New Roman" w:cs="Times New Roman"/>
-          <w:sz w:val="26"/>
-          <w:szCs w:val="26"/>
-        </w:rPr>
-      </w:pPr>
-    </w:p>
-    <w:p>
-      <w:pPr>
-        <w:tabs>
-          <w:tab w:val="left" w:pos="1276"/>
-        </w:tabs>
-        <w:spacing w:before="120" w:after="120"/>
-        <w:rPr>
-          <w:rFonts w:ascii="Times New Roman" w:hAnsi="Times New Roman" w:cs="Times New Roman"/>
-          <w:sz w:val="26"/>
-          <w:szCs w:val="26"/>
-        </w:rPr>
-      </w:pPr>
-    </w:p>
-    <w:p>
-      <w:pPr>
-        <w:tabs>
-          <w:tab w:val="left" w:pos="1276"/>
-        </w:tabs>
-        <w:spacing w:before="120" w:after="120"/>
-        <w:rPr>
-          <w:rFonts w:ascii="Times New Roman" w:hAnsi="Times New Roman" w:cs="Times New Roman"/>
-          <w:sz w:val="26"/>
-          <w:szCs w:val="26"/>
-        </w:rPr>
-      </w:pPr>
-    </w:p>
-    <w:p>
-      <w:pPr>
-        <w:tabs>
-          <w:tab w:val="left" w:pos="1276"/>
-        </w:tabs>
-        <w:spacing w:before="120" w:after="120"/>
-        <w:rPr>
-          <w:rFonts w:ascii="Times New Roman" w:hAnsi="Times New Roman" w:cs="Times New Roman"/>
-          <w:sz w:val="26"/>
-          <w:szCs w:val="26"/>
-        </w:rPr>
-      </w:pPr>
-    </w:p>
-    <w:p>
-      <w:pPr>
-        <w:pStyle w:val="ListParagraph"/>
-        <w:spacing w:before="120" w:after="120"/>
-        <w:ind w:left="0"/>
-        <w:rPr>
-          <w:rFonts w:ascii="Times New Roman" w:hAnsi="Times New Roman" w:cs="Times New Roman"/>
-          <w:sz w:val="26"/>
-          <w:szCs w:val="26"/>
-        </w:rPr>
-      </w:pPr>
-      <w:r>
-        <w:rPr>
           <w:noProof/>
         </w:rPr>
-        <w:lastRenderedPageBreak/>
         <w:drawing>
-          <wp:inline distT="0" distB="0" distL="0" distR="0" wp14:anchorId="1F019297" wp14:editId="79192465">
+          <wp:inline distT="0" distB="0" distL="0" distR="0" wp14:anchorId="7739B667" wp14:editId="607D37DF">
             <wp:extent cx="5943600" cy="3343275"/>
             <wp:effectExtent l="0" t="0" r="0" b="9525"/>
-            <wp:docPr id="2" name="Picture 2"/>
+            <wp:docPr id="3" name="Picture 3"/>
             <wp:cNvGraphicFramePr>
               <a:graphicFrameLocks xmlns:a="http://schemas.openxmlformats.org/drawingml/2006/main" noChangeAspect="1"/>
             </wp:cNvGraphicFramePr>
@@ -4960,23 +5029,15 @@
     </w:p>
     <w:p>
       <w:pPr>
-        <w:pStyle w:val="ListParagraph"/>
-        <w:tabs>
-          <w:tab w:val="left" w:pos="993"/>
-        </w:tabs>
-        <w:spacing w:before="120" w:after="120"/>
-        <w:ind w:left="993"/>
-        <w:rPr>
-          <w:rFonts w:ascii="Times New Roman" w:hAnsi="Times New Roman" w:cs="Times New Roman"/>
-          <w:sz w:val="26"/>
-          <w:szCs w:val="26"/>
-        </w:rPr>
-      </w:pPr>
-    </w:p>
-    <w:p>
-      <w:pPr>
         <w:spacing w:before="240" w:after="240" w:line="240" w:lineRule="auto"/>
-        <w:jc w:val="center"/>
+        <w:rPr>
+          <w:noProof/>
+        </w:rPr>
+      </w:pPr>
+    </w:p>
+    <w:p>
+      <w:pPr>
+        <w:spacing w:before="240" w:after="240" w:line="240" w:lineRule="auto"/>
         <w:rPr>
           <w:rFonts w:ascii="Times New Roman" w:hAnsi="Times New Roman" w:cs="Times New Roman"/>
           <w:b/>
@@ -4990,11 +5051,12 @@
         <w:rPr>
           <w:noProof/>
         </w:rPr>
+        <w:lastRenderedPageBreak/>
         <w:drawing>
-          <wp:inline distT="0" distB="0" distL="0" distR="0" wp14:anchorId="7739B667" wp14:editId="607D37DF">
+          <wp:inline distT="0" distB="0" distL="0" distR="0" wp14:anchorId="71DC12EA" wp14:editId="0C85B883">
             <wp:extent cx="5943600" cy="3343275"/>
             <wp:effectExtent l="0" t="0" r="0" b="9525"/>
-            <wp:docPr id="3" name="Picture 3"/>
+            <wp:docPr id="4" name="Picture 4"/>
             <wp:cNvGraphicFramePr>
               <a:graphicFrameLocks xmlns:a="http://schemas.openxmlformats.org/drawingml/2006/main" noChangeAspect="1"/>
             </wp:cNvGraphicFramePr>
@@ -5031,14 +5093,6 @@
       <w:pPr>
         <w:spacing w:before="240" w:after="240" w:line="240" w:lineRule="auto"/>
         <w:rPr>
-          <w:noProof/>
-        </w:rPr>
-      </w:pPr>
-    </w:p>
-    <w:p>
-      <w:pPr>
-        <w:spacing w:before="240" w:after="240" w:line="240" w:lineRule="auto"/>
-        <w:rPr>
           <w:rFonts w:ascii="Times New Roman" w:hAnsi="Times New Roman" w:cs="Times New Roman"/>
           <w:b/>
           <w:color w:val="FF0000"/>
@@ -5051,12 +5105,11 @@
         <w:rPr>
           <w:noProof/>
         </w:rPr>
-        <w:lastRenderedPageBreak/>
         <w:drawing>
-          <wp:inline distT="0" distB="0" distL="0" distR="0" wp14:anchorId="71DC12EA" wp14:editId="0C85B883">
+          <wp:inline distT="0" distB="0" distL="0" distR="0" wp14:anchorId="64D8ACEB" wp14:editId="57902D1C">
             <wp:extent cx="5943600" cy="3343275"/>
             <wp:effectExtent l="0" t="0" r="0" b="9525"/>
-            <wp:docPr id="4" name="Picture 4"/>
+            <wp:docPr id="6" name="Picture 6"/>
             <wp:cNvGraphicFramePr>
               <a:graphicFrameLocks xmlns:a="http://schemas.openxmlformats.org/drawingml/2006/main" noChangeAspect="1"/>
             </wp:cNvGraphicFramePr>
@@ -5101,59 +5154,6 @@
           <w:u w:val="single"/>
         </w:rPr>
       </w:pPr>
-      <w:r>
-        <w:rPr>
-          <w:noProof/>
-        </w:rPr>
-        <w:drawing>
-          <wp:inline distT="0" distB="0" distL="0" distR="0" wp14:anchorId="64D8ACEB" wp14:editId="57902D1C">
-            <wp:extent cx="5943600" cy="3343275"/>
-            <wp:effectExtent l="0" t="0" r="0" b="9525"/>
-            <wp:docPr id="6" name="Picture 6"/>
-            <wp:cNvGraphicFramePr>
-              <a:graphicFrameLocks xmlns:a="http://schemas.openxmlformats.org/drawingml/2006/main" noChangeAspect="1"/>
-            </wp:cNvGraphicFramePr>
-            <a:graphic xmlns:a="http://schemas.openxmlformats.org/drawingml/2006/main">
-              <a:graphicData uri="http://schemas.openxmlformats.org/drawingml/2006/picture">
-                <pic:pic xmlns:pic="http://schemas.openxmlformats.org/drawingml/2006/picture">
-                  <pic:nvPicPr>
-                    <pic:cNvPr id="0" name=""/>
-                    <pic:cNvPicPr/>
-                  </pic:nvPicPr>
-                  <pic:blipFill>
-                    <a:blip r:embed="rId11"/>
-                    <a:stretch>
-                      <a:fillRect/>
-                    </a:stretch>
-                  </pic:blipFill>
-                  <pic:spPr>
-                    <a:xfrm>
-                      <a:off x="0" y="0"/>
-                      <a:ext cx="5943600" cy="3343275"/>
-                    </a:xfrm>
-                    <a:prstGeom prst="rect">
-                      <a:avLst/>
-                    </a:prstGeom>
-                  </pic:spPr>
-                </pic:pic>
-              </a:graphicData>
-            </a:graphic>
-          </wp:inline>
-        </w:drawing>
-      </w:r>
-    </w:p>
-    <w:p>
-      <w:pPr>
-        <w:spacing w:before="240" w:after="240" w:line="240" w:lineRule="auto"/>
-        <w:rPr>
-          <w:rFonts w:ascii="Times New Roman" w:hAnsi="Times New Roman" w:cs="Times New Roman"/>
-          <w:b/>
-          <w:color w:val="FF0000"/>
-          <w:sz w:val="40"/>
-          <w:szCs w:val="40"/>
-          <w:u w:val="single"/>
-        </w:rPr>
-      </w:pPr>
     </w:p>
     <w:p>
       <w:pPr>
@@ -5593,78 +5593,202 @@
           <w:szCs w:val="26"/>
         </w:rPr>
       </w:pPr>
+      <w:r>
+        <w:rPr>
+          <w:rFonts w:ascii="Times New Roman" w:hAnsi="Times New Roman" w:cs="Times New Roman"/>
+          <w:b/>
+          <w:sz w:val="26"/>
+          <w:szCs w:val="26"/>
+        </w:rPr>
+        <w:t>Thuộc tính</w:t>
+      </w:r>
+      <w:r>
+        <w:rPr>
+          <w:rFonts w:ascii="Times New Roman" w:hAnsi="Times New Roman" w:cs="Times New Roman"/>
+          <w:sz w:val="26"/>
+          <w:szCs w:val="26"/>
+        </w:rPr>
+        <w:t xml:space="preserve"> chính là những </w:t>
+      </w:r>
+      <w:r>
+        <w:rPr>
+          <w:rFonts w:ascii="Times New Roman" w:hAnsi="Times New Roman" w:cs="Times New Roman"/>
+          <w:sz w:val="26"/>
+          <w:szCs w:val="26"/>
+        </w:rPr>
+        <w:t xml:space="preserve">thông tin, đặc điểm của đối tượng. Ví dụ: Con người có các đặc điểm như mắt, mũi, tay, chân,… </w:t>
+      </w:r>
+    </w:p>
+    <w:p>
+      <w:pPr>
+        <w:pStyle w:val="ListParagraph"/>
+        <w:numPr>
+          <w:ilvl w:val="0"/>
+          <w:numId w:val="5"/>
+        </w:numPr>
+        <w:tabs>
+          <w:tab w:val="left" w:pos="993"/>
+        </w:tabs>
+        <w:spacing w:before="120" w:after="120"/>
+        <w:ind w:left="993" w:hanging="273"/>
+        <w:rPr>
+          <w:rFonts w:ascii="Times New Roman" w:hAnsi="Times New Roman" w:cs="Times New Roman"/>
+          <w:sz w:val="26"/>
+          <w:szCs w:val="26"/>
+        </w:rPr>
+      </w:pPr>
+      <w:r>
+        <w:rPr>
+          <w:rFonts w:ascii="Times New Roman" w:hAnsi="Times New Roman" w:cs="Times New Roman"/>
+          <w:b/>
+          <w:sz w:val="26"/>
+          <w:szCs w:val="26"/>
+        </w:rPr>
+        <w:t>Phương thức</w:t>
+      </w:r>
+      <w:r>
+        <w:rPr>
+          <w:rFonts w:ascii="Times New Roman" w:hAnsi="Times New Roman" w:cs="Times New Roman"/>
+          <w:b/>
+          <w:sz w:val="26"/>
+          <w:szCs w:val="26"/>
+        </w:rPr>
+        <w:t xml:space="preserve"> (hàm)</w:t>
+      </w:r>
+      <w:r>
+        <w:rPr>
+          <w:rFonts w:ascii="Times New Roman" w:hAnsi="Times New Roman" w:cs="Times New Roman"/>
+          <w:sz w:val="26"/>
+          <w:szCs w:val="26"/>
+        </w:rPr>
+        <w:t xml:space="preserve"> là những thao tác, hành động mà đối tượng đó có thể thực hiện. Ví dụ: Một người có thể thực hiện hành động nói, đi, ăn, uống, …</w:t>
+      </w:r>
+    </w:p>
+    <w:p>
+      <w:pPr>
+        <w:pStyle w:val="ListParagraph"/>
+        <w:numPr>
+          <w:ilvl w:val="0"/>
+          <w:numId w:val="3"/>
+        </w:numPr>
+        <w:spacing w:before="120" w:after="120"/>
+        <w:ind w:left="284" w:hanging="284"/>
+        <w:rPr>
+          <w:rFonts w:ascii="Times New Roman" w:hAnsi="Times New Roman" w:cs="Times New Roman"/>
+          <w:b/>
+          <w:color w:val="FF0000"/>
+          <w:sz w:val="26"/>
+          <w:szCs w:val="26"/>
+        </w:rPr>
+      </w:pPr>
+      <w:r>
+        <w:rPr>
+          <w:rFonts w:ascii="Times New Roman" w:hAnsi="Times New Roman" w:cs="Times New Roman"/>
+          <w:b/>
+          <w:color w:val="FF0000"/>
+          <w:sz w:val="26"/>
+          <w:szCs w:val="26"/>
+        </w:rPr>
+        <w:t>Tại sao phải tạo Data Provider:</w:t>
+      </w:r>
+    </w:p>
+    <w:p>
+      <w:pPr>
+        <w:pStyle w:val="ListParagraph"/>
+        <w:numPr>
+          <w:ilvl w:val="0"/>
+          <w:numId w:val="5"/>
+        </w:numPr>
+        <w:tabs>
+          <w:tab w:val="left" w:pos="993"/>
+        </w:tabs>
+        <w:spacing w:before="120" w:after="120"/>
+        <w:ind w:left="993" w:hanging="273"/>
+        <w:rPr>
+          <w:rFonts w:ascii="Times New Roman" w:hAnsi="Times New Roman" w:cs="Times New Roman"/>
+          <w:sz w:val="26"/>
+          <w:szCs w:val="26"/>
+        </w:rPr>
+      </w:pPr>
+      <w:r>
+        <w:rPr>
+          <w:rFonts w:ascii="Times New Roman" w:hAnsi="Times New Roman" w:cs="Times New Roman"/>
+          <w:b/>
+          <w:sz w:val="26"/>
+          <w:szCs w:val="26"/>
+        </w:rPr>
+        <w:t>Tạo Data Provider về</w:t>
+      </w:r>
+      <w:r>
+        <w:rPr>
+          <w:rFonts w:ascii="Times New Roman" w:hAnsi="Times New Roman" w:cs="Times New Roman"/>
+          <w:sz w:val="26"/>
+          <w:szCs w:val="26"/>
+        </w:rPr>
+        <w:t xml:space="preserve"> ý nghĩa tương tự như tạo</w:t>
+      </w:r>
+      <w:r>
+        <w:rPr>
+          <w:rFonts w:ascii="Times New Roman" w:hAnsi="Times New Roman" w:cs="Times New Roman"/>
+          <w:sz w:val="26"/>
+          <w:szCs w:val="26"/>
+        </w:rPr>
+        <w:t xml:space="preserve"> </w:t>
+      </w:r>
+      <w:r>
+        <w:rPr>
+          <w:rFonts w:ascii="Times New Roman" w:hAnsi="Times New Roman" w:cs="Times New Roman"/>
+          <w:sz w:val="26"/>
+          <w:szCs w:val="26"/>
+        </w:rPr>
+        <w:t>đối tượng để sử dụng các thuộc tính và phương thức trong hàm.</w:t>
+      </w:r>
+    </w:p>
+    <w:p>
+      <w:pPr>
+        <w:pStyle w:val="ListParagraph"/>
+        <w:numPr>
+          <w:ilvl w:val="0"/>
+          <w:numId w:val="5"/>
+        </w:numPr>
+        <w:tabs>
+          <w:tab w:val="left" w:pos="993"/>
+        </w:tabs>
+        <w:spacing w:before="120" w:after="120"/>
+        <w:ind w:left="993" w:hanging="273"/>
+        <w:rPr>
+          <w:rFonts w:ascii="Times New Roman" w:hAnsi="Times New Roman" w:cs="Times New Roman"/>
+          <w:sz w:val="26"/>
+          <w:szCs w:val="26"/>
+        </w:rPr>
+      </w:pPr>
+      <w:r>
+        <w:rPr>
+          <w:rFonts w:ascii="Times New Roman" w:hAnsi="Times New Roman" w:cs="Times New Roman"/>
+          <w:b/>
+          <w:sz w:val="26"/>
+          <w:szCs w:val="26"/>
+        </w:rPr>
+        <w:t xml:space="preserve">Điểm khác biệt của Data Provider </w:t>
+      </w:r>
+      <w:r>
+        <w:rPr>
+          <w:rFonts w:ascii="Times New Roman" w:hAnsi="Times New Roman" w:cs="Times New Roman"/>
+          <w:sz w:val="26"/>
+          <w:szCs w:val="26"/>
+        </w:rPr>
+        <w:t>với đối tượng tạo bằng (new) là Data Provider có thể mang giá trị (được khởi tạo, hoặc đã được chỉnh sửa …) đi xuyên suốt chương trình.</w:t>
+      </w:r>
+      <w:r>
+        <w:rPr>
+          <w:rFonts w:ascii="Times New Roman" w:hAnsi="Times New Roman" w:cs="Times New Roman"/>
+          <w:sz w:val="26"/>
+          <w:szCs w:val="26"/>
+        </w:rPr>
+        <w:t xml:space="preserve"> Đối tượng tạo bằng (new) thì không.</w:t>
+      </w:r>
       <w:bookmarkStart w:id="0" w:name="_GoBack"/>
-      <w:r>
-        <w:rPr>
-          <w:rFonts w:ascii="Times New Roman" w:hAnsi="Times New Roman" w:cs="Times New Roman"/>
-          <w:b/>
-          <w:sz w:val="26"/>
-          <w:szCs w:val="26"/>
-        </w:rPr>
-        <w:t>Thuộc tính</w:t>
-      </w:r>
-      <w:r>
-        <w:rPr>
-          <w:rFonts w:ascii="Times New Roman" w:hAnsi="Times New Roman" w:cs="Times New Roman"/>
-          <w:sz w:val="26"/>
-          <w:szCs w:val="26"/>
-        </w:rPr>
-        <w:t xml:space="preserve"> chính là những </w:t>
-      </w:r>
-      <w:r>
-        <w:rPr>
-          <w:rFonts w:ascii="Times New Roman" w:hAnsi="Times New Roman" w:cs="Times New Roman"/>
-          <w:sz w:val="26"/>
-          <w:szCs w:val="26"/>
-        </w:rPr>
-        <w:t xml:space="preserve">thông tin, đặc điểm của đối tượng. Ví dụ: Con người có các đặc điểm như mắt, mũi, tay, chân,… </w:t>
-      </w:r>
-    </w:p>
-    <w:bookmarkEnd w:id="0"/>
-    <w:p>
-      <w:pPr>
-        <w:pStyle w:val="ListParagraph"/>
-        <w:numPr>
-          <w:ilvl w:val="0"/>
-          <w:numId w:val="5"/>
-        </w:numPr>
-        <w:tabs>
-          <w:tab w:val="left" w:pos="993"/>
-        </w:tabs>
-        <w:spacing w:before="120" w:after="120"/>
-        <w:ind w:left="993" w:hanging="273"/>
-        <w:rPr>
-          <w:rFonts w:ascii="Times New Roman" w:hAnsi="Times New Roman" w:cs="Times New Roman"/>
-          <w:sz w:val="26"/>
-          <w:szCs w:val="26"/>
-        </w:rPr>
-      </w:pPr>
-      <w:r>
-        <w:rPr>
-          <w:rFonts w:ascii="Times New Roman" w:hAnsi="Times New Roman" w:cs="Times New Roman"/>
-          <w:b/>
-          <w:sz w:val="26"/>
-          <w:szCs w:val="26"/>
-        </w:rPr>
-        <w:t>Phương thức</w:t>
-      </w:r>
-      <w:r>
-        <w:rPr>
-          <w:rFonts w:ascii="Times New Roman" w:hAnsi="Times New Roman" w:cs="Times New Roman"/>
-          <w:b/>
-          <w:sz w:val="26"/>
-          <w:szCs w:val="26"/>
-        </w:rPr>
-        <w:t xml:space="preserve"> (hàm)</w:t>
-      </w:r>
-      <w:r>
-        <w:rPr>
-          <w:rFonts w:ascii="Times New Roman" w:hAnsi="Times New Roman" w:cs="Times New Roman"/>
-          <w:sz w:val="26"/>
-          <w:szCs w:val="26"/>
-        </w:rPr>
-        <w:t xml:space="preserve"> là những thao tác, hành động mà đối tượng đó có thể thực hiện. Ví dụ: Một người có thể thực hiện hành động nói, đi, ăn, uống, …</w:t>
-      </w:r>
+      <w:bookmarkEnd w:id="0"/>
     </w:p>
     <w:p>
       <w:pPr>
@@ -5690,8 +5814,8 @@
 </file>
 
 <file path=word/numbering.xml><?xml version="1.0" encoding="utf-8"?>
-<w:numbering xmlns:wpc="http://schemas.microsoft.com/office/word/2010/wordprocessingCanvas" xmlns:mc="http://schemas.openxmlformats.org/markup-compatibility/2006" xmlns:o="urn:schemas-microsoft-com:office:office" xmlns:r="http://schemas.openxmlformats.org/officeDocument/2006/relationships" xmlns:m="http://schemas.openxmlformats.org/officeDocument/2006/math" xmlns:v="urn:schemas-microsoft-com:vml" xmlns:wp14="http://schemas.microsoft.com/office/word/2010/wordprocessingDrawing" xmlns:wp="http://schemas.openxmlformats.org/drawingml/2006/wordprocessingDrawing" xmlns:w10="urn:schemas-microsoft-com:office:word" xmlns:w="http://schemas.openxmlformats.org/wordprocessingml/2006/main" xmlns:w14="http://schemas.microsoft.com/office/word/2010/wordml" xmlns:wpg="http://schemas.microsoft.com/office/word/2010/wordprocessingGroup" xmlns:wpi="http://schemas.microsoft.com/office/word/2010/wordprocessingInk" xmlns:wne="http://schemas.microsoft.com/office/word/2006/wordml" xmlns:wps="http://schemas.microsoft.com/office/word/2010/wordprocessingShape" mc:Ignorable="w14 wp14">
-  <w:abstractNum w:abstractNumId="0">
+<w:numbering xmlns:wpc="http://schemas.microsoft.com/office/word/2010/wordprocessingCanvas" xmlns:cx="http://schemas.microsoft.com/office/drawing/2014/chartex" xmlns:mc="http://schemas.openxmlformats.org/markup-compatibility/2006" xmlns:o="urn:schemas-microsoft-com:office:office" xmlns:r="http://schemas.openxmlformats.org/officeDocument/2006/relationships" xmlns:m="http://schemas.openxmlformats.org/officeDocument/2006/math" xmlns:v="urn:schemas-microsoft-com:vml" xmlns:wp14="http://schemas.microsoft.com/office/word/2010/wordprocessingDrawing" xmlns:wp="http://schemas.openxmlformats.org/drawingml/2006/wordprocessingDrawing" xmlns:w10="urn:schemas-microsoft-com:office:word" xmlns:w="http://schemas.openxmlformats.org/wordprocessingml/2006/main" xmlns:w14="http://schemas.microsoft.com/office/word/2010/wordml" xmlns:w15="http://schemas.microsoft.com/office/word/2012/wordml" xmlns:w16se="http://schemas.microsoft.com/office/word/2015/wordml/symex" xmlns:wpg="http://schemas.microsoft.com/office/word/2010/wordprocessingGroup" xmlns:wpi="http://schemas.microsoft.com/office/word/2010/wordprocessingInk" xmlns:wne="http://schemas.microsoft.com/office/word/2006/wordml" xmlns:wps="http://schemas.microsoft.com/office/word/2010/wordprocessingShape" mc:Ignorable="w14 w15 w16se wp14">
+  <w:abstractNum w:abstractNumId="0" w15:restartNumberingAfterBreak="0">
     <w:nsid w:val="260C6185"/>
     <w:multiLevelType w:val="hybridMultilevel"/>
     <w:tmpl w:val="F9224892"/>
@@ -5804,7 +5928,7 @@
       </w:rPr>
     </w:lvl>
   </w:abstractNum>
-  <w:abstractNum w:abstractNumId="1">
+  <w:abstractNum w:abstractNumId="1" w15:restartNumberingAfterBreak="0">
     <w:nsid w:val="35844AF1"/>
     <w:multiLevelType w:val="multilevel"/>
     <w:tmpl w:val="9A0EB416"/>
@@ -5953,7 +6077,7 @@
       </w:rPr>
     </w:lvl>
   </w:abstractNum>
-  <w:abstractNum w:abstractNumId="2">
+  <w:abstractNum w:abstractNumId="2" w15:restartNumberingAfterBreak="0">
     <w:nsid w:val="58B85C8E"/>
     <w:multiLevelType w:val="hybridMultilevel"/>
     <w:tmpl w:val="E926D422"/>
@@ -6066,7 +6190,7 @@
       </w:rPr>
     </w:lvl>
   </w:abstractNum>
-  <w:abstractNum w:abstractNumId="3">
+  <w:abstractNum w:abstractNumId="3" w15:restartNumberingAfterBreak="0">
     <w:nsid w:val="6369002B"/>
     <w:multiLevelType w:val="hybridMultilevel"/>
     <w:tmpl w:val="48EE692A"/>
@@ -6179,7 +6303,7 @@
       </w:rPr>
     </w:lvl>
   </w:abstractNum>
-  <w:abstractNum w:abstractNumId="4">
+  <w:abstractNum w:abstractNumId="4" w15:restartNumberingAfterBreak="0">
     <w:nsid w:val="667B492A"/>
     <w:multiLevelType w:val="hybridMultilevel"/>
     <w:tmpl w:val="2CF036D0"/>
@@ -6292,7 +6416,7 @@
       </w:rPr>
     </w:lvl>
   </w:abstractNum>
-  <w:abstractNum w:abstractNumId="5">
+  <w:abstractNum w:abstractNumId="5" w15:restartNumberingAfterBreak="0">
     <w:nsid w:val="72404DC0"/>
     <w:multiLevelType w:val="hybridMultilevel"/>
     <w:tmpl w:val="3BA23E86"/>
@@ -6404,7 +6528,7 @@
       </w:rPr>
     </w:lvl>
   </w:abstractNum>
-  <w:abstractNum w:abstractNumId="6">
+  <w:abstractNum w:abstractNumId="6" w15:restartNumberingAfterBreak="0">
     <w:nsid w:val="76950A3E"/>
     <w:multiLevelType w:val="hybridMultilevel"/>
     <w:tmpl w:val="563EF88A"/>
@@ -6542,7 +6666,7 @@
 </file>
 
 <file path=word/styles.xml><?xml version="1.0" encoding="utf-8"?>
-<w:styles xmlns:mc="http://schemas.openxmlformats.org/markup-compatibility/2006" xmlns:r="http://schemas.openxmlformats.org/officeDocument/2006/relationships" xmlns:w="http://schemas.openxmlformats.org/wordprocessingml/2006/main" xmlns:w14="http://schemas.microsoft.com/office/word/2010/wordml" mc:Ignorable="w14">
+<w:styles xmlns:mc="http://schemas.openxmlformats.org/markup-compatibility/2006" xmlns:r="http://schemas.openxmlformats.org/officeDocument/2006/relationships" xmlns:w="http://schemas.openxmlformats.org/wordprocessingml/2006/main" xmlns:w14="http://schemas.microsoft.com/office/word/2010/wordml" xmlns:w15="http://schemas.microsoft.com/office/word/2012/wordml" xmlns:w16se="http://schemas.microsoft.com/office/word/2015/wordml/symex" mc:Ignorable="w14 w15 w16se">
   <w:docDefaults>
     <w:rPrDefault>
       <w:rPr>
@@ -6558,391 +6682,378 @@
       </w:pPr>
     </w:pPrDefault>
   </w:docDefaults>
-  <w:latentStyles w:defLockedState="0" w:defUIPriority="99" w:defSemiHidden="1" w:defUnhideWhenUsed="1" w:defQFormat="0" w:count="267">
-    <w:lsdException w:name="Normal" w:semiHidden="0" w:uiPriority="0" w:unhideWhenUsed="0" w:qFormat="1"/>
-    <w:lsdException w:name="heading 1" w:semiHidden="0" w:uiPriority="9" w:unhideWhenUsed="0" w:qFormat="1"/>
-    <w:lsdException w:name="heading 2" w:uiPriority="9" w:qFormat="1"/>
-    <w:lsdException w:name="heading 3" w:uiPriority="9" w:qFormat="1"/>
-    <w:lsdException w:name="heading 4" w:uiPriority="9" w:qFormat="1"/>
-    <w:lsdException w:name="heading 5" w:uiPriority="9" w:qFormat="1"/>
-    <w:lsdException w:name="heading 6" w:uiPriority="9" w:qFormat="1"/>
-    <w:lsdException w:name="heading 7" w:uiPriority="9" w:qFormat="1"/>
-    <w:lsdException w:name="heading 8" w:uiPriority="9" w:qFormat="1"/>
-    <w:lsdException w:name="heading 9" w:uiPriority="9" w:qFormat="1"/>
-    <w:lsdException w:name="toc 1" w:uiPriority="39"/>
-    <w:lsdException w:name="toc 2" w:uiPriority="39"/>
-    <w:lsdException w:name="toc 3" w:uiPriority="39"/>
-    <w:lsdException w:name="toc 4" w:uiPriority="39"/>
-    <w:lsdException w:name="toc 5" w:uiPriority="39"/>
-    <w:lsdException w:name="toc 6" w:uiPriority="39"/>
-    <w:lsdException w:name="toc 7" w:uiPriority="39"/>
-    <w:lsdException w:name="toc 8" w:uiPriority="39"/>
-    <w:lsdException w:name="toc 9" w:uiPriority="39"/>
-    <w:lsdException w:name="caption" w:uiPriority="35" w:qFormat="1"/>
-    <w:lsdException w:name="Title" w:semiHidden="0" w:uiPriority="10" w:unhideWhenUsed="0" w:qFormat="1"/>
-    <w:lsdException w:name="Default Paragraph Font" w:uiPriority="1"/>
-    <w:lsdException w:name="Subtitle" w:semiHidden="0" w:uiPriority="11" w:unhideWhenUsed="0" w:qFormat="1"/>
-    <w:lsdException w:name="Strong" w:semiHidden="0" w:uiPriority="22" w:unhideWhenUsed="0" w:qFormat="1"/>
-    <w:lsdException w:name="Emphasis" w:semiHidden="0" w:uiPriority="20" w:unhideWhenUsed="0" w:qFormat="1"/>
-    <w:lsdException w:name="Table Grid" w:semiHidden="0" w:uiPriority="59" w:unhideWhenUsed="0"/>
-    <w:lsdException w:name="Placeholder Text" w:unhideWhenUsed="0"/>
-    <w:lsdException w:name="No Spacing" w:semiHidden="0" w:uiPriority="1" w:unhideWhenUsed="0" w:qFormat="1"/>
-    <w:lsdException w:name="Light Shading" w:semiHidden="0" w:uiPriority="60" w:unhideWhenUsed="0"/>
-    <w:lsdException w:name="Light List" w:semiHidden="0" w:uiPriority="61" w:unhideWhenUsed="0"/>
-    <w:lsdException w:name="Light Grid" w:semiHidden="0" w:uiPriority="62" w:unhideWhenUsed="0"/>
-    <w:lsdException w:name="Medium Shading 1" w:semiHidden="0" w:uiPriority="63" w:unhideWhenUsed="0"/>
-    <w:lsdException w:name="Medium Shading 2" w:semiHidden="0" w:uiPriority="64" w:unhideWhenUsed="0"/>
-    <w:lsdException w:name="Medium List 1" w:semiHidden="0" w:uiPriority="65" w:unhideWhenUsed="0"/>
-    <w:lsdException w:name="Medium List 2" w:semiHidden="0" w:uiPriority="66" w:unhideWhenUsed="0"/>
-    <w:lsdException w:name="Medium Grid 1" w:semiHidden="0" w:uiPriority="67" w:unhideWhenUsed="0"/>
-    <w:lsdException w:name="Medium Grid 2" w:semiHidden="0" w:uiPriority="68" w:unhideWhenUsed="0"/>
-    <w:lsdException w:name="Medium Grid 3" w:semiHidden="0" w:uiPriority="69" w:unhideWhenUsed="0"/>
-    <w:lsdException w:name="Dark List" w:semiHidden="0" w:uiPriority="70" w:unhideWhenUsed="0"/>
-    <w:lsdException w:name="Colorful Shading" w:semiHidden="0" w:uiPriority="71" w:unhideWhenUsed="0"/>
-    <w:lsdException w:name="Colorful List" w:semiHidden="0" w:uiPriority="72" w:unhideWhenUsed="0"/>
-    <w:lsdException w:name="Colorful Grid" w:semiHidden="0" w:uiPriority="73" w:unhideWhenUsed="0"/>
-    <w:lsdException w:name="Light Shading Accent 1" w:semiHidden="0" w:uiPriority="60" w:unhideWhenUsed="0"/>
-    <w:lsdException w:name="Light List Accent 1" w:semiHidden="0" w:uiPriority="61" w:unhideWhenUsed="0"/>
-    <w:lsdException w:name="Light Grid Accent 1" w:semiHidden="0" w:uiPriority="62" w:unhideWhenUsed="0"/>
-    <w:lsdException w:name="Medium Shading 1 Accent 1" w:semiHidden="0" w:uiPriority="63" w:unhideWhenUsed="0"/>
-    <w:lsdException w:name="Medium Shading 2 Accent 1" w:semiHidden="0" w:uiPriority="64" w:unhideWhenUsed="0"/>
-    <w:lsdException w:name="Medium List 1 Accent 1" w:semiHidden="0" w:uiPriority="65" w:unhideWhenUsed="0"/>
-    <w:lsdException w:name="Revision" w:unhideWhenUsed="0"/>
-    <w:lsdException w:name="List Paragraph" w:semiHidden="0" w:uiPriority="34" w:unhideWhenUsed="0" w:qFormat="1"/>
-    <w:lsdException w:name="Quote" w:semiHidden="0" w:uiPriority="29" w:unhideWhenUsed="0" w:qFormat="1"/>
-    <w:lsdException w:name="Intense Quote" w:semiHidden="0" w:uiPriority="30" w:unhideWhenUsed="0" w:qFormat="1"/>
-    <w:lsdException w:name="Medium List 2 Accent 1" w:semiHidden="0" w:uiPriority="66" w:unhideWhenUsed="0"/>
-    <w:lsdException w:name="Medium Grid 1 Accent 1" w:semiHidden="0" w:uiPriority="67" w:unhideWhenUsed="0"/>
-    <w:lsdException w:name="Medium Grid 2 Accent 1" w:semiHidden="0" w:uiPriority="68" w:unhideWhenUsed="0"/>
-    <w:lsdException w:name="Medium Grid 3 Accent 1" w:semiHidden="0" w:uiPriority="69" w:unhideWhenUsed="0"/>
-    <w:lsdException w:name="Dark List Accent 1" w:semiHidden="0" w:uiPriority="70" w:unhideWhenUsed="0"/>
-    <w:lsdException w:name="Colorful Shading Accent 1" w:semiHidden="0" w:uiPriority="71" w:unhideWhenUsed="0"/>
-    <w:lsdException w:name="Colorful List Accent 1" w:semiHidden="0" w:uiPriority="72" w:unhideWhenUsed="0"/>
-    <w:lsdException w:name="Colorful Grid Accent 1" w:semiHidden="0" w:uiPriority="73" w:unhideWhenUsed="0"/>
-    <w:lsdException w:name="Light Shading Accent 2" w:semiHidden="0" w:uiPriority="60" w:unhideWhenUsed="0"/>
-    <w:lsdException w:name="Light List Accent 2" w:semiHidden="0" w:uiPriority="61" w:unhideWhenUsed="0"/>
-    <w:lsdException w:name="Light Grid Accent 2" w:semiHidden="0" w:uiPriority="62" w:unhideWhenUsed="0"/>
-    <w:lsdException w:name="Medium Shading 1 Accent 2" w:semiHidden="0" w:uiPriority="63" w:unhideWhenUsed="0"/>
-    <w:lsdException w:name="Medium Shading 2 Accent 2" w:semiHidden="0" w:uiPriority="64" w:unhideWhenUsed="0"/>
-    <w:lsdException w:name="Medium List 1 Accent 2" w:semiHidden="0" w:uiPriority="65" w:unhideWhenUsed="0"/>
-    <w:lsdException w:name="Medium List 2 Accent 2" w:semiHidden="0" w:uiPriority="66" w:unhideWhenUsed="0"/>
-    <w:lsdException w:name="Medium Grid 1 Accent 2" w:semiHidden="0" w:uiPriority="67" w:unhideWhenUsed="0"/>
-    <w:lsdException w:name="Medium Grid 2 Accent 2" w:semiHidden="0" w:uiPriority="68" w:unhideWhenUsed="0"/>
-    <w:lsdException w:name="Medium Grid 3 Accent 2" w:semiHidden="0" w:uiPriority="69" w:unhideWhenUsed="0"/>
-    <w:lsdException w:name="Dark List Accent 2" w:semiHidden="0" w:uiPriority="70" w:unhideWhenUsed="0"/>
-    <w:lsdException w:name="Colorful Shading Accent 2" w:semiHidden="0" w:uiPriority="71" w:unhideWhenUsed="0"/>
-    <w:lsdException w:name="Colorful List Accent 2" w:semiHidden="0" w:uiPriority="72" w:unhideWhenUsed="0"/>
-    <w:lsdException w:name="Colorful Grid Accent 2" w:semiHidden="0" w:uiPriority="73" w:unhideWhenUsed="0"/>
-    <w:lsdException w:name="Light Shading Accent 3" w:semiHidden="0" w:uiPriority="60" w:unhideWhenUsed="0"/>
-    <w:lsdException w:name="Light List Accent 3" w:semiHidden="0" w:uiPriority="61" w:unhideWhenUsed="0"/>
-    <w:lsdException w:name="Light Grid Accent 3" w:semiHidden="0" w:uiPriority="62" w:unhideWhenUsed="0"/>
-    <w:lsdException w:name="Medium Shading 1 Accent 3" w:semiHidden="0" w:uiPriority="63" w:unhideWhenUsed="0"/>
-    <w:lsdException w:name="Medium Shading 2 Accent 3" w:semiHidden="0" w:uiPriority="64" w:unhideWhenUsed="0"/>
-    <w:lsdException w:name="Medium List 1 Accent 3" w:semiHidden="0" w:uiPriority="65" w:unhideWhenUsed="0"/>
-    <w:lsdException w:name="Medium List 2 Accent 3" w:semiHidden="0" w:uiPriority="66" w:unhideWhenUsed="0"/>
-    <w:lsdException w:name="Medium Grid 1 Accent 3" w:semiHidden="0" w:uiPriority="67" w:unhideWhenUsed="0"/>
-    <w:lsdException w:name="Medium Grid 2 Accent 3" w:semiHidden="0" w:uiPriority="68" w:unhideWhenUsed="0"/>
-    <w:lsdException w:name="Medium Grid 3 Accent 3" w:semiHidden="0" w:uiPriority="69" w:unhideWhenUsed="0"/>
-    <w:lsdException w:name="Dark List Accent 3" w:semiHidden="0" w:uiPriority="70" w:unhideWhenUsed="0"/>
-    <w:lsdException w:name="Colorful Shading Accent 3" w:semiHidden="0" w:uiPriority="71" w:unhideWhenUsed="0"/>
-    <w:lsdException w:name="Colorful List Accent 3" w:semiHidden="0" w:uiPriority="72" w:unhideWhenUsed="0"/>
-    <w:lsdException w:name="Colorful Grid Accent 3" w:semiHidden="0" w:uiPriority="73" w:unhideWhenUsed="0"/>
-    <w:lsdException w:name="Light Shading Accent 4" w:semiHidden="0" w:uiPriority="60" w:unhideWhenUsed="0"/>
-    <w:lsdException w:name="Light List Accent 4" w:semiHidden="0" w:uiPriority="61" w:unhideWhenUsed="0"/>
-    <w:lsdException w:name="Light Grid Accent 4" w:semiHidden="0" w:uiPriority="62" w:unhideWhenUsed="0"/>
-    <w:lsdException w:name="Medium Shading 1 Accent 4" w:semiHidden="0" w:uiPriority="63" w:unhideWhenUsed="0"/>
-    <w:lsdException w:name="Medium Shading 2 Accent 4" w:semiHidden="0" w:uiPriority="64" w:unhideWhenUsed="0"/>
-    <w:lsdException w:name="Medium List 1 Accent 4" w:semiHidden="0" w:uiPriority="65" w:unhideWhenUsed="0"/>
-    <w:lsdException w:name="Medium List 2 Accent 4" w:semiHidden="0" w:uiPriority="66" w:unhideWhenUsed="0"/>
-    <w:lsdException w:name="Medium Grid 1 Accent 4" w:semiHidden="0" w:uiPriority="67" w:unhideWhenUsed="0"/>
-    <w:lsdException w:name="Medium Grid 2 Accent 4" w:semiHidden="0" w:uiPriority="68" w:unhideWhenUsed="0"/>
-    <w:lsdException w:name="Medium Grid 3 Accent 4" w:semiHidden="0" w:uiPriority="69" w:unhideWhenUsed="0"/>
-    <w:lsdException w:name="Dark List Accent 4" w:semiHidden="0" w:uiPriority="70" w:unhideWhenUsed="0"/>
-    <w:lsdException w:name="Colorful Shading Accent 4" w:semiHidden="0" w:uiPriority="71" w:unhideWhenUsed="0"/>
-    <w:lsdException w:name="Colorful List Accent 4" w:semiHidden="0" w:uiPriority="72" w:unhideWhenUsed="0"/>
-    <w:lsdException w:name="Colorful Grid Accent 4" w:semiHidden="0" w:uiPriority="73" w:unhideWhenUsed="0"/>
-    <w:lsdException w:name="Light Shading Accent 5" w:semiHidden="0" w:uiPriority="60" w:unhideWhenUsed="0"/>
-    <w:lsdException w:name="Light List Accent 5" w:semiHidden="0" w:uiPriority="61" w:unhideWhenUsed="0"/>
-    <w:lsdException w:name="Light Grid Accent 5" w:semiHidden="0" w:uiPriority="62" w:unhideWhenUsed="0"/>
-    <w:lsdException w:name="Medium Shading 1 Accent 5" w:semiHidden="0" w:uiPriority="63" w:unhideWhenUsed="0"/>
-    <w:lsdException w:name="Medium Shading 2 Accent 5" w:semiHidden="0" w:uiPriority="64" w:unhideWhenUsed="0"/>
-    <w:lsdException w:name="Medium List 1 Accent 5" w:semiHidden="0" w:uiPriority="65" w:unhideWhenUsed="0"/>
-    <w:lsdException w:name="Medium List 2 Accent 5" w:semiHidden="0" w:uiPriority="66" w:unhideWhenUsed="0"/>
-    <w:lsdException w:name="Medium Grid 1 Accent 5" w:semiHidden="0" w:uiPriority="67" w:unhideWhenUsed="0"/>
-    <w:lsdException w:name="Medium Grid 2 Accent 5" w:semiHidden="0" w:uiPriority="68" w:unhideWhenUsed="0"/>
-    <w:lsdException w:name="Medium Grid 3 Accent 5" w:semiHidden="0" w:uiPriority="69" w:unhideWhenUsed="0"/>
-    <w:lsdException w:name="Dark List Accent 5" w:semiHidden="0" w:uiPriority="70" w:unhideWhenUsed="0"/>
-    <w:lsdException w:name="Colorful Shading Accent 5" w:semiHidden="0" w:uiPriority="71" w:unhideWhenUsed="0"/>
-    <w:lsdException w:name="Colorful List Accent 5" w:semiHidden="0" w:uiPriority="72" w:unhideWhenUsed="0"/>
-    <w:lsdException w:name="Colorful Grid Accent 5" w:semiHidden="0" w:uiPriority="73" w:unhideWhenUsed="0"/>
-    <w:lsdException w:name="Light Shading Accent 6" w:semiHidden="0" w:uiPriority="60" w:unhideWhenUsed="0"/>
-    <w:lsdException w:name="Light List Accent 6" w:semiHidden="0" w:uiPriority="61" w:unhideWhenUsed="0"/>
-    <w:lsdException w:name="Light Grid Accent 6" w:semiHidden="0" w:uiPriority="62" w:unhideWhenUsed="0"/>
-    <w:lsdException w:name="Medium Shading 1 Accent 6" w:semiHidden="0" w:uiPriority="63" w:unhideWhenUsed="0"/>
-    <w:lsdException w:name="Medium Shading 2 Accent 6" w:semiHidden="0" w:uiPriority="64" w:unhideWhenUsed="0"/>
-    <w:lsdException w:name="Medium List 1 Accent 6" w:semiHidden="0" w:uiPriority="65" w:unhideWhenUsed="0"/>
-    <w:lsdException w:name="Medium List 2 Accent 6" w:semiHidden="0" w:uiPriority="66" w:unhideWhenUsed="0"/>
-    <w:lsdException w:name="Medium Grid 1 Accent 6" w:semiHidden="0" w:uiPriority="67" w:unhideWhenUsed="0"/>
-    <w:lsdException w:name="Medium Grid 2 Accent 6" w:semiHidden="0" w:uiPriority="68" w:unhideWhenUsed="0"/>
-    <w:lsdException w:name="Medium Grid 3 Accent 6" w:semiHidden="0" w:uiPriority="69" w:unhideWhenUsed="0"/>
-    <w:lsdException w:name="Dark List Accent 6" w:semiHidden="0" w:uiPriority="70" w:unhideWhenUsed="0"/>
-    <w:lsdException w:name="Colorful Shading Accent 6" w:semiHidden="0" w:uiPriority="71" w:unhideWhenUsed="0"/>
-    <w:lsdException w:name="Colorful List Accent 6" w:semiHidden="0" w:uiPriority="72" w:unhideWhenUsed="0"/>
-    <w:lsdException w:name="Colorful Grid Accent 6" w:semiHidden="0" w:uiPriority="73" w:unhideWhenUsed="0"/>
-    <w:lsdException w:name="Subtle Emphasis" w:semiHidden="0" w:uiPriority="19" w:unhideWhenUsed="0" w:qFormat="1"/>
-    <w:lsdException w:name="Intense Emphasis" w:semiHidden="0" w:uiPriority="21" w:unhideWhenUsed="0" w:qFormat="1"/>
-    <w:lsdException w:name="Subtle Reference" w:semiHidden="0" w:uiPriority="31" w:unhideWhenUsed="0" w:qFormat="1"/>
-    <w:lsdException w:name="Intense Reference" w:semiHidden="0" w:uiPriority="32" w:unhideWhenUsed="0" w:qFormat="1"/>
-    <w:lsdException w:name="Book Title" w:semiHidden="0" w:uiPriority="33" w:unhideWhenUsed="0" w:qFormat="1"/>
-    <w:lsdException w:name="Bibliography" w:uiPriority="37"/>
-    <w:lsdException w:name="TOC Heading" w:uiPriority="39" w:qFormat="1"/>
-  </w:latentStyles>
-  <w:style w:type="paragraph" w:default="1" w:styleId="Normal">
-    <w:name w:val="Normal"/>
-    <w:qFormat/>
-  </w:style>
-  <w:style w:type="character" w:default="1" w:styleId="DefaultParagraphFont">
-    <w:name w:val="Default Paragraph Font"/>
-    <w:uiPriority w:val="1"/>
-    <w:semiHidden/>
-    <w:unhideWhenUsed/>
-  </w:style>
-  <w:style w:type="table" w:default="1" w:styleId="TableNormal">
-    <w:name w:val="Normal Table"/>
-    <w:uiPriority w:val="99"/>
-    <w:semiHidden/>
-    <w:unhideWhenUsed/>
-    <w:tblPr>
-      <w:tblInd w:w="0" w:type="dxa"/>
-      <w:tblCellMar>
-        <w:top w:w="0" w:type="dxa"/>
-        <w:left w:w="108" w:type="dxa"/>
-        <w:bottom w:w="0" w:type="dxa"/>
-        <w:right w:w="108" w:type="dxa"/>
-      </w:tblCellMar>
-    </w:tblPr>
-  </w:style>
-  <w:style w:type="numbering" w:default="1" w:styleId="NoList">
-    <w:name w:val="No List"/>
-    <w:uiPriority w:val="99"/>
-    <w:semiHidden/>
-    <w:unhideWhenUsed/>
-  </w:style>
-  <w:style w:type="paragraph" w:styleId="ListParagraph">
-    <w:name w:val="List Paragraph"/>
-    <w:basedOn w:val="Normal"/>
-    <w:uiPriority w:val="34"/>
-    <w:qFormat/>
-    <w:rsid w:val="003C1BF6"/>
-    <w:pPr>
-      <w:ind w:left="720"/>
-      <w:contextualSpacing/>
-    </w:pPr>
-  </w:style>
-  <w:style w:type="paragraph" w:styleId="NormalWeb">
-    <w:name w:val="Normal (Web)"/>
-    <w:basedOn w:val="Normal"/>
-    <w:uiPriority w:val="99"/>
-    <w:semiHidden/>
-    <w:unhideWhenUsed/>
-    <w:rsid w:val="00205766"/>
-    <w:pPr>
-      <w:spacing w:before="100" w:beforeAutospacing="1" w:after="100" w:afterAutospacing="1" w:line="240" w:lineRule="auto"/>
-    </w:pPr>
-    <w:rPr>
-      <w:rFonts w:ascii="Times New Roman" w:eastAsia="Times New Roman" w:hAnsi="Times New Roman" w:cs="Times New Roman"/>
-      <w:sz w:val="24"/>
-      <w:szCs w:val="24"/>
-    </w:rPr>
-  </w:style>
-  <w:style w:type="paragraph" w:styleId="BalloonText">
-    <w:name w:val="Balloon Text"/>
-    <w:basedOn w:val="Normal"/>
-    <w:link w:val="BalloonTextChar"/>
-    <w:uiPriority w:val="99"/>
-    <w:semiHidden/>
-    <w:unhideWhenUsed/>
-    <w:rsid w:val="00184DAB"/>
-    <w:pPr>
-      <w:spacing w:after="0" w:line="240" w:lineRule="auto"/>
-    </w:pPr>
-    <w:rPr>
-      <w:rFonts w:ascii="Tahoma" w:hAnsi="Tahoma" w:cs="Tahoma"/>
-      <w:sz w:val="16"/>
-      <w:szCs w:val="16"/>
-    </w:rPr>
-  </w:style>
-  <w:style w:type="character" w:customStyle="1" w:styleId="BalloonTextChar">
-    <w:name w:val="Balloon Text Char"/>
-    <w:basedOn w:val="DefaultParagraphFont"/>
-    <w:link w:val="BalloonText"/>
-    <w:uiPriority w:val="99"/>
-    <w:semiHidden/>
-    <w:rsid w:val="00184DAB"/>
-    <w:rPr>
-      <w:rFonts w:ascii="Tahoma" w:hAnsi="Tahoma" w:cs="Tahoma"/>
-      <w:sz w:val="16"/>
-      <w:szCs w:val="16"/>
-    </w:rPr>
-  </w:style>
-</w:styles>
-</file>
-
-<file path=word/stylesWithEffects.xml><?xml version="1.0" encoding="utf-8"?>
-<w:styles xmlns:wpc="http://schemas.microsoft.com/office/word/2010/wordprocessingCanvas" xmlns:mc="http://schemas.openxmlformats.org/markup-compatibility/2006" xmlns:o="urn:schemas-microsoft-com:office:office" xmlns:r="http://schemas.openxmlformats.org/officeDocument/2006/relationships" xmlns:m="http://schemas.openxmlformats.org/officeDocument/2006/math" xmlns:v="urn:schemas-microsoft-com:vml" xmlns:wp14="http://schemas.microsoft.com/office/word/2010/wordprocessingDrawing" xmlns:wp="http://schemas.openxmlformats.org/drawingml/2006/wordprocessingDrawing" xmlns:w10="urn:schemas-microsoft-com:office:word" xmlns:w="http://schemas.openxmlformats.org/wordprocessingml/2006/main" xmlns:w14="http://schemas.microsoft.com/office/word/2010/wordml" xmlns:wpg="http://schemas.microsoft.com/office/word/2010/wordprocessingGroup" xmlns:wpi="http://schemas.microsoft.com/office/word/2010/wordprocessingInk" xmlns:wne="http://schemas.microsoft.com/office/word/2006/wordml" xmlns:wps="http://schemas.microsoft.com/office/word/2010/wordprocessingShape" mc:Ignorable="w14 wp14">
-  <w:docDefaults>
-    <w:rPrDefault>
-      <w:rPr>
-        <w:rFonts w:asciiTheme="minorHAnsi" w:eastAsiaTheme="minorHAnsi" w:hAnsiTheme="minorHAnsi" w:cstheme="minorBidi"/>
-        <w:sz w:val="22"/>
-        <w:szCs w:val="22"/>
-        <w:lang w:val="en-US" w:eastAsia="en-US" w:bidi="ar-SA"/>
-      </w:rPr>
-    </w:rPrDefault>
-    <w:pPrDefault>
-      <w:pPr>
-        <w:spacing w:after="200" w:line="276" w:lineRule="auto"/>
-      </w:pPr>
-    </w:pPrDefault>
-  </w:docDefaults>
-  <w:latentStyles w:defLockedState="0" w:defUIPriority="99" w:defSemiHidden="1" w:defUnhideWhenUsed="1" w:defQFormat="0" w:count="267">
-    <w:lsdException w:name="Normal" w:semiHidden="0" w:uiPriority="0" w:unhideWhenUsed="0" w:qFormat="1"/>
-    <w:lsdException w:name="heading 1" w:semiHidden="0" w:uiPriority="9" w:unhideWhenUsed="0" w:qFormat="1"/>
-    <w:lsdException w:name="heading 2" w:uiPriority="9" w:qFormat="1"/>
-    <w:lsdException w:name="heading 3" w:uiPriority="9" w:qFormat="1"/>
-    <w:lsdException w:name="heading 4" w:uiPriority="9" w:qFormat="1"/>
-    <w:lsdException w:name="heading 5" w:uiPriority="9" w:qFormat="1"/>
-    <w:lsdException w:name="heading 6" w:uiPriority="9" w:qFormat="1"/>
-    <w:lsdException w:name="heading 7" w:uiPriority="9" w:qFormat="1"/>
-    <w:lsdException w:name="heading 8" w:uiPriority="9" w:qFormat="1"/>
-    <w:lsdException w:name="heading 9" w:uiPriority="9" w:qFormat="1"/>
-    <w:lsdException w:name="toc 1" w:uiPriority="39"/>
-    <w:lsdException w:name="toc 2" w:uiPriority="39"/>
-    <w:lsdException w:name="toc 3" w:uiPriority="39"/>
-    <w:lsdException w:name="toc 4" w:uiPriority="39"/>
-    <w:lsdException w:name="toc 5" w:uiPriority="39"/>
-    <w:lsdException w:name="toc 6" w:uiPriority="39"/>
-    <w:lsdException w:name="toc 7" w:uiPriority="39"/>
-    <w:lsdException w:name="toc 8" w:uiPriority="39"/>
-    <w:lsdException w:name="toc 9" w:uiPriority="39"/>
-    <w:lsdException w:name="caption" w:uiPriority="35" w:qFormat="1"/>
-    <w:lsdException w:name="Title" w:semiHidden="0" w:uiPriority="10" w:unhideWhenUsed="0" w:qFormat="1"/>
-    <w:lsdException w:name="Default Paragraph Font" w:uiPriority="1"/>
-    <w:lsdException w:name="Subtitle" w:semiHidden="0" w:uiPriority="11" w:unhideWhenUsed="0" w:qFormat="1"/>
-    <w:lsdException w:name="Strong" w:semiHidden="0" w:uiPriority="22" w:unhideWhenUsed="0" w:qFormat="1"/>
-    <w:lsdException w:name="Emphasis" w:semiHidden="0" w:uiPriority="20" w:unhideWhenUsed="0" w:qFormat="1"/>
-    <w:lsdException w:name="Table Grid" w:semiHidden="0" w:uiPriority="59" w:unhideWhenUsed="0"/>
-    <w:lsdException w:name="Placeholder Text" w:unhideWhenUsed="0"/>
-    <w:lsdException w:name="No Spacing" w:semiHidden="0" w:uiPriority="1" w:unhideWhenUsed="0" w:qFormat="1"/>
-    <w:lsdException w:name="Light Shading" w:semiHidden="0" w:uiPriority="60" w:unhideWhenUsed="0"/>
-    <w:lsdException w:name="Light List" w:semiHidden="0" w:uiPriority="61" w:unhideWhenUsed="0"/>
-    <w:lsdException w:name="Light Grid" w:semiHidden="0" w:uiPriority="62" w:unhideWhenUsed="0"/>
-    <w:lsdException w:name="Medium Shading 1" w:semiHidden="0" w:uiPriority="63" w:unhideWhenUsed="0"/>
-    <w:lsdException w:name="Medium Shading 2" w:semiHidden="0" w:uiPriority="64" w:unhideWhenUsed="0"/>
-    <w:lsdException w:name="Medium List 1" w:semiHidden="0" w:uiPriority="65" w:unhideWhenUsed="0"/>
-    <w:lsdException w:name="Medium List 2" w:semiHidden="0" w:uiPriority="66" w:unhideWhenUsed="0"/>
-    <w:lsdException w:name="Medium Grid 1" w:semiHidden="0" w:uiPriority="67" w:unhideWhenUsed="0"/>
-    <w:lsdException w:name="Medium Grid 2" w:semiHidden="0" w:uiPriority="68" w:unhideWhenUsed="0"/>
-    <w:lsdException w:name="Medium Grid 3" w:semiHidden="0" w:uiPriority="69" w:unhideWhenUsed="0"/>
-    <w:lsdException w:name="Dark List" w:semiHidden="0" w:uiPriority="70" w:unhideWhenUsed="0"/>
-    <w:lsdException w:name="Colorful Shading" w:semiHidden="0" w:uiPriority="71" w:unhideWhenUsed="0"/>
-    <w:lsdException w:name="Colorful List" w:semiHidden="0" w:uiPriority="72" w:unhideWhenUsed="0"/>
-    <w:lsdException w:name="Colorful Grid" w:semiHidden="0" w:uiPriority="73" w:unhideWhenUsed="0"/>
-    <w:lsdException w:name="Light Shading Accent 1" w:semiHidden="0" w:uiPriority="60" w:unhideWhenUsed="0"/>
-    <w:lsdException w:name="Light List Accent 1" w:semiHidden="0" w:uiPriority="61" w:unhideWhenUsed="0"/>
-    <w:lsdException w:name="Light Grid Accent 1" w:semiHidden="0" w:uiPriority="62" w:unhideWhenUsed="0"/>
-    <w:lsdException w:name="Medium Shading 1 Accent 1" w:semiHidden="0" w:uiPriority="63" w:unhideWhenUsed="0"/>
-    <w:lsdException w:name="Medium Shading 2 Accent 1" w:semiHidden="0" w:uiPriority="64" w:unhideWhenUsed="0"/>
-    <w:lsdException w:name="Medium List 1 Accent 1" w:semiHidden="0" w:uiPriority="65" w:unhideWhenUsed="0"/>
-    <w:lsdException w:name="Revision" w:unhideWhenUsed="0"/>
-    <w:lsdException w:name="List Paragraph" w:semiHidden="0" w:uiPriority="34" w:unhideWhenUsed="0" w:qFormat="1"/>
-    <w:lsdException w:name="Quote" w:semiHidden="0" w:uiPriority="29" w:unhideWhenUsed="0" w:qFormat="1"/>
-    <w:lsdException w:name="Intense Quote" w:semiHidden="0" w:uiPriority="30" w:unhideWhenUsed="0" w:qFormat="1"/>
-    <w:lsdException w:name="Medium List 2 Accent 1" w:semiHidden="0" w:uiPriority="66" w:unhideWhenUsed="0"/>
-    <w:lsdException w:name="Medium Grid 1 Accent 1" w:semiHidden="0" w:uiPriority="67" w:unhideWhenUsed="0"/>
-    <w:lsdException w:name="Medium Grid 2 Accent 1" w:semiHidden="0" w:uiPriority="68" w:unhideWhenUsed="0"/>
-    <w:lsdException w:name="Medium Grid 3 Accent 1" w:semiHidden="0" w:uiPriority="69" w:unhideWhenUsed="0"/>
-    <w:lsdException w:name="Dark List Accent 1" w:semiHidden="0" w:uiPriority="70" w:unhideWhenUsed="0"/>
-    <w:lsdException w:name="Colorful Shading Accent 1" w:semiHidden="0" w:uiPriority="71" w:unhideWhenUsed="0"/>
-    <w:lsdException w:name="Colorful List Accent 1" w:semiHidden="0" w:uiPriority="72" w:unhideWhenUsed="0"/>
-    <w:lsdException w:name="Colorful Grid Accent 1" w:semiHidden="0" w:uiPriority="73" w:unhideWhenUsed="0"/>
-    <w:lsdException w:name="Light Shading Accent 2" w:semiHidden="0" w:uiPriority="60" w:unhideWhenUsed="0"/>
-    <w:lsdException w:name="Light List Accent 2" w:semiHidden="0" w:uiPriority="61" w:unhideWhenUsed="0"/>
-    <w:lsdException w:name="Light Grid Accent 2" w:semiHidden="0" w:uiPriority="62" w:unhideWhenUsed="0"/>
-    <w:lsdException w:name="Medium Shading 1 Accent 2" w:semiHidden="0" w:uiPriority="63" w:unhideWhenUsed="0"/>
-    <w:lsdException w:name="Medium Shading 2 Accent 2" w:semiHidden="0" w:uiPriority="64" w:unhideWhenUsed="0"/>
-    <w:lsdException w:name="Medium List 1 Accent 2" w:semiHidden="0" w:uiPriority="65" w:unhideWhenUsed="0"/>
-    <w:lsdException w:name="Medium List 2 Accent 2" w:semiHidden="0" w:uiPriority="66" w:unhideWhenUsed="0"/>
-    <w:lsdException w:name="Medium Grid 1 Accent 2" w:semiHidden="0" w:uiPriority="67" w:unhideWhenUsed="0"/>
-    <w:lsdException w:name="Medium Grid 2 Accent 2" w:semiHidden="0" w:uiPriority="68" w:unhideWhenUsed="0"/>
-    <w:lsdException w:name="Medium Grid 3 Accent 2" w:semiHidden="0" w:uiPriority="69" w:unhideWhenUsed="0"/>
-    <w:lsdException w:name="Dark List Accent 2" w:semiHidden="0" w:uiPriority="70" w:unhideWhenUsed="0"/>
-    <w:lsdException w:name="Colorful Shading Accent 2" w:semiHidden="0" w:uiPriority="71" w:unhideWhenUsed="0"/>
-    <w:lsdException w:name="Colorful List Accent 2" w:semiHidden="0" w:uiPriority="72" w:unhideWhenUsed="0"/>
-    <w:lsdException w:name="Colorful Grid Accent 2" w:semiHidden="0" w:uiPriority="73" w:unhideWhenUsed="0"/>
-    <w:lsdException w:name="Light Shading Accent 3" w:semiHidden="0" w:uiPriority="60" w:unhideWhenUsed="0"/>
-    <w:lsdException w:name="Light List Accent 3" w:semiHidden="0" w:uiPriority="61" w:unhideWhenUsed="0"/>
-    <w:lsdException w:name="Light Grid Accent 3" w:semiHidden="0" w:uiPriority="62" w:unhideWhenUsed="0"/>
-    <w:lsdException w:name="Medium Shading 1 Accent 3" w:semiHidden="0" w:uiPriority="63" w:unhideWhenUsed="0"/>
-    <w:lsdException w:name="Medium Shading 2 Accent 3" w:semiHidden="0" w:uiPriority="64" w:unhideWhenUsed="0"/>
-    <w:lsdException w:name="Medium List 1 Accent 3" w:semiHidden="0" w:uiPriority="65" w:unhideWhenUsed="0"/>
-    <w:lsdException w:name="Medium List 2 Accent 3" w:semiHidden="0" w:uiPriority="66" w:unhideWhenUsed="0"/>
-    <w:lsdException w:name="Medium Grid 1 Accent 3" w:semiHidden="0" w:uiPriority="67" w:unhideWhenUsed="0"/>
-    <w:lsdException w:name="Medium Grid 2 Accent 3" w:semiHidden="0" w:uiPriority="68" w:unhideWhenUsed="0"/>
-    <w:lsdException w:name="Medium Grid 3 Accent 3" w:semiHidden="0" w:uiPriority="69" w:unhideWhenUsed="0"/>
-    <w:lsdException w:name="Dark List Accent 3" w:semiHidden="0" w:uiPriority="70" w:unhideWhenUsed="0"/>
-    <w:lsdException w:name="Colorful Shading Accent 3" w:semiHidden="0" w:uiPriority="71" w:unhideWhenUsed="0"/>
-    <w:lsdException w:name="Colorful List Accent 3" w:semiHidden="0" w:uiPriority="72" w:unhideWhenUsed="0"/>
-    <w:lsdException w:name="Colorful Grid Accent 3" w:semiHidden="0" w:uiPriority="73" w:unhideWhenUsed="0"/>
-    <w:lsdException w:name="Light Shading Accent 4" w:semiHidden="0" w:uiPriority="60" w:unhideWhenUsed="0"/>
-    <w:lsdException w:name="Light List Accent 4" w:semiHidden="0" w:uiPriority="61" w:unhideWhenUsed="0"/>
-    <w:lsdException w:name="Light Grid Accent 4" w:semiHidden="0" w:uiPriority="62" w:unhideWhenUsed="0"/>
-    <w:lsdException w:name="Medium Shading 1 Accent 4" w:semiHidden="0" w:uiPriority="63" w:unhideWhenUsed="0"/>
-    <w:lsdException w:name="Medium Shading 2 Accent 4" w:semiHidden="0" w:uiPriority="64" w:unhideWhenUsed="0"/>
-    <w:lsdException w:name="Medium List 1 Accent 4" w:semiHidden="0" w:uiPriority="65" w:unhideWhenUsed="0"/>
-    <w:lsdException w:name="Medium List 2 Accent 4" w:semiHidden="0" w:uiPriority="66" w:unhideWhenUsed="0"/>
-    <w:lsdException w:name="Medium Grid 1 Accent 4" w:semiHidden="0" w:uiPriority="67" w:unhideWhenUsed="0"/>
-    <w:lsdException w:name="Medium Grid 2 Accent 4" w:semiHidden="0" w:uiPriority="68" w:unhideWhenUsed="0"/>
-    <w:lsdException w:name="Medium Grid 3 Accent 4" w:semiHidden="0" w:uiPriority="69" w:unhideWhenUsed="0"/>
-    <w:lsdException w:name="Dark List Accent 4" w:semiHidden="0" w:uiPriority="70" w:unhideWhenUsed="0"/>
-    <w:lsdException w:name="Colorful Shading Accent 4" w:semiHidden="0" w:uiPriority="71" w:unhideWhenUsed="0"/>
-    <w:lsdException w:name="Colorful List Accent 4" w:semiHidden="0" w:uiPriority="72" w:unhideWhenUsed="0"/>
-    <w:lsdException w:name="Colorful Grid Accent 4" w:semiHidden="0" w:uiPriority="73" w:unhideWhenUsed="0"/>
-    <w:lsdException w:name="Light Shading Accent 5" w:semiHidden="0" w:uiPriority="60" w:unhideWhenUsed="0"/>
-    <w:lsdException w:name="Light List Accent 5" w:semiHidden="0" w:uiPriority="61" w:unhideWhenUsed="0"/>
-    <w:lsdException w:name="Light Grid Accent 5" w:semiHidden="0" w:uiPriority="62" w:unhideWhenUsed="0"/>
-    <w:lsdException w:name="Medium Shading 1 Accent 5" w:semiHidden="0" w:uiPriority="63" w:unhideWhenUsed="0"/>
-    <w:lsdException w:name="Medium Shading 2 Accent 5" w:semiHidden="0" w:uiPriority="64" w:unhideWhenUsed="0"/>
-    <w:lsdException w:name="Medium List 1 Accent 5" w:semiHidden="0" w:uiPriority="65" w:unhideWhenUsed="0"/>
-    <w:lsdException w:name="Medium List 2 Accent 5" w:semiHidden="0" w:uiPriority="66" w:unhideWhenUsed="0"/>
-    <w:lsdException w:name="Medium Grid 1 Accent 5" w:semiHidden="0" w:uiPriority="67" w:unhideWhenUsed="0"/>
-    <w:lsdException w:name="Medium Grid 2 Accent 5" w:semiHidden="0" w:uiPriority="68" w:unhideWhenUsed="0"/>
-    <w:lsdException w:name="Medium Grid 3 Accent 5" w:semiHidden="0" w:uiPriority="69" w:unhideWhenUsed="0"/>
-    <w:lsdException w:name="Dark List Accent 5" w:semiHidden="0" w:uiPriority="70" w:unhideWhenUsed="0"/>
-    <w:lsdException w:name="Colorful Shading Accent 5" w:semiHidden="0" w:uiPriority="71" w:unhideWhenUsed="0"/>
-    <w:lsdException w:name="Colorful List Accent 5" w:semiHidden="0" w:uiPriority="72" w:unhideWhenUsed="0"/>
-    <w:lsdException w:name="Colorful Grid Accent 5" w:semiHidden="0" w:uiPriority="73" w:unhideWhenUsed="0"/>
-    <w:lsdException w:name="Light Shading Accent 6" w:semiHidden="0" w:uiPriority="60" w:unhideWhenUsed="0"/>
-    <w:lsdException w:name="Light List Accent 6" w:semiHidden="0" w:uiPriority="61" w:unhideWhenUsed="0"/>
-    <w:lsdException w:name="Light Grid Accent 6" w:semiHidden="0" w:uiPriority="62" w:unhideWhenUsed="0"/>
-    <w:lsdException w:name="Medium Shading 1 Accent 6" w:semiHidden="0" w:uiPriority="63" w:unhideWhenUsed="0"/>
-    <w:lsdException w:name="Medium Shading 2 Accent 6" w:semiHidden="0" w:uiPriority="64" w:unhideWhenUsed="0"/>
-    <w:lsdException w:name="Medium List 1 Accent 6" w:semiHidden="0" w:uiPriority="65" w:unhideWhenUsed="0"/>
-    <w:lsdException w:name="Medium List 2 Accent 6" w:semiHidden="0" w:uiPriority="66" w:unhideWhenUsed="0"/>
-    <w:lsdException w:name="Medium Grid 1 Accent 6" w:semiHidden="0" w:uiPriority="67" w:unhideWhenUsed="0"/>
-    <w:lsdException w:name="Medium Grid 2 Accent 6" w:semiHidden="0" w:uiPriority="68" w:unhideWhenUsed="0"/>
-    <w:lsdException w:name="Medium Grid 3 Accent 6" w:semiHidden="0" w:uiPriority="69" w:unhideWhenUsed="0"/>
-    <w:lsdException w:name="Dark List Accent 6" w:semiHidden="0" w:uiPriority="70" w:unhideWhenUsed="0"/>
-    <w:lsdException w:name="Colorful Shading Accent 6" w:semiHidden="0" w:uiPriority="71" w:unhideWhenUsed="0"/>
-    <w:lsdException w:name="Colorful List Accent 6" w:semiHidden="0" w:uiPriority="72" w:unhideWhenUsed="0"/>
-    <w:lsdException w:name="Colorful Grid Accent 6" w:semiHidden="0" w:uiPriority="73" w:unhideWhenUsed="0"/>
-    <w:lsdException w:name="Subtle Emphasis" w:semiHidden="0" w:uiPriority="19" w:unhideWhenUsed="0" w:qFormat="1"/>
-    <w:lsdException w:name="Intense Emphasis" w:semiHidden="0" w:uiPriority="21" w:unhideWhenUsed="0" w:qFormat="1"/>
-    <w:lsdException w:name="Subtle Reference" w:semiHidden="0" w:uiPriority="31" w:unhideWhenUsed="0" w:qFormat="1"/>
-    <w:lsdException w:name="Intense Reference" w:semiHidden="0" w:uiPriority="32" w:unhideWhenUsed="0" w:qFormat="1"/>
-    <w:lsdException w:name="Book Title" w:semiHidden="0" w:uiPriority="33" w:unhideWhenUsed="0" w:qFormat="1"/>
-    <w:lsdException w:name="Bibliography" w:uiPriority="37"/>
-    <w:lsdException w:name="TOC Heading" w:uiPriority="39" w:qFormat="1"/>
+  <w:latentStyles w:defLockedState="0" w:defUIPriority="99" w:defSemiHidden="0" w:defUnhideWhenUsed="0" w:defQFormat="0" w:count="371">
+    <w:lsdException w:name="Normal" w:uiPriority="0" w:qFormat="1"/>
+    <w:lsdException w:name="heading 1" w:uiPriority="9" w:qFormat="1"/>
+    <w:lsdException w:name="heading 2" w:semiHidden="1" w:uiPriority="9" w:unhideWhenUsed="1" w:qFormat="1"/>
+    <w:lsdException w:name="heading 3" w:semiHidden="1" w:uiPriority="9" w:unhideWhenUsed="1" w:qFormat="1"/>
+    <w:lsdException w:name="heading 4" w:semiHidden="1" w:uiPriority="9" w:unhideWhenUsed="1" w:qFormat="1"/>
+    <w:lsdException w:name="heading 5" w:semiHidden="1" w:uiPriority="9" w:unhideWhenUsed="1" w:qFormat="1"/>
+    <w:lsdException w:name="heading 6" w:semiHidden="1" w:uiPriority="9" w:unhideWhenUsed="1" w:qFormat="1"/>
+    <w:lsdException w:name="heading 7" w:semiHidden="1" w:uiPriority="9" w:unhideWhenUsed="1" w:qFormat="1"/>
+    <w:lsdException w:name="heading 8" w:semiHidden="1" w:uiPriority="9" w:unhideWhenUsed="1" w:qFormat="1"/>
+    <w:lsdException w:name="heading 9" w:semiHidden="1" w:uiPriority="9" w:unhideWhenUsed="1" w:qFormat="1"/>
+    <w:lsdException w:name="index 1" w:semiHidden="1" w:unhideWhenUsed="1"/>
+    <w:lsdException w:name="index 2" w:semiHidden="1" w:unhideWhenUsed="1"/>
+    <w:lsdException w:name="index 3" w:semiHidden="1" w:unhideWhenUsed="1"/>
+    <w:lsdException w:name="index 4" w:semiHidden="1" w:unhideWhenUsed="1"/>
+    <w:lsdException w:name="index 5" w:semiHidden="1" w:unhideWhenUsed="1"/>
+    <w:lsdException w:name="index 6" w:semiHidden="1" w:unhideWhenUsed="1"/>
+    <w:lsdException w:name="index 7" w:semiHidden="1" w:unhideWhenUsed="1"/>
+    <w:lsdException w:name="index 8" w:semiHidden="1" w:unhideWhenUsed="1"/>
+    <w:lsdException w:name="index 9" w:semiHidden="1" w:unhideWhenUsed="1"/>
+    <w:lsdException w:name="toc 1" w:semiHidden="1" w:uiPriority="39" w:unhideWhenUsed="1"/>
+    <w:lsdException w:name="toc 2" w:semiHidden="1" w:uiPriority="39" w:unhideWhenUsed="1"/>
+    <w:lsdException w:name="toc 3" w:semiHidden="1" w:uiPriority="39" w:unhideWhenUsed="1"/>
+    <w:lsdException w:name="toc 4" w:semiHidden="1" w:uiPriority="39" w:unhideWhenUsed="1"/>
+    <w:lsdException w:name="toc 5" w:semiHidden="1" w:uiPriority="39" w:unhideWhenUsed="1"/>
+    <w:lsdException w:name="toc 6" w:semiHidden="1" w:uiPriority="39" w:unhideWhenUsed="1"/>
+    <w:lsdException w:name="toc 7" w:semiHidden="1" w:uiPriority="39" w:unhideWhenUsed="1"/>
+    <w:lsdException w:name="toc 8" w:semiHidden="1" w:uiPriority="39" w:unhideWhenUsed="1"/>
+    <w:lsdException w:name="toc 9" w:semiHidden="1" w:uiPriority="39" w:unhideWhenUsed="1"/>
+    <w:lsdException w:name="Normal Indent" w:semiHidden="1" w:unhideWhenUsed="1"/>
+    <w:lsdException w:name="footnote text" w:semiHidden="1" w:unhideWhenUsed="1"/>
+    <w:lsdException w:name="annotation text" w:semiHidden="1" w:unhideWhenUsed="1"/>
+    <w:lsdException w:name="header" w:semiHidden="1" w:unhideWhenUsed="1"/>
+    <w:lsdException w:name="footer" w:semiHidden="1" w:unhideWhenUsed="1"/>
+    <w:lsdException w:name="index heading" w:semiHidden="1" w:unhideWhenUsed="1"/>
+    <w:lsdException w:name="caption" w:semiHidden="1" w:uiPriority="35" w:unhideWhenUsed="1" w:qFormat="1"/>
+    <w:lsdException w:name="table of figures" w:semiHidden="1" w:unhideWhenUsed="1"/>
+    <w:lsdException w:name="envelope address" w:semiHidden="1" w:unhideWhenUsed="1"/>
+    <w:lsdException w:name="envelope return" w:semiHidden="1" w:unhideWhenUsed="1"/>
+    <w:lsdException w:name="footnote reference" w:semiHidden="1" w:unhideWhenUsed="1"/>
+    <w:lsdException w:name="annotation reference" w:semiHidden="1" w:unhideWhenUsed="1"/>
+    <w:lsdException w:name="line number" w:semiHidden="1" w:unhideWhenUsed="1"/>
+    <w:lsdException w:name="page number" w:semiHidden="1" w:unhideWhenUsed="1"/>
+    <w:lsdException w:name="endnote reference" w:semiHidden="1" w:unhideWhenUsed="1"/>
+    <w:lsdException w:name="endnote text" w:semiHidden="1" w:unhideWhenUsed="1"/>
+    <w:lsdException w:name="table of authorities" w:semiHidden="1" w:unhideWhenUsed="1"/>
+    <w:lsdException w:name="macro" w:semiHidden="1" w:unhideWhenUsed="1"/>
+    <w:lsdException w:name="toa heading" w:semiHidden="1" w:unhideWhenUsed="1"/>
+    <w:lsdException w:name="List" w:semiHidden="1" w:unhideWhenUsed="1"/>
+    <w:lsdException w:name="List Bullet" w:semiHidden="1" w:unhideWhenUsed="1"/>
+    <w:lsdException w:name="List Number" w:semiHidden="1" w:unhideWhenUsed="1"/>
+    <w:lsdException w:name="List 2" w:semiHidden="1" w:unhideWhenUsed="1"/>
+    <w:lsdException w:name="List 3" w:semiHidden="1" w:unhideWhenUsed="1"/>
+    <w:lsdException w:name="List 4" w:semiHidden="1" w:unhideWhenUsed="1"/>
+    <w:lsdException w:name="List 5" w:semiHidden="1" w:unhideWhenUsed="1"/>
+    <w:lsdException w:name="List Bullet 2" w:semiHidden="1" w:unhideWhenUsed="1"/>
+    <w:lsdException w:name="List Bullet 3" w:semiHidden="1" w:unhideWhenUsed="1"/>
+    <w:lsdException w:name="List Bullet 4" w:semiHidden="1" w:unhideWhenUsed="1"/>
+    <w:lsdException w:name="List Bullet 5" w:semiHidden="1" w:unhideWhenUsed="1"/>
+    <w:lsdException w:name="List Number 2" w:semiHidden="1" w:unhideWhenUsed="1"/>
+    <w:lsdException w:name="List Number 3" w:semiHidden="1" w:unhideWhenUsed="1"/>
+    <w:lsdException w:name="List Number 4" w:semiHidden="1" w:unhideWhenUsed="1"/>
+    <w:lsdException w:name="List Number 5" w:semiHidden="1" w:unhideWhenUsed="1"/>
+    <w:lsdException w:name="Title" w:uiPriority="10" w:qFormat="1"/>
+    <w:lsdException w:name="Closing" w:semiHidden="1" w:unhideWhenUsed="1"/>
+    <w:lsdException w:name="Signature" w:semiHidden="1" w:unhideWhenUsed="1"/>
+    <w:lsdException w:name="Default Paragraph Font" w:semiHidden="1" w:uiPriority="1" w:unhideWhenUsed="1"/>
+    <w:lsdException w:name="Body Text" w:semiHidden="1" w:unhideWhenUsed="1"/>
+    <w:lsdException w:name="Body Text Indent" w:semiHidden="1" w:unhideWhenUsed="1"/>
+    <w:lsdException w:name="List Continue" w:semiHidden="1" w:unhideWhenUsed="1"/>
+    <w:lsdException w:name="List Continue 2" w:semiHidden="1" w:unhideWhenUsed="1"/>
+    <w:lsdException w:name="List Continue 3" w:semiHidden="1" w:unhideWhenUsed="1"/>
+    <w:lsdException w:name="List Continue 4" w:semiHidden="1" w:unhideWhenUsed="1"/>
+    <w:lsdException w:name="List Continue 5" w:semiHidden="1" w:unhideWhenUsed="1"/>
+    <w:lsdException w:name="Message Header" w:semiHidden="1" w:unhideWhenUsed="1"/>
+    <w:lsdException w:name="Subtitle" w:uiPriority="11" w:qFormat="1"/>
+    <w:lsdException w:name="Salutation" w:semiHidden="1" w:unhideWhenUsed="1"/>
+    <w:lsdException w:name="Date" w:semiHidden="1" w:unhideWhenUsed="1"/>
+    <w:lsdException w:name="Body Text First Indent" w:semiHidden="1" w:unhideWhenUsed="1"/>
+    <w:lsdException w:name="Body Text First Indent 2" w:semiHidden="1" w:unhideWhenUsed="1"/>
+    <w:lsdException w:name="Note Heading" w:semiHidden="1" w:unhideWhenUsed="1"/>
+    <w:lsdException w:name="Body Text 2" w:semiHidden="1" w:unhideWhenUsed="1"/>
+    <w:lsdException w:name="Body Text 3" w:semiHidden="1" w:unhideWhenUsed="1"/>
+    <w:lsdException w:name="Body Text Indent 2" w:semiHidden="1" w:unhideWhenUsed="1"/>
+    <w:lsdException w:name="Body Text Indent 3" w:semiHidden="1" w:unhideWhenUsed="1"/>
+    <w:lsdException w:name="Block Text" w:semiHidden="1" w:unhideWhenUsed="1"/>
+    <w:lsdException w:name="Hyperlink" w:semiHidden="1" w:unhideWhenUsed="1"/>
+    <w:lsdException w:name="FollowedHyperlink" w:semiHidden="1" w:unhideWhenUsed="1"/>
+    <w:lsdException w:name="Strong" w:uiPriority="22" w:qFormat="1"/>
+    <w:lsdException w:name="Emphasis" w:uiPriority="20" w:qFormat="1"/>
+    <w:lsdException w:name="Document Map" w:semiHidden="1" w:unhideWhenUsed="1"/>
+    <w:lsdException w:name="Plain Text" w:semiHidden="1" w:unhideWhenUsed="1"/>
+    <w:lsdException w:name="E-mail Signature" w:semiHidden="1" w:unhideWhenUsed="1"/>
+    <w:lsdException w:name="HTML Top of Form" w:semiHidden="1" w:unhideWhenUsed="1"/>
+    <w:lsdException w:name="HTML Bottom of Form" w:semiHidden="1" w:unhideWhenUsed="1"/>
+    <w:lsdException w:name="Normal (Web)" w:semiHidden="1" w:unhideWhenUsed="1"/>
+    <w:lsdException w:name="HTML Acronym" w:semiHidden="1" w:unhideWhenUsed="1"/>
+    <w:lsdException w:name="HTML Address" w:semiHidden="1" w:unhideWhenUsed="1"/>
+    <w:lsdException w:name="HTML Cite" w:semiHidden="1" w:unhideWhenUsed="1"/>
+    <w:lsdException w:name="HTML Code" w:semiHidden="1" w:unhideWhenUsed="1"/>
+    <w:lsdException w:name="HTML Definition" w:semiHidden="1" w:unhideWhenUsed="1"/>
+    <w:lsdException w:name="HTML Keyboard" w:semiHidden="1" w:unhideWhenUsed="1"/>
+    <w:lsdException w:name="HTML Preformatted" w:semiHidden="1" w:unhideWhenUsed="1"/>
+    <w:lsdException w:name="HTML Sample" w:semiHidden="1" w:unhideWhenUsed="1"/>
+    <w:lsdException w:name="HTML Typewriter" w:semiHidden="1" w:unhideWhenUsed="1"/>
+    <w:lsdException w:name="HTML Variable" w:semiHidden="1" w:unhideWhenUsed="1"/>
+    <w:lsdException w:name="Normal Table" w:semiHidden="1" w:unhideWhenUsed="1"/>
+    <w:lsdException w:name="annotation subject" w:semiHidden="1" w:unhideWhenUsed="1"/>
+    <w:lsdException w:name="No List" w:semiHidden="1" w:unhideWhenUsed="1"/>
+    <w:lsdException w:name="Outline List 1" w:semiHidden="1" w:unhideWhenUsed="1"/>
+    <w:lsdException w:name="Outline List 2" w:semiHidden="1" w:unhideWhenUsed="1"/>
+    <w:lsdException w:name="Outline List 3" w:semiHidden="1" w:unhideWhenUsed="1"/>
+    <w:lsdException w:name="Table Simple 1" w:semiHidden="1" w:unhideWhenUsed="1"/>
+    <w:lsdException w:name="Table Simple 2" w:semiHidden="1" w:unhideWhenUsed="1"/>
+    <w:lsdException w:name="Table Simple 3" w:semiHidden="1" w:unhideWhenUsed="1"/>
+    <w:lsdException w:name="Table Classic 1" w:semiHidden="1" w:unhideWhenUsed="1"/>
+    <w:lsdException w:name="Table Classic 2" w:semiHidden="1" w:unhideWhenUsed="1"/>
+    <w:lsdException w:name="Table Classic 3" w:semiHidden="1" w:unhideWhenUsed="1"/>
+    <w:lsdException w:name="Table Classic 4" w:semiHidden="1" w:unhideWhenUsed="1"/>
+    <w:lsdException w:name="Table Colorful 1" w:semiHidden="1" w:unhideWhenUsed="1"/>
+    <w:lsdException w:name="Table Colorful 2" w:semiHidden="1" w:unhideWhenUsed="1"/>
+    <w:lsdException w:name="Table Colorful 3" w:semiHidden="1" w:unhideWhenUsed="1"/>
+    <w:lsdException w:name="Table Columns 1" w:semiHidden="1" w:unhideWhenUsed="1"/>
+    <w:lsdException w:name="Table Columns 2" w:semiHidden="1" w:unhideWhenUsed="1"/>
+    <w:lsdException w:name="Table Columns 3" w:semiHidden="1" w:unhideWhenUsed="1"/>
+    <w:lsdException w:name="Table Columns 4" w:semiHidden="1" w:unhideWhenUsed="1"/>
+    <w:lsdException w:name="Table Columns 5" w:semiHidden="1" w:unhideWhenUsed="1"/>
+    <w:lsdException w:name="Table Grid 1" w:semiHidden="1" w:unhideWhenUsed="1"/>
+    <w:lsdException w:name="Table Grid 2" w:semiHidden="1" w:unhideWhenUsed="1"/>
+    <w:lsdException w:name="Table Grid 3" w:semiHidden="1" w:unhideWhenUsed="1"/>
+    <w:lsdException w:name="Table Grid 4" w:semiHidden="1" w:unhideWhenUsed="1"/>
+    <w:lsdException w:name="Table Grid 5" w:semiHidden="1" w:unhideWhenUsed="1"/>
+    <w:lsdException w:name="Table Grid 6" w:semiHidden="1" w:unhideWhenUsed="1"/>
+    <w:lsdException w:name="Table Grid 7" w:semiHidden="1" w:unhideWhenUsed="1"/>
+    <w:lsdException w:name="Table Grid 8" w:semiHidden="1" w:unhideWhenUsed="1"/>
+    <w:lsdException w:name="Table List 1" w:semiHidden="1" w:unhideWhenUsed="1"/>
+    <w:lsdException w:name="Table List 2" w:semiHidden="1" w:unhideWhenUsed="1"/>
+    <w:lsdException w:name="Table List 3" w:semiHidden="1" w:unhideWhenUsed="1"/>
+    <w:lsdException w:name="Table List 4" w:semiHidden="1" w:unhideWhenUsed="1"/>
+    <w:lsdException w:name="Table List 5" w:semiHidden="1" w:unhideWhenUsed="1"/>
+    <w:lsdException w:name="Table List 6" w:semiHidden="1" w:unhideWhenUsed="1"/>
+    <w:lsdException w:name="Table List 7" w:semiHidden="1" w:unhideWhenUsed="1"/>
+    <w:lsdException w:name="Table List 8" w:semiHidden="1" w:unhideWhenUsed="1"/>
+    <w:lsdException w:name="Table 3D effects 1" w:semiHidden="1" w:unhideWhenUsed="1"/>
+    <w:lsdException w:name="Table 3D effects 2" w:semiHidden="1" w:unhideWhenUsed="1"/>
+    <w:lsdException w:name="Table 3D effects 3" w:semiHidden="1" w:unhideWhenUsed="1"/>
+    <w:lsdException w:name="Table Contemporary" w:semiHidden="1" w:unhideWhenUsed="1"/>
+    <w:lsdException w:name="Table Elegant" w:semiHidden="1" w:unhideWhenUsed="1"/>
+    <w:lsdException w:name="Table Professional" w:semiHidden="1" w:unhideWhenUsed="1"/>
+    <w:lsdException w:name="Table Subtle 1" w:semiHidden="1" w:unhideWhenUsed="1"/>
+    <w:lsdException w:name="Table Subtle 2" w:semiHidden="1" w:unhideWhenUsed="1"/>
+    <w:lsdException w:name="Table Web 1" w:semiHidden="1" w:unhideWhenUsed="1"/>
+    <w:lsdException w:name="Table Web 2" w:semiHidden="1" w:unhideWhenUsed="1"/>
+    <w:lsdException w:name="Table Web 3" w:semiHidden="1" w:unhideWhenUsed="1"/>
+    <w:lsdException w:name="Balloon Text" w:semiHidden="1" w:unhideWhenUsed="1"/>
+    <w:lsdException w:name="Table Grid" w:uiPriority="59"/>
+    <w:lsdException w:name="Table Theme" w:semiHidden="1" w:unhideWhenUsed="1"/>
+    <w:lsdException w:name="Placeholder Text" w:semiHidden="1"/>
+    <w:lsdException w:name="No Spacing" w:uiPriority="1" w:qFormat="1"/>
+    <w:lsdException w:name="Light Shading" w:uiPriority="60"/>
+    <w:lsdException w:name="Light List" w:uiPriority="61"/>
+    <w:lsdException w:name="Light Grid" w:uiPriority="62"/>
+    <w:lsdException w:name="Medium Shading 1" w:uiPriority="63"/>
+    <w:lsdException w:name="Medium Shading 2" w:uiPriority="64"/>
+    <w:lsdException w:name="Medium List 1" w:uiPriority="65"/>
+    <w:lsdException w:name="Medium List 2" w:uiPriority="66"/>
+    <w:lsdException w:name="Medium Grid 1" w:uiPriority="67"/>
+    <w:lsdException w:name="Medium Grid 2" w:uiPriority="68"/>
+    <w:lsdException w:name="Medium Grid 3" w:uiPriority="69"/>
+    <w:lsdException w:name="Dark List" w:uiPriority="70"/>
+    <w:lsdException w:name="Colorful Shading" w:uiPriority="71"/>
+    <w:lsdException w:name="Colorful List" w:uiPriority="72"/>
+    <w:lsdException w:name="Colorful Grid" w:uiPriority="73"/>
+    <w:lsdException w:name="Light Shading Accent 1" w:uiPriority="60"/>
+    <w:lsdException w:name="Light List Accent 1" w:uiPriority="61"/>
+    <w:lsdException w:name="Light Grid Accent 1" w:uiPriority="62"/>
+    <w:lsdException w:name="Medium Shading 1 Accent 1" w:uiPriority="63"/>
+    <w:lsdException w:name="Medium Shading 2 Accent 1" w:uiPriority="64"/>
+    <w:lsdException w:name="Medium List 1 Accent 1" w:uiPriority="65"/>
+    <w:lsdException w:name="Revision" w:semiHidden="1"/>
+    <w:lsdException w:name="List Paragraph" w:uiPriority="34" w:qFormat="1"/>
+    <w:lsdException w:name="Quote" w:uiPriority="29" w:qFormat="1"/>
+    <w:lsdException w:name="Intense Quote" w:uiPriority="30" w:qFormat="1"/>
+    <w:lsdException w:name="Medium List 2 Accent 1" w:uiPriority="66"/>
+    <w:lsdException w:name="Medium Grid 1 Accent 1" w:uiPriority="67"/>
+    <w:lsdException w:name="Medium Grid 2 Accent 1" w:uiPriority="68"/>
+    <w:lsdException w:name="Medium Grid 3 Accent 1" w:uiPriority="69"/>
+    <w:lsdException w:name="Dark List Accent 1" w:uiPriority="70"/>
+    <w:lsdException w:name="Colorful Shading Accent 1" w:uiPriority="71"/>
+    <w:lsdException w:name="Colorful List Accent 1" w:uiPriority="72"/>
+    <w:lsdException w:name="Colorful Grid Accent 1" w:uiPriority="73"/>
+    <w:lsdException w:name="Light Shading Accent 2" w:uiPriority="60"/>
+    <w:lsdException w:name="Light List Accent 2" w:uiPriority="61"/>
+    <w:lsdException w:name="Light Grid Accent 2" w:uiPriority="62"/>
+    <w:lsdException w:name="Medium Shading 1 Accent 2" w:uiPriority="63"/>
+    <w:lsdException w:name="Medium Shading 2 Accent 2" w:uiPriority="64"/>
+    <w:lsdException w:name="Medium List 1 Accent 2" w:uiPriority="65"/>
+    <w:lsdException w:name="Medium List 2 Accent 2" w:uiPriority="66"/>
+    <w:lsdException w:name="Medium Grid 1 Accent 2" w:uiPriority="67"/>
+    <w:lsdException w:name="Medium Grid 2 Accent 2" w:uiPriority="68"/>
+    <w:lsdException w:name="Medium Grid 3 Accent 2" w:uiPriority="69"/>
+    <w:lsdException w:name="Dark List Accent 2" w:uiPriority="70"/>
+    <w:lsdException w:name="Colorful Shading Accent 2" w:uiPriority="71"/>
+    <w:lsdException w:name="Colorful List Accent 2" w:uiPriority="72"/>
+    <w:lsdException w:name="Colorful Grid Accent 2" w:uiPriority="73"/>
+    <w:lsdException w:name="Light Shading Accent 3" w:uiPriority="60"/>
+    <w:lsdException w:name="Light List Accent 3" w:uiPriority="61"/>
+    <w:lsdException w:name="Light Grid Accent 3" w:uiPriority="62"/>
+    <w:lsdException w:name="Medium Shading 1 Accent 3" w:uiPriority="63"/>
+    <w:lsdException w:name="Medium Shading 2 Accent 3" w:uiPriority="64"/>
+    <w:lsdException w:name="Medium List 1 Accent 3" w:uiPriority="65"/>
+    <w:lsdException w:name="Medium List 2 Accent 3" w:uiPriority="66"/>
+    <w:lsdException w:name="Medium Grid 1 Accent 3" w:uiPriority="67"/>
+    <w:lsdException w:name="Medium Grid 2 Accent 3" w:uiPriority="68"/>
+    <w:lsdException w:name="Medium Grid 3 Accent 3" w:uiPriority="69"/>
+    <w:lsdException w:name="Dark List Accent 3" w:uiPriority="70"/>
+    <w:lsdException w:name="Colorful Shading Accent 3" w:uiPriority="71"/>
+    <w:lsdException w:name="Colorful List Accent 3" w:uiPriority="72"/>
+    <w:lsdException w:name="Colorful Grid Accent 3" w:uiPriority="73"/>
+    <w:lsdException w:name="Light Shading Accent 4" w:uiPriority="60"/>
+    <w:lsdException w:name="Light List Accent 4" w:uiPriority="61"/>
+    <w:lsdException w:name="Light Grid Accent 4" w:uiPriority="62"/>
+    <w:lsdException w:name="Medium Shading 1 Accent 4" w:uiPriority="63"/>
+    <w:lsdException w:name="Medium Shading 2 Accent 4" w:uiPriority="64"/>
+    <w:lsdException w:name="Medium List 1 Accent 4" w:uiPriority="65"/>
+    <w:lsdException w:name="Medium List 2 Accent 4" w:uiPriority="66"/>
+    <w:lsdException w:name="Medium Grid 1 Accent 4" w:uiPriority="67"/>
+    <w:lsdException w:name="Medium Grid 2 Accent 4" w:uiPriority="68"/>
+    <w:lsdException w:name="Medium Grid 3 Accent 4" w:uiPriority="69"/>
+    <w:lsdException w:name="Dark List Accent 4" w:uiPriority="70"/>
+    <w:lsdException w:name="Colorful Shading Accent 4" w:uiPriority="71"/>
+    <w:lsdException w:name="Colorful List Accent 4" w:uiPriority="72"/>
+    <w:lsdException w:name="Colorful Grid Accent 4" w:uiPriority="73"/>
+    <w:lsdException w:name="Light Shading Accent 5" w:uiPriority="60"/>
+    <w:lsdException w:name="Light List Accent 5" w:uiPriority="61"/>
+    <w:lsdException w:name="Light Grid Accent 5" w:uiPriority="62"/>
+    <w:lsdException w:name="Medium Shading 1 Accent 5" w:uiPriority="63"/>
+    <w:lsdException w:name="Medium Shading 2 Accent 5" w:uiPriority="64"/>
+    <w:lsdException w:name="Medium List 1 Accent 5" w:uiPriority="65"/>
+    <w:lsdException w:name="Medium List 2 Accent 5" w:uiPriority="66"/>
+    <w:lsdException w:name="Medium Grid 1 Accent 5" w:uiPriority="67"/>
+    <w:lsdException w:name="Medium Grid 2 Accent 5" w:uiPriority="68"/>
+    <w:lsdException w:name="Medium Grid 3 Accent 5" w:uiPriority="69"/>
+    <w:lsdException w:name="Dark List Accent 5" w:uiPriority="70"/>
+    <w:lsdException w:name="Colorful Shading Accent 5" w:uiPriority="71"/>
+    <w:lsdException w:name="Colorful List Accent 5" w:uiPriority="72"/>
+    <w:lsdException w:name="Colorful Grid Accent 5" w:uiPriority="73"/>
+    <w:lsdException w:name="Light Shading Accent 6" w:uiPriority="60"/>
+    <w:lsdException w:name="Light List Accent 6" w:uiPriority="61"/>
+    <w:lsdException w:name="Light Grid Accent 6" w:uiPriority="62"/>
+    <w:lsdException w:name="Medium Shading 1 Accent 6" w:uiPriority="63"/>
+    <w:lsdException w:name="Medium Shading 2 Accent 6" w:uiPriority="64"/>
+    <w:lsdException w:name="Medium List 1 Accent 6" w:uiPriority="65"/>
+    <w:lsdException w:name="Medium List 2 Accent 6" w:uiPriority="66"/>
+    <w:lsdException w:name="Medium Grid 1 Accent 6" w:uiPriority="67"/>
+    <w:lsdException w:name="Medium Grid 2 Accent 6" w:uiPriority="68"/>
+    <w:lsdException w:name="Medium Grid 3 Accent 6" w:uiPriority="69"/>
+    <w:lsdException w:name="Dark List Accent 6" w:uiPriority="70"/>
+    <w:lsdException w:name="Colorful Shading Accent 6" w:uiPriority="71"/>
+    <w:lsdException w:name="Colorful List Accent 6" w:uiPriority="72"/>
+    <w:lsdException w:name="Colorful Grid Accent 6" w:uiPriority="73"/>
+    <w:lsdException w:name="Subtle Emphasis" w:uiPriority="19" w:qFormat="1"/>
+    <w:lsdException w:name="Intense Emphasis" w:uiPriority="21" w:qFormat="1"/>
+    <w:lsdException w:name="Subtle Reference" w:uiPriority="31" w:qFormat="1"/>
+    <w:lsdException w:name="Intense Reference" w:uiPriority="32" w:qFormat="1"/>
+    <w:lsdException w:name="Book Title" w:uiPriority="33" w:qFormat="1"/>
+    <w:lsdException w:name="Bibliography" w:semiHidden="1" w:uiPriority="37" w:unhideWhenUsed="1"/>
+    <w:lsdException w:name="TOC Heading" w:semiHidden="1" w:uiPriority="39" w:unhideWhenUsed="1" w:qFormat="1"/>
+    <w:lsdException w:name="Plain Table 1" w:uiPriority="41"/>
+    <w:lsdException w:name="Plain Table 2" w:uiPriority="42"/>
+    <w:lsdException w:name="Plain Table 3" w:uiPriority="43"/>
+    <w:lsdException w:name="Plain Table 4" w:uiPriority="44"/>
+    <w:lsdException w:name="Plain Table 5" w:uiPriority="45"/>
+    <w:lsdException w:name="Grid Table Light" w:uiPriority="40"/>
+    <w:lsdException w:name="Grid Table 1 Light" w:uiPriority="46"/>
+    <w:lsdException w:name="Grid Table 2" w:uiPriority="47"/>
+    <w:lsdException w:name="Grid Table 3" w:uiPriority="48"/>
+    <w:lsdException w:name="Grid Table 4" w:uiPriority="49"/>
+    <w:lsdException w:name="Grid Table 5 Dark" w:uiPriority="50"/>
+    <w:lsdException w:name="Grid Table 6 Colorful" w:uiPriority="51"/>
+    <w:lsdException w:name="Grid Table 7 Colorful" w:uiPriority="52"/>
+    <w:lsdException w:name="Grid Table 1 Light Accent 1" w:uiPriority="46"/>
+    <w:lsdException w:name="Grid Table 2 Accent 1" w:uiPriority="47"/>
+    <w:lsdException w:name="Grid Table 3 Accent 1" w:uiPriority="48"/>
+    <w:lsdException w:name="Grid Table 4 Accent 1" w:uiPriority="49"/>
+    <w:lsdException w:name="Grid Table 5 Dark Accent 1" w:uiPriority="50"/>
+    <w:lsdException w:name="Grid Table 6 Colorful Accent 1" w:uiPriority="51"/>
+    <w:lsdException w:name="Grid Table 7 Colorful Accent 1" w:uiPriority="52"/>
+    <w:lsdException w:name="Grid Table 1 Light Accent 2" w:uiPriority="46"/>
+    <w:lsdException w:name="Grid Table 2 Accent 2" w:uiPriority="47"/>
+    <w:lsdException w:name="Grid Table 3 Accent 2" w:uiPriority="48"/>
+    <w:lsdException w:name="Grid Table 4 Accent 2" w:uiPriority="49"/>
+    <w:lsdException w:name="Grid Table 5 Dark Accent 2" w:uiPriority="50"/>
+    <w:lsdException w:name="Grid Table 6 Colorful Accent 2" w:uiPriority="51"/>
+    <w:lsdException w:name="Grid Table 7 Colorful Accent 2" w:uiPriority="52"/>
+    <w:lsdException w:name="Grid Table 1 Light Accent 3" w:uiPriority="46"/>
+    <w:lsdException w:name="Grid Table 2 Accent 3" w:uiPriority="47"/>
+    <w:lsdException w:name="Grid Table 3 Accent 3" w:uiPriority="48"/>
+    <w:lsdException w:name="Grid Table 4 Accent 3" w:uiPriority="49"/>
+    <w:lsdException w:name="Grid Table 5 Dark Accent 3" w:uiPriority="50"/>
+    <w:lsdException w:name="Grid Table 6 Colorful Accent 3" w:uiPriority="51"/>
+    <w:lsdException w:name="Grid Table 7 Colorful Accent 3" w:uiPriority="52"/>
+    <w:lsdException w:name="Grid Table 1 Light Accent 4" w:uiPriority="46"/>
+    <w:lsdException w:name="Grid Table 2 Accent 4" w:uiPriority="47"/>
+    <w:lsdException w:name="Grid Table 3 Accent 4" w:uiPriority="48"/>
+    <w:lsdException w:name="Grid Table 4 Accent 4" w:uiPriority="49"/>
+    <w:lsdException w:name="Grid Table 5 Dark Accent 4" w:uiPriority="50"/>
+    <w:lsdException w:name="Grid Table 6 Colorful Accent 4" w:uiPriority="51"/>
+    <w:lsdException w:name="Grid Table 7 Colorful Accent 4" w:uiPriority="52"/>
+    <w:lsdException w:name="Grid Table 1 Light Accent 5" w:uiPriority="46"/>
+    <w:lsdException w:name="Grid Table 2 Accent 5" w:uiPriority="47"/>
+    <w:lsdException w:name="Grid Table 3 Accent 5" w:uiPriority="48"/>
+    <w:lsdException w:name="Grid Table 4 Accent 5" w:uiPriority="49"/>
+    <w:lsdException w:name="Grid Table 5 Dark Accent 5" w:uiPriority="50"/>
+    <w:lsdException w:name="Grid Table 6 Colorful Accent 5" w:uiPriority="51"/>
+    <w:lsdException w:name="Grid Table 7 Colorful Accent 5" w:uiPriority="52"/>
+    <w:lsdException w:name="Grid Table 1 Light Accent 6" w:uiPriority="46"/>
+    <w:lsdException w:name="Grid Table 2 Accent 6" w:uiPriority="47"/>
+    <w:lsdException w:name="Grid Table 3 Accent 6" w:uiPriority="48"/>
+    <w:lsdException w:name="Grid Table 4 Accent 6" w:uiPriority="49"/>
+    <w:lsdException w:name="Grid Table 5 Dark Accent 6" w:uiPriority="50"/>
+    <w:lsdException w:name="Grid Table 6 Colorful Accent 6" w:uiPriority="51"/>
+    <w:lsdException w:name="Grid Table 7 Colorful Accent 6" w:uiPriority="52"/>
+    <w:lsdException w:name="List Table 1 Light" w:uiPriority="46"/>
+    <w:lsdException w:name="List Table 2" w:uiPriority="47"/>
+    <w:lsdException w:name="List Table 3" w:uiPriority="48"/>
+    <w:lsdException w:name="List Table 4" w:uiPriority="49"/>
+    <w:lsdException w:name="List Table 5 Dark" w:uiPriority="50"/>
+    <w:lsdException w:name="List Table 6 Colorful" w:uiPriority="51"/>
+    <w:lsdException w:name="List Table 7 Colorful" w:uiPriority="52"/>
+    <w:lsdException w:name="List Table 1 Light Accent 1" w:uiPriority="46"/>
+    <w:lsdException w:name="List Table 2 Accent 1" w:uiPriority="47"/>
+    <w:lsdException w:name="List Table 3 Accent 1" w:uiPriority="48"/>
+    <w:lsdException w:name="List Table 4 Accent 1" w:uiPriority="49"/>
+    <w:lsdException w:name="List Table 5 Dark Accent 1" w:uiPriority="50"/>
+    <w:lsdException w:name="List Table 6 Colorful Accent 1" w:uiPriority="51"/>
+    <w:lsdException w:name="List Table 7 Colorful Accent 1" w:uiPriority="52"/>
+    <w:lsdException w:name="List Table 1 Light Accent 2" w:uiPriority="46"/>
+    <w:lsdException w:name="List Table 2 Accent 2" w:uiPriority="47"/>
+    <w:lsdException w:name="List Table 3 Accent 2" w:uiPriority="48"/>
+    <w:lsdException w:name="List Table 4 Accent 2" w:uiPriority="49"/>
+    <w:lsdException w:name="List Table 5 Dark Accent 2" w:uiPriority="50"/>
+    <w:lsdException w:name="List Table 6 Colorful Accent 2" w:uiPriority="51"/>
+    <w:lsdException w:name="List Table 7 Colorful Accent 2" w:uiPriority="52"/>
+    <w:lsdException w:name="List Table 1 Light Accent 3" w:uiPriority="46"/>
+    <w:lsdException w:name="List Table 2 Accent 3" w:uiPriority="47"/>
+    <w:lsdException w:name="List Table 3 Accent 3" w:uiPriority="48"/>
+    <w:lsdException w:name="List Table 4 Accent 3" w:uiPriority="49"/>
+    <w:lsdException w:name="List Table 5 Dark Accent 3" w:uiPriority="50"/>
+    <w:lsdException w:name="List Table 6 Colorful Accent 3" w:uiPriority="51"/>
+    <w:lsdException w:name="List Table 7 Colorful Accent 3" w:uiPriority="52"/>
+    <w:lsdException w:name="List Table 1 Light Accent 4" w:uiPriority="46"/>
+    <w:lsdException w:name="List Table 2 Accent 4" w:uiPriority="47"/>
+    <w:lsdException w:name="List Table 3 Accent 4" w:uiPriority="48"/>
+    <w:lsdException w:name="List Table 4 Accent 4" w:uiPriority="49"/>
+    <w:lsdException w:name="List Table 5 Dark Accent 4" w:uiPriority="50"/>
+    <w:lsdException w:name="List Table 6 Colorful Accent 4" w:uiPriority="51"/>
+    <w:lsdException w:name="List Table 7 Colorful Accent 4" w:uiPriority="52"/>
+    <w:lsdException w:name="List Table 1 Light Accent 5" w:uiPriority="46"/>
+    <w:lsdException w:name="List Table 2 Accent 5" w:uiPriority="47"/>
+    <w:lsdException w:name="List Table 3 Accent 5" w:uiPriority="48"/>
+    <w:lsdException w:name="List Table 4 Accent 5" w:uiPriority="49"/>
+    <w:lsdException w:name="List Table 5 Dark Accent 5" w:uiPriority="50"/>
+    <w:lsdException w:name="List Table 6 Colorful Accent 5" w:uiPriority="51"/>
+    <w:lsdException w:name="List Table 7 Colorful Accent 5" w:uiPriority="52"/>
+    <w:lsdException w:name="List Table 1 Light Accent 6" w:uiPriority="46"/>
+    <w:lsdException w:name="List Table 2 Accent 6" w:uiPriority="47"/>
+    <w:lsdException w:name="List Table 3 Accent 6" w:uiPriority="48"/>
+    <w:lsdException w:name="List Table 4 Accent 6" w:uiPriority="49"/>
+    <w:lsdException w:name="List Table 5 Dark Accent 6" w:uiPriority="50"/>
+    <w:lsdException w:name="List Table 6 Colorful Accent 6" w:uiPriority="51"/>
+    <w:lsdException w:name="List Table 7 Colorful Accent 6" w:uiPriority="52"/>
   </w:latentStyles>
   <w:style w:type="paragraph" w:default="1" w:styleId="Normal">
     <w:name w:val="Normal"/>
@@ -7325,7 +7436,7 @@
 </file>
 
 <file path=customXml/itemProps1.xml><?xml version="1.0" encoding="utf-8"?>
-<ds:datastoreItem xmlns:ds="http://schemas.openxmlformats.org/officeDocument/2006/customXml" ds:itemID="{5D005849-B085-461B-A710-6471C5ADBA30}">
+<ds:datastoreItem xmlns:ds="http://schemas.openxmlformats.org/officeDocument/2006/customXml" ds:itemID="{C200AE28-740F-4F67-BF59-6CCDDCCF924A}">
   <ds:schemaRefs>
     <ds:schemaRef ds:uri="http://schemas.openxmlformats.org/officeDocument/2006/bibliography"/>
   </ds:schemaRefs>

--- a/Java for base.docx
+++ b/Java for base.docx
@@ -5787,12 +5787,31 @@
         </w:rPr>
         <w:t xml:space="preserve"> Đối tượng tạo bằng (new) thì không.</w:t>
       </w:r>
-      <w:bookmarkStart w:id="0" w:name="_GoBack"/>
-      <w:bookmarkEnd w:id="0"/>
+    </w:p>
+    <w:p>
+      <w:pPr>
+        <w:pBdr>
+          <w:bottom w:val="single" w:sz="6" w:space="1" w:color="auto"/>
+        </w:pBdr>
+        <w:tabs>
+          <w:tab w:val="left" w:pos="993"/>
+        </w:tabs>
+        <w:spacing w:before="120" w:after="120"/>
+        <w:rPr>
+          <w:rFonts w:ascii="Times New Roman" w:hAnsi="Times New Roman" w:cs="Times New Roman"/>
+          <w:b/>
+          <w:bCs/>
+          <w:i/>
+          <w:color w:val="FF0000"/>
+          <w:sz w:val="26"/>
+          <w:szCs w:val="26"/>
+        </w:rPr>
+      </w:pPr>
     </w:p>
     <w:p>
       <w:pPr>
         <w:spacing w:before="240" w:after="240" w:line="240" w:lineRule="auto"/>
+        <w:jc w:val="center"/>
         <w:rPr>
           <w:rFonts w:ascii="Times New Roman" w:hAnsi="Times New Roman" w:cs="Times New Roman"/>
           <w:b/>
@@ -5800,6 +5819,1340 @@
           <w:sz w:val="40"/>
           <w:szCs w:val="40"/>
           <w:u w:val="single"/>
+        </w:rPr>
+      </w:pPr>
+      <w:r>
+        <w:rPr>
+          <w:rFonts w:ascii="Times New Roman" w:hAnsi="Times New Roman" w:cs="Times New Roman"/>
+          <w:b/>
+          <w:color w:val="FF0000"/>
+          <w:sz w:val="40"/>
+          <w:szCs w:val="40"/>
+          <w:u w:val="single"/>
+        </w:rPr>
+        <w:t>24</w:t>
+      </w:r>
+      <w:r>
+        <w:rPr>
+          <w:rFonts w:ascii="Times New Roman" w:hAnsi="Times New Roman" w:cs="Times New Roman"/>
+          <w:b/>
+          <w:color w:val="FF0000"/>
+          <w:sz w:val="40"/>
+          <w:szCs w:val="40"/>
+          <w:u w:val="single"/>
+        </w:rPr>
+        <w:t>/</w:t>
+      </w:r>
+      <w:r>
+        <w:rPr>
+          <w:rFonts w:ascii="Times New Roman" w:hAnsi="Times New Roman" w:cs="Times New Roman"/>
+          <w:b/>
+          <w:color w:val="FF0000"/>
+          <w:sz w:val="40"/>
+          <w:szCs w:val="40"/>
+          <w:u w:val="single"/>
+        </w:rPr>
+        <w:t>6</w:t>
+      </w:r>
+      <w:r>
+        <w:rPr>
+          <w:rFonts w:ascii="Times New Roman" w:hAnsi="Times New Roman" w:cs="Times New Roman"/>
+          <w:b/>
+          <w:color w:val="FF0000"/>
+          <w:sz w:val="40"/>
+          <w:szCs w:val="40"/>
+          <w:u w:val="single"/>
+        </w:rPr>
+        <w:t>/2024:</w:t>
+      </w:r>
+    </w:p>
+    <w:p>
+      <w:pPr>
+        <w:pStyle w:val="ListParagraph"/>
+        <w:numPr>
+          <w:ilvl w:val="0"/>
+          <w:numId w:val="3"/>
+        </w:numPr>
+        <w:spacing w:before="120" w:after="120"/>
+        <w:ind w:left="284" w:hanging="284"/>
+        <w:rPr>
+          <w:rFonts w:ascii="Times New Roman" w:hAnsi="Times New Roman" w:cs="Times New Roman"/>
+          <w:b/>
+          <w:sz w:val="26"/>
+          <w:szCs w:val="26"/>
+        </w:rPr>
+      </w:pPr>
+      <w:r>
+        <w:rPr>
+          <w:rFonts w:ascii="Times New Roman" w:hAnsi="Times New Roman" w:cs="Times New Roman"/>
+          <w:b/>
+          <w:sz w:val="26"/>
+          <w:szCs w:val="26"/>
+          <w:highlight w:val="yellow"/>
+        </w:rPr>
+        <w:t>Kế thừa</w:t>
+      </w:r>
+      <w:r>
+        <w:rPr>
+          <w:rFonts w:ascii="Times New Roman" w:hAnsi="Times New Roman" w:cs="Times New Roman"/>
+          <w:b/>
+          <w:sz w:val="26"/>
+          <w:szCs w:val="26"/>
+        </w:rPr>
+        <w:t xml:space="preserve"> là gì:</w:t>
+      </w:r>
+    </w:p>
+    <w:p>
+      <w:pPr>
+        <w:pStyle w:val="ListParagraph"/>
+        <w:numPr>
+          <w:ilvl w:val="0"/>
+          <w:numId w:val="5"/>
+        </w:numPr>
+        <w:tabs>
+          <w:tab w:val="left" w:pos="993"/>
+        </w:tabs>
+        <w:spacing w:before="120" w:after="120"/>
+        <w:ind w:left="993" w:hanging="273"/>
+        <w:rPr>
+          <w:rFonts w:ascii="Times New Roman" w:hAnsi="Times New Roman" w:cs="Times New Roman"/>
+          <w:sz w:val="26"/>
+          <w:szCs w:val="26"/>
+        </w:rPr>
+      </w:pPr>
+      <w:r>
+        <w:rPr>
+          <w:rFonts w:ascii="Times New Roman" w:hAnsi="Times New Roman" w:cs="Times New Roman"/>
+          <w:b/>
+          <w:color w:val="FF0000"/>
+          <w:sz w:val="26"/>
+          <w:szCs w:val="26"/>
+        </w:rPr>
+        <w:t>Một lớp thừa hưởng đặc tính từ lớp khác được gọi là kế thừa</w:t>
+      </w:r>
+      <w:r>
+        <w:rPr>
+          <w:rFonts w:ascii="Times New Roman" w:hAnsi="Times New Roman" w:cs="Times New Roman"/>
+          <w:b/>
+          <w:sz w:val="26"/>
+          <w:szCs w:val="26"/>
+        </w:rPr>
+        <w:t>.</w:t>
+      </w:r>
+    </w:p>
+    <w:p>
+      <w:pPr>
+        <w:pStyle w:val="ListParagraph"/>
+        <w:numPr>
+          <w:ilvl w:val="0"/>
+          <w:numId w:val="5"/>
+        </w:numPr>
+        <w:tabs>
+          <w:tab w:val="left" w:pos="993"/>
+        </w:tabs>
+        <w:spacing w:before="120" w:after="120"/>
+        <w:ind w:left="993" w:hanging="273"/>
+        <w:rPr>
+          <w:rFonts w:ascii="Times New Roman" w:hAnsi="Times New Roman" w:cs="Times New Roman"/>
+          <w:sz w:val="26"/>
+          <w:szCs w:val="26"/>
+        </w:rPr>
+      </w:pPr>
+      <w:r>
+        <w:rPr>
+          <w:rFonts w:ascii="Times New Roman" w:hAnsi="Times New Roman" w:cs="Times New Roman"/>
+          <w:b/>
+          <w:sz w:val="26"/>
+          <w:szCs w:val="26"/>
+        </w:rPr>
+        <w:t xml:space="preserve">Mục đích của kế thừa: </w:t>
+      </w:r>
+    </w:p>
+    <w:p>
+      <w:pPr>
+        <w:pStyle w:val="ListParagraph"/>
+        <w:numPr>
+          <w:ilvl w:val="0"/>
+          <w:numId w:val="7"/>
+        </w:numPr>
+        <w:tabs>
+          <w:tab w:val="left" w:pos="1276"/>
+        </w:tabs>
+        <w:spacing w:before="120" w:after="120"/>
+        <w:ind w:left="1276" w:hanging="283"/>
+        <w:rPr>
+          <w:rFonts w:ascii="Times New Roman" w:hAnsi="Times New Roman" w:cs="Times New Roman"/>
+          <w:sz w:val="26"/>
+          <w:szCs w:val="26"/>
+        </w:rPr>
+      </w:pPr>
+      <w:r>
+        <w:rPr>
+          <w:rFonts w:ascii="Times New Roman" w:hAnsi="Times New Roman" w:cs="Times New Roman"/>
+          <w:sz w:val="26"/>
+          <w:szCs w:val="26"/>
+        </w:rPr>
+        <w:t xml:space="preserve">Lớp con (child class) có thể </w:t>
+      </w:r>
+      <w:r>
+        <w:rPr>
+          <w:rFonts w:ascii="Times New Roman" w:hAnsi="Times New Roman" w:cs="Times New Roman"/>
+          <w:color w:val="FF0000"/>
+          <w:sz w:val="26"/>
+          <w:szCs w:val="26"/>
+        </w:rPr>
+        <w:t>tái sử dụng</w:t>
+      </w:r>
+      <w:r>
+        <w:rPr>
+          <w:rFonts w:ascii="Times New Roman" w:hAnsi="Times New Roman" w:cs="Times New Roman"/>
+          <w:sz w:val="26"/>
+          <w:szCs w:val="26"/>
+        </w:rPr>
+        <w:t xml:space="preserve"> những cái đã có trong lớp cha (class parent) </w:t>
+      </w:r>
+      <w:r>
+        <w:rPr>
+          <w:rFonts w:ascii="Times New Roman" w:hAnsi="Times New Roman" w:cs="Times New Roman"/>
+          <w:sz w:val="26"/>
+          <w:szCs w:val="26"/>
+        </w:rPr>
+        <w:t>.</w:t>
+      </w:r>
+    </w:p>
+    <w:p>
+      <w:pPr>
+        <w:pStyle w:val="ListParagraph"/>
+        <w:numPr>
+          <w:ilvl w:val="0"/>
+          <w:numId w:val="7"/>
+        </w:numPr>
+        <w:tabs>
+          <w:tab w:val="left" w:pos="1276"/>
+        </w:tabs>
+        <w:spacing w:before="120" w:after="120"/>
+        <w:ind w:left="1276" w:hanging="283"/>
+        <w:rPr>
+          <w:rFonts w:ascii="Times New Roman" w:hAnsi="Times New Roman" w:cs="Times New Roman"/>
+          <w:color w:val="FF0000"/>
+          <w:sz w:val="26"/>
+          <w:szCs w:val="26"/>
+        </w:rPr>
+      </w:pPr>
+      <w:r>
+        <w:rPr>
+          <w:rFonts w:ascii="Times New Roman" w:hAnsi="Times New Roman" w:cs="Times New Roman"/>
+          <w:sz w:val="26"/>
+          <w:szCs w:val="26"/>
+        </w:rPr>
+        <w:lastRenderedPageBreak/>
+        <w:t xml:space="preserve">Lớp con (lớp kế thừa) có thể </w:t>
+      </w:r>
+      <w:r>
+        <w:rPr>
+          <w:rFonts w:ascii="Times New Roman" w:hAnsi="Times New Roman" w:cs="Times New Roman"/>
+          <w:color w:val="FF0000"/>
+          <w:sz w:val="26"/>
+          <w:szCs w:val="26"/>
+        </w:rPr>
+        <w:t>mở rộng thêm đặc tính</w:t>
+      </w:r>
+      <w:r>
+        <w:rPr>
+          <w:rFonts w:ascii="Times New Roman" w:hAnsi="Times New Roman" w:cs="Times New Roman"/>
+          <w:sz w:val="26"/>
+          <w:szCs w:val="26"/>
+        </w:rPr>
+        <w:t xml:space="preserve"> mà </w:t>
+      </w:r>
+      <w:r>
+        <w:rPr>
+          <w:rFonts w:ascii="Times New Roman" w:hAnsi="Times New Roman" w:cs="Times New Roman"/>
+          <w:color w:val="FF0000"/>
+          <w:sz w:val="26"/>
+          <w:szCs w:val="26"/>
+        </w:rPr>
+        <w:t>không ảnh hưởng đến lớp cha (lớp được kế thừa)</w:t>
+      </w:r>
+      <w:r>
+        <w:rPr>
+          <w:rFonts w:ascii="Times New Roman" w:hAnsi="Times New Roman" w:cs="Times New Roman"/>
+          <w:color w:val="FF0000"/>
+          <w:sz w:val="26"/>
+          <w:szCs w:val="26"/>
+        </w:rPr>
+        <w:t>.</w:t>
+      </w:r>
+    </w:p>
+    <w:p>
+      <w:pPr>
+        <w:pStyle w:val="ListParagraph"/>
+        <w:numPr>
+          <w:ilvl w:val="0"/>
+          <w:numId w:val="3"/>
+        </w:numPr>
+        <w:spacing w:before="120" w:after="120"/>
+        <w:ind w:left="284" w:hanging="284"/>
+        <w:rPr>
+          <w:rFonts w:ascii="Times New Roman" w:hAnsi="Times New Roman" w:cs="Times New Roman"/>
+          <w:b/>
+          <w:sz w:val="26"/>
+          <w:szCs w:val="26"/>
+        </w:rPr>
+      </w:pPr>
+      <w:r>
+        <w:rPr>
+          <w:rFonts w:ascii="Times New Roman" w:hAnsi="Times New Roman" w:cs="Times New Roman"/>
+          <w:b/>
+          <w:sz w:val="26"/>
+          <w:szCs w:val="26"/>
+          <w:highlight w:val="yellow"/>
+        </w:rPr>
+        <w:t>Overload (nạp chồng)</w:t>
+      </w:r>
+      <w:r>
+        <w:rPr>
+          <w:rFonts w:ascii="Times New Roman" w:hAnsi="Times New Roman" w:cs="Times New Roman"/>
+          <w:b/>
+          <w:sz w:val="26"/>
+          <w:szCs w:val="26"/>
+        </w:rPr>
+        <w:t xml:space="preserve"> – Đa hình</w:t>
+      </w:r>
+      <w:r>
+        <w:rPr>
+          <w:rFonts w:ascii="Times New Roman" w:hAnsi="Times New Roman" w:cs="Times New Roman"/>
+          <w:b/>
+          <w:sz w:val="26"/>
+          <w:szCs w:val="26"/>
+        </w:rPr>
+        <w:t xml:space="preserve"> trong quá trình biên dịch (Runtime)</w:t>
+      </w:r>
+      <w:r>
+        <w:rPr>
+          <w:rFonts w:ascii="Times New Roman" w:hAnsi="Times New Roman" w:cs="Times New Roman"/>
+          <w:b/>
+          <w:sz w:val="26"/>
+          <w:szCs w:val="26"/>
+        </w:rPr>
+        <w:t xml:space="preserve">: </w:t>
+      </w:r>
+    </w:p>
+    <w:p>
+      <w:pPr>
+        <w:pStyle w:val="ListParagraph"/>
+        <w:numPr>
+          <w:ilvl w:val="0"/>
+          <w:numId w:val="5"/>
+        </w:numPr>
+        <w:tabs>
+          <w:tab w:val="left" w:pos="993"/>
+        </w:tabs>
+        <w:spacing w:before="120" w:after="120"/>
+        <w:ind w:left="993" w:hanging="273"/>
+        <w:rPr>
+          <w:rFonts w:ascii="Times New Roman" w:hAnsi="Times New Roman" w:cs="Times New Roman"/>
+          <w:sz w:val="26"/>
+          <w:szCs w:val="26"/>
+        </w:rPr>
+      </w:pPr>
+      <w:r>
+        <w:rPr>
+          <w:rFonts w:ascii="Times New Roman" w:hAnsi="Times New Roman" w:cs="Times New Roman"/>
+          <w:b/>
+          <w:sz w:val="26"/>
+          <w:szCs w:val="26"/>
+        </w:rPr>
+        <w:t xml:space="preserve">Là các </w:t>
+      </w:r>
+      <w:r>
+        <w:rPr>
+          <w:rFonts w:ascii="Times New Roman" w:hAnsi="Times New Roman" w:cs="Times New Roman"/>
+          <w:b/>
+          <w:color w:val="FF0000"/>
+          <w:sz w:val="26"/>
+          <w:szCs w:val="26"/>
+        </w:rPr>
+        <w:t xml:space="preserve">phương thức nằm trong cùng 01 lớp, có cùng tên với nhau </w:t>
+      </w:r>
+      <w:r>
+        <w:rPr>
+          <w:rFonts w:ascii="Times New Roman" w:hAnsi="Times New Roman" w:cs="Times New Roman"/>
+          <w:b/>
+          <w:sz w:val="26"/>
+          <w:szCs w:val="26"/>
+        </w:rPr>
+        <w:t xml:space="preserve">nhưng có </w:t>
+      </w:r>
+      <w:r>
+        <w:rPr>
+          <w:rFonts w:ascii="Times New Roman" w:hAnsi="Times New Roman" w:cs="Times New Roman"/>
+          <w:b/>
+          <w:color w:val="FF0000"/>
+          <w:sz w:val="26"/>
+          <w:szCs w:val="26"/>
+        </w:rPr>
+        <w:t>đối số/giá trị truyền vào khác nhau</w:t>
+      </w:r>
+      <w:r>
+        <w:rPr>
+          <w:rFonts w:ascii="Times New Roman" w:hAnsi="Times New Roman" w:cs="Times New Roman"/>
+          <w:b/>
+          <w:sz w:val="26"/>
+          <w:szCs w:val="26"/>
+        </w:rPr>
+        <w:t>.</w:t>
+      </w:r>
+    </w:p>
+    <w:p>
+      <w:pPr>
+        <w:pStyle w:val="ListParagraph"/>
+        <w:numPr>
+          <w:ilvl w:val="0"/>
+          <w:numId w:val="3"/>
+        </w:numPr>
+        <w:spacing w:before="120" w:after="120"/>
+        <w:ind w:left="284" w:hanging="284"/>
+        <w:rPr>
+          <w:rFonts w:ascii="Times New Roman" w:hAnsi="Times New Roman" w:cs="Times New Roman"/>
+          <w:b/>
+          <w:sz w:val="26"/>
+          <w:szCs w:val="26"/>
+        </w:rPr>
+      </w:pPr>
+      <w:r>
+        <w:rPr>
+          <w:rFonts w:ascii="Times New Roman" w:hAnsi="Times New Roman" w:cs="Times New Roman"/>
+          <w:b/>
+          <w:sz w:val="26"/>
+          <w:szCs w:val="26"/>
+          <w:highlight w:val="yellow"/>
+        </w:rPr>
+        <w:t>Override (ghi đè)</w:t>
+      </w:r>
+      <w:r>
+        <w:rPr>
+          <w:rFonts w:ascii="Times New Roman" w:hAnsi="Times New Roman" w:cs="Times New Roman"/>
+          <w:b/>
+          <w:sz w:val="26"/>
+          <w:szCs w:val="26"/>
+        </w:rPr>
+        <w:t xml:space="preserve"> – Đa hình</w:t>
+      </w:r>
+      <w:r>
+        <w:rPr>
+          <w:rFonts w:ascii="Times New Roman" w:hAnsi="Times New Roman" w:cs="Times New Roman"/>
+          <w:b/>
+          <w:sz w:val="26"/>
+          <w:szCs w:val="26"/>
+        </w:rPr>
+        <w:t xml:space="preserve"> trong quá trình thực thi (Compile)</w:t>
+      </w:r>
+      <w:r>
+        <w:rPr>
+          <w:rFonts w:ascii="Times New Roman" w:hAnsi="Times New Roman" w:cs="Times New Roman"/>
+          <w:b/>
+          <w:sz w:val="26"/>
+          <w:szCs w:val="26"/>
+        </w:rPr>
+        <w:t>:</w:t>
+      </w:r>
+    </w:p>
+    <w:p>
+      <w:pPr>
+        <w:pStyle w:val="ListParagraph"/>
+        <w:numPr>
+          <w:ilvl w:val="0"/>
+          <w:numId w:val="5"/>
+        </w:numPr>
+        <w:tabs>
+          <w:tab w:val="left" w:pos="993"/>
+        </w:tabs>
+        <w:spacing w:before="120" w:after="120"/>
+        <w:ind w:left="993" w:hanging="273"/>
+        <w:rPr>
+          <w:rFonts w:ascii="Times New Roman" w:hAnsi="Times New Roman" w:cs="Times New Roman"/>
+          <w:sz w:val="26"/>
+          <w:szCs w:val="26"/>
+        </w:rPr>
+      </w:pPr>
+      <w:r>
+        <w:rPr>
+          <w:rFonts w:ascii="Times New Roman" w:hAnsi="Times New Roman" w:cs="Times New Roman"/>
+          <w:b/>
+          <w:sz w:val="26"/>
+          <w:szCs w:val="26"/>
+        </w:rPr>
+        <w:t xml:space="preserve">Khi định nghĩa 01 phương thức ở lớp cơ sở (lớp cha), thì mình </w:t>
+      </w:r>
+      <w:r>
+        <w:rPr>
+          <w:rFonts w:ascii="Times New Roman" w:hAnsi="Times New Roman" w:cs="Times New Roman"/>
+          <w:b/>
+          <w:color w:val="FF0000"/>
+          <w:sz w:val="26"/>
+          <w:szCs w:val="26"/>
+        </w:rPr>
+        <w:t>có thể viết lại phương thức đó ở lớp con</w:t>
+      </w:r>
+      <w:r>
+        <w:rPr>
+          <w:rFonts w:ascii="Times New Roman" w:hAnsi="Times New Roman" w:cs="Times New Roman"/>
+          <w:b/>
+          <w:sz w:val="26"/>
+          <w:szCs w:val="26"/>
+        </w:rPr>
+        <w:t xml:space="preserve"> </w:t>
+      </w:r>
+      <w:r>
+        <w:rPr>
+          <w:rFonts w:ascii="Times New Roman" w:hAnsi="Times New Roman" w:cs="Times New Roman"/>
+          <w:b/>
+          <w:color w:val="FF0000"/>
+          <w:sz w:val="26"/>
+          <w:szCs w:val="26"/>
+        </w:rPr>
+        <w:t>thông qua override</w:t>
+      </w:r>
+      <w:r>
+        <w:rPr>
+          <w:rFonts w:ascii="Times New Roman" w:hAnsi="Times New Roman" w:cs="Times New Roman"/>
+          <w:b/>
+          <w:sz w:val="26"/>
+          <w:szCs w:val="26"/>
+        </w:rPr>
+        <w:t>.</w:t>
+      </w:r>
+    </w:p>
+    <w:p>
+      <w:pPr>
+        <w:pStyle w:val="ListParagraph"/>
+        <w:numPr>
+          <w:ilvl w:val="0"/>
+          <w:numId w:val="5"/>
+        </w:numPr>
+        <w:tabs>
+          <w:tab w:val="left" w:pos="993"/>
+        </w:tabs>
+        <w:spacing w:before="120" w:after="120"/>
+        <w:ind w:left="993" w:hanging="273"/>
+        <w:rPr>
+          <w:rFonts w:ascii="Times New Roman" w:hAnsi="Times New Roman" w:cs="Times New Roman"/>
+          <w:sz w:val="26"/>
+          <w:szCs w:val="26"/>
+        </w:rPr>
+      </w:pPr>
+      <w:r>
+        <w:rPr>
+          <w:rFonts w:ascii="Times New Roman" w:hAnsi="Times New Roman" w:cs="Times New Roman"/>
+          <w:b/>
+          <w:sz w:val="26"/>
+          <w:szCs w:val="26"/>
+        </w:rPr>
+        <w:t>Khi đối tượng thuộc lớp con thì sẽ chọn lựa và chạy theo phương thức ở lớp con.</w:t>
+      </w:r>
+    </w:p>
+    <w:p>
+      <w:pPr>
+        <w:pStyle w:val="ListParagraph"/>
+        <w:numPr>
+          <w:ilvl w:val="0"/>
+          <w:numId w:val="5"/>
+        </w:numPr>
+        <w:tabs>
+          <w:tab w:val="left" w:pos="993"/>
+        </w:tabs>
+        <w:spacing w:before="120" w:after="120"/>
+        <w:ind w:left="993" w:hanging="273"/>
+        <w:rPr>
+          <w:rFonts w:ascii="Times New Roman" w:hAnsi="Times New Roman" w:cs="Times New Roman"/>
+          <w:sz w:val="26"/>
+          <w:szCs w:val="26"/>
+        </w:rPr>
+      </w:pPr>
+      <w:r>
+        <w:rPr>
+          <w:rFonts w:ascii="Times New Roman" w:hAnsi="Times New Roman" w:cs="Times New Roman"/>
+          <w:b/>
+          <w:sz w:val="26"/>
+          <w:szCs w:val="26"/>
+        </w:rPr>
+        <w:t>Nếu lớp con không có phương thức đó thì mới chạy theo phương thức ở lớp cha.</w:t>
+      </w:r>
+    </w:p>
+    <w:p>
+      <w:pPr>
+        <w:pStyle w:val="ListParagraph"/>
+        <w:numPr>
+          <w:ilvl w:val="0"/>
+          <w:numId w:val="3"/>
+        </w:numPr>
+        <w:spacing w:before="120" w:after="120"/>
+        <w:ind w:left="284" w:hanging="284"/>
+        <w:rPr>
+          <w:rFonts w:ascii="Times New Roman" w:hAnsi="Times New Roman" w:cs="Times New Roman"/>
+          <w:b/>
+          <w:sz w:val="26"/>
+          <w:szCs w:val="26"/>
+        </w:rPr>
+      </w:pPr>
+      <w:r>
+        <w:rPr>
+          <w:rFonts w:ascii="Times New Roman" w:hAnsi="Times New Roman" w:cs="Times New Roman"/>
+          <w:b/>
+          <w:sz w:val="26"/>
+          <w:szCs w:val="26"/>
+        </w:rPr>
+        <w:t xml:space="preserve">Polymorthism: Là khả năng cho phép một hành vi (method) có thể được </w:t>
+      </w:r>
+      <w:r>
+        <w:rPr>
+          <w:rFonts w:ascii="Times New Roman" w:hAnsi="Times New Roman" w:cs="Times New Roman"/>
+          <w:b/>
+          <w:color w:val="FF0000"/>
+          <w:sz w:val="26"/>
+          <w:szCs w:val="26"/>
+        </w:rPr>
+        <w:t>thể hiện dưới nhiều hình thức khác nhau</w:t>
+      </w:r>
+      <w:r>
+        <w:rPr>
+          <w:rFonts w:ascii="Times New Roman" w:hAnsi="Times New Roman" w:cs="Times New Roman"/>
+          <w:b/>
+          <w:sz w:val="26"/>
+          <w:szCs w:val="26"/>
+        </w:rPr>
+        <w:t xml:space="preserve"> mà không quan tâm tới chi tiết.</w:t>
+      </w:r>
+    </w:p>
+    <w:p>
+      <w:pPr>
+        <w:pStyle w:val="ListParagraph"/>
+        <w:numPr>
+          <w:ilvl w:val="0"/>
+          <w:numId w:val="3"/>
+        </w:numPr>
+        <w:spacing w:before="120" w:after="120"/>
+        <w:ind w:left="284" w:hanging="284"/>
+        <w:rPr>
+          <w:rFonts w:ascii="Times New Roman" w:hAnsi="Times New Roman" w:cs="Times New Roman"/>
+          <w:b/>
+          <w:sz w:val="26"/>
+          <w:szCs w:val="26"/>
+        </w:rPr>
+      </w:pPr>
+      <w:r>
+        <w:rPr>
+          <w:rFonts w:ascii="Times New Roman" w:hAnsi="Times New Roman" w:cs="Times New Roman"/>
+          <w:b/>
+          <w:sz w:val="26"/>
+          <w:szCs w:val="26"/>
+          <w:highlight w:val="yellow"/>
+        </w:rPr>
+        <w:t>Abstract</w:t>
+      </w:r>
+      <w:r>
+        <w:rPr>
+          <w:rFonts w:ascii="Times New Roman" w:hAnsi="Times New Roman" w:cs="Times New Roman"/>
+          <w:b/>
+          <w:sz w:val="26"/>
+          <w:szCs w:val="26"/>
+        </w:rPr>
+        <w:t xml:space="preserve"> – </w:t>
+      </w:r>
+      <w:r>
+        <w:rPr>
+          <w:rFonts w:ascii="Times New Roman" w:hAnsi="Times New Roman" w:cs="Times New Roman"/>
+          <w:b/>
+          <w:color w:val="FF0000"/>
+          <w:sz w:val="26"/>
+          <w:szCs w:val="26"/>
+        </w:rPr>
+        <w:t>Làm nền cho lớp con để kế thừa</w:t>
+      </w:r>
+      <w:r>
+        <w:rPr>
+          <w:rFonts w:ascii="Times New Roman" w:hAnsi="Times New Roman" w:cs="Times New Roman"/>
+          <w:b/>
+          <w:sz w:val="26"/>
+          <w:szCs w:val="26"/>
+        </w:rPr>
+        <w:t xml:space="preserve">: </w:t>
+      </w:r>
+    </w:p>
+    <w:p>
+      <w:pPr>
+        <w:pStyle w:val="ListParagraph"/>
+        <w:numPr>
+          <w:ilvl w:val="0"/>
+          <w:numId w:val="5"/>
+        </w:numPr>
+        <w:tabs>
+          <w:tab w:val="left" w:pos="993"/>
+        </w:tabs>
+        <w:spacing w:before="120" w:after="120"/>
+        <w:ind w:left="993" w:hanging="273"/>
+        <w:rPr>
+          <w:rFonts w:ascii="Times New Roman" w:hAnsi="Times New Roman" w:cs="Times New Roman"/>
+          <w:b/>
+          <w:sz w:val="26"/>
+          <w:szCs w:val="26"/>
+        </w:rPr>
+      </w:pPr>
+      <w:r>
+        <w:rPr>
+          <w:rFonts w:ascii="Times New Roman" w:hAnsi="Times New Roman" w:cs="Times New Roman"/>
+          <w:b/>
+          <w:sz w:val="26"/>
+          <w:szCs w:val="26"/>
+        </w:rPr>
+        <w:t xml:space="preserve">Lớp trừu tượng (lớp ảo không có thực), </w:t>
+      </w:r>
+      <w:r>
+        <w:rPr>
+          <w:rFonts w:ascii="Times New Roman" w:hAnsi="Times New Roman" w:cs="Times New Roman"/>
+          <w:b/>
+          <w:sz w:val="26"/>
+          <w:szCs w:val="26"/>
+        </w:rPr>
+        <w:t xml:space="preserve">và </w:t>
+      </w:r>
+      <w:r>
+        <w:rPr>
+          <w:rFonts w:ascii="Times New Roman" w:hAnsi="Times New Roman" w:cs="Times New Roman"/>
+          <w:b/>
+          <w:sz w:val="26"/>
+          <w:szCs w:val="26"/>
+        </w:rPr>
+        <w:t xml:space="preserve">phương thức </w:t>
+      </w:r>
+      <w:r>
+        <w:rPr>
+          <w:rFonts w:ascii="Times New Roman" w:hAnsi="Times New Roman" w:cs="Times New Roman"/>
+          <w:b/>
+          <w:sz w:val="26"/>
+          <w:szCs w:val="26"/>
+        </w:rPr>
+        <w:t xml:space="preserve">abstract </w:t>
+      </w:r>
+      <w:r>
+        <w:rPr>
+          <w:rFonts w:ascii="Times New Roman" w:hAnsi="Times New Roman" w:cs="Times New Roman"/>
+          <w:b/>
+          <w:sz w:val="26"/>
+          <w:szCs w:val="26"/>
+        </w:rPr>
+        <w:t>sử dụng để khai báo định danh, không có nội dung xử lý.</w:t>
+      </w:r>
+    </w:p>
+    <w:p>
+      <w:pPr>
+        <w:pStyle w:val="ListParagraph"/>
+        <w:numPr>
+          <w:ilvl w:val="0"/>
+          <w:numId w:val="5"/>
+        </w:numPr>
+        <w:tabs>
+          <w:tab w:val="left" w:pos="993"/>
+        </w:tabs>
+        <w:spacing w:before="120" w:after="120"/>
+        <w:ind w:left="993" w:hanging="273"/>
+        <w:rPr>
+          <w:rFonts w:ascii="Times New Roman" w:hAnsi="Times New Roman" w:cs="Times New Roman"/>
+          <w:b/>
+          <w:sz w:val="26"/>
+          <w:szCs w:val="26"/>
+        </w:rPr>
+      </w:pPr>
+      <w:r>
+        <w:rPr>
+          <w:rFonts w:ascii="Times New Roman" w:hAnsi="Times New Roman" w:cs="Times New Roman"/>
+          <w:b/>
+          <w:sz w:val="26"/>
+          <w:szCs w:val="26"/>
+        </w:rPr>
+        <w:t>Trong 01 lớp chỉ cần có 01 phương thức abstract thì bắt buộc lớp đó phải là lớp abstract.</w:t>
+      </w:r>
+    </w:p>
+    <w:p>
+      <w:pPr>
+        <w:pStyle w:val="ListParagraph"/>
+        <w:numPr>
+          <w:ilvl w:val="0"/>
+          <w:numId w:val="5"/>
+        </w:numPr>
+        <w:tabs>
+          <w:tab w:val="left" w:pos="993"/>
+        </w:tabs>
+        <w:spacing w:before="120" w:after="120"/>
+        <w:ind w:left="993" w:hanging="273"/>
+        <w:rPr>
+          <w:rFonts w:ascii="Times New Roman" w:hAnsi="Times New Roman" w:cs="Times New Roman"/>
+          <w:b/>
+          <w:sz w:val="26"/>
+          <w:szCs w:val="26"/>
+        </w:rPr>
+      </w:pPr>
+      <w:r>
+        <w:rPr>
+          <w:rFonts w:ascii="Times New Roman" w:hAnsi="Times New Roman" w:cs="Times New Roman"/>
+          <w:b/>
+          <w:sz w:val="26"/>
+          <w:szCs w:val="26"/>
+        </w:rPr>
+        <w:t xml:space="preserve">01 phương thức được khai báo abstract từ lớp superclass (lớp cha) </w:t>
+      </w:r>
+      <w:r>
+        <w:rPr>
+          <w:rFonts w:ascii="Times New Roman" w:hAnsi="Times New Roman" w:cs="Times New Roman"/>
+          <w:b/>
+          <w:color w:val="FF0000"/>
+          <w:sz w:val="26"/>
+          <w:szCs w:val="26"/>
+        </w:rPr>
+        <w:t>bắt buộc</w:t>
+      </w:r>
+      <w:r>
+        <w:rPr>
+          <w:rFonts w:ascii="Times New Roman" w:hAnsi="Times New Roman" w:cs="Times New Roman"/>
+          <w:b/>
+          <w:sz w:val="26"/>
+          <w:szCs w:val="26"/>
+        </w:rPr>
+        <w:t xml:space="preserve"> phải được @override từ lớp con.</w:t>
+      </w:r>
+    </w:p>
+    <w:p>
+      <w:pPr>
+        <w:pStyle w:val="ListParagraph"/>
+        <w:numPr>
+          <w:ilvl w:val="0"/>
+          <w:numId w:val="5"/>
+        </w:numPr>
+        <w:tabs>
+          <w:tab w:val="left" w:pos="993"/>
+        </w:tabs>
+        <w:spacing w:before="120" w:after="120"/>
+        <w:ind w:left="993" w:hanging="273"/>
+        <w:rPr>
+          <w:rFonts w:ascii="Times New Roman" w:hAnsi="Times New Roman" w:cs="Times New Roman"/>
+          <w:b/>
+          <w:sz w:val="26"/>
+          <w:szCs w:val="26"/>
+        </w:rPr>
+      </w:pPr>
+      <w:r>
+        <w:rPr>
+          <w:rFonts w:ascii="Times New Roman" w:hAnsi="Times New Roman" w:cs="Times New Roman"/>
+          <w:b/>
+          <w:sz w:val="26"/>
+          <w:szCs w:val="26"/>
+        </w:rPr>
+        <w:t>Không thể sử dụng đối tượng thuộc lớp abstract ra hàm main để chạy (vì nó là lớp ảo).</w:t>
+      </w:r>
+    </w:p>
+    <w:p>
+      <w:pPr>
+        <w:pStyle w:val="ListParagraph"/>
+        <w:numPr>
+          <w:ilvl w:val="0"/>
+          <w:numId w:val="3"/>
+        </w:numPr>
+        <w:spacing w:before="120" w:after="120"/>
+        <w:ind w:left="284" w:hanging="284"/>
+        <w:rPr>
+          <w:rFonts w:ascii="Times New Roman" w:hAnsi="Times New Roman" w:cs="Times New Roman"/>
+          <w:b/>
+          <w:sz w:val="26"/>
+          <w:szCs w:val="26"/>
+        </w:rPr>
+      </w:pPr>
+      <w:r>
+        <w:rPr>
+          <w:rFonts w:ascii="Times New Roman" w:hAnsi="Times New Roman" w:cs="Times New Roman"/>
+          <w:b/>
+          <w:sz w:val="26"/>
+          <w:szCs w:val="26"/>
+          <w:highlight w:val="yellow"/>
+        </w:rPr>
+        <w:t>Interface</w:t>
+      </w:r>
+      <w:r>
+        <w:rPr>
+          <w:rFonts w:ascii="Times New Roman" w:hAnsi="Times New Roman" w:cs="Times New Roman"/>
+          <w:b/>
+          <w:sz w:val="26"/>
+          <w:szCs w:val="26"/>
+        </w:rPr>
+        <w:t xml:space="preserve"> – Hiểu nôm na là bản thiết kế của ngôi nhà: </w:t>
+      </w:r>
+    </w:p>
+    <w:p>
+      <w:pPr>
+        <w:pStyle w:val="ListParagraph"/>
+        <w:numPr>
+          <w:ilvl w:val="0"/>
+          <w:numId w:val="5"/>
+        </w:numPr>
+        <w:tabs>
+          <w:tab w:val="left" w:pos="993"/>
+        </w:tabs>
+        <w:spacing w:before="120" w:after="120"/>
+        <w:ind w:left="993" w:hanging="273"/>
+        <w:rPr>
+          <w:rFonts w:ascii="Times New Roman" w:hAnsi="Times New Roman" w:cs="Times New Roman"/>
+          <w:b/>
+          <w:sz w:val="26"/>
+          <w:szCs w:val="26"/>
+        </w:rPr>
+      </w:pPr>
+      <w:r>
+        <w:rPr>
+          <w:rFonts w:ascii="Times New Roman" w:hAnsi="Times New Roman" w:cs="Times New Roman"/>
+          <w:b/>
+          <w:sz w:val="26"/>
+          <w:szCs w:val="26"/>
+        </w:rPr>
+        <w:t>Khai báo những gì chúng ta cần sử dụng, sau đó triển khai theo đúng những hạng mục mà chúng ta đã khai báo trong interface (như 1 bảng kế hoạch).</w:t>
+      </w:r>
+    </w:p>
+    <w:p>
+      <w:pPr>
+        <w:pStyle w:val="ListParagraph"/>
+        <w:numPr>
+          <w:ilvl w:val="0"/>
+          <w:numId w:val="5"/>
+        </w:numPr>
+        <w:tabs>
+          <w:tab w:val="left" w:pos="993"/>
+        </w:tabs>
+        <w:spacing w:before="120" w:after="120"/>
+        <w:ind w:left="993" w:hanging="273"/>
+        <w:rPr>
+          <w:rFonts w:ascii="Times New Roman" w:hAnsi="Times New Roman" w:cs="Times New Roman"/>
+          <w:b/>
+          <w:color w:val="FF0000"/>
+          <w:sz w:val="26"/>
+          <w:szCs w:val="26"/>
+        </w:rPr>
+      </w:pPr>
+      <w:r>
+        <w:rPr>
+          <w:rFonts w:ascii="Times New Roman" w:hAnsi="Times New Roman" w:cs="Times New Roman"/>
+          <w:b/>
+          <w:color w:val="FF0000"/>
+          <w:sz w:val="26"/>
+          <w:szCs w:val="26"/>
+        </w:rPr>
+        <w:t>Khai báo t</w:t>
+      </w:r>
+      <w:r>
+        <w:rPr>
+          <w:rFonts w:ascii="Times New Roman" w:hAnsi="Times New Roman" w:cs="Times New Roman"/>
+          <w:b/>
+          <w:color w:val="FF0000"/>
+          <w:sz w:val="26"/>
+          <w:szCs w:val="26"/>
+        </w:rPr>
+        <w:t>ất cả những phương thức trong interface đều phả</w:t>
+      </w:r>
+      <w:r>
+        <w:rPr>
+          <w:rFonts w:ascii="Times New Roman" w:hAnsi="Times New Roman" w:cs="Times New Roman"/>
+          <w:b/>
+          <w:color w:val="FF0000"/>
+          <w:sz w:val="26"/>
+          <w:szCs w:val="26"/>
+        </w:rPr>
+        <w:t>i là public, nếu không khai báo public thì vẫn mặc định là public.</w:t>
+      </w:r>
+    </w:p>
+    <w:p>
+      <w:pPr>
+        <w:pStyle w:val="ListParagraph"/>
+        <w:numPr>
+          <w:ilvl w:val="0"/>
+          <w:numId w:val="5"/>
+        </w:numPr>
+        <w:tabs>
+          <w:tab w:val="left" w:pos="993"/>
+        </w:tabs>
+        <w:spacing w:before="120" w:after="120"/>
+        <w:ind w:left="993" w:hanging="273"/>
+        <w:rPr>
+          <w:rFonts w:ascii="Times New Roman" w:hAnsi="Times New Roman" w:cs="Times New Roman"/>
+          <w:b/>
+          <w:color w:val="FF0000"/>
+          <w:sz w:val="26"/>
+          <w:szCs w:val="26"/>
+        </w:rPr>
+      </w:pPr>
+      <w:r>
+        <w:rPr>
+          <w:rFonts w:ascii="Times New Roman" w:hAnsi="Times New Roman" w:cs="Times New Roman"/>
+          <w:b/>
+          <w:color w:val="FF0000"/>
+          <w:sz w:val="26"/>
+          <w:szCs w:val="26"/>
+        </w:rPr>
+        <w:t>Chỉ khai báo định danh, không có phần body.</w:t>
+      </w:r>
+    </w:p>
+    <w:p>
+      <w:pPr>
+        <w:pStyle w:val="ListParagraph"/>
+        <w:numPr>
+          <w:ilvl w:val="0"/>
+          <w:numId w:val="5"/>
+        </w:numPr>
+        <w:tabs>
+          <w:tab w:val="left" w:pos="993"/>
+        </w:tabs>
+        <w:spacing w:before="120" w:after="120"/>
+        <w:ind w:left="993" w:hanging="273"/>
+        <w:rPr>
+          <w:rFonts w:ascii="Times New Roman" w:hAnsi="Times New Roman" w:cs="Times New Roman"/>
+          <w:b/>
+          <w:sz w:val="26"/>
+          <w:szCs w:val="26"/>
+        </w:rPr>
+      </w:pPr>
+      <w:r>
+        <w:rPr>
+          <w:rFonts w:ascii="Times New Roman" w:hAnsi="Times New Roman" w:cs="Times New Roman"/>
+          <w:b/>
+          <w:sz w:val="26"/>
+          <w:szCs w:val="26"/>
+        </w:rPr>
+        <w:t>Các hàm implements (hàm triển khai từ lớp interface) bắt buộc phải @</w:t>
+      </w:r>
+      <w:r>
+        <w:rPr>
+          <w:rFonts w:ascii="Times New Roman" w:hAnsi="Times New Roman" w:cs="Times New Roman"/>
+          <w:b/>
+          <w:color w:val="FF0000"/>
+          <w:sz w:val="26"/>
+          <w:szCs w:val="26"/>
+        </w:rPr>
+        <w:t>override lại tất cả các phương thức trong lớp interface</w:t>
+      </w:r>
+      <w:r>
+        <w:rPr>
+          <w:rFonts w:ascii="Times New Roman" w:hAnsi="Times New Roman" w:cs="Times New Roman"/>
+          <w:b/>
+          <w:color w:val="FF0000"/>
+          <w:sz w:val="26"/>
+          <w:szCs w:val="26"/>
+        </w:rPr>
+        <w:t>, chỉ cần có định danh phương thức, không quan tâm nội dung bên trong</w:t>
+      </w:r>
+      <w:r>
+        <w:rPr>
+          <w:rFonts w:ascii="Times New Roman" w:hAnsi="Times New Roman" w:cs="Times New Roman"/>
+          <w:b/>
+          <w:sz w:val="26"/>
+          <w:szCs w:val="26"/>
+        </w:rPr>
+        <w:t xml:space="preserve"> </w:t>
+      </w:r>
+      <w:r>
+        <w:rPr>
+          <w:rFonts w:ascii="Times New Roman" w:hAnsi="Times New Roman" w:cs="Times New Roman"/>
+          <w:b/>
+          <w:sz w:val="26"/>
+          <w:szCs w:val="26"/>
+          <w:highlight w:val="yellow"/>
+        </w:rPr>
+        <w:t>(tương tự abstract)</w:t>
+      </w:r>
+      <w:r>
+        <w:rPr>
+          <w:rFonts w:ascii="Times New Roman" w:hAnsi="Times New Roman" w:cs="Times New Roman"/>
+          <w:b/>
+          <w:sz w:val="26"/>
+          <w:szCs w:val="26"/>
+          <w:highlight w:val="yellow"/>
+        </w:rPr>
+        <w:t xml:space="preserve"> – </w:t>
+      </w:r>
+      <w:r>
+        <w:rPr>
+          <w:rFonts w:ascii="Times New Roman" w:hAnsi="Times New Roman" w:cs="Times New Roman"/>
+          <w:b/>
+          <w:sz w:val="26"/>
+          <w:szCs w:val="26"/>
+        </w:rPr>
+        <w:t>Kiểu như nhìn vào 01 bản thiết kế chính (lớp interface), và lớp implements từ lớp interface sẽ làm đúng từng hạng mục trong bản thiết kế chính đó.</w:t>
+      </w:r>
+    </w:p>
+    <w:p>
+      <w:pPr>
+        <w:pStyle w:val="ListParagraph"/>
+        <w:numPr>
+          <w:ilvl w:val="0"/>
+          <w:numId w:val="3"/>
+        </w:numPr>
+        <w:spacing w:before="120" w:after="120"/>
+        <w:ind w:left="284" w:hanging="284"/>
+        <w:rPr>
+          <w:rFonts w:ascii="Times New Roman" w:hAnsi="Times New Roman" w:cs="Times New Roman"/>
+          <w:b/>
+          <w:sz w:val="26"/>
+          <w:szCs w:val="26"/>
+          <w:highlight w:val="yellow"/>
+        </w:rPr>
+      </w:pPr>
+      <w:r>
+        <w:rPr>
+          <w:rFonts w:ascii="Times New Roman" w:hAnsi="Times New Roman" w:cs="Times New Roman"/>
+          <w:b/>
+          <w:sz w:val="26"/>
+          <w:szCs w:val="26"/>
+          <w:highlight w:val="yellow"/>
+        </w:rPr>
+        <w:t>Sự giống nhau và khác nhau giữa abstract và interface:</w:t>
+      </w:r>
+    </w:p>
+    <w:p>
+      <w:pPr>
+        <w:pStyle w:val="ListParagraph"/>
+        <w:numPr>
+          <w:ilvl w:val="0"/>
+          <w:numId w:val="5"/>
+        </w:numPr>
+        <w:tabs>
+          <w:tab w:val="left" w:pos="993"/>
+        </w:tabs>
+        <w:spacing w:before="120" w:after="120"/>
+        <w:ind w:left="993" w:hanging="273"/>
+        <w:rPr>
+          <w:rFonts w:ascii="Times New Roman" w:hAnsi="Times New Roman" w:cs="Times New Roman"/>
+          <w:b/>
+          <w:sz w:val="26"/>
+          <w:szCs w:val="26"/>
+        </w:rPr>
+      </w:pPr>
+      <w:r>
+        <w:rPr>
+          <w:rFonts w:ascii="Times New Roman" w:hAnsi="Times New Roman" w:cs="Times New Roman"/>
+          <w:b/>
+          <w:sz w:val="26"/>
+          <w:szCs w:val="26"/>
+        </w:rPr>
+        <w:lastRenderedPageBreak/>
+        <w:t>Giống nhau:</w:t>
+      </w:r>
+    </w:p>
+    <w:p>
+      <w:pPr>
+        <w:pStyle w:val="ListParagraph"/>
+        <w:numPr>
+          <w:ilvl w:val="0"/>
+          <w:numId w:val="7"/>
+        </w:numPr>
+        <w:tabs>
+          <w:tab w:val="left" w:pos="1276"/>
+        </w:tabs>
+        <w:spacing w:before="120" w:after="120"/>
+        <w:ind w:left="1276" w:hanging="283"/>
+        <w:rPr>
+          <w:rFonts w:ascii="Times New Roman" w:hAnsi="Times New Roman" w:cs="Times New Roman"/>
+          <w:sz w:val="26"/>
+          <w:szCs w:val="26"/>
+        </w:rPr>
+      </w:pPr>
+      <w:r>
+        <w:rPr>
+          <w:rFonts w:ascii="Times New Roman" w:hAnsi="Times New Roman" w:cs="Times New Roman"/>
+          <w:sz w:val="26"/>
+          <w:szCs w:val="26"/>
+        </w:rPr>
+        <w:t>Đều phải @override lại tất cả các phương thức trong lớp cha.</w:t>
+      </w:r>
+    </w:p>
+    <w:p>
+      <w:pPr>
+        <w:pStyle w:val="ListParagraph"/>
+        <w:numPr>
+          <w:ilvl w:val="0"/>
+          <w:numId w:val="5"/>
+        </w:numPr>
+        <w:tabs>
+          <w:tab w:val="left" w:pos="993"/>
+        </w:tabs>
+        <w:spacing w:before="120" w:after="120"/>
+        <w:ind w:left="993" w:hanging="273"/>
+        <w:rPr>
+          <w:rFonts w:ascii="Times New Roman" w:hAnsi="Times New Roman" w:cs="Times New Roman"/>
+          <w:b/>
+          <w:sz w:val="26"/>
+          <w:szCs w:val="26"/>
+        </w:rPr>
+      </w:pPr>
+      <w:r>
+        <w:rPr>
+          <w:rFonts w:ascii="Times New Roman" w:hAnsi="Times New Roman" w:cs="Times New Roman"/>
+          <w:b/>
+          <w:sz w:val="26"/>
+          <w:szCs w:val="26"/>
+        </w:rPr>
+        <w:t>Khác nhau:</w:t>
+      </w:r>
+    </w:p>
+    <w:p>
+      <w:pPr>
+        <w:pStyle w:val="ListParagraph"/>
+        <w:numPr>
+          <w:ilvl w:val="0"/>
+          <w:numId w:val="7"/>
+        </w:numPr>
+        <w:tabs>
+          <w:tab w:val="left" w:pos="1276"/>
+        </w:tabs>
+        <w:spacing w:before="120" w:after="120"/>
+        <w:ind w:left="1276" w:hanging="283"/>
+        <w:rPr>
+          <w:rFonts w:ascii="Times New Roman" w:hAnsi="Times New Roman" w:cs="Times New Roman"/>
+          <w:sz w:val="26"/>
+          <w:szCs w:val="26"/>
+        </w:rPr>
+      </w:pPr>
+      <w:r>
+        <w:rPr>
+          <w:rFonts w:ascii="Times New Roman" w:hAnsi="Times New Roman" w:cs="Times New Roman"/>
+          <w:sz w:val="26"/>
+          <w:szCs w:val="26"/>
+        </w:rPr>
+        <w:t>Interface có thể tạo ra 01 lớp được triển khai từ nhiề</w:t>
+      </w:r>
+      <w:r>
+        <w:rPr>
+          <w:rFonts w:ascii="Times New Roman" w:hAnsi="Times New Roman" w:cs="Times New Roman"/>
+          <w:sz w:val="26"/>
+          <w:szCs w:val="26"/>
+        </w:rPr>
+        <w:t>u interface khác nhau (đa).</w:t>
+      </w:r>
+    </w:p>
+    <w:p>
+      <w:pPr>
+        <w:pStyle w:val="ListParagraph"/>
+        <w:numPr>
+          <w:ilvl w:val="0"/>
+          <w:numId w:val="7"/>
+        </w:numPr>
+        <w:tabs>
+          <w:tab w:val="left" w:pos="1276"/>
+        </w:tabs>
+        <w:spacing w:before="120" w:after="120"/>
+        <w:ind w:left="1276" w:hanging="283"/>
+        <w:rPr>
+          <w:rFonts w:ascii="Times New Roman" w:hAnsi="Times New Roman" w:cs="Times New Roman"/>
+          <w:sz w:val="26"/>
+          <w:szCs w:val="26"/>
+        </w:rPr>
+      </w:pPr>
+      <w:r>
+        <w:rPr>
+          <w:rFonts w:ascii="Times New Roman" w:hAnsi="Times New Roman" w:cs="Times New Roman"/>
+          <w:sz w:val="26"/>
+          <w:szCs w:val="26"/>
+        </w:rPr>
+        <w:t xml:space="preserve">Abstract thì </w:t>
+      </w:r>
+      <w:r>
+        <w:rPr>
+          <w:rFonts w:ascii="Times New Roman" w:hAnsi="Times New Roman" w:cs="Times New Roman"/>
+          <w:sz w:val="26"/>
+          <w:szCs w:val="26"/>
+        </w:rPr>
+        <w:t>dùng những</w:t>
+      </w:r>
+      <w:r>
+        <w:rPr>
+          <w:rFonts w:ascii="Times New Roman" w:hAnsi="Times New Roman" w:cs="Times New Roman"/>
+          <w:sz w:val="26"/>
+          <w:szCs w:val="26"/>
+        </w:rPr>
+        <w:t xml:space="preserve"> </w:t>
+      </w:r>
+      <w:r>
+        <w:rPr>
+          <w:rFonts w:ascii="Times New Roman" w:hAnsi="Times New Roman" w:cs="Times New Roman"/>
+          <w:sz w:val="26"/>
+          <w:szCs w:val="26"/>
+        </w:rPr>
+        <w:t>đối tượng/lớp có liên quan đến nhau, và tạo ra 01 lớp chỉ dùng được từ 1 abstract (đơn).</w:t>
+      </w:r>
+    </w:p>
+    <w:p>
+      <w:pPr>
+        <w:pStyle w:val="ListParagraph"/>
+        <w:numPr>
+          <w:ilvl w:val="0"/>
+          <w:numId w:val="3"/>
+        </w:numPr>
+        <w:spacing w:before="120" w:after="120"/>
+        <w:ind w:left="284" w:hanging="284"/>
+        <w:rPr>
+          <w:rFonts w:ascii="Times New Roman" w:hAnsi="Times New Roman" w:cs="Times New Roman"/>
+          <w:b/>
+          <w:sz w:val="26"/>
+          <w:szCs w:val="26"/>
+        </w:rPr>
+      </w:pPr>
+      <w:r>
+        <w:rPr>
+          <w:rFonts w:ascii="Times New Roman" w:hAnsi="Times New Roman" w:cs="Times New Roman"/>
+          <w:b/>
+          <w:color w:val="FF0000"/>
+          <w:sz w:val="26"/>
+          <w:szCs w:val="26"/>
+        </w:rPr>
+        <w:t>JDBC (hay còn gọi là API trong lập trình Web)</w:t>
+      </w:r>
+      <w:r>
+        <w:rPr>
+          <w:rFonts w:ascii="Times New Roman" w:hAnsi="Times New Roman" w:cs="Times New Roman"/>
+          <w:b/>
+          <w:sz w:val="26"/>
+          <w:szCs w:val="26"/>
+        </w:rPr>
+        <w:t>:</w:t>
+      </w:r>
+      <w:r>
+        <w:rPr>
+          <w:rFonts w:ascii="Times New Roman" w:hAnsi="Times New Roman" w:cs="Times New Roman"/>
+          <w:b/>
+          <w:sz w:val="26"/>
+          <w:szCs w:val="26"/>
+        </w:rPr>
+        <w:t xml:space="preserve"> Là tập những cái lớp/thư viện</w:t>
+      </w:r>
+      <w:bookmarkStart w:id="0" w:name="_GoBack"/>
+      <w:bookmarkEnd w:id="0"/>
+      <w:r>
+        <w:rPr>
+          <w:rFonts w:ascii="Times New Roman" w:hAnsi="Times New Roman" w:cs="Times New Roman"/>
+          <w:b/>
+          <w:sz w:val="26"/>
+          <w:szCs w:val="26"/>
+        </w:rPr>
+        <w:t xml:space="preserve"> giúp chúng ta làm việc với hệ cơ sở quản trị dữ liệu.</w:t>
+      </w:r>
+    </w:p>
+    <w:p>
+      <w:pPr>
+        <w:pStyle w:val="ListParagraph"/>
+        <w:tabs>
+          <w:tab w:val="left" w:pos="1276"/>
+        </w:tabs>
+        <w:spacing w:before="120" w:after="120"/>
+        <w:ind w:left="1276"/>
+        <w:rPr>
+          <w:rFonts w:ascii="Times New Roman" w:hAnsi="Times New Roman" w:cs="Times New Roman"/>
+          <w:sz w:val="26"/>
+          <w:szCs w:val="26"/>
         </w:rPr>
       </w:pPr>
     </w:p>
@@ -7436,7 +8789,7 @@
 </file>
 
 <file path=customXml/itemProps1.xml><?xml version="1.0" encoding="utf-8"?>
-<ds:datastoreItem xmlns:ds="http://schemas.openxmlformats.org/officeDocument/2006/customXml" ds:itemID="{C200AE28-740F-4F67-BF59-6CCDDCCF924A}">
+<ds:datastoreItem xmlns:ds="http://schemas.openxmlformats.org/officeDocument/2006/customXml" ds:itemID="{4CEC869F-F63C-4069-ADF6-74E1B4DEC8F1}">
   <ds:schemaRefs>
     <ds:schemaRef ds:uri="http://schemas.openxmlformats.org/officeDocument/2006/bibliography"/>
   </ds:schemaRefs>
